--- a/thesis/CRQEYD Position Based Fluids.docx
+++ b/thesis/CRQEYD Position Based Fluids.docx
@@ -4849,7 +4849,7 @@
           <w:b w:val="0"/>
           <w:noProof/>
           <w:kern w:val="2"/>
-          <w:lang w:val="hu-HU" w:eastAsia="hu-HU"/>
+          <w:lang w:eastAsia="hu-HU"/>
           <w14:ligatures w14:val="standardContextual"/>
         </w:rPr>
       </w:pPr>
@@ -4876,7 +4876,7 @@
             <w:b w:val="0"/>
             <w:noProof/>
             <w:kern w:val="2"/>
-            <w:lang w:val="hu-HU" w:eastAsia="hu-HU"/>
+            <w:lang w:eastAsia="hu-HU"/>
             <w14:ligatures w14:val="standardContextual"/>
           </w:rPr>
           <w:tab/>
@@ -4949,7 +4949,7 @@
           <w:b w:val="0"/>
           <w:noProof/>
           <w:kern w:val="2"/>
-          <w:lang w:val="hu-HU" w:eastAsia="hu-HU"/>
+          <w:lang w:eastAsia="hu-HU"/>
           <w14:ligatures w14:val="standardContextual"/>
         </w:rPr>
       </w:pPr>
@@ -4967,7 +4967,7 @@
             <w:b w:val="0"/>
             <w:noProof/>
             <w:kern w:val="2"/>
-            <w:lang w:val="hu-HU" w:eastAsia="hu-HU"/>
+            <w:lang w:eastAsia="hu-HU"/>
             <w14:ligatures w14:val="standardContextual"/>
           </w:rPr>
           <w:tab/>
@@ -5040,7 +5040,7 @@
           <w:b w:val="0"/>
           <w:noProof/>
           <w:kern w:val="2"/>
-          <w:lang w:val="hu-HU" w:eastAsia="hu-HU"/>
+          <w:lang w:eastAsia="hu-HU"/>
           <w14:ligatures w14:val="standardContextual"/>
         </w:rPr>
       </w:pPr>
@@ -5058,7 +5058,7 @@
             <w:b w:val="0"/>
             <w:noProof/>
             <w:kern w:val="2"/>
-            <w:lang w:val="hu-HU" w:eastAsia="hu-HU"/>
+            <w:lang w:eastAsia="hu-HU"/>
             <w14:ligatures w14:val="standardContextual"/>
           </w:rPr>
           <w:tab/>
@@ -5131,7 +5131,7 @@
           <w:rFonts w:asciiTheme="minorHAnsi" w:eastAsiaTheme="minorEastAsia" w:hAnsiTheme="minorHAnsi" w:cstheme="minorBidi"/>
           <w:noProof/>
           <w:kern w:val="2"/>
-          <w:lang w:val="hu-HU" w:eastAsia="hu-HU"/>
+          <w:lang w:eastAsia="hu-HU"/>
           <w14:ligatures w14:val="standardContextual"/>
         </w:rPr>
       </w:pPr>
@@ -5148,7 +5148,7 @@
             <w:rFonts w:asciiTheme="minorHAnsi" w:eastAsiaTheme="minorEastAsia" w:hAnsiTheme="minorHAnsi" w:cstheme="minorBidi"/>
             <w:noProof/>
             <w:kern w:val="2"/>
-            <w:lang w:val="hu-HU" w:eastAsia="hu-HU"/>
+            <w:lang w:eastAsia="hu-HU"/>
             <w14:ligatures w14:val="standardContextual"/>
           </w:rPr>
           <w:tab/>
@@ -5221,7 +5221,7 @@
           <w:rFonts w:asciiTheme="minorHAnsi" w:eastAsiaTheme="minorEastAsia" w:hAnsiTheme="minorHAnsi" w:cstheme="minorBidi"/>
           <w:noProof/>
           <w:kern w:val="2"/>
-          <w:lang w:val="hu-HU" w:eastAsia="hu-HU"/>
+          <w:lang w:eastAsia="hu-HU"/>
           <w14:ligatures w14:val="standardContextual"/>
         </w:rPr>
       </w:pPr>
@@ -5238,7 +5238,7 @@
             <w:rFonts w:asciiTheme="minorHAnsi" w:eastAsiaTheme="minorEastAsia" w:hAnsiTheme="minorHAnsi" w:cstheme="minorBidi"/>
             <w:noProof/>
             <w:kern w:val="2"/>
-            <w:lang w:val="hu-HU" w:eastAsia="hu-HU"/>
+            <w:lang w:eastAsia="hu-HU"/>
             <w14:ligatures w14:val="standardContextual"/>
           </w:rPr>
           <w:tab/>
@@ -5311,7 +5311,7 @@
           <w:rFonts w:asciiTheme="minorHAnsi" w:eastAsiaTheme="minorEastAsia" w:hAnsiTheme="minorHAnsi" w:cstheme="minorBidi"/>
           <w:noProof/>
           <w:kern w:val="2"/>
-          <w:lang w:val="hu-HU" w:eastAsia="hu-HU"/>
+          <w:lang w:eastAsia="hu-HU"/>
           <w14:ligatures w14:val="standardContextual"/>
         </w:rPr>
       </w:pPr>
@@ -5328,7 +5328,7 @@
             <w:rFonts w:asciiTheme="minorHAnsi" w:eastAsiaTheme="minorEastAsia" w:hAnsiTheme="minorHAnsi" w:cstheme="minorBidi"/>
             <w:noProof/>
             <w:kern w:val="2"/>
-            <w:lang w:val="hu-HU" w:eastAsia="hu-HU"/>
+            <w:lang w:eastAsia="hu-HU"/>
             <w14:ligatures w14:val="standardContextual"/>
           </w:rPr>
           <w:tab/>
@@ -5401,7 +5401,7 @@
           <w:rFonts w:asciiTheme="minorHAnsi" w:eastAsiaTheme="minorEastAsia" w:hAnsiTheme="minorHAnsi" w:cstheme="minorBidi"/>
           <w:noProof/>
           <w:kern w:val="2"/>
-          <w:lang w:val="hu-HU" w:eastAsia="hu-HU"/>
+          <w:lang w:eastAsia="hu-HU"/>
           <w14:ligatures w14:val="standardContextual"/>
         </w:rPr>
       </w:pPr>
@@ -5418,7 +5418,7 @@
             <w:rFonts w:asciiTheme="minorHAnsi" w:eastAsiaTheme="minorEastAsia" w:hAnsiTheme="minorHAnsi" w:cstheme="minorBidi"/>
             <w:noProof/>
             <w:kern w:val="2"/>
-            <w:lang w:val="hu-HU" w:eastAsia="hu-HU"/>
+            <w:lang w:eastAsia="hu-HU"/>
             <w14:ligatures w14:val="standardContextual"/>
           </w:rPr>
           <w:tab/>
@@ -5491,7 +5491,7 @@
           <w:rFonts w:asciiTheme="minorHAnsi" w:eastAsiaTheme="minorEastAsia" w:hAnsiTheme="minorHAnsi" w:cstheme="minorBidi"/>
           <w:noProof/>
           <w:kern w:val="2"/>
-          <w:lang w:val="hu-HU" w:eastAsia="hu-HU"/>
+          <w:lang w:eastAsia="hu-HU"/>
           <w14:ligatures w14:val="standardContextual"/>
         </w:rPr>
       </w:pPr>
@@ -5508,7 +5508,7 @@
             <w:rFonts w:asciiTheme="minorHAnsi" w:eastAsiaTheme="minorEastAsia" w:hAnsiTheme="minorHAnsi" w:cstheme="minorBidi"/>
             <w:noProof/>
             <w:kern w:val="2"/>
-            <w:lang w:val="hu-HU" w:eastAsia="hu-HU"/>
+            <w:lang w:eastAsia="hu-HU"/>
             <w14:ligatures w14:val="standardContextual"/>
           </w:rPr>
           <w:tab/>
@@ -5581,7 +5581,7 @@
           <w:b w:val="0"/>
           <w:noProof/>
           <w:kern w:val="2"/>
-          <w:lang w:val="hu-HU" w:eastAsia="hu-HU"/>
+          <w:lang w:eastAsia="hu-HU"/>
           <w14:ligatures w14:val="standardContextual"/>
         </w:rPr>
       </w:pPr>
@@ -5599,7 +5599,7 @@
             <w:b w:val="0"/>
             <w:noProof/>
             <w:kern w:val="2"/>
-            <w:lang w:val="hu-HU" w:eastAsia="hu-HU"/>
+            <w:lang w:eastAsia="hu-HU"/>
             <w14:ligatures w14:val="standardContextual"/>
           </w:rPr>
           <w:tab/>
@@ -5672,7 +5672,7 @@
           <w:rFonts w:asciiTheme="minorHAnsi" w:eastAsiaTheme="minorEastAsia" w:hAnsiTheme="minorHAnsi" w:cstheme="minorBidi"/>
           <w:noProof/>
           <w:kern w:val="2"/>
-          <w:lang w:val="hu-HU" w:eastAsia="hu-HU"/>
+          <w:lang w:eastAsia="hu-HU"/>
           <w14:ligatures w14:val="standardContextual"/>
         </w:rPr>
       </w:pPr>
@@ -5689,7 +5689,7 @@
             <w:rFonts w:asciiTheme="minorHAnsi" w:eastAsiaTheme="minorEastAsia" w:hAnsiTheme="minorHAnsi" w:cstheme="minorBidi"/>
             <w:noProof/>
             <w:kern w:val="2"/>
-            <w:lang w:val="hu-HU" w:eastAsia="hu-HU"/>
+            <w:lang w:eastAsia="hu-HU"/>
             <w14:ligatures w14:val="standardContextual"/>
           </w:rPr>
           <w:tab/>
@@ -5762,7 +5762,7 @@
           <w:rFonts w:asciiTheme="minorHAnsi" w:eastAsiaTheme="minorEastAsia" w:hAnsiTheme="minorHAnsi" w:cstheme="minorBidi"/>
           <w:noProof/>
           <w:kern w:val="2"/>
-          <w:lang w:val="hu-HU" w:eastAsia="hu-HU"/>
+          <w:lang w:eastAsia="hu-HU"/>
           <w14:ligatures w14:val="standardContextual"/>
         </w:rPr>
       </w:pPr>
@@ -5779,7 +5779,7 @@
             <w:rFonts w:asciiTheme="minorHAnsi" w:eastAsiaTheme="minorEastAsia" w:hAnsiTheme="minorHAnsi" w:cstheme="minorBidi"/>
             <w:noProof/>
             <w:kern w:val="2"/>
-            <w:lang w:val="hu-HU" w:eastAsia="hu-HU"/>
+            <w:lang w:eastAsia="hu-HU"/>
             <w14:ligatures w14:val="standardContextual"/>
           </w:rPr>
           <w:tab/>
@@ -5852,7 +5852,7 @@
           <w:rFonts w:asciiTheme="minorHAnsi" w:eastAsiaTheme="minorEastAsia" w:hAnsiTheme="minorHAnsi" w:cstheme="minorBidi"/>
           <w:noProof/>
           <w:kern w:val="2"/>
-          <w:lang w:val="hu-HU" w:eastAsia="hu-HU"/>
+          <w:lang w:eastAsia="hu-HU"/>
           <w14:ligatures w14:val="standardContextual"/>
         </w:rPr>
       </w:pPr>
@@ -5869,7 +5869,7 @@
             <w:rFonts w:asciiTheme="minorHAnsi" w:eastAsiaTheme="minorEastAsia" w:hAnsiTheme="minorHAnsi" w:cstheme="minorBidi"/>
             <w:noProof/>
             <w:kern w:val="2"/>
-            <w:lang w:val="hu-HU" w:eastAsia="hu-HU"/>
+            <w:lang w:eastAsia="hu-HU"/>
             <w14:ligatures w14:val="standardContextual"/>
           </w:rPr>
           <w:tab/>
@@ -5942,7 +5942,7 @@
           <w:rFonts w:asciiTheme="minorHAnsi" w:eastAsiaTheme="minorEastAsia" w:hAnsiTheme="minorHAnsi" w:cstheme="minorBidi"/>
           <w:noProof/>
           <w:kern w:val="2"/>
-          <w:lang w:val="hu-HU" w:eastAsia="hu-HU"/>
+          <w:lang w:eastAsia="hu-HU"/>
           <w14:ligatures w14:val="standardContextual"/>
         </w:rPr>
       </w:pPr>
@@ -5959,7 +5959,7 @@
             <w:rFonts w:asciiTheme="minorHAnsi" w:eastAsiaTheme="minorEastAsia" w:hAnsiTheme="minorHAnsi" w:cstheme="minorBidi"/>
             <w:noProof/>
             <w:kern w:val="2"/>
-            <w:lang w:val="hu-HU" w:eastAsia="hu-HU"/>
+            <w:lang w:eastAsia="hu-HU"/>
             <w14:ligatures w14:val="standardContextual"/>
           </w:rPr>
           <w:tab/>
@@ -6032,7 +6032,7 @@
           <w:rFonts w:asciiTheme="minorHAnsi" w:eastAsiaTheme="minorEastAsia" w:hAnsiTheme="minorHAnsi" w:cstheme="minorBidi"/>
           <w:noProof/>
           <w:kern w:val="2"/>
-          <w:lang w:val="hu-HU" w:eastAsia="hu-HU"/>
+          <w:lang w:eastAsia="hu-HU"/>
           <w14:ligatures w14:val="standardContextual"/>
         </w:rPr>
       </w:pPr>
@@ -6049,7 +6049,7 @@
             <w:rFonts w:asciiTheme="minorHAnsi" w:eastAsiaTheme="minorEastAsia" w:hAnsiTheme="minorHAnsi" w:cstheme="minorBidi"/>
             <w:noProof/>
             <w:kern w:val="2"/>
-            <w:lang w:val="hu-HU" w:eastAsia="hu-HU"/>
+            <w:lang w:eastAsia="hu-HU"/>
             <w14:ligatures w14:val="standardContextual"/>
           </w:rPr>
           <w:tab/>
@@ -6122,7 +6122,7 @@
           <w:b w:val="0"/>
           <w:noProof/>
           <w:kern w:val="2"/>
-          <w:lang w:val="hu-HU" w:eastAsia="hu-HU"/>
+          <w:lang w:eastAsia="hu-HU"/>
           <w14:ligatures w14:val="standardContextual"/>
         </w:rPr>
       </w:pPr>
@@ -6140,7 +6140,7 @@
             <w:b w:val="0"/>
             <w:noProof/>
             <w:kern w:val="2"/>
-            <w:lang w:val="hu-HU" w:eastAsia="hu-HU"/>
+            <w:lang w:eastAsia="hu-HU"/>
             <w14:ligatures w14:val="standardContextual"/>
           </w:rPr>
           <w:tab/>
@@ -6213,7 +6213,7 @@
           <w:b w:val="0"/>
           <w:noProof/>
           <w:kern w:val="2"/>
-          <w:lang w:val="hu-HU" w:eastAsia="hu-HU"/>
+          <w:lang w:eastAsia="hu-HU"/>
           <w14:ligatures w14:val="standardContextual"/>
         </w:rPr>
       </w:pPr>
@@ -6231,7 +6231,7 @@
             <w:b w:val="0"/>
             <w:noProof/>
             <w:kern w:val="2"/>
-            <w:lang w:val="hu-HU" w:eastAsia="hu-HU"/>
+            <w:lang w:eastAsia="hu-HU"/>
             <w14:ligatures w14:val="standardContextual"/>
           </w:rPr>
           <w:tab/>
@@ -6304,7 +6304,7 @@
           <w:rFonts w:asciiTheme="minorHAnsi" w:eastAsiaTheme="minorEastAsia" w:hAnsiTheme="minorHAnsi" w:cstheme="minorBidi"/>
           <w:noProof/>
           <w:kern w:val="2"/>
-          <w:lang w:val="hu-HU" w:eastAsia="hu-HU"/>
+          <w:lang w:eastAsia="hu-HU"/>
           <w14:ligatures w14:val="standardContextual"/>
         </w:rPr>
       </w:pPr>
@@ -6321,7 +6321,7 @@
             <w:rFonts w:asciiTheme="minorHAnsi" w:eastAsiaTheme="minorEastAsia" w:hAnsiTheme="minorHAnsi" w:cstheme="minorBidi"/>
             <w:noProof/>
             <w:kern w:val="2"/>
-            <w:lang w:val="hu-HU" w:eastAsia="hu-HU"/>
+            <w:lang w:eastAsia="hu-HU"/>
             <w14:ligatures w14:val="standardContextual"/>
           </w:rPr>
           <w:tab/>
@@ -6394,7 +6394,7 @@
           <w:rFonts w:asciiTheme="minorHAnsi" w:eastAsiaTheme="minorEastAsia" w:hAnsiTheme="minorHAnsi" w:cstheme="minorBidi"/>
           <w:noProof/>
           <w:kern w:val="2"/>
-          <w:lang w:val="hu-HU" w:eastAsia="hu-HU"/>
+          <w:lang w:eastAsia="hu-HU"/>
           <w14:ligatures w14:val="standardContextual"/>
         </w:rPr>
       </w:pPr>
@@ -6411,7 +6411,7 @@
             <w:rFonts w:asciiTheme="minorHAnsi" w:eastAsiaTheme="minorEastAsia" w:hAnsiTheme="minorHAnsi" w:cstheme="minorBidi"/>
             <w:noProof/>
             <w:kern w:val="2"/>
-            <w:lang w:val="hu-HU" w:eastAsia="hu-HU"/>
+            <w:lang w:eastAsia="hu-HU"/>
             <w14:ligatures w14:val="standardContextual"/>
           </w:rPr>
           <w:tab/>
@@ -6484,7 +6484,7 @@
           <w:rFonts w:asciiTheme="minorHAnsi" w:eastAsiaTheme="minorEastAsia" w:hAnsiTheme="minorHAnsi" w:cstheme="minorBidi"/>
           <w:noProof/>
           <w:kern w:val="2"/>
-          <w:lang w:val="hu-HU" w:eastAsia="hu-HU"/>
+          <w:lang w:eastAsia="hu-HU"/>
           <w14:ligatures w14:val="standardContextual"/>
         </w:rPr>
       </w:pPr>
@@ -6501,7 +6501,7 @@
             <w:rFonts w:asciiTheme="minorHAnsi" w:eastAsiaTheme="minorEastAsia" w:hAnsiTheme="minorHAnsi" w:cstheme="minorBidi"/>
             <w:noProof/>
             <w:kern w:val="2"/>
-            <w:lang w:val="hu-HU" w:eastAsia="hu-HU"/>
+            <w:lang w:eastAsia="hu-HU"/>
             <w14:ligatures w14:val="standardContextual"/>
           </w:rPr>
           <w:tab/>
@@ -6574,7 +6574,7 @@
           <w:rFonts w:asciiTheme="minorHAnsi" w:eastAsiaTheme="minorEastAsia" w:hAnsiTheme="minorHAnsi" w:cstheme="minorBidi"/>
           <w:noProof/>
           <w:kern w:val="2"/>
-          <w:lang w:val="hu-HU" w:eastAsia="hu-HU"/>
+          <w:lang w:eastAsia="hu-HU"/>
           <w14:ligatures w14:val="standardContextual"/>
         </w:rPr>
       </w:pPr>
@@ -6591,7 +6591,7 @@
             <w:rFonts w:asciiTheme="minorHAnsi" w:eastAsiaTheme="minorEastAsia" w:hAnsiTheme="minorHAnsi" w:cstheme="minorBidi"/>
             <w:noProof/>
             <w:kern w:val="2"/>
-            <w:lang w:val="hu-HU" w:eastAsia="hu-HU"/>
+            <w:lang w:eastAsia="hu-HU"/>
             <w14:ligatures w14:val="standardContextual"/>
           </w:rPr>
           <w:tab/>
@@ -6664,7 +6664,7 @@
           <w:rFonts w:asciiTheme="minorHAnsi" w:eastAsiaTheme="minorEastAsia" w:hAnsiTheme="minorHAnsi" w:cstheme="minorBidi"/>
           <w:noProof/>
           <w:kern w:val="2"/>
-          <w:lang w:val="hu-HU" w:eastAsia="hu-HU"/>
+          <w:lang w:eastAsia="hu-HU"/>
           <w14:ligatures w14:val="standardContextual"/>
         </w:rPr>
       </w:pPr>
@@ -6681,7 +6681,7 @@
             <w:rFonts w:asciiTheme="minorHAnsi" w:eastAsiaTheme="minorEastAsia" w:hAnsiTheme="minorHAnsi" w:cstheme="minorBidi"/>
             <w:noProof/>
             <w:kern w:val="2"/>
-            <w:lang w:val="hu-HU" w:eastAsia="hu-HU"/>
+            <w:lang w:eastAsia="hu-HU"/>
             <w14:ligatures w14:val="standardContextual"/>
           </w:rPr>
           <w:tab/>
@@ -6754,7 +6754,7 @@
           <w:b w:val="0"/>
           <w:noProof/>
           <w:kern w:val="2"/>
-          <w:lang w:val="hu-HU" w:eastAsia="hu-HU"/>
+          <w:lang w:eastAsia="hu-HU"/>
           <w14:ligatures w14:val="standardContextual"/>
         </w:rPr>
       </w:pPr>
@@ -6772,7 +6772,7 @@
             <w:b w:val="0"/>
             <w:noProof/>
             <w:kern w:val="2"/>
-            <w:lang w:val="hu-HU" w:eastAsia="hu-HU"/>
+            <w:lang w:eastAsia="hu-HU"/>
             <w14:ligatures w14:val="standardContextual"/>
           </w:rPr>
           <w:tab/>
@@ -6845,7 +6845,7 @@
           <w:b w:val="0"/>
           <w:noProof/>
           <w:kern w:val="2"/>
-          <w:lang w:val="hu-HU" w:eastAsia="hu-HU"/>
+          <w:lang w:eastAsia="hu-HU"/>
           <w14:ligatures w14:val="standardContextual"/>
         </w:rPr>
       </w:pPr>
@@ -6863,7 +6863,7 @@
             <w:b w:val="0"/>
             <w:noProof/>
             <w:kern w:val="2"/>
-            <w:lang w:val="hu-HU" w:eastAsia="hu-HU"/>
+            <w:lang w:eastAsia="hu-HU"/>
             <w14:ligatures w14:val="standardContextual"/>
           </w:rPr>
           <w:tab/>
@@ -6936,7 +6936,7 @@
           <w:b w:val="0"/>
           <w:noProof/>
           <w:kern w:val="2"/>
-          <w:lang w:val="hu-HU" w:eastAsia="hu-HU"/>
+          <w:lang w:eastAsia="hu-HU"/>
           <w14:ligatures w14:val="standardContextual"/>
         </w:rPr>
       </w:pPr>
@@ -6954,7 +6954,7 @@
             <w:b w:val="0"/>
             <w:noProof/>
             <w:kern w:val="2"/>
-            <w:lang w:val="hu-HU" w:eastAsia="hu-HU"/>
+            <w:lang w:eastAsia="hu-HU"/>
             <w14:ligatures w14:val="standardContextual"/>
           </w:rPr>
           <w:tab/>
@@ -7027,7 +7027,7 @@
           <w:rFonts w:asciiTheme="minorHAnsi" w:eastAsiaTheme="minorEastAsia" w:hAnsiTheme="minorHAnsi" w:cstheme="minorBidi"/>
           <w:noProof/>
           <w:kern w:val="2"/>
-          <w:lang w:val="hu-HU" w:eastAsia="hu-HU"/>
+          <w:lang w:eastAsia="hu-HU"/>
           <w14:ligatures w14:val="standardContextual"/>
         </w:rPr>
       </w:pPr>
@@ -7044,7 +7044,7 @@
             <w:rFonts w:asciiTheme="minorHAnsi" w:eastAsiaTheme="minorEastAsia" w:hAnsiTheme="minorHAnsi" w:cstheme="minorBidi"/>
             <w:noProof/>
             <w:kern w:val="2"/>
-            <w:lang w:val="hu-HU" w:eastAsia="hu-HU"/>
+            <w:lang w:eastAsia="hu-HU"/>
             <w14:ligatures w14:val="standardContextual"/>
           </w:rPr>
           <w:tab/>
@@ -8939,7 +8939,7 @@
           <w:noProof/>
           <w:highlight w:val="yellow"/>
         </w:rPr>
-        <w:t>2026. 05. 15.</w:t>
+        <w:t>2026. 05. 16.</w:t>
       </w:r>
       <w:r>
         <w:rPr>
@@ -9385,10 +9385,7 @@
         <w:fldChar w:fldCharType="end"/>
       </w:r>
       <w:r>
-        <w:t xml:space="preserve">, on which several other methods build such as </w:t>
-      </w:r>
-      <w:r>
-        <w:t>Predictive-Corrective Incompressible SPH</w:t>
+        <w:t>, on which several other methods build such as Predictive-Corrective Incompressible SPH</w:t>
       </w:r>
       <w:r>
         <w:t xml:space="preserve"> </w:t>
@@ -9703,10 +9700,7 @@
         <w:fldChar w:fldCharType="end"/>
       </w:r>
       <w:r>
-        <w:t>, but is expanded upon and reformulated with the goal of providing a more detailed, intuitive mathematical explanation.</w:t>
-      </w:r>
-      <w:r>
-        <w:t xml:space="preserve"> </w:t>
+        <w:t xml:space="preserve">, but is expanded upon and reformulated with the goal of providing a more detailed, intuitive mathematical explanation. </w:t>
       </w:r>
     </w:p>
     <w:p>
@@ -16154,17 +16148,11 @@
         <w:fldChar w:fldCharType="end"/>
       </w:r>
       <w:r>
-        <w:t>, “</w:t>
-      </w:r>
-      <w:r>
-        <w:t xml:space="preserve">Each small piece of vorticity can be thought of as a paddle wheel trying to spin the flow field in a particular direction. Artificial numerical dissipation damps out the effect of these paddle wheels, and the key idea is to simply add it </w:t>
+        <w:t xml:space="preserve">, “Each small piece of vorticity can be thought of as a paddle wheel trying to spin the flow field in a particular direction. Artificial numerical dissipation damps out the effect of these paddle wheels, and the key idea is to simply add it </w:t>
       </w:r>
       <w:proofErr w:type="gramStart"/>
       <w:r>
-        <w:t>back.</w:t>
-      </w:r>
-      <w:r>
-        <w:t>“</w:t>
+        <w:t>back.“</w:t>
       </w:r>
       <w:proofErr w:type="gramEnd"/>
       <w:r>
@@ -19534,14 +19522,7 @@
           <w:b/>
           <w:bCs/>
         </w:rPr>
-        <w:t>Down-sweep (reduce) phase</w:t>
-      </w:r>
-      <w:r>
-        <w:rPr>
-          <w:b/>
-          <w:bCs/>
-        </w:rPr>
-        <w:t>:</w:t>
+        <w:t>Down-sweep (reduce) phase:</w:t>
       </w:r>
       <w:r>
         <w:t xml:space="preserve"> The exclusive prefix sum is produced by traversing the tree back down from the root. First, the root (</w:t>
@@ -20207,10 +20188,7 @@
         <w:t>g</w:t>
       </w:r>
       <w:r>
-        <w:t xml:space="preserve"> </w:t>
-      </w:r>
-      <w:r>
-        <w:t>within its super-group</w:t>
+        <w:t xml:space="preserve"> within its super-group</w:t>
       </w:r>
       <w:r>
         <w:t>, but not yet the global offset from preceding super-groups.</w:t>
@@ -20419,17 +20397,11 @@
       </w:r>
       <w:proofErr w:type="spellStart"/>
       <w:r>
-        <w:t>g</w:t>
-      </w:r>
-      <w:r>
-        <w:t>roupshared</w:t>
-      </w:r>
-      <w:proofErr w:type="spellEnd"/>
-      <w:r>
-        <w:t xml:space="preserve"> memory budget and thread cap per group</w:t>
-      </w:r>
-      <w:r>
-        <w:t>.</w:t>
+        <w:t>groupshared</w:t>
+      </w:r>
+      <w:proofErr w:type="spellEnd"/>
+      <w:r>
+        <w:t xml:space="preserve"> memory budget and thread cap per group.</w:t>
       </w:r>
     </w:p>
     <w:p>
@@ -22261,13 +22233,7 @@
         </w:numPr>
       </w:pPr>
       <w:r>
-        <w:t xml:space="preserve">Depth </w:t>
-      </w:r>
-      <w:r>
-        <w:t>pass for LOD</w:t>
-      </w:r>
-      <w:r>
-        <w:t>: renders scene depth to a depth texture</w:t>
+        <w:t>Depth pass for LOD: renders scene depth to a depth texture</w:t>
       </w:r>
       <w:r>
         <w:t xml:space="preserve">, as discussed in chapter </w:t>
@@ -22326,13 +22292,7 @@
     <w:p>
       <w:r>
         <w:lastRenderedPageBreak/>
-        <w:t xml:space="preserve">The simulation exposes </w:t>
-      </w:r>
-      <w:r>
-        <w:t>several</w:t>
-      </w:r>
-      <w:r>
-        <w:t xml:space="preserve"> </w:t>
+        <w:t xml:space="preserve">The simulation exposes several </w:t>
       </w:r>
       <w:proofErr w:type="spellStart"/>
       <w:r>
@@ -22340,25 +22300,7 @@
       </w:r>
       <w:proofErr w:type="spellEnd"/>
       <w:r>
-        <w:t xml:space="preserve"> parameters</w:t>
-      </w:r>
-      <w:r>
-        <w:t>,</w:t>
-      </w:r>
-      <w:r>
-        <w:t xml:space="preserve"> such as solver iterations, viscosity, vorticity epsilon, and artificial pressure</w:t>
-      </w:r>
-      <w:r>
-        <w:t>.</w:t>
-      </w:r>
-      <w:r>
-        <w:t xml:space="preserve"> </w:t>
-      </w:r>
-      <w:r>
-        <w:t>These</w:t>
-      </w:r>
-      <w:r>
-        <w:t xml:space="preserve"> are controlled at runtime via a graphical user interface built using Dear </w:t>
+        <w:t xml:space="preserve"> parameters, such as solver iterations, viscosity, vorticity epsilon, and artificial pressure. These are controlled at runtime via a graphical user interface built using Dear </w:t>
       </w:r>
       <w:proofErr w:type="spellStart"/>
       <w:r>
@@ -22374,10 +22316,7 @@
       </w:r>
       <w:proofErr w:type="spellEnd"/>
       <w:r>
-        <w:t xml:space="preserve"> is a lightweight GUI library designed for use in real-time applications such as games and simulations</w:t>
-      </w:r>
-      <w:r>
-        <w:t xml:space="preserve"> </w:t>
+        <w:t xml:space="preserve"> is a lightweight GUI library designed for use in real-time applications such as games and simulations </w:t>
       </w:r>
       <w:r>
         <w:fldChar w:fldCharType="begin"/>
@@ -22420,6 +22359,9 @@
         <w:jc w:val="center"/>
       </w:pPr>
       <w:r>
+        <w:rPr>
+          <w:noProof/>
+        </w:rPr>
         <w:drawing>
           <wp:inline distT="0" distB="0" distL="0" distR="0" wp14:anchorId="5D55C68C" wp14:editId="6C843D3D">
             <wp:extent cx="2575020" cy="3017520"/>
@@ -22597,13 +22539,7 @@
           <w:rPr>
             <w:rFonts w:ascii="Cambria Math" w:hAnsi="Cambria Math"/>
           </w:rPr>
-          <m:t>forward=</m:t>
-        </m:r>
-        <m:r>
-          <w:rPr>
-            <w:rFonts w:ascii="Cambria Math" w:hAnsi="Cambria Math"/>
-          </w:rPr>
-          <m:t>cameraPos-center</m:t>
+          <m:t>forward=cameraPos-center</m:t>
         </m:r>
       </m:oMath>
     </w:p>
@@ -22652,25 +22588,7 @@
           <w:rPr>
             <w:rFonts w:ascii="Cambria Math" w:hAnsi="Cambria Math"/>
           </w:rPr>
-          <m:t>right=</m:t>
-        </m:r>
-        <m:r>
-          <w:rPr>
-            <w:rFonts w:ascii="Cambria Math" w:hAnsi="Cambria Math"/>
-          </w:rPr>
-          <m:t>worldUp×forward</m:t>
-        </m:r>
-        <m:r>
-          <w:rPr>
-            <w:rFonts w:ascii="Cambria Math" w:hAnsi="Cambria Math"/>
-          </w:rPr>
-          <m:t>, up=</m:t>
-        </m:r>
-        <m:r>
-          <w:rPr>
-            <w:rFonts w:ascii="Cambria Math" w:hAnsi="Cambria Math"/>
-          </w:rPr>
-          <m:t>forward×right</m:t>
+          <m:t>right=worldUp×forward, up=forward×right</m:t>
         </m:r>
       </m:oMath>
     </w:p>
@@ -22955,19 +22873,7 @@
           <w:rPr>
             <w:rFonts w:ascii="Cambria Math" w:hAnsi="Cambria Math"/>
           </w:rPr>
-          <m:t>n=u*right+v*up+z*forward</m:t>
-        </m:r>
-        <m:r>
-          <w:rPr>
-            <w:rFonts w:ascii="Cambria Math" w:hAnsi="Cambria Math"/>
-          </w:rPr>
-          <m:t xml:space="preserve"> </m:t>
-        </m:r>
-        <m:r>
-          <w:rPr>
-            <w:rFonts w:ascii="Cambria Math" w:hAnsi="Cambria Math"/>
-          </w:rPr>
-          <m:t>.</m:t>
+          <m:t>n=u*right+v*up+z*forward .</m:t>
         </m:r>
       </m:oMath>
     </w:p>
@@ -23156,19 +23062,7 @@
                 <w:rPr>
                   <w:rFonts w:ascii="Cambria Math" w:hAnsi="Cambria Math"/>
                 </w:rPr>
-                <m:t>(</m:t>
-              </m:r>
-              <m:r>
-                <w:rPr>
-                  <w:rFonts w:ascii="Cambria Math" w:hAnsi="Cambria Math"/>
-                </w:rPr>
-                <m:t>x</m:t>
-              </m:r>
-              <m:r>
-                <w:rPr>
-                  <w:rFonts w:ascii="Cambria Math" w:hAnsi="Cambria Math"/>
-                </w:rPr>
-                <m:t>-</m:t>
+                <m:t>(x-</m:t>
               </m:r>
               <m:sSub>
                 <m:sSubPr>
@@ -23241,16 +23135,7 @@
         <w:t xml:space="preserve">concurrent threads will attempt to access the same voxel and increment it at the same time. </w:t>
       </w:r>
       <w:r>
-        <w:t>This must be protected against by a compare-and-swap style atomic addition</w:t>
-      </w:r>
-      <w:r>
-        <w:t>, since</w:t>
-      </w:r>
-      <w:r>
-        <w:t xml:space="preserve"> HLSL does not natively support atomic additions on floating point values</w:t>
-      </w:r>
-      <w:r>
-        <w:t xml:space="preserve"> (such as the density). The computation’s </w:t>
+        <w:t xml:space="preserve">This must be protected against by a compare-and-swap style atomic addition, since HLSL does not natively support atomic additions on floating point values (such as the density). The computation’s </w:t>
       </w:r>
       <w:r>
         <w:lastRenderedPageBreak/>
@@ -23376,19 +23261,7 @@
           <w:rPr>
             <w:rFonts w:ascii="Cambria Math" w:hAnsi="Cambria Math"/>
           </w:rPr>
-          <m:t>(</m:t>
-        </m:r>
-        <m:r>
-          <w:rPr>
-            <w:rFonts w:ascii="Cambria Math" w:hAnsi="Cambria Math"/>
-          </w:rPr>
-          <m:t>x</m:t>
-        </m:r>
-        <m:r>
-          <w:rPr>
-            <w:rFonts w:ascii="Cambria Math" w:hAnsi="Cambria Math"/>
-          </w:rPr>
-          <m:t>-</m:t>
+          <m:t>(x-</m:t>
         </m:r>
         <m:sSub>
           <m:sSubPr>
@@ -23454,22 +23327,7 @@
       </w:pPr>
       <w:bookmarkStart w:id="24" w:name="_Toc229611185"/>
       <w:r>
-        <w:t>The</w:t>
-      </w:r>
-      <w:r>
-        <w:t xml:space="preserve"> vertex shader is fed a full screen </w:t>
-      </w:r>
-      <w:r>
-        <w:t>quad and</w:t>
-      </w:r>
-      <w:r>
-        <w:t xml:space="preserve"> adds a ray direction to </w:t>
-      </w:r>
-      <w:r>
-        <w:t>its output</w:t>
-      </w:r>
-      <w:r>
-        <w:t>.</w:t>
+        <w:t>The vertex shader is fed a full screen quad and adds a ray direction to its output.</w:t>
       </w:r>
     </w:p>
     <w:p>
@@ -23484,13 +23342,7 @@
         <w:t xml:space="preserve">The pixel shader </w:t>
       </w:r>
       <w:r>
-        <w:t xml:space="preserve">implements the ray marching above, shading the pixels in a </w:t>
-      </w:r>
-      <w:r>
-        <w:t>Blinn-Phong</w:t>
-      </w:r>
-      <w:r>
-        <w:t xml:space="preserve"> fashion.</w:t>
+        <w:t>implements the ray marching above, shading the pixels in a Blinn-Phong fashion.</w:t>
       </w:r>
     </w:p>
     <w:p>
@@ -23509,20 +23361,639 @@
         <w:pStyle w:val="Heading1"/>
       </w:pPr>
       <w:r>
-        <w:t>Optimization</w:t>
-      </w:r>
-      <w:bookmarkEnd w:id="24"/>
+        <w:t>Results</w:t>
+      </w:r>
+    </w:p>
+    <w:p>
+      <w:r>
+        <w:t xml:space="preserve">The fluid simulation was tested using two kinds of hardware: </w:t>
+      </w:r>
+      <w:r>
+        <w:t>NVIDIA GeForce RTX 4050 Laptop GPU</w:t>
+      </w:r>
+      <w:r>
+        <w:t xml:space="preserve"> and </w:t>
+      </w:r>
+      <w:r>
+        <w:rPr>
+          <w:highlight w:val="yellow"/>
+        </w:rPr>
+        <w:t xml:space="preserve">NVIDIA GeForce RTX </w:t>
+      </w:r>
+      <w:r>
+        <w:rPr>
+          <w:highlight w:val="yellow"/>
+        </w:rPr>
+        <w:t>3080</w:t>
+      </w:r>
+      <w:r>
+        <w:rPr>
+          <w:highlight w:val="yellow"/>
+        </w:rPr>
+        <w:t xml:space="preserve"> GPU</w:t>
+      </w:r>
+      <w:r>
+        <w:t xml:space="preserve">. </w:t>
+      </w:r>
+      <w:r>
+        <w:t>With a grid of 128</w:t>
+      </w:r>
+      <w:r>
+        <w:rPr>
+          <w:vertAlign w:val="superscript"/>
+        </w:rPr>
+        <w:t>3</w:t>
+      </w:r>
+      <w:r>
+        <w:t>, particle counts in the hundreds of thousands were simulated at 35-50 fps, using the following particle parameters:</w:t>
+      </w:r>
+    </w:p>
+    <w:tbl>
+      <w:tblPr>
+        <w:tblStyle w:val="TableGrid"/>
+        <w:tblW w:w="0" w:type="auto"/>
+        <w:tblLook w:val="04A0" w:firstRow="1" w:lastRow="0" w:firstColumn="1" w:lastColumn="0" w:noHBand="0" w:noVBand="1"/>
+      </w:tblPr>
+      <w:tblGrid>
+        <w:gridCol w:w="1047"/>
+        <w:gridCol w:w="1052"/>
+        <w:gridCol w:w="1058"/>
+        <w:gridCol w:w="1076"/>
+        <w:gridCol w:w="1076"/>
+        <w:gridCol w:w="1076"/>
+        <w:gridCol w:w="1026"/>
+        <w:gridCol w:w="1083"/>
+      </w:tblGrid>
+      <w:tr>
+        <w:tc>
+          <w:tcPr>
+            <w:tcW w:w="1061" w:type="dxa"/>
+          </w:tcPr>
+          <w:p>
+            <w:pPr>
+              <w:ind w:firstLine="0"/>
+              <w:rPr>
+                <w:sz w:val="20"/>
+                <w:szCs w:val="20"/>
+              </w:rPr>
+            </w:pPr>
+            <w:r>
+              <w:rPr>
+                <w:rFonts w:ascii="Times New Roman" w:eastAsia="Times New Roman" w:hAnsi="Times New Roman" w:cs="Times New Roman"/>
+                <w:sz w:val="20"/>
+                <w:szCs w:val="20"/>
+              </w:rPr>
+              <w:t>Max solver iterations</w:t>
+            </w:r>
+          </w:p>
+        </w:tc>
+        <w:tc>
+          <w:tcPr>
+            <w:tcW w:w="1061" w:type="dxa"/>
+          </w:tcPr>
+          <w:p>
+            <w:pPr>
+              <w:ind w:firstLine="0"/>
+              <w:rPr>
+                <w:sz w:val="20"/>
+                <w:szCs w:val="20"/>
+              </w:rPr>
+            </w:pPr>
+            <w:r>
+              <w:rPr>
+                <w:sz w:val="20"/>
+                <w:szCs w:val="20"/>
+              </w:rPr>
+              <w:t>Min solver iterations</w:t>
+            </w:r>
+          </w:p>
+        </w:tc>
+        <w:tc>
+          <w:tcPr>
+            <w:tcW w:w="1062" w:type="dxa"/>
+          </w:tcPr>
+          <w:p>
+            <w:pPr>
+              <w:ind w:firstLine="0"/>
+              <w:rPr>
+                <w:sz w:val="20"/>
+                <w:szCs w:val="20"/>
+              </w:rPr>
+            </w:pPr>
+            <w:r>
+              <w:rPr>
+                <w:rFonts w:cstheme="minorHAnsi"/>
+                <w:sz w:val="20"/>
+                <w:szCs w:val="20"/>
+              </w:rPr>
+              <w:t>ε</w:t>
+            </w:r>
+            <w:r>
+              <w:rPr>
+                <w:sz w:val="20"/>
+                <w:szCs w:val="20"/>
+              </w:rPr>
+              <w:t xml:space="preserve"> relaxation</w:t>
+            </w:r>
+          </w:p>
+        </w:tc>
+        <w:tc>
+          <w:tcPr>
+            <w:tcW w:w="1062" w:type="dxa"/>
+          </w:tcPr>
+          <w:p>
+            <w:pPr>
+              <w:ind w:firstLine="0"/>
+              <w:rPr>
+                <w:sz w:val="20"/>
+                <w:szCs w:val="20"/>
+              </w:rPr>
+            </w:pPr>
+            <w:r>
+              <w:rPr>
+                <w:sz w:val="20"/>
+                <w:szCs w:val="20"/>
+              </w:rPr>
+              <w:t>Viscosity coefficient</w:t>
+            </w:r>
+          </w:p>
+        </w:tc>
+        <w:tc>
+          <w:tcPr>
+            <w:tcW w:w="1062" w:type="dxa"/>
+          </w:tcPr>
+          <w:p>
+            <w:pPr>
+              <w:ind w:firstLine="0"/>
+              <w:rPr>
+                <w:sz w:val="20"/>
+                <w:szCs w:val="20"/>
+              </w:rPr>
+            </w:pPr>
+            <w:r>
+              <w:rPr>
+                <w:sz w:val="20"/>
+                <w:szCs w:val="20"/>
+              </w:rPr>
+              <w:t>Artificial pressure coefficient</w:t>
+            </w:r>
+          </w:p>
+        </w:tc>
+        <w:tc>
+          <w:tcPr>
+            <w:tcW w:w="1062" w:type="dxa"/>
+          </w:tcPr>
+          <w:p>
+            <w:pPr>
+              <w:ind w:firstLine="0"/>
+              <w:rPr>
+                <w:sz w:val="20"/>
+                <w:szCs w:val="20"/>
+              </w:rPr>
+            </w:pPr>
+            <w:r>
+              <w:rPr>
+                <w:sz w:val="20"/>
+                <w:szCs w:val="20"/>
+              </w:rPr>
+              <w:t>Vorticity coefficient</w:t>
+            </w:r>
+          </w:p>
+        </w:tc>
+        <w:tc>
+          <w:tcPr>
+            <w:tcW w:w="1062" w:type="dxa"/>
+          </w:tcPr>
+          <w:p>
+            <w:pPr>
+              <w:ind w:firstLine="0"/>
+              <w:rPr>
+                <w:sz w:val="20"/>
+                <w:szCs w:val="20"/>
+              </w:rPr>
+            </w:pPr>
+            <w:r>
+              <w:rPr>
+                <w:sz w:val="20"/>
+                <w:szCs w:val="20"/>
+              </w:rPr>
+              <w:t xml:space="preserve">Target density </w:t>
+            </w:r>
+          </w:p>
+        </w:tc>
+        <w:tc>
+          <w:tcPr>
+            <w:tcW w:w="1062" w:type="dxa"/>
+          </w:tcPr>
+          <w:p>
+            <w:pPr>
+              <w:ind w:firstLine="0"/>
+              <w:rPr>
+                <w:sz w:val="20"/>
+                <w:szCs w:val="20"/>
+              </w:rPr>
+            </w:pPr>
+            <w:r>
+              <w:rPr>
+                <w:sz w:val="20"/>
+                <w:szCs w:val="20"/>
+              </w:rPr>
+              <w:t>SPH smoothing radius</w:t>
+            </w:r>
+          </w:p>
+        </w:tc>
+      </w:tr>
+      <w:tr>
+        <w:tc>
+          <w:tcPr>
+            <w:tcW w:w="1061" w:type="dxa"/>
+          </w:tcPr>
+          <w:p>
+            <w:pPr>
+              <w:ind w:firstLine="0"/>
+              <w:rPr>
+                <w:sz w:val="20"/>
+                <w:szCs w:val="20"/>
+              </w:rPr>
+            </w:pPr>
+            <w:r>
+              <w:rPr>
+                <w:sz w:val="20"/>
+                <w:szCs w:val="20"/>
+              </w:rPr>
+              <w:lastRenderedPageBreak/>
+              <w:t>6</w:t>
+            </w:r>
+          </w:p>
+        </w:tc>
+        <w:tc>
+          <w:tcPr>
+            <w:tcW w:w="1061" w:type="dxa"/>
+          </w:tcPr>
+          <w:p>
+            <w:pPr>
+              <w:ind w:firstLine="0"/>
+              <w:rPr>
+                <w:sz w:val="20"/>
+                <w:szCs w:val="20"/>
+              </w:rPr>
+            </w:pPr>
+            <w:r>
+              <w:rPr>
+                <w:sz w:val="20"/>
+                <w:szCs w:val="20"/>
+              </w:rPr>
+              <w:t>3</w:t>
+            </w:r>
+          </w:p>
+        </w:tc>
+        <w:tc>
+          <w:tcPr>
+            <w:tcW w:w="1062" w:type="dxa"/>
+          </w:tcPr>
+          <w:p>
+            <w:pPr>
+              <w:ind w:firstLine="0"/>
+              <w:rPr>
+                <w:sz w:val="20"/>
+                <w:szCs w:val="20"/>
+              </w:rPr>
+            </w:pPr>
+            <w:r>
+              <w:rPr>
+                <w:sz w:val="20"/>
+                <w:szCs w:val="20"/>
+              </w:rPr>
+              <w:t>4.0</w:t>
+            </w:r>
+          </w:p>
+        </w:tc>
+        <w:tc>
+          <w:tcPr>
+            <w:tcW w:w="1062" w:type="dxa"/>
+          </w:tcPr>
+          <w:p>
+            <w:pPr>
+              <w:ind w:firstLine="0"/>
+              <w:rPr>
+                <w:sz w:val="20"/>
+                <w:szCs w:val="20"/>
+              </w:rPr>
+            </w:pPr>
+            <w:r>
+              <w:rPr>
+                <w:sz w:val="20"/>
+                <w:szCs w:val="20"/>
+              </w:rPr>
+              <w:t>0.005</w:t>
+            </w:r>
+          </w:p>
+        </w:tc>
+        <w:tc>
+          <w:tcPr>
+            <w:tcW w:w="1062" w:type="dxa"/>
+          </w:tcPr>
+          <w:p>
+            <w:pPr>
+              <w:ind w:firstLine="0"/>
+              <w:rPr>
+                <w:sz w:val="20"/>
+                <w:szCs w:val="20"/>
+              </w:rPr>
+            </w:pPr>
+            <w:r>
+              <w:rPr>
+                <w:sz w:val="20"/>
+                <w:szCs w:val="20"/>
+              </w:rPr>
+              <w:t>0.01</w:t>
+            </w:r>
+            <w:r>
+              <w:rPr>
+                <w:sz w:val="20"/>
+                <w:szCs w:val="20"/>
+              </w:rPr>
+              <w:t>5</w:t>
+            </w:r>
+          </w:p>
+        </w:tc>
+        <w:tc>
+          <w:tcPr>
+            <w:tcW w:w="1062" w:type="dxa"/>
+          </w:tcPr>
+          <w:p>
+            <w:pPr>
+              <w:ind w:firstLine="0"/>
+              <w:rPr>
+                <w:sz w:val="20"/>
+                <w:szCs w:val="20"/>
+              </w:rPr>
+            </w:pPr>
+            <w:r>
+              <w:rPr>
+                <w:sz w:val="20"/>
+                <w:szCs w:val="20"/>
+              </w:rPr>
+              <w:t>0.01</w:t>
+            </w:r>
+          </w:p>
+        </w:tc>
+        <w:tc>
+          <w:tcPr>
+            <w:tcW w:w="1062" w:type="dxa"/>
+          </w:tcPr>
+          <w:p>
+            <w:pPr>
+              <w:ind w:firstLine="0"/>
+              <w:rPr>
+                <w:sz w:val="20"/>
+                <w:szCs w:val="20"/>
+              </w:rPr>
+            </w:pPr>
+            <w:r>
+              <w:rPr>
+                <w:sz w:val="20"/>
+                <w:szCs w:val="20"/>
+              </w:rPr>
+              <w:t xml:space="preserve">64.0 </w:t>
+            </w:r>
+          </w:p>
+        </w:tc>
+        <w:tc>
+          <w:tcPr>
+            <w:tcW w:w="1062" w:type="dxa"/>
+          </w:tcPr>
+          <w:p>
+            <w:pPr>
+              <w:ind w:firstLine="0"/>
+              <w:rPr>
+                <w:sz w:val="20"/>
+                <w:szCs w:val="20"/>
+              </w:rPr>
+            </w:pPr>
+            <w:r>
+              <w:rPr>
+                <w:sz w:val="20"/>
+                <w:szCs w:val="20"/>
+              </w:rPr>
+              <w:t>0.625</w:t>
+            </w:r>
+          </w:p>
+        </w:tc>
+      </w:tr>
+    </w:tbl>
+    <w:p>
+      <w:pPr>
+        <w:ind w:firstLine="0"/>
+      </w:pPr>
+    </w:p>
+    <w:p>
+      <w:r>
+        <w:t>While the target density is successfully maintained with a less than 2% deviation without user input, c</w:t>
+      </w:r>
+      <w:r>
+        <w:t xml:space="preserve">onsiderable density deviations of up to 30% were observed in cases where </w:t>
+      </w:r>
+      <w:r>
+        <w:t>a great quantity of liquid is pressed into a corner by the user</w:t>
+      </w:r>
+      <w:r>
+        <w:t>.</w:t>
+      </w:r>
+      <w:r>
+        <w:t xml:space="preserve"> </w:t>
+      </w:r>
+      <w:r>
+        <w:t>I</w:t>
+      </w:r>
+      <w:r>
+        <w:t xml:space="preserve">n such cases, the particles get squished together, increasing the number of particles per cell, and therefore also causing a fps drop. In such cases, the recovery to target density and regular frame count is graceful. The liquid simulation is realistic and lifelike, while being visually rich owing to the vorticity confinement. The above parameter set simulates a liquid slightly thicker than water, such as blood. Tuning the viscosity and the artificial pressure coefficient, it is possible to simulate a more viscous, pudding-like fluid. Tuning the relaxation softens the density constraint, allowing the simulation of a more jelly-like substance. </w:t>
+      </w:r>
+    </w:p>
+    <w:p>
+      <w:r>
+        <w:t>One great benefit of position-based methods is their stability even under extremely chaotic conditions. For example, moving the objects in the scene, or shaking the bounding box moves the fluid in a believable and realistic manner, which would be computationally expensive with a force-based simulation.</w:t>
+      </w:r>
+    </w:p>
+    <w:p>
+      <w:pPr>
+        <w:pStyle w:val="Heading2"/>
+      </w:pPr>
+      <w:r>
+        <w:t>Results on RTX 4050</w:t>
+      </w:r>
+    </w:p>
+    <w:p>
+      <w:r>
+        <w:t xml:space="preserve">On the </w:t>
+      </w:r>
+      <w:r>
+        <w:t>NVIDIA GeForce RTX 4050 Laptop GPU</w:t>
+      </w:r>
+      <w:r>
+        <w:t xml:space="preserve">, a particle count of 400k was simulated at 39 fps. </w:t>
+      </w:r>
+    </w:p>
+    <w:p>
+      <w:pPr>
+        <w:keepNext/>
+      </w:pPr>
+      <w:r>
+        <w:drawing>
+          <wp:inline distT="0" distB="0" distL="0" distR="0" wp14:anchorId="0D588C78" wp14:editId="191187ED">
+            <wp:extent cx="4541914" cy="2682472"/>
+            <wp:effectExtent l="0" t="0" r="0" b="3810"/>
+            <wp:docPr id="1769725306" name="Picture 1"/>
+            <wp:cNvGraphicFramePr>
+              <a:graphicFrameLocks xmlns:a="http://schemas.openxmlformats.org/drawingml/2006/main" noChangeAspect="1"/>
+            </wp:cNvGraphicFramePr>
+            <a:graphic xmlns:a="http://schemas.openxmlformats.org/drawingml/2006/main">
+              <a:graphicData uri="http://schemas.openxmlformats.org/drawingml/2006/picture">
+                <pic:pic xmlns:pic="http://schemas.openxmlformats.org/drawingml/2006/picture">
+                  <pic:nvPicPr>
+                    <pic:cNvPr id="1769725306" name=""/>
+                    <pic:cNvPicPr/>
+                  </pic:nvPicPr>
+                  <pic:blipFill>
+                    <a:blip r:embed="rId13"/>
+                    <a:stretch>
+                      <a:fillRect/>
+                    </a:stretch>
+                  </pic:blipFill>
+                  <pic:spPr>
+                    <a:xfrm>
+                      <a:off x="0" y="0"/>
+                      <a:ext cx="4541914" cy="2682472"/>
+                    </a:xfrm>
+                    <a:prstGeom prst="rect">
+                      <a:avLst/>
+                    </a:prstGeom>
+                  </pic:spPr>
+                </pic:pic>
+              </a:graphicData>
+            </a:graphic>
+          </wp:inline>
+        </w:drawing>
+      </w:r>
+    </w:p>
+    <w:p>
+      <w:pPr>
+        <w:pStyle w:val="Caption"/>
+        <w:rPr>
+          <w:noProof/>
+        </w:rPr>
+      </w:pPr>
+      <w:r>
+        <w:t xml:space="preserve">Figure </w:t>
+      </w:r>
+      <w:r>
+        <w:fldChar w:fldCharType="begin"/>
+      </w:r>
+      <w:r>
+        <w:instrText xml:space="preserve"> SEQ Figure \* ARABIC </w:instrText>
+      </w:r>
+      <w:r>
+        <w:fldChar w:fldCharType="separate"/>
+      </w:r>
+      <w:r>
+        <w:rPr>
+          <w:noProof/>
+        </w:rPr>
+        <w:t>4</w:t>
+      </w:r>
+      <w:r>
+        <w:fldChar w:fldCharType="end"/>
+      </w:r>
+      <w:r>
+        <w:t>: FPS as a function of particle count</w:t>
+      </w:r>
+      <w:r>
+        <w:rPr>
+          <w:noProof/>
+        </w:rPr>
+        <w:t xml:space="preserve"> on the RTX 4050</w:t>
+      </w:r>
+    </w:p>
+    <w:p>
+      <w:r>
+        <w:lastRenderedPageBreak/>
+        <w:t>As measured using Nvidia Nsight Graphics, o</w:t>
+      </w:r>
+      <w:r>
+        <w:t xml:space="preserve">n average, at </w:t>
+      </w:r>
+      <w:r>
+        <w:t>400k particles</w:t>
+      </w:r>
+      <w:r>
+        <w:t xml:space="preserve">, the construction of a frame took </w:t>
+      </w:r>
+      <w:r>
+        <w:t xml:space="preserve">~35ms. This showcases the utility of the parallelism between the two command queues: even with each frame taking ~35ms to produce, we get to display a frame every ~25ms by overlapping the graphics commands for frame N-1 with the compute of frame N. The heaviest operations during the construction of a frame, </w:t>
+      </w:r>
+      <w:r>
+        <w:t>in decreasing order</w:t>
+      </w:r>
+      <w:r>
+        <w:t xml:space="preserve"> are:</w:t>
+      </w:r>
     </w:p>
     <w:p>
       <w:pPr>
         <w:pStyle w:val="ListParagraph"/>
         <w:numPr>
           <w:ilvl w:val="0"/>
-          <w:numId w:val="20"/>
+          <w:numId w:val="36"/>
         </w:numPr>
       </w:pPr>
       <w:r>
-        <w:t>Gsm</w:t>
+        <w:t xml:space="preserve">Calculating λ and </w:t>
+      </w:r>
+      <w:proofErr w:type="spellStart"/>
+      <w:r>
+        <w:t>Δx</w:t>
+      </w:r>
+      <w:proofErr w:type="spellEnd"/>
+      <w:r>
+        <w:t>: ~</w:t>
+      </w:r>
+      <w:r>
+        <w:t>1-</w:t>
+      </w:r>
+      <w:r>
+        <w:t>2ms each</w:t>
+      </w:r>
+    </w:p>
+    <w:p>
+      <w:pPr>
+        <w:pStyle w:val="ListParagraph"/>
+        <w:numPr>
+          <w:ilvl w:val="1"/>
+          <w:numId w:val="36"/>
+        </w:numPr>
+      </w:pPr>
+      <w:r>
+        <w:t>Note that this is paid as many times as there are iterations in the constraint projection loop.</w:t>
+      </w:r>
+    </w:p>
+    <w:p>
+      <w:pPr>
+        <w:pStyle w:val="ListParagraph"/>
+        <w:numPr>
+          <w:ilvl w:val="1"/>
+          <w:numId w:val="36"/>
+        </w:numPr>
+      </w:pPr>
+      <w:r>
+        <w:t xml:space="preserve">Note that the first few of these passes are heavier, closer to 2ms, while the last few are lighter, closer to 1ms. This is </w:t>
+      </w:r>
+      <w:proofErr w:type="gramStart"/>
+      <w:r>
+        <w:t>due to the fact that</w:t>
+      </w:r>
+      <w:proofErr w:type="gramEnd"/>
+      <w:r>
+        <w:t xml:space="preserve"> the threads associated with lower LOD particles quit early in the later iterations.</w:t>
       </w:r>
     </w:p>
     <w:p>
@@ -23530,28 +24001,23 @@
         <w:pStyle w:val="ListParagraph"/>
         <w:numPr>
           <w:ilvl w:val="0"/>
-          <w:numId w:val="20"/>
+          <w:numId w:val="36"/>
         </w:numPr>
       </w:pPr>
       <w:r>
-        <w:t xml:space="preserve">Cella </w:t>
-      </w:r>
-      <w:proofErr w:type="spellStart"/>
-      <w:r>
-        <w:t>méret</w:t>
-      </w:r>
-      <w:proofErr w:type="spellEnd"/>
+        <w:t>Calculating viscosity and applying vorticity confinement: ~3-4ms</w:t>
+      </w:r>
     </w:p>
     <w:p>
       <w:pPr>
         <w:pStyle w:val="ListParagraph"/>
         <w:numPr>
           <w:ilvl w:val="0"/>
-          <w:numId w:val="20"/>
+          <w:numId w:val="36"/>
         </w:numPr>
       </w:pPr>
       <w:r>
-        <w:t>LOD</w:t>
+        <w:t>Constructing the 3D density texture: ~3ms</w:t>
       </w:r>
     </w:p>
     <w:p>
@@ -23559,48 +24025,606 @@
         <w:pStyle w:val="ListParagraph"/>
         <w:numPr>
           <w:ilvl w:val="0"/>
-          <w:numId w:val="20"/>
+          <w:numId w:val="36"/>
         </w:numPr>
       </w:pPr>
-      <w:proofErr w:type="spellStart"/>
-      <w:r>
-        <w:t>Kisebb</w:t>
-      </w:r>
-      <w:proofErr w:type="spellEnd"/>
-      <w:r>
-        <w:t xml:space="preserve"> h, </w:t>
-      </w:r>
-      <w:proofErr w:type="spellStart"/>
-      <w:r>
-        <w:t>nagyobb</w:t>
-      </w:r>
-      <w:proofErr w:type="spellEnd"/>
-      <w:r>
-        <w:t xml:space="preserve"> </w:t>
-      </w:r>
-      <w:proofErr w:type="spellStart"/>
-      <w:r>
-        <w:t>iterációszám</w:t>
-      </w:r>
-      <w:proofErr w:type="spellEnd"/>
+      <w:r>
+        <w:t>Calculating vorticity ~2.5ms</w:t>
+      </w:r>
     </w:p>
     <w:p>
       <w:pPr>
         <w:pStyle w:val="ListParagraph"/>
         <w:numPr>
           <w:ilvl w:val="0"/>
-          <w:numId w:val="20"/>
+          <w:numId w:val="36"/>
         </w:numPr>
       </w:pPr>
       <w:r>
-        <w:t xml:space="preserve">3d density texture compute </w:t>
+        <w:t>Drawing the liquid surface ~1.5ms, of which a majority is the SPH density gradient evaluation, rather than the ray marching steps.</w:t>
+      </w:r>
+    </w:p>
+    <w:p>
+      <w:pPr>
+        <w:pStyle w:val="Heading2"/>
+      </w:pPr>
+      <w:r>
+        <w:t>Results on RTX 3080</w:t>
+      </w:r>
+    </w:p>
+    <w:p>
+      <w:pPr>
+        <w:pStyle w:val="Heading2"/>
+      </w:pPr>
+      <w:r>
+        <w:t>Attempts at further optimization</w:t>
+      </w:r>
+    </w:p>
+    <w:p>
+      <w:pPr>
+        <w:ind w:firstLine="0"/>
+      </w:pPr>
+      <w:r>
+        <w:t>Beyond the optimizations already presented</w:t>
+      </w:r>
+      <w:r>
+        <w:t xml:space="preserve"> - </w:t>
+      </w:r>
+      <w:r>
+        <w:t>parallel prefix sum, Morton codes, and adaptive PBF</w:t>
+      </w:r>
+      <w:r>
+        <w:t xml:space="preserve"> - </w:t>
+      </w:r>
+      <w:r>
+        <w:t xml:space="preserve">two additional optimization attempts were explored that ultimately yielded no measurable FPS </w:t>
+      </w:r>
+      <w:proofErr w:type="gramStart"/>
+      <w:r>
+        <w:t>improvement</w:t>
+      </w:r>
+      <w:r>
+        <w:t>, or</w:t>
+      </w:r>
+      <w:proofErr w:type="gramEnd"/>
+      <w:r>
+        <w:t xml:space="preserve"> even lead to FPS degradation</w:t>
+      </w:r>
+      <w:r>
+        <w:t>:</w:t>
+      </w:r>
+      <w:r>
+        <w:t xml:space="preserve"> </w:t>
+      </w:r>
+      <w:r>
+        <w:t xml:space="preserve">The additional computational overhead offered by these changes outweighed </w:t>
+      </w:r>
+      <w:r>
+        <w:t>any possible gain.</w:t>
+      </w:r>
+    </w:p>
+    <w:bookmarkEnd w:id="24"/>
+    <w:p>
+      <w:pPr>
+        <w:pStyle w:val="Heading3"/>
+      </w:pPr>
+      <w:r>
+        <w:t>Group Shared Memory (GSM) utilization</w:t>
+      </w:r>
+    </w:p>
+    <w:p>
+      <w:r>
+        <w:t xml:space="preserve">Even after sorting the particles’ data according to their cells’ Morton codes, profiling </w:t>
+      </w:r>
+      <w:r>
+        <w:t xml:space="preserve">still </w:t>
+      </w:r>
+      <w:r>
+        <w:t>showed frequent LGSB stalls in neighbour lookup</w:t>
+      </w:r>
+      <w:r>
+        <w:t>s. These indicate cache misses, which I attempted to minimize using shared memory:</w:t>
+      </w:r>
+    </w:p>
+    <w:p>
+      <w:pPr>
+        <w:pStyle w:val="ListParagraph"/>
+        <w:numPr>
+          <w:ilvl w:val="0"/>
+          <w:numId w:val="37"/>
+        </w:numPr>
+      </w:pPr>
+      <w:r>
+        <w:lastRenderedPageBreak/>
+        <w:t xml:space="preserve">Before running computations, each thread in the thread group pre-loads its data into group shared memory (GSM). </w:t>
+      </w:r>
+    </w:p>
+    <w:p>
+      <w:pPr>
+        <w:pStyle w:val="ListParagraph"/>
+        <w:numPr>
+          <w:ilvl w:val="0"/>
+          <w:numId w:val="37"/>
+        </w:numPr>
+      </w:pPr>
+      <w:r>
+        <w:t>SPH neighbour lookup loops where contribution of particles is a matter of summing over neighbours break down into two phases:</w:t>
+      </w:r>
+    </w:p>
+    <w:p>
+      <w:pPr>
+        <w:pStyle w:val="ListParagraph"/>
+        <w:numPr>
+          <w:ilvl w:val="1"/>
+          <w:numId w:val="37"/>
+        </w:numPr>
+      </w:pPr>
+      <w:r>
+        <w:t xml:space="preserve">GSM pass: all threads in the group iterate over the GSM in the same order, adding the contribution of GSM-stored particles to their own local sum. </w:t>
+      </w:r>
+    </w:p>
+    <w:p>
+      <w:pPr>
+        <w:pStyle w:val="ListParagraph"/>
+        <w:numPr>
+          <w:ilvl w:val="2"/>
+          <w:numId w:val="37"/>
+        </w:numPr>
+      </w:pPr>
+      <w:r>
+        <w:t>These accesses are broadcast for all threads, resulting in fast data access.</w:t>
+      </w:r>
+    </w:p>
+    <w:p>
+      <w:pPr>
+        <w:pStyle w:val="ListParagraph"/>
+        <w:numPr>
+          <w:ilvl w:val="2"/>
+          <w:numId w:val="37"/>
+        </w:numPr>
+      </w:pPr>
+      <w:r>
+        <w:t>Although Morton codes attempt to maximize spatial locality for nearby indices, there will be threads in the group whose particles aren’t neighbours. Their contribution will automatically be 0 as per the rules of SPH smoothing kernel.</w:t>
+      </w:r>
+    </w:p>
+    <w:p>
+      <w:pPr>
+        <w:pStyle w:val="ListParagraph"/>
+        <w:numPr>
+          <w:ilvl w:val="1"/>
+          <w:numId w:val="37"/>
+        </w:numPr>
+      </w:pPr>
+      <w:r>
+        <w:t xml:space="preserve">Residual pass: Particles which are potential neighbours, but their threads were not in the same thread group were skipped in the GSM pass. They are </w:t>
+      </w:r>
+      <w:proofErr w:type="gramStart"/>
+      <w:r>
+        <w:t>taken into account</w:t>
+      </w:r>
+      <w:proofErr w:type="gramEnd"/>
+      <w:r>
+        <w:t xml:space="preserve"> during this secondary pass, which fetches data via the regular L1-L2-VRAM path.</w:t>
+      </w:r>
+    </w:p>
+    <w:p>
+      <w:pPr>
+        <w:pStyle w:val="Heading3"/>
+      </w:pPr>
+      <w:r>
+        <w:t>Sub-particle-spacing cell size</w:t>
+      </w:r>
+    </w:p>
+    <w:p>
+      <w:r>
+        <w:t xml:space="preserve">During neighbour lookups in SPH sums, the SPH kernel functions are evaluated for all potential neighbour particles. These particles </w:t>
+      </w:r>
+      <w:proofErr w:type="gramStart"/>
+      <w:r>
+        <w:t>are considered to be</w:t>
+      </w:r>
+      <w:proofErr w:type="gramEnd"/>
+      <w:r>
+        <w:t xml:space="preserve"> potential neighbours if they are in an adjacent grid cell. Grid cells have side length equal to the SPH kernel radius</w:t>
+      </w:r>
+      <w:r>
+        <w:t xml:space="preserve"> </w:t>
+      </w:r>
+      <m:oMath>
+        <m:r>
+          <w:rPr>
+            <w:rFonts w:ascii="Cambria Math" w:hAnsi="Cambria Math"/>
+          </w:rPr>
+          <m:t>h</m:t>
+        </m:r>
+      </m:oMath>
+      <w:r>
+        <w:t xml:space="preserve">, so that all actual neighbours are guaranteed to be among the potential neighbours. </w:t>
+      </w:r>
+      <w:r>
+        <w:t xml:space="preserve">Maximizing the ratio of actual neighbours within the set of potential neighbours would lower unnecessary particle data access, as well as the number of SPH kernel evaluations that end up being 0. </w:t>
+      </w:r>
+      <w:r>
+        <w:t xml:space="preserve">Using a grid cell size an integer fraction of </w:t>
+      </w:r>
+      <m:oMath>
+        <m:r>
+          <w:rPr>
+            <w:rFonts w:ascii="Cambria Math" w:hAnsi="Cambria Math"/>
+          </w:rPr>
+          <m:t>h</m:t>
+        </m:r>
+      </m:oMath>
+      <w:r>
+        <w:t xml:space="preserve"> </w:t>
+      </w:r>
+      <w:r>
+        <w:t>this increases the ratio of actual neighbours within potential neighbours for two reasons:</w:t>
+      </w:r>
+      <w:r>
+        <w:t xml:space="preserve"> </w:t>
+      </w:r>
+    </w:p>
+    <w:p>
+      <w:pPr>
+        <w:pStyle w:val="ListParagraph"/>
+        <w:numPr>
+          <w:ilvl w:val="0"/>
+          <w:numId w:val="38"/>
+        </w:numPr>
+      </w:pPr>
+      <w:r>
+        <w:t>With a finer grid cell size, cells at the corners of the potential neighbour cube can be omitted, bringing the checked volume’s shape closer to the sphere that contains the actual neighbours.</w:t>
+      </w:r>
+    </w:p>
+    <w:p>
+      <w:pPr>
+        <w:pStyle w:val="ListParagraph"/>
+        <w:numPr>
+          <w:ilvl w:val="0"/>
+          <w:numId w:val="38"/>
+        </w:numPr>
+      </w:pPr>
+      <w:r>
+        <w:t xml:space="preserve">With the current scheme, the volume of the area, where potential neighbours are sought is </w:t>
+      </w:r>
+      <m:oMath>
+        <m:r>
+          <w:rPr>
+            <w:rFonts w:ascii="Cambria Math" w:hAnsi="Cambria Math"/>
+          </w:rPr>
+          <m:t>27</m:t>
+        </m:r>
+        <m:sSup>
+          <m:sSupPr>
+            <m:ctrlPr>
+              <w:rPr>
+                <w:rFonts w:ascii="Cambria Math" w:hAnsi="Cambria Math"/>
+                <w:i/>
+              </w:rPr>
+            </m:ctrlPr>
+          </m:sSupPr>
+          <m:e>
+            <m:r>
+              <w:rPr>
+                <w:rFonts w:ascii="Cambria Math" w:hAnsi="Cambria Math"/>
+              </w:rPr>
+              <m:t>h</m:t>
+            </m:r>
+          </m:e>
+          <m:sup>
+            <m:r>
+              <w:rPr>
+                <w:rFonts w:ascii="Cambria Math" w:hAnsi="Cambria Math"/>
+              </w:rPr>
+              <m:t>3</m:t>
+            </m:r>
+          </m:sup>
+        </m:sSup>
+      </m:oMath>
+      <w:r>
+        <w:t xml:space="preserve">, as we check all adjacent cells, each of which has volume </w:t>
+      </w:r>
+      <m:oMath>
+        <m:sSup>
+          <m:sSupPr>
+            <m:ctrlPr>
+              <w:rPr>
+                <w:rFonts w:ascii="Cambria Math" w:hAnsi="Cambria Math"/>
+                <w:i/>
+              </w:rPr>
+            </m:ctrlPr>
+          </m:sSupPr>
+          <m:e>
+            <m:r>
+              <w:rPr>
+                <w:rFonts w:ascii="Cambria Math" w:hAnsi="Cambria Math"/>
+              </w:rPr>
+              <m:t>h</m:t>
+            </m:r>
+          </m:e>
+          <m:sup>
+            <m:r>
+              <w:rPr>
+                <w:rFonts w:ascii="Cambria Math" w:hAnsi="Cambria Math"/>
+              </w:rPr>
+              <m:t>3</m:t>
+            </m:r>
+          </m:sup>
+        </m:sSup>
+      </m:oMath>
+      <w:r>
+        <w:t>.</w:t>
+      </w:r>
+      <w:r>
+        <w:t xml:space="preserve"> If </w:t>
+      </w:r>
+      <w:r>
+        <w:lastRenderedPageBreak/>
+        <w:t xml:space="preserve">cells have a side length of </w:t>
+      </w:r>
+      <m:oMath>
+        <m:f>
+          <m:fPr>
+            <m:type m:val="skw"/>
+            <m:ctrlPr>
+              <w:rPr>
+                <w:rFonts w:ascii="Cambria Math" w:hAnsi="Cambria Math"/>
+                <w:i/>
+              </w:rPr>
+            </m:ctrlPr>
+          </m:fPr>
+          <m:num>
+            <m:r>
+              <w:rPr>
+                <w:rFonts w:ascii="Cambria Math" w:hAnsi="Cambria Math"/>
+              </w:rPr>
+              <m:t>h</m:t>
+            </m:r>
+          </m:num>
+          <m:den>
+            <m:r>
+              <w:rPr>
+                <w:rFonts w:ascii="Cambria Math" w:hAnsi="Cambria Math"/>
+              </w:rPr>
+              <m:t>n</m:t>
+            </m:r>
+          </m:den>
+        </m:f>
+      </m:oMath>
+      <w:r>
+        <w:t xml:space="preserve">, each cell has a volume of </w:t>
+      </w:r>
+      <m:oMath>
+        <m:sSup>
+          <m:sSupPr>
+            <m:ctrlPr>
+              <w:rPr>
+                <w:rFonts w:ascii="Cambria Math" w:hAnsi="Cambria Math"/>
+                <w:i/>
+              </w:rPr>
+            </m:ctrlPr>
+          </m:sSupPr>
+          <m:e>
+            <m:d>
+              <m:dPr>
+                <m:ctrlPr>
+                  <w:rPr>
+                    <w:rFonts w:ascii="Cambria Math" w:hAnsi="Cambria Math"/>
+                    <w:i/>
+                  </w:rPr>
+                </m:ctrlPr>
+              </m:dPr>
+              <m:e>
+                <m:f>
+                  <m:fPr>
+                    <m:type m:val="skw"/>
+                    <m:ctrlPr>
+                      <w:rPr>
+                        <w:rFonts w:ascii="Cambria Math" w:hAnsi="Cambria Math"/>
+                        <w:i/>
+                      </w:rPr>
+                    </m:ctrlPr>
+                  </m:fPr>
+                  <m:num>
+                    <m:r>
+                      <w:rPr>
+                        <w:rFonts w:ascii="Cambria Math" w:hAnsi="Cambria Math"/>
+                      </w:rPr>
+                      <m:t>h</m:t>
+                    </m:r>
+                  </m:num>
+                  <m:den>
+                    <m:r>
+                      <w:rPr>
+                        <w:rFonts w:ascii="Cambria Math" w:hAnsi="Cambria Math"/>
+                      </w:rPr>
+                      <m:t>n</m:t>
+                    </m:r>
+                  </m:den>
+                </m:f>
+              </m:e>
+            </m:d>
+          </m:e>
+          <m:sup>
+            <m:r>
+              <w:rPr>
+                <w:rFonts w:ascii="Cambria Math" w:hAnsi="Cambria Math"/>
+              </w:rPr>
+              <m:t>3</m:t>
+            </m:r>
+          </m:sup>
+        </m:sSup>
+      </m:oMath>
+      <w:r>
+        <w:t xml:space="preserve">, however, checking only adjacent cells for potential neighbours is no longer satisfactory. Instead, we must check cells that are </w:t>
+      </w:r>
+      <m:oMath>
+        <m:r>
+          <w:rPr>
+            <w:rFonts w:ascii="Cambria Math" w:hAnsi="Cambria Math"/>
+          </w:rPr>
+          <m:t>n</m:t>
+        </m:r>
+      </m:oMath>
+      <w:r>
+        <w:t xml:space="preserve"> away in each direction, </w:t>
+      </w:r>
+      <m:oMath>
+        <m:sSup>
+          <m:sSupPr>
+            <m:ctrlPr>
+              <w:rPr>
+                <w:rFonts w:ascii="Cambria Math" w:hAnsi="Cambria Math"/>
+                <w:i/>
+              </w:rPr>
+            </m:ctrlPr>
+          </m:sSupPr>
+          <m:e>
+            <m:d>
+              <m:dPr>
+                <m:ctrlPr>
+                  <w:rPr>
+                    <w:rFonts w:ascii="Cambria Math" w:hAnsi="Cambria Math"/>
+                    <w:i/>
+                  </w:rPr>
+                </m:ctrlPr>
+              </m:dPr>
+              <m:e>
+                <m:r>
+                  <w:rPr>
+                    <w:rFonts w:ascii="Cambria Math" w:hAnsi="Cambria Math"/>
+                  </w:rPr>
+                  <m:t>2n+1</m:t>
+                </m:r>
+              </m:e>
+            </m:d>
+          </m:e>
+          <m:sup>
+            <m:r>
+              <w:rPr>
+                <w:rFonts w:ascii="Cambria Math" w:hAnsi="Cambria Math"/>
+              </w:rPr>
+              <m:t>3</m:t>
+            </m:r>
+          </m:sup>
+        </m:sSup>
+      </m:oMath>
+      <w:r>
+        <w:t xml:space="preserve"> cells overall. The volume to check for neighbours is then only </w:t>
+      </w:r>
+      <m:oMath>
+        <m:sSup>
+          <m:sSupPr>
+            <m:ctrlPr>
+              <w:rPr>
+                <w:rFonts w:ascii="Cambria Math" w:hAnsi="Cambria Math"/>
+                <w:i/>
+              </w:rPr>
+            </m:ctrlPr>
+          </m:sSupPr>
+          <m:e>
+            <m:d>
+              <m:dPr>
+                <m:ctrlPr>
+                  <w:rPr>
+                    <w:rFonts w:ascii="Cambria Math" w:hAnsi="Cambria Math"/>
+                    <w:i/>
+                  </w:rPr>
+                </m:ctrlPr>
+              </m:dPr>
+              <m:e>
+                <m:r>
+                  <w:rPr>
+                    <w:rFonts w:ascii="Cambria Math" w:hAnsi="Cambria Math"/>
+                  </w:rPr>
+                  <m:t>2+</m:t>
+                </m:r>
+                <m:f>
+                  <m:fPr>
+                    <m:ctrlPr>
+                      <w:rPr>
+                        <w:rFonts w:ascii="Cambria Math" w:hAnsi="Cambria Math"/>
+                        <w:i/>
+                      </w:rPr>
+                    </m:ctrlPr>
+                  </m:fPr>
+                  <m:num>
+                    <m:r>
+                      <w:rPr>
+                        <w:rFonts w:ascii="Cambria Math" w:hAnsi="Cambria Math"/>
+                      </w:rPr>
+                      <m:t>1</m:t>
+                    </m:r>
+                  </m:num>
+                  <m:den>
+                    <m:r>
+                      <w:rPr>
+                        <w:rFonts w:ascii="Cambria Math" w:hAnsi="Cambria Math"/>
+                      </w:rPr>
+                      <m:t>n</m:t>
+                    </m:r>
+                  </m:den>
+                </m:f>
+              </m:e>
+            </m:d>
+          </m:e>
+          <m:sup>
+            <m:r>
+              <w:rPr>
+                <w:rFonts w:ascii="Cambria Math" w:hAnsi="Cambria Math"/>
+              </w:rPr>
+              <m:t>3</m:t>
+            </m:r>
+          </m:sup>
+        </m:sSup>
+        <m:sSup>
+          <m:sSupPr>
+            <m:ctrlPr>
+              <w:rPr>
+                <w:rFonts w:ascii="Cambria Math" w:hAnsi="Cambria Math"/>
+                <w:i/>
+              </w:rPr>
+            </m:ctrlPr>
+          </m:sSupPr>
+          <m:e>
+            <m:r>
+              <w:rPr>
+                <w:rFonts w:ascii="Cambria Math" w:hAnsi="Cambria Math"/>
+              </w:rPr>
+              <m:t>h</m:t>
+            </m:r>
+          </m:e>
+          <m:sup>
+            <m:r>
+              <w:rPr>
+                <w:rFonts w:ascii="Cambria Math" w:hAnsi="Cambria Math"/>
+              </w:rPr>
+              <m:t>3</m:t>
+            </m:r>
+          </m:sup>
+        </m:sSup>
+      </m:oMath>
+      <w:r>
+        <w:t>.</w:t>
+      </w:r>
+    </w:p>
+    <w:p/>
+    <w:p/>
+    <w:p>
+      <w:pPr>
+        <w:ind w:firstLine="0"/>
+      </w:pPr>
+    </w:p>
+    <w:p>
+      <w:r>
+        <w:t xml:space="preserve"> </w:t>
       </w:r>
     </w:p>
     <w:p/>
     <w:p/>
     <w:p/>
     <w:p/>
-    <w:p/>
     <w:p>
       <w:pPr>
         <w:pStyle w:val="Heading1"/>
@@ -24088,6 +25112,7 @@
         <w:rPr>
           <w:noProof/>
         </w:rPr>
+        <w:lastRenderedPageBreak/>
         <w:drawing>
           <wp:inline distT="0" distB="0" distL="0" distR="0" wp14:anchorId="33527B03" wp14:editId="13D87D0B">
             <wp:extent cx="4781550" cy="466725"/>
@@ -24106,7 +25131,7 @@
                     </pic:cNvPicPr>
                   </pic:nvPicPr>
                   <pic:blipFill>
-                    <a:blip r:embed="rId13">
+                    <a:blip r:embed="rId14">
                       <a:extLst>
                         <a:ext uri="{28A0092B-C50C-407E-A947-70E740481C1C}">
                           <a14:useLocalDpi xmlns:a14="http://schemas.microsoft.com/office/drawing/2010/main" val="0"/>
@@ -24416,7 +25441,6 @@
         <w:pStyle w:val="Kd"/>
       </w:pPr>
       <w:r>
-        <w:lastRenderedPageBreak/>
         <w:tab/>
       </w:r>
       <w:r>
@@ -25291,6 +26315,7 @@
         <w:rPr>
           <w:rStyle w:val="Emphasis"/>
         </w:rPr>
+        <w:lastRenderedPageBreak/>
         <w:t>Kinézet</w:t>
       </w:r>
       <w:proofErr w:type="spellEnd"/>
@@ -25390,7 +26415,6 @@
       <w:bookmarkStart w:id="39" w:name="_Toc229611193"/>
       <w:proofErr w:type="spellStart"/>
       <w:r>
-        <w:lastRenderedPageBreak/>
         <w:t>Irodalomjegyzék</w:t>
       </w:r>
       <w:proofErr w:type="spellEnd"/>
@@ -25633,19 +26657,7 @@
         <w:rPr>
           <w:noProof w:val="0"/>
         </w:rPr>
-        <w:instrText>HYPERLINK "</w:instrText>
-      </w:r>
-      <w:r>
-        <w:rPr>
-          <w:noProof w:val="0"/>
-        </w:rPr>
-        <w:instrText>https://courses.grainger.illinois.edu/CS418/sp2023/text/sph.html</w:instrText>
-      </w:r>
-      <w:r>
-        <w:rPr>
-          <w:noProof w:val="0"/>
-        </w:rPr>
-        <w:instrText>"</w:instrText>
+        <w:instrText>HYPERLINK "https://courses.grainger.illinois.edu/CS418/sp2023/text/sph.html"</w:instrText>
       </w:r>
       <w:r>
         <w:rPr>
@@ -25712,7 +26724,7 @@
           <w:noProof w:val="0"/>
         </w:rPr>
       </w:pPr>
-      <w:hyperlink r:id="rId14" w:history="1">
+      <w:hyperlink r:id="rId15" w:history="1">
         <w:bookmarkStart w:id="51" w:name="_Ref229608093"/>
         <w:r>
           <w:rPr>
@@ -25742,19 +26754,7 @@
         <w:rPr>
           <w:noProof w:val="0"/>
         </w:rPr>
-        <w:instrText>HYPERLINK "</w:instrText>
-      </w:r>
-      <w:r>
-        <w:rPr>
-          <w:noProof w:val="0"/>
-        </w:rPr>
-        <w:instrText>https://developer.nvidia.com/gpugems/gpugems3/part-vi-gpu-computing/chapter-39-parallel-prefix-sum-scan-cuda</w:instrText>
-      </w:r>
-      <w:r>
-        <w:rPr>
-          <w:noProof w:val="0"/>
-        </w:rPr>
-        <w:instrText>"</w:instrText>
+        <w:instrText>HYPERLINK "https://developer.nvidia.com/gpugems/gpugems3/part-vi-gpu-computing/chapter-39-parallel-prefix-sum-scan-cuda"</w:instrText>
       </w:r>
       <w:r>
         <w:rPr>
@@ -25800,19 +26800,7 @@
         <w:rPr>
           <w:noProof w:val="0"/>
         </w:rPr>
-        <w:instrText>HYPERLINK "</w:instrText>
-      </w:r>
-      <w:r>
-        <w:rPr>
-          <w:noProof w:val="0"/>
-        </w:rPr>
-        <w:instrText>https://microsoft.github.io/DirectX-Specs/d3d/WorkGraphs.html</w:instrText>
-      </w:r>
-      <w:r>
-        <w:rPr>
-          <w:noProof w:val="0"/>
-        </w:rPr>
-        <w:instrText>"</w:instrText>
+        <w:instrText>HYPERLINK "https://microsoft.github.io/DirectX-Specs/d3d/WorkGraphs.html"</w:instrText>
       </w:r>
       <w:r>
         <w:rPr>
@@ -25858,19 +26846,7 @@
         <w:rPr>
           <w:noProof w:val="0"/>
         </w:rPr>
-        <w:instrText>HYPERLINK "</w:instrText>
-      </w:r>
-      <w:r>
-        <w:rPr>
-          <w:noProof w:val="0"/>
-        </w:rPr>
-        <w:instrText>https://developer.nvidia.com/gpugems/gpugems3/part-v-physics-simulation/chapter-34-signed-distance-fields-using-single-pass-gpu</w:instrText>
-      </w:r>
-      <w:r>
-        <w:rPr>
-          <w:noProof w:val="0"/>
-        </w:rPr>
-        <w:instrText>"</w:instrText>
+        <w:instrText>HYPERLINK "https://developer.nvidia.com/gpugems/gpugems3/part-v-physics-simulation/chapter-34-signed-distance-fields-using-single-pass-gpu"</w:instrText>
       </w:r>
       <w:r>
         <w:rPr>
@@ -25932,19 +26908,12 @@
         <w:rPr>
           <w:noProof w:val="0"/>
         </w:rPr>
-        <w:instrText>HYPERLINK "</w:instrText>
+        <w:instrText>HYPERLINK "https://github.com/ocornut/imgui"</w:instrText>
       </w:r>
       <w:r>
         <w:rPr>
           <w:noProof w:val="0"/>
         </w:rPr>
-        <w:instrText>https://github.com/ocornut/imgui</w:instrText>
-      </w:r>
-      <w:r>
-        <w:rPr>
-          <w:noProof w:val="0"/>
-        </w:rPr>
-        <w:instrText>"</w:instrText>
       </w:r>
       <w:r>
         <w:rPr>
@@ -29612,8 +30581,8 @@
       </w:pPr>
     </w:p>
     <w:sectPr>
-      <w:headerReference w:type="even" r:id="rId15"/>
-      <w:footerReference w:type="default" r:id="rId16"/>
+      <w:headerReference w:type="even" r:id="rId16"/>
+      <w:footerReference w:type="default" r:id="rId17"/>
       <w:type w:val="continuous"/>
       <w:pgSz w:w="11907" w:h="16840" w:code="9"/>
       <w:pgMar w:top="1418" w:right="1418" w:bottom="1418" w:left="1418" w:header="709" w:footer="709" w:gutter="567"/>
@@ -31025,6 +31994,92 @@
     </w:lvl>
   </w:abstractNum>
   <w:abstractNum w:abstractNumId="14" w15:restartNumberingAfterBreak="0">
+    <w:nsid w:val="2F2E3B6E"/>
+    <w:multiLevelType w:val="hybridMultilevel"/>
+    <w:tmpl w:val="63066540"/>
+    <w:lvl w:ilvl="0" w:tplc="0409000F">
+      <w:start w:val="1"/>
+      <w:numFmt w:val="decimal"/>
+      <w:lvlText w:val="%1."/>
+      <w:lvlJc w:val="left"/>
+      <w:pPr>
+        <w:ind w:left="720" w:hanging="360"/>
+      </w:pPr>
+    </w:lvl>
+    <w:lvl w:ilvl="1" w:tplc="04090019">
+      <w:start w:val="1"/>
+      <w:numFmt w:val="lowerLetter"/>
+      <w:lvlText w:val="%2."/>
+      <w:lvlJc w:val="left"/>
+      <w:pPr>
+        <w:ind w:left="1440" w:hanging="360"/>
+      </w:pPr>
+    </w:lvl>
+    <w:lvl w:ilvl="2" w:tplc="0409001B">
+      <w:start w:val="1"/>
+      <w:numFmt w:val="lowerRoman"/>
+      <w:lvlText w:val="%3."/>
+      <w:lvlJc w:val="right"/>
+      <w:pPr>
+        <w:ind w:left="2160" w:hanging="180"/>
+      </w:pPr>
+    </w:lvl>
+    <w:lvl w:ilvl="3" w:tplc="0409000F" w:tentative="1">
+      <w:start w:val="1"/>
+      <w:numFmt w:val="decimal"/>
+      <w:lvlText w:val="%4."/>
+      <w:lvlJc w:val="left"/>
+      <w:pPr>
+        <w:ind w:left="2880" w:hanging="360"/>
+      </w:pPr>
+    </w:lvl>
+    <w:lvl w:ilvl="4" w:tplc="04090019" w:tentative="1">
+      <w:start w:val="1"/>
+      <w:numFmt w:val="lowerLetter"/>
+      <w:lvlText w:val="%5."/>
+      <w:lvlJc w:val="left"/>
+      <w:pPr>
+        <w:ind w:left="3600" w:hanging="360"/>
+      </w:pPr>
+    </w:lvl>
+    <w:lvl w:ilvl="5" w:tplc="0409001B" w:tentative="1">
+      <w:start w:val="1"/>
+      <w:numFmt w:val="lowerRoman"/>
+      <w:lvlText w:val="%6."/>
+      <w:lvlJc w:val="right"/>
+      <w:pPr>
+        <w:ind w:left="4320" w:hanging="180"/>
+      </w:pPr>
+    </w:lvl>
+    <w:lvl w:ilvl="6" w:tplc="0409000F" w:tentative="1">
+      <w:start w:val="1"/>
+      <w:numFmt w:val="decimal"/>
+      <w:lvlText w:val="%7."/>
+      <w:lvlJc w:val="left"/>
+      <w:pPr>
+        <w:ind w:left="5040" w:hanging="360"/>
+      </w:pPr>
+    </w:lvl>
+    <w:lvl w:ilvl="7" w:tplc="04090019" w:tentative="1">
+      <w:start w:val="1"/>
+      <w:numFmt w:val="lowerLetter"/>
+      <w:lvlText w:val="%8."/>
+      <w:lvlJc w:val="left"/>
+      <w:pPr>
+        <w:ind w:left="5760" w:hanging="360"/>
+      </w:pPr>
+    </w:lvl>
+    <w:lvl w:ilvl="8" w:tplc="0409001B" w:tentative="1">
+      <w:start w:val="1"/>
+      <w:numFmt w:val="lowerRoman"/>
+      <w:lvlText w:val="%9."/>
+      <w:lvlJc w:val="right"/>
+      <w:pPr>
+        <w:ind w:left="6480" w:hanging="180"/>
+      </w:pPr>
+    </w:lvl>
+  </w:abstractNum>
+  <w:abstractNum w:abstractNumId="15" w15:restartNumberingAfterBreak="0">
     <w:nsid w:val="2F783801"/>
     <w:multiLevelType w:val="hybridMultilevel"/>
     <w:tmpl w:val="6CCAF9A8"/>
@@ -31110,7 +32165,7 @@
       </w:pPr>
     </w:lvl>
   </w:abstractNum>
-  <w:abstractNum w:abstractNumId="15" w15:restartNumberingAfterBreak="0">
+  <w:abstractNum w:abstractNumId="16" w15:restartNumberingAfterBreak="0">
     <w:nsid w:val="32911BFF"/>
     <w:multiLevelType w:val="hybridMultilevel"/>
     <w:tmpl w:val="6EB0B768"/>
@@ -31223,7 +32278,7 @@
       </w:rPr>
     </w:lvl>
   </w:abstractNum>
-  <w:abstractNum w:abstractNumId="16" w15:restartNumberingAfterBreak="0">
+  <w:abstractNum w:abstractNumId="17" w15:restartNumberingAfterBreak="0">
     <w:nsid w:val="3353475A"/>
     <w:multiLevelType w:val="multilevel"/>
     <w:tmpl w:val="418E4214"/>
@@ -31310,7 +32365,120 @@
       </w:pPr>
     </w:lvl>
   </w:abstractNum>
-  <w:abstractNum w:abstractNumId="17" w15:restartNumberingAfterBreak="0">
+  <w:abstractNum w:abstractNumId="18" w15:restartNumberingAfterBreak="0">
+    <w:nsid w:val="365516F6"/>
+    <w:multiLevelType w:val="hybridMultilevel"/>
+    <w:tmpl w:val="47282AF2"/>
+    <w:lvl w:ilvl="0" w:tplc="04090001">
+      <w:start w:val="1"/>
+      <w:numFmt w:val="bullet"/>
+      <w:lvlText w:val=""/>
+      <w:lvlJc w:val="left"/>
+      <w:pPr>
+        <w:ind w:left="1440" w:hanging="360"/>
+      </w:pPr>
+      <w:rPr>
+        <w:rFonts w:ascii="Symbol" w:hAnsi="Symbol" w:hint="default"/>
+      </w:rPr>
+    </w:lvl>
+    <w:lvl w:ilvl="1" w:tplc="04090003" w:tentative="1">
+      <w:start w:val="1"/>
+      <w:numFmt w:val="bullet"/>
+      <w:lvlText w:val="o"/>
+      <w:lvlJc w:val="left"/>
+      <w:pPr>
+        <w:ind w:left="2160" w:hanging="360"/>
+      </w:pPr>
+      <w:rPr>
+        <w:rFonts w:ascii="Courier New" w:hAnsi="Courier New" w:cs="Courier New" w:hint="default"/>
+      </w:rPr>
+    </w:lvl>
+    <w:lvl w:ilvl="2" w:tplc="04090005" w:tentative="1">
+      <w:start w:val="1"/>
+      <w:numFmt w:val="bullet"/>
+      <w:lvlText w:val=""/>
+      <w:lvlJc w:val="left"/>
+      <w:pPr>
+        <w:ind w:left="2880" w:hanging="360"/>
+      </w:pPr>
+      <w:rPr>
+        <w:rFonts w:ascii="Wingdings" w:hAnsi="Wingdings" w:hint="default"/>
+      </w:rPr>
+    </w:lvl>
+    <w:lvl w:ilvl="3" w:tplc="04090001" w:tentative="1">
+      <w:start w:val="1"/>
+      <w:numFmt w:val="bullet"/>
+      <w:lvlText w:val=""/>
+      <w:lvlJc w:val="left"/>
+      <w:pPr>
+        <w:ind w:left="3600" w:hanging="360"/>
+      </w:pPr>
+      <w:rPr>
+        <w:rFonts w:ascii="Symbol" w:hAnsi="Symbol" w:hint="default"/>
+      </w:rPr>
+    </w:lvl>
+    <w:lvl w:ilvl="4" w:tplc="04090003" w:tentative="1">
+      <w:start w:val="1"/>
+      <w:numFmt w:val="bullet"/>
+      <w:lvlText w:val="o"/>
+      <w:lvlJc w:val="left"/>
+      <w:pPr>
+        <w:ind w:left="4320" w:hanging="360"/>
+      </w:pPr>
+      <w:rPr>
+        <w:rFonts w:ascii="Courier New" w:hAnsi="Courier New" w:cs="Courier New" w:hint="default"/>
+      </w:rPr>
+    </w:lvl>
+    <w:lvl w:ilvl="5" w:tplc="04090005" w:tentative="1">
+      <w:start w:val="1"/>
+      <w:numFmt w:val="bullet"/>
+      <w:lvlText w:val=""/>
+      <w:lvlJc w:val="left"/>
+      <w:pPr>
+        <w:ind w:left="5040" w:hanging="360"/>
+      </w:pPr>
+      <w:rPr>
+        <w:rFonts w:ascii="Wingdings" w:hAnsi="Wingdings" w:hint="default"/>
+      </w:rPr>
+    </w:lvl>
+    <w:lvl w:ilvl="6" w:tplc="04090001" w:tentative="1">
+      <w:start w:val="1"/>
+      <w:numFmt w:val="bullet"/>
+      <w:lvlText w:val=""/>
+      <w:lvlJc w:val="left"/>
+      <w:pPr>
+        <w:ind w:left="5760" w:hanging="360"/>
+      </w:pPr>
+      <w:rPr>
+        <w:rFonts w:ascii="Symbol" w:hAnsi="Symbol" w:hint="default"/>
+      </w:rPr>
+    </w:lvl>
+    <w:lvl w:ilvl="7" w:tplc="04090003" w:tentative="1">
+      <w:start w:val="1"/>
+      <w:numFmt w:val="bullet"/>
+      <w:lvlText w:val="o"/>
+      <w:lvlJc w:val="left"/>
+      <w:pPr>
+        <w:ind w:left="6480" w:hanging="360"/>
+      </w:pPr>
+      <w:rPr>
+        <w:rFonts w:ascii="Courier New" w:hAnsi="Courier New" w:cs="Courier New" w:hint="default"/>
+      </w:rPr>
+    </w:lvl>
+    <w:lvl w:ilvl="8" w:tplc="04090005" w:tentative="1">
+      <w:start w:val="1"/>
+      <w:numFmt w:val="bullet"/>
+      <w:lvlText w:val=""/>
+      <w:lvlJc w:val="left"/>
+      <w:pPr>
+        <w:ind w:left="7200" w:hanging="360"/>
+      </w:pPr>
+      <w:rPr>
+        <w:rFonts w:ascii="Wingdings" w:hAnsi="Wingdings" w:hint="default"/>
+      </w:rPr>
+    </w:lvl>
+  </w:abstractNum>
+  <w:abstractNum w:abstractNumId="19" w15:restartNumberingAfterBreak="0">
     <w:nsid w:val="36AB7E05"/>
     <w:multiLevelType w:val="multilevel"/>
     <w:tmpl w:val="FFB42E42"/>
@@ -31427,7 +32595,7 @@
       </w:pPr>
     </w:lvl>
   </w:abstractNum>
-  <w:abstractNum w:abstractNumId="18" w15:restartNumberingAfterBreak="0">
+  <w:abstractNum w:abstractNumId="20" w15:restartNumberingAfterBreak="0">
     <w:nsid w:val="36B04F5A"/>
     <w:multiLevelType w:val="multilevel"/>
     <w:tmpl w:val="907A15EC"/>
@@ -31569,7 +32737,7 @@
       </w:rPr>
     </w:lvl>
   </w:abstractNum>
-  <w:abstractNum w:abstractNumId="19" w15:restartNumberingAfterBreak="0">
+  <w:abstractNum w:abstractNumId="21" w15:restartNumberingAfterBreak="0">
     <w:nsid w:val="3A162A58"/>
     <w:multiLevelType w:val="multilevel"/>
     <w:tmpl w:val="907A15EC"/>
@@ -31713,7 +32881,7 @@
       </w:rPr>
     </w:lvl>
   </w:abstractNum>
-  <w:abstractNum w:abstractNumId="20" w15:restartNumberingAfterBreak="0">
+  <w:abstractNum w:abstractNumId="22" w15:restartNumberingAfterBreak="0">
     <w:nsid w:val="43A67E07"/>
     <w:multiLevelType w:val="hybridMultilevel"/>
     <w:tmpl w:val="6194FDD6"/>
@@ -31799,7 +32967,7 @@
       </w:pPr>
     </w:lvl>
   </w:abstractNum>
-  <w:abstractNum w:abstractNumId="21" w15:restartNumberingAfterBreak="0">
+  <w:abstractNum w:abstractNumId="23" w15:restartNumberingAfterBreak="0">
     <w:nsid w:val="43AD1628"/>
     <w:multiLevelType w:val="multilevel"/>
     <w:tmpl w:val="907A15EC"/>
@@ -31943,7 +33111,93 @@
       </w:rPr>
     </w:lvl>
   </w:abstractNum>
-  <w:abstractNum w:abstractNumId="22" w15:restartNumberingAfterBreak="0">
+  <w:abstractNum w:abstractNumId="24" w15:restartNumberingAfterBreak="0">
+    <w:nsid w:val="473B5AE2"/>
+    <w:multiLevelType w:val="hybridMultilevel"/>
+    <w:tmpl w:val="CD642F3C"/>
+    <w:lvl w:ilvl="0" w:tplc="0409000F">
+      <w:start w:val="1"/>
+      <w:numFmt w:val="decimal"/>
+      <w:lvlText w:val="%1."/>
+      <w:lvlJc w:val="left"/>
+      <w:pPr>
+        <w:ind w:left="720" w:hanging="360"/>
+      </w:pPr>
+    </w:lvl>
+    <w:lvl w:ilvl="1" w:tplc="04090019" w:tentative="1">
+      <w:start w:val="1"/>
+      <w:numFmt w:val="lowerLetter"/>
+      <w:lvlText w:val="%2."/>
+      <w:lvlJc w:val="left"/>
+      <w:pPr>
+        <w:ind w:left="1440" w:hanging="360"/>
+      </w:pPr>
+    </w:lvl>
+    <w:lvl w:ilvl="2" w:tplc="0409001B" w:tentative="1">
+      <w:start w:val="1"/>
+      <w:numFmt w:val="lowerRoman"/>
+      <w:lvlText w:val="%3."/>
+      <w:lvlJc w:val="right"/>
+      <w:pPr>
+        <w:ind w:left="2160" w:hanging="180"/>
+      </w:pPr>
+    </w:lvl>
+    <w:lvl w:ilvl="3" w:tplc="0409000F" w:tentative="1">
+      <w:start w:val="1"/>
+      <w:numFmt w:val="decimal"/>
+      <w:lvlText w:val="%4."/>
+      <w:lvlJc w:val="left"/>
+      <w:pPr>
+        <w:ind w:left="2880" w:hanging="360"/>
+      </w:pPr>
+    </w:lvl>
+    <w:lvl w:ilvl="4" w:tplc="04090019" w:tentative="1">
+      <w:start w:val="1"/>
+      <w:numFmt w:val="lowerLetter"/>
+      <w:lvlText w:val="%5."/>
+      <w:lvlJc w:val="left"/>
+      <w:pPr>
+        <w:ind w:left="3600" w:hanging="360"/>
+      </w:pPr>
+    </w:lvl>
+    <w:lvl w:ilvl="5" w:tplc="0409001B" w:tentative="1">
+      <w:start w:val="1"/>
+      <w:numFmt w:val="lowerRoman"/>
+      <w:lvlText w:val="%6."/>
+      <w:lvlJc w:val="right"/>
+      <w:pPr>
+        <w:ind w:left="4320" w:hanging="180"/>
+      </w:pPr>
+    </w:lvl>
+    <w:lvl w:ilvl="6" w:tplc="0409000F" w:tentative="1">
+      <w:start w:val="1"/>
+      <w:numFmt w:val="decimal"/>
+      <w:lvlText w:val="%7."/>
+      <w:lvlJc w:val="left"/>
+      <w:pPr>
+        <w:ind w:left="5040" w:hanging="360"/>
+      </w:pPr>
+    </w:lvl>
+    <w:lvl w:ilvl="7" w:tplc="04090019" w:tentative="1">
+      <w:start w:val="1"/>
+      <w:numFmt w:val="lowerLetter"/>
+      <w:lvlText w:val="%8."/>
+      <w:lvlJc w:val="left"/>
+      <w:pPr>
+        <w:ind w:left="5760" w:hanging="360"/>
+      </w:pPr>
+    </w:lvl>
+    <w:lvl w:ilvl="8" w:tplc="0409001B" w:tentative="1">
+      <w:start w:val="1"/>
+      <w:numFmt w:val="lowerRoman"/>
+      <w:lvlText w:val="%9."/>
+      <w:lvlJc w:val="right"/>
+      <w:pPr>
+        <w:ind w:left="6480" w:hanging="180"/>
+      </w:pPr>
+    </w:lvl>
+  </w:abstractNum>
+  <w:abstractNum w:abstractNumId="25" w15:restartNumberingAfterBreak="0">
     <w:nsid w:val="4B385C71"/>
     <w:multiLevelType w:val="hybridMultilevel"/>
     <w:tmpl w:val="250EEE70"/>
@@ -32056,7 +33310,7 @@
       </w:rPr>
     </w:lvl>
   </w:abstractNum>
-  <w:abstractNum w:abstractNumId="23" w15:restartNumberingAfterBreak="0">
+  <w:abstractNum w:abstractNumId="26" w15:restartNumberingAfterBreak="0">
     <w:nsid w:val="53535320"/>
     <w:multiLevelType w:val="multilevel"/>
     <w:tmpl w:val="907A15EC"/>
@@ -32200,7 +33454,7 @@
       </w:rPr>
     </w:lvl>
   </w:abstractNum>
-  <w:abstractNum w:abstractNumId="24" w15:restartNumberingAfterBreak="0">
+  <w:abstractNum w:abstractNumId="27" w15:restartNumberingAfterBreak="0">
     <w:nsid w:val="57E83A64"/>
     <w:multiLevelType w:val="hybridMultilevel"/>
     <w:tmpl w:val="8F4E3B86"/>
@@ -32286,7 +33540,7 @@
       </w:pPr>
     </w:lvl>
   </w:abstractNum>
-  <w:abstractNum w:abstractNumId="25" w15:restartNumberingAfterBreak="0">
+  <w:abstractNum w:abstractNumId="28" w15:restartNumberingAfterBreak="0">
     <w:nsid w:val="5C562463"/>
     <w:multiLevelType w:val="hybridMultilevel"/>
     <w:tmpl w:val="413610A2"/>
@@ -32372,7 +33626,7 @@
       </w:pPr>
     </w:lvl>
   </w:abstractNum>
-  <w:abstractNum w:abstractNumId="26" w15:restartNumberingAfterBreak="0">
+  <w:abstractNum w:abstractNumId="29" w15:restartNumberingAfterBreak="0">
     <w:nsid w:val="64625A14"/>
     <w:multiLevelType w:val="hybridMultilevel"/>
     <w:tmpl w:val="F9CE0576"/>
@@ -32458,7 +33712,7 @@
       </w:pPr>
     </w:lvl>
   </w:abstractNum>
-  <w:abstractNum w:abstractNumId="27" w15:restartNumberingAfterBreak="0">
+  <w:abstractNum w:abstractNumId="30" w15:restartNumberingAfterBreak="0">
     <w:nsid w:val="65EB3CB5"/>
     <w:multiLevelType w:val="hybridMultilevel"/>
     <w:tmpl w:val="48CAEB3A"/>
@@ -32544,7 +33798,7 @@
       </w:pPr>
     </w:lvl>
   </w:abstractNum>
-  <w:abstractNum w:abstractNumId="28" w15:restartNumberingAfterBreak="0">
+  <w:abstractNum w:abstractNumId="31" w15:restartNumberingAfterBreak="0">
     <w:nsid w:val="6AFC1994"/>
     <w:multiLevelType w:val="multilevel"/>
     <w:tmpl w:val="907A15EC"/>
@@ -32687,7 +33941,7 @@
       </w:rPr>
     </w:lvl>
   </w:abstractNum>
-  <w:abstractNum w:abstractNumId="29" w15:restartNumberingAfterBreak="0">
+  <w:abstractNum w:abstractNumId="32" w15:restartNumberingAfterBreak="0">
     <w:nsid w:val="6D290926"/>
     <w:multiLevelType w:val="hybridMultilevel"/>
     <w:tmpl w:val="59C4363A"/>
@@ -32773,7 +34027,7 @@
       </w:pPr>
     </w:lvl>
   </w:abstractNum>
-  <w:abstractNum w:abstractNumId="30" w15:restartNumberingAfterBreak="0">
+  <w:abstractNum w:abstractNumId="33" w15:restartNumberingAfterBreak="0">
     <w:nsid w:val="78837D6D"/>
     <w:multiLevelType w:val="hybridMultilevel"/>
     <w:tmpl w:val="42447646"/>
@@ -32859,7 +34113,93 @@
       </w:pPr>
     </w:lvl>
   </w:abstractNum>
-  <w:abstractNum w:abstractNumId="31" w15:restartNumberingAfterBreak="0">
+  <w:abstractNum w:abstractNumId="34" w15:restartNumberingAfterBreak="0">
+    <w:nsid w:val="79BF580E"/>
+    <w:multiLevelType w:val="hybridMultilevel"/>
+    <w:tmpl w:val="A79CA5CA"/>
+    <w:lvl w:ilvl="0" w:tplc="0409000F">
+      <w:start w:val="1"/>
+      <w:numFmt w:val="decimal"/>
+      <w:lvlText w:val="%1."/>
+      <w:lvlJc w:val="left"/>
+      <w:pPr>
+        <w:ind w:left="720" w:hanging="360"/>
+      </w:pPr>
+    </w:lvl>
+    <w:lvl w:ilvl="1" w:tplc="04090019">
+      <w:start w:val="1"/>
+      <w:numFmt w:val="lowerLetter"/>
+      <w:lvlText w:val="%2."/>
+      <w:lvlJc w:val="left"/>
+      <w:pPr>
+        <w:ind w:left="1440" w:hanging="360"/>
+      </w:pPr>
+    </w:lvl>
+    <w:lvl w:ilvl="2" w:tplc="0409001B" w:tentative="1">
+      <w:start w:val="1"/>
+      <w:numFmt w:val="lowerRoman"/>
+      <w:lvlText w:val="%3."/>
+      <w:lvlJc w:val="right"/>
+      <w:pPr>
+        <w:ind w:left="2160" w:hanging="180"/>
+      </w:pPr>
+    </w:lvl>
+    <w:lvl w:ilvl="3" w:tplc="0409000F" w:tentative="1">
+      <w:start w:val="1"/>
+      <w:numFmt w:val="decimal"/>
+      <w:lvlText w:val="%4."/>
+      <w:lvlJc w:val="left"/>
+      <w:pPr>
+        <w:ind w:left="2880" w:hanging="360"/>
+      </w:pPr>
+    </w:lvl>
+    <w:lvl w:ilvl="4" w:tplc="04090019" w:tentative="1">
+      <w:start w:val="1"/>
+      <w:numFmt w:val="lowerLetter"/>
+      <w:lvlText w:val="%5."/>
+      <w:lvlJc w:val="left"/>
+      <w:pPr>
+        <w:ind w:left="3600" w:hanging="360"/>
+      </w:pPr>
+    </w:lvl>
+    <w:lvl w:ilvl="5" w:tplc="0409001B" w:tentative="1">
+      <w:start w:val="1"/>
+      <w:numFmt w:val="lowerRoman"/>
+      <w:lvlText w:val="%6."/>
+      <w:lvlJc w:val="right"/>
+      <w:pPr>
+        <w:ind w:left="4320" w:hanging="180"/>
+      </w:pPr>
+    </w:lvl>
+    <w:lvl w:ilvl="6" w:tplc="0409000F" w:tentative="1">
+      <w:start w:val="1"/>
+      <w:numFmt w:val="decimal"/>
+      <w:lvlText w:val="%7."/>
+      <w:lvlJc w:val="left"/>
+      <w:pPr>
+        <w:ind w:left="5040" w:hanging="360"/>
+      </w:pPr>
+    </w:lvl>
+    <w:lvl w:ilvl="7" w:tplc="04090019" w:tentative="1">
+      <w:start w:val="1"/>
+      <w:numFmt w:val="lowerLetter"/>
+      <w:lvlText w:val="%8."/>
+      <w:lvlJc w:val="left"/>
+      <w:pPr>
+        <w:ind w:left="5760" w:hanging="360"/>
+      </w:pPr>
+    </w:lvl>
+    <w:lvl w:ilvl="8" w:tplc="0409001B" w:tentative="1">
+      <w:start w:val="1"/>
+      <w:numFmt w:val="lowerRoman"/>
+      <w:lvlText w:val="%9."/>
+      <w:lvlJc w:val="right"/>
+      <w:pPr>
+        <w:ind w:left="6480" w:hanging="180"/>
+      </w:pPr>
+    </w:lvl>
+  </w:abstractNum>
+  <w:abstractNum w:abstractNumId="35" w15:restartNumberingAfterBreak="0">
     <w:nsid w:val="7AFB4195"/>
     <w:multiLevelType w:val="multilevel"/>
     <w:tmpl w:val="FA0685B6"/>
@@ -32954,7 +34294,7 @@
       </w:pPr>
     </w:lvl>
   </w:abstractNum>
-  <w:abstractNum w:abstractNumId="32" w15:restartNumberingAfterBreak="0">
+  <w:abstractNum w:abstractNumId="36" w15:restartNumberingAfterBreak="0">
     <w:nsid w:val="7CE6451A"/>
     <w:multiLevelType w:val="multilevel"/>
     <w:tmpl w:val="907A15EC"/>
@@ -33097,7 +34437,7 @@
       </w:rPr>
     </w:lvl>
   </w:abstractNum>
-  <w:abstractNum w:abstractNumId="33" w15:restartNumberingAfterBreak="0">
+  <w:abstractNum w:abstractNumId="37" w15:restartNumberingAfterBreak="0">
     <w:nsid w:val="7EC5257E"/>
     <w:multiLevelType w:val="multilevel"/>
     <w:tmpl w:val="E2126A10"/>
@@ -33217,34 +34557,34 @@
     <w:abstractNumId w:val="10"/>
   </w:num>
   <w:num w:numId="3" w16cid:durableId="1826817505">
-    <w:abstractNumId w:val="19"/>
+    <w:abstractNumId w:val="21"/>
   </w:num>
   <w:num w:numId="4" w16cid:durableId="521818124">
-    <w:abstractNumId w:val="21"/>
+    <w:abstractNumId w:val="23"/>
   </w:num>
   <w:num w:numId="5" w16cid:durableId="713194525">
-    <w:abstractNumId w:val="23"/>
+    <w:abstractNumId w:val="26"/>
   </w:num>
   <w:num w:numId="6" w16cid:durableId="461656557">
-    <w:abstractNumId w:val="16"/>
+    <w:abstractNumId w:val="17"/>
   </w:num>
   <w:num w:numId="7" w16cid:durableId="8991721">
     <w:abstractNumId w:val="8"/>
   </w:num>
   <w:num w:numId="8" w16cid:durableId="1709380337">
-    <w:abstractNumId w:val="17"/>
+    <w:abstractNumId w:val="19"/>
   </w:num>
   <w:num w:numId="9" w16cid:durableId="920262004">
-    <w:abstractNumId w:val="32"/>
+    <w:abstractNumId w:val="36"/>
   </w:num>
   <w:num w:numId="10" w16cid:durableId="643239286">
-    <w:abstractNumId w:val="18"/>
+    <w:abstractNumId w:val="20"/>
   </w:num>
   <w:num w:numId="11" w16cid:durableId="42411586">
-    <w:abstractNumId w:val="28"/>
+    <w:abstractNumId w:val="31"/>
   </w:num>
   <w:num w:numId="12" w16cid:durableId="1891064689">
-    <w:abstractNumId w:val="22"/>
+    <w:abstractNumId w:val="25"/>
   </w:num>
   <w:num w:numId="13" w16cid:durableId="2119256425">
     <w:abstractNumId w:val="2"/>
@@ -33253,19 +34593,19 @@
     <w:abstractNumId w:val="1"/>
   </w:num>
   <w:num w:numId="15" w16cid:durableId="508719559">
-    <w:abstractNumId w:val="15"/>
+    <w:abstractNumId w:val="16"/>
   </w:num>
   <w:num w:numId="16" w16cid:durableId="1156610840">
     <w:abstractNumId w:val="3"/>
   </w:num>
   <w:num w:numId="17" w16cid:durableId="2105420301">
-    <w:abstractNumId w:val="33"/>
+    <w:abstractNumId w:val="37"/>
   </w:num>
   <w:num w:numId="18" w16cid:durableId="1116632588">
-    <w:abstractNumId w:val="31"/>
+    <w:abstractNumId w:val="35"/>
   </w:num>
   <w:num w:numId="19" w16cid:durableId="555288108">
-    <w:abstractNumId w:val="29"/>
+    <w:abstractNumId w:val="32"/>
   </w:num>
   <w:num w:numId="20" w16cid:durableId="442916540">
     <w:abstractNumId w:val="12"/>
@@ -33274,10 +34614,10 @@
     <w:abstractNumId w:val="4"/>
   </w:num>
   <w:num w:numId="22" w16cid:durableId="1969972926">
-    <w:abstractNumId w:val="24"/>
+    <w:abstractNumId w:val="27"/>
   </w:num>
   <w:num w:numId="23" w16cid:durableId="908425387">
-    <w:abstractNumId w:val="30"/>
+    <w:abstractNumId w:val="33"/>
   </w:num>
   <w:num w:numId="24" w16cid:durableId="1304503192">
     <w:abstractNumId w:val="11"/>
@@ -33295,22 +34635,34 @@
     <w:abstractNumId w:val="7"/>
   </w:num>
   <w:num w:numId="29" w16cid:durableId="1626620743">
-    <w:abstractNumId w:val="20"/>
+    <w:abstractNumId w:val="22"/>
   </w:num>
   <w:num w:numId="30" w16cid:durableId="562369332">
-    <w:abstractNumId w:val="27"/>
+    <w:abstractNumId w:val="30"/>
   </w:num>
   <w:num w:numId="31" w16cid:durableId="2095274946">
-    <w:abstractNumId w:val="25"/>
+    <w:abstractNumId w:val="28"/>
   </w:num>
   <w:num w:numId="32" w16cid:durableId="1132794262">
-    <w:abstractNumId w:val="26"/>
+    <w:abstractNumId w:val="29"/>
   </w:num>
   <w:num w:numId="33" w16cid:durableId="1514610019">
     <w:abstractNumId w:val="6"/>
   </w:num>
   <w:num w:numId="34" w16cid:durableId="224338476">
+    <w:abstractNumId w:val="15"/>
+  </w:num>
+  <w:num w:numId="35" w16cid:durableId="1661037936">
+    <w:abstractNumId w:val="18"/>
+  </w:num>
+  <w:num w:numId="36" w16cid:durableId="1514955942">
+    <w:abstractNumId w:val="34"/>
+  </w:num>
+  <w:num w:numId="37" w16cid:durableId="1281063775">
     <w:abstractNumId w:val="14"/>
+  </w:num>
+  <w:num w:numId="38" w16cid:durableId="2045907153">
+    <w:abstractNumId w:val="24"/>
   </w:num>
   <w:numIdMacAtCleanup w:val="24"/>
 </w:numbering>
@@ -34121,7 +35473,7 @@
     <w:next w:val="Normal"/>
     <w:autoRedefine/>
     <w:qFormat/>
-    <w:rsid w:val="002841F9"/>
+    <w:rsid w:val="00B7159D"/>
     <w:pPr>
       <w:spacing w:before="120" w:after="240"/>
       <w:ind w:firstLine="0"/>

--- a/thesis/CRQEYD Position Based Fluids.docx
+++ b/thesis/CRQEYD Position Based Fluids.docx
@@ -1505,7 +1505,7 @@
           <w:b w:val="0"/>
           <w:noProof/>
           <w:kern w:val="2"/>
-          <w:lang w:val="en-US"/>
+          <w:lang w:val="hu-HU" w:eastAsia="hu-HU"/>
           <w14:ligatures w14:val="standardContextual"/>
         </w:rPr>
       </w:pPr>
@@ -1518,7 +1518,7 @@
       <w:r>
         <w:fldChar w:fldCharType="separate"/>
       </w:r>
-      <w:hyperlink w:anchor="_Toc229847720" w:history="1">
+      <w:hyperlink w:anchor="_Toc229935726" w:history="1">
         <w:r>
           <w:rPr>
             <w:rStyle w:val="Hyperlink"/>
@@ -1532,7 +1532,7 @@
             <w:b w:val="0"/>
             <w:noProof/>
             <w:kern w:val="2"/>
-            <w:lang w:val="en-US"/>
+            <w:lang w:val="hu-HU" w:eastAsia="hu-HU"/>
             <w14:ligatures w14:val="standardContextual"/>
           </w:rPr>
           <w:tab/>
@@ -1563,7 +1563,7 @@
             <w:noProof/>
             <w:webHidden/>
           </w:rPr>
-          <w:instrText xml:space="preserve"> PAGEREF _Toc229847720 \h </w:instrText>
+          <w:instrText xml:space="preserve"> PAGEREF _Toc229935726 \h </w:instrText>
         </w:r>
         <w:r>
           <w:rPr>
@@ -1583,7 +1583,7 @@
             <w:noProof/>
             <w:webHidden/>
           </w:rPr>
-          <w:t>9</w:t>
+          <w:t>8</w:t>
         </w:r>
         <w:r>
           <w:rPr>
@@ -1605,11 +1605,11 @@
           <w:b w:val="0"/>
           <w:noProof/>
           <w:kern w:val="2"/>
-          <w:lang w:val="en-US"/>
+          <w:lang w:val="hu-HU" w:eastAsia="hu-HU"/>
           <w14:ligatures w14:val="standardContextual"/>
         </w:rPr>
       </w:pPr>
-      <w:hyperlink w:anchor="_Toc229847721" w:history="1">
+      <w:hyperlink w:anchor="_Toc229935727" w:history="1">
         <w:r>
           <w:rPr>
             <w:rStyle w:val="Hyperlink"/>
@@ -1623,7 +1623,7 @@
             <w:b w:val="0"/>
             <w:noProof/>
             <w:kern w:val="2"/>
-            <w:lang w:val="en-US"/>
+            <w:lang w:val="hu-HU" w:eastAsia="hu-HU"/>
             <w14:ligatures w14:val="standardContextual"/>
           </w:rPr>
           <w:tab/>
@@ -1654,7 +1654,7 @@
             <w:noProof/>
             <w:webHidden/>
           </w:rPr>
-          <w:instrText xml:space="preserve"> PAGEREF _Toc229847721 \h </w:instrText>
+          <w:instrText xml:space="preserve"> PAGEREF _Toc229935727 \h </w:instrText>
         </w:r>
         <w:r>
           <w:rPr>
@@ -1674,7 +1674,7 @@
             <w:noProof/>
             <w:webHidden/>
           </w:rPr>
-          <w:t>9</w:t>
+          <w:t>8</w:t>
         </w:r>
         <w:r>
           <w:rPr>
@@ -1696,11 +1696,11 @@
           <w:b w:val="0"/>
           <w:noProof/>
           <w:kern w:val="2"/>
-          <w:lang w:val="en-US"/>
+          <w:lang w:val="hu-HU" w:eastAsia="hu-HU"/>
           <w14:ligatures w14:val="standardContextual"/>
         </w:rPr>
       </w:pPr>
-      <w:hyperlink w:anchor="_Toc229847722" w:history="1">
+      <w:hyperlink w:anchor="_Toc229935728" w:history="1">
         <w:r>
           <w:rPr>
             <w:rStyle w:val="Hyperlink"/>
@@ -1714,7 +1714,7 @@
             <w:b w:val="0"/>
             <w:noProof/>
             <w:kern w:val="2"/>
-            <w:lang w:val="en-US"/>
+            <w:lang w:val="hu-HU" w:eastAsia="hu-HU"/>
             <w14:ligatures w14:val="standardContextual"/>
           </w:rPr>
           <w:tab/>
@@ -1745,7 +1745,7 @@
             <w:noProof/>
             <w:webHidden/>
           </w:rPr>
-          <w:instrText xml:space="preserve"> PAGEREF _Toc229847722 \h </w:instrText>
+          <w:instrText xml:space="preserve"> PAGEREF _Toc229935728 \h </w:instrText>
         </w:r>
         <w:r>
           <w:rPr>
@@ -1765,7 +1765,7 @@
             <w:noProof/>
             <w:webHidden/>
           </w:rPr>
-          <w:t>10</w:t>
+          <w:t>9</w:t>
         </w:r>
         <w:r>
           <w:rPr>
@@ -1787,11 +1787,11 @@
           <w:rFonts w:asciiTheme="minorHAnsi" w:eastAsiaTheme="minorEastAsia" w:hAnsiTheme="minorHAnsi" w:cstheme="minorBidi"/>
           <w:noProof/>
           <w:kern w:val="2"/>
-          <w:lang w:val="en-US"/>
+          <w:lang w:val="hu-HU" w:eastAsia="hu-HU"/>
           <w14:ligatures w14:val="standardContextual"/>
         </w:rPr>
       </w:pPr>
-      <w:hyperlink w:anchor="_Toc229847723" w:history="1">
+      <w:hyperlink w:anchor="_Toc229935729" w:history="1">
         <w:r>
           <w:rPr>
             <w:rStyle w:val="Hyperlink"/>
@@ -1804,7 +1804,7 @@
             <w:rFonts w:asciiTheme="minorHAnsi" w:eastAsiaTheme="minorEastAsia" w:hAnsiTheme="minorHAnsi" w:cstheme="minorBidi"/>
             <w:noProof/>
             <w:kern w:val="2"/>
-            <w:lang w:val="en-US"/>
+            <w:lang w:val="hu-HU" w:eastAsia="hu-HU"/>
             <w14:ligatures w14:val="standardContextual"/>
           </w:rPr>
           <w:tab/>
@@ -1835,7 +1835,7 @@
             <w:noProof/>
             <w:webHidden/>
           </w:rPr>
-          <w:instrText xml:space="preserve"> PAGEREF _Toc229847723 \h </w:instrText>
+          <w:instrText xml:space="preserve"> PAGEREF _Toc229935729 \h </w:instrText>
         </w:r>
         <w:r>
           <w:rPr>
@@ -1855,7 +1855,7 @@
             <w:noProof/>
             <w:webHidden/>
           </w:rPr>
-          <w:t>11</w:t>
+          <w:t>10</w:t>
         </w:r>
         <w:r>
           <w:rPr>
@@ -1877,11 +1877,11 @@
           <w:rFonts w:asciiTheme="minorHAnsi" w:eastAsiaTheme="minorEastAsia" w:hAnsiTheme="minorHAnsi" w:cstheme="minorBidi"/>
           <w:noProof/>
           <w:kern w:val="2"/>
-          <w:lang w:val="en-US"/>
+          <w:lang w:val="hu-HU" w:eastAsia="hu-HU"/>
           <w14:ligatures w14:val="standardContextual"/>
         </w:rPr>
       </w:pPr>
-      <w:hyperlink w:anchor="_Toc229847724" w:history="1">
+      <w:hyperlink w:anchor="_Toc229935730" w:history="1">
         <w:r>
           <w:rPr>
             <w:rStyle w:val="Hyperlink"/>
@@ -1894,7 +1894,7 @@
             <w:rFonts w:asciiTheme="minorHAnsi" w:eastAsiaTheme="minorEastAsia" w:hAnsiTheme="minorHAnsi" w:cstheme="minorBidi"/>
             <w:noProof/>
             <w:kern w:val="2"/>
-            <w:lang w:val="en-US"/>
+            <w:lang w:val="hu-HU" w:eastAsia="hu-HU"/>
             <w14:ligatures w14:val="standardContextual"/>
           </w:rPr>
           <w:tab/>
@@ -1925,7 +1925,7 @@
             <w:noProof/>
             <w:webHidden/>
           </w:rPr>
-          <w:instrText xml:space="preserve"> PAGEREF _Toc229847724 \h </w:instrText>
+          <w:instrText xml:space="preserve"> PAGEREF _Toc229935730 \h </w:instrText>
         </w:r>
         <w:r>
           <w:rPr>
@@ -1945,7 +1945,7 @@
             <w:noProof/>
             <w:webHidden/>
           </w:rPr>
-          <w:t>11</w:t>
+          <w:t>10</w:t>
         </w:r>
         <w:r>
           <w:rPr>
@@ -1967,11 +1967,11 @@
           <w:rFonts w:asciiTheme="minorHAnsi" w:eastAsiaTheme="minorEastAsia" w:hAnsiTheme="minorHAnsi" w:cstheme="minorBidi"/>
           <w:noProof/>
           <w:kern w:val="2"/>
-          <w:lang w:val="en-US"/>
+          <w:lang w:val="hu-HU" w:eastAsia="hu-HU"/>
           <w14:ligatures w14:val="standardContextual"/>
         </w:rPr>
       </w:pPr>
-      <w:hyperlink w:anchor="_Toc229847725" w:history="1">
+      <w:hyperlink w:anchor="_Toc229935731" w:history="1">
         <w:r>
           <w:rPr>
             <w:rStyle w:val="Hyperlink"/>
@@ -1984,7 +1984,7 @@
             <w:rFonts w:asciiTheme="minorHAnsi" w:eastAsiaTheme="minorEastAsia" w:hAnsiTheme="minorHAnsi" w:cstheme="minorBidi"/>
             <w:noProof/>
             <w:kern w:val="2"/>
-            <w:lang w:val="en-US"/>
+            <w:lang w:val="hu-HU" w:eastAsia="hu-HU"/>
             <w14:ligatures w14:val="standardContextual"/>
           </w:rPr>
           <w:tab/>
@@ -2015,7 +2015,7 @@
             <w:noProof/>
             <w:webHidden/>
           </w:rPr>
-          <w:instrText xml:space="preserve"> PAGEREF _Toc229847725 \h </w:instrText>
+          <w:instrText xml:space="preserve"> PAGEREF _Toc229935731 \h </w:instrText>
         </w:r>
         <w:r>
           <w:rPr>
@@ -2035,7 +2035,7 @@
             <w:noProof/>
             <w:webHidden/>
           </w:rPr>
-          <w:t>13</w:t>
+          <w:t>12</w:t>
         </w:r>
         <w:r>
           <w:rPr>
@@ -2057,11 +2057,11 @@
           <w:rFonts w:asciiTheme="minorHAnsi" w:eastAsiaTheme="minorEastAsia" w:hAnsiTheme="minorHAnsi" w:cstheme="minorBidi"/>
           <w:noProof/>
           <w:kern w:val="2"/>
-          <w:lang w:val="en-US"/>
+          <w:lang w:val="hu-HU" w:eastAsia="hu-HU"/>
           <w14:ligatures w14:val="standardContextual"/>
         </w:rPr>
       </w:pPr>
-      <w:hyperlink w:anchor="_Toc229847726" w:history="1">
+      <w:hyperlink w:anchor="_Toc229935732" w:history="1">
         <w:r>
           <w:rPr>
             <w:rStyle w:val="Hyperlink"/>
@@ -2074,7 +2074,7 @@
             <w:rFonts w:asciiTheme="minorHAnsi" w:eastAsiaTheme="minorEastAsia" w:hAnsiTheme="minorHAnsi" w:cstheme="minorBidi"/>
             <w:noProof/>
             <w:kern w:val="2"/>
-            <w:lang w:val="en-US"/>
+            <w:lang w:val="hu-HU" w:eastAsia="hu-HU"/>
             <w14:ligatures w14:val="standardContextual"/>
           </w:rPr>
           <w:tab/>
@@ -2105,7 +2105,7 @@
             <w:noProof/>
             <w:webHidden/>
           </w:rPr>
-          <w:instrText xml:space="preserve"> PAGEREF _Toc229847726 \h </w:instrText>
+          <w:instrText xml:space="preserve"> PAGEREF _Toc229935732 \h </w:instrText>
         </w:r>
         <w:r>
           <w:rPr>
@@ -2125,7 +2125,7 @@
             <w:noProof/>
             <w:webHidden/>
           </w:rPr>
-          <w:t>14</w:t>
+          <w:t>13</w:t>
         </w:r>
         <w:r>
           <w:rPr>
@@ -2147,11 +2147,11 @@
           <w:rFonts w:asciiTheme="minorHAnsi" w:eastAsiaTheme="minorEastAsia" w:hAnsiTheme="minorHAnsi" w:cstheme="minorBidi"/>
           <w:noProof/>
           <w:kern w:val="2"/>
-          <w:lang w:val="en-US"/>
+          <w:lang w:val="hu-HU" w:eastAsia="hu-HU"/>
           <w14:ligatures w14:val="standardContextual"/>
         </w:rPr>
       </w:pPr>
-      <w:hyperlink w:anchor="_Toc229847727" w:history="1">
+      <w:hyperlink w:anchor="_Toc229935733" w:history="1">
         <w:r>
           <w:rPr>
             <w:rStyle w:val="Hyperlink"/>
@@ -2164,7 +2164,7 @@
             <w:rFonts w:asciiTheme="minorHAnsi" w:eastAsiaTheme="minorEastAsia" w:hAnsiTheme="minorHAnsi" w:cstheme="minorBidi"/>
             <w:noProof/>
             <w:kern w:val="2"/>
-            <w:lang w:val="en-US"/>
+            <w:lang w:val="hu-HU" w:eastAsia="hu-HU"/>
             <w14:ligatures w14:val="standardContextual"/>
           </w:rPr>
           <w:tab/>
@@ -2195,7 +2195,7 @@
             <w:noProof/>
             <w:webHidden/>
           </w:rPr>
-          <w:instrText xml:space="preserve"> PAGEREF _Toc229847727 \h </w:instrText>
+          <w:instrText xml:space="preserve"> PAGEREF _Toc229935733 \h </w:instrText>
         </w:r>
         <w:r>
           <w:rPr>
@@ -2215,7 +2215,7 @@
             <w:noProof/>
             <w:webHidden/>
           </w:rPr>
-          <w:t>15</w:t>
+          <w:t>14</w:t>
         </w:r>
         <w:r>
           <w:rPr>
@@ -2237,11 +2237,11 @@
           <w:b w:val="0"/>
           <w:noProof/>
           <w:kern w:val="2"/>
-          <w:lang w:val="en-US"/>
+          <w:lang w:val="hu-HU" w:eastAsia="hu-HU"/>
           <w14:ligatures w14:val="standardContextual"/>
         </w:rPr>
       </w:pPr>
-      <w:hyperlink w:anchor="_Toc229847728" w:history="1">
+      <w:hyperlink w:anchor="_Toc229935734" w:history="1">
         <w:r>
           <w:rPr>
             <w:rStyle w:val="Hyperlink"/>
@@ -2255,7 +2255,7 @@
             <w:b w:val="0"/>
             <w:noProof/>
             <w:kern w:val="2"/>
-            <w:lang w:val="en-US"/>
+            <w:lang w:val="hu-HU" w:eastAsia="hu-HU"/>
             <w14:ligatures w14:val="standardContextual"/>
           </w:rPr>
           <w:tab/>
@@ -2286,7 +2286,7 @@
             <w:noProof/>
             <w:webHidden/>
           </w:rPr>
-          <w:instrText xml:space="preserve"> PAGEREF _Toc229847728 \h </w:instrText>
+          <w:instrText xml:space="preserve"> PAGEREF _Toc229935734 \h </w:instrText>
         </w:r>
         <w:r>
           <w:rPr>
@@ -2306,7 +2306,7 @@
             <w:noProof/>
             <w:webHidden/>
           </w:rPr>
-          <w:t>15</w:t>
+          <w:t>14</w:t>
         </w:r>
         <w:r>
           <w:rPr>
@@ -2328,11 +2328,11 @@
           <w:rFonts w:asciiTheme="minorHAnsi" w:eastAsiaTheme="minorEastAsia" w:hAnsiTheme="minorHAnsi" w:cstheme="minorBidi"/>
           <w:noProof/>
           <w:kern w:val="2"/>
-          <w:lang w:val="en-US"/>
+          <w:lang w:val="hu-HU" w:eastAsia="hu-HU"/>
           <w14:ligatures w14:val="standardContextual"/>
         </w:rPr>
       </w:pPr>
-      <w:hyperlink w:anchor="_Toc229847729" w:history="1">
+      <w:hyperlink w:anchor="_Toc229935735" w:history="1">
         <w:r>
           <w:rPr>
             <w:rStyle w:val="Hyperlink"/>
@@ -2345,7 +2345,7 @@
             <w:rFonts w:asciiTheme="minorHAnsi" w:eastAsiaTheme="minorEastAsia" w:hAnsiTheme="minorHAnsi" w:cstheme="minorBidi"/>
             <w:noProof/>
             <w:kern w:val="2"/>
-            <w:lang w:val="en-US"/>
+            <w:lang w:val="hu-HU" w:eastAsia="hu-HU"/>
             <w14:ligatures w14:val="standardContextual"/>
           </w:rPr>
           <w:tab/>
@@ -2376,7 +2376,7 @@
             <w:noProof/>
             <w:webHidden/>
           </w:rPr>
-          <w:instrText xml:space="preserve"> PAGEREF _Toc229847729 \h </w:instrText>
+          <w:instrText xml:space="preserve"> PAGEREF _Toc229935735 \h </w:instrText>
         </w:r>
         <w:r>
           <w:rPr>
@@ -2396,7 +2396,7 @@
             <w:noProof/>
             <w:webHidden/>
           </w:rPr>
-          <w:t>15</w:t>
+          <w:t>14</w:t>
         </w:r>
         <w:r>
           <w:rPr>
@@ -2418,11 +2418,11 @@
           <w:rFonts w:asciiTheme="minorHAnsi" w:eastAsiaTheme="minorEastAsia" w:hAnsiTheme="minorHAnsi" w:cstheme="minorBidi"/>
           <w:noProof/>
           <w:kern w:val="2"/>
-          <w:lang w:val="en-US"/>
+          <w:lang w:val="hu-HU" w:eastAsia="hu-HU"/>
           <w14:ligatures w14:val="standardContextual"/>
         </w:rPr>
       </w:pPr>
-      <w:hyperlink w:anchor="_Toc229847730" w:history="1">
+      <w:hyperlink w:anchor="_Toc229935736" w:history="1">
         <w:r>
           <w:rPr>
             <w:rStyle w:val="Hyperlink"/>
@@ -2435,7 +2435,7 @@
             <w:rFonts w:asciiTheme="minorHAnsi" w:eastAsiaTheme="minorEastAsia" w:hAnsiTheme="minorHAnsi" w:cstheme="minorBidi"/>
             <w:noProof/>
             <w:kern w:val="2"/>
-            <w:lang w:val="en-US"/>
+            <w:lang w:val="hu-HU" w:eastAsia="hu-HU"/>
             <w14:ligatures w14:val="standardContextual"/>
           </w:rPr>
           <w:tab/>
@@ -2466,7 +2466,7 @@
             <w:noProof/>
             <w:webHidden/>
           </w:rPr>
-          <w:instrText xml:space="preserve"> PAGEREF _Toc229847730 \h </w:instrText>
+          <w:instrText xml:space="preserve"> PAGEREF _Toc229935736 \h </w:instrText>
         </w:r>
         <w:r>
           <w:rPr>
@@ -2486,7 +2486,7 @@
             <w:noProof/>
             <w:webHidden/>
           </w:rPr>
-          <w:t>17</w:t>
+          <w:t>16</w:t>
         </w:r>
         <w:r>
           <w:rPr>
@@ -2508,11 +2508,11 @@
           <w:rFonts w:asciiTheme="minorHAnsi" w:eastAsiaTheme="minorEastAsia" w:hAnsiTheme="minorHAnsi" w:cstheme="minorBidi"/>
           <w:noProof/>
           <w:kern w:val="2"/>
-          <w:lang w:val="en-US"/>
+          <w:lang w:val="hu-HU" w:eastAsia="hu-HU"/>
           <w14:ligatures w14:val="standardContextual"/>
         </w:rPr>
       </w:pPr>
-      <w:hyperlink w:anchor="_Toc229847731" w:history="1">
+      <w:hyperlink w:anchor="_Toc229935737" w:history="1">
         <w:r>
           <w:rPr>
             <w:rStyle w:val="Hyperlink"/>
@@ -2525,7 +2525,7 @@
             <w:rFonts w:asciiTheme="minorHAnsi" w:eastAsiaTheme="minorEastAsia" w:hAnsiTheme="minorHAnsi" w:cstheme="minorBidi"/>
             <w:noProof/>
             <w:kern w:val="2"/>
-            <w:lang w:val="en-US"/>
+            <w:lang w:val="hu-HU" w:eastAsia="hu-HU"/>
             <w14:ligatures w14:val="standardContextual"/>
           </w:rPr>
           <w:tab/>
@@ -2556,7 +2556,7 @@
             <w:noProof/>
             <w:webHidden/>
           </w:rPr>
-          <w:instrText xml:space="preserve"> PAGEREF _Toc229847731 \h </w:instrText>
+          <w:instrText xml:space="preserve"> PAGEREF _Toc229935737 \h </w:instrText>
         </w:r>
         <w:r>
           <w:rPr>
@@ -2576,7 +2576,7 @@
             <w:noProof/>
             <w:webHidden/>
           </w:rPr>
-          <w:t>18</w:t>
+          <w:t>17</w:t>
         </w:r>
         <w:r>
           <w:rPr>
@@ -2598,11 +2598,11 @@
           <w:rFonts w:asciiTheme="minorHAnsi" w:eastAsiaTheme="minorEastAsia" w:hAnsiTheme="minorHAnsi" w:cstheme="minorBidi"/>
           <w:noProof/>
           <w:kern w:val="2"/>
-          <w:lang w:val="en-US"/>
+          <w:lang w:val="hu-HU" w:eastAsia="hu-HU"/>
           <w14:ligatures w14:val="standardContextual"/>
         </w:rPr>
       </w:pPr>
-      <w:hyperlink w:anchor="_Toc229847732" w:history="1">
+      <w:hyperlink w:anchor="_Toc229935738" w:history="1">
         <w:r>
           <w:rPr>
             <w:rStyle w:val="Hyperlink"/>
@@ -2615,7 +2615,7 @@
             <w:rFonts w:asciiTheme="minorHAnsi" w:eastAsiaTheme="minorEastAsia" w:hAnsiTheme="minorHAnsi" w:cstheme="minorBidi"/>
             <w:noProof/>
             <w:kern w:val="2"/>
-            <w:lang w:val="en-US"/>
+            <w:lang w:val="hu-HU" w:eastAsia="hu-HU"/>
             <w14:ligatures w14:val="standardContextual"/>
           </w:rPr>
           <w:tab/>
@@ -2646,7 +2646,7 @@
             <w:noProof/>
             <w:webHidden/>
           </w:rPr>
-          <w:instrText xml:space="preserve"> PAGEREF _Toc229847732 \h </w:instrText>
+          <w:instrText xml:space="preserve"> PAGEREF _Toc229935738 \h </w:instrText>
         </w:r>
         <w:r>
           <w:rPr>
@@ -2666,7 +2666,7 @@
             <w:noProof/>
             <w:webHidden/>
           </w:rPr>
-          <w:t>19</w:t>
+          <w:t>18</w:t>
         </w:r>
         <w:r>
           <w:rPr>
@@ -2688,11 +2688,11 @@
           <w:rFonts w:asciiTheme="minorHAnsi" w:eastAsiaTheme="minorEastAsia" w:hAnsiTheme="minorHAnsi" w:cstheme="minorBidi"/>
           <w:noProof/>
           <w:kern w:val="2"/>
-          <w:lang w:val="en-US"/>
+          <w:lang w:val="hu-HU" w:eastAsia="hu-HU"/>
           <w14:ligatures w14:val="standardContextual"/>
         </w:rPr>
       </w:pPr>
-      <w:hyperlink w:anchor="_Toc229847733" w:history="1">
+      <w:hyperlink w:anchor="_Toc229935739" w:history="1">
         <w:r>
           <w:rPr>
             <w:rStyle w:val="Hyperlink"/>
@@ -2705,7 +2705,7 @@
             <w:rFonts w:asciiTheme="minorHAnsi" w:eastAsiaTheme="minorEastAsia" w:hAnsiTheme="minorHAnsi" w:cstheme="minorBidi"/>
             <w:noProof/>
             <w:kern w:val="2"/>
-            <w:lang w:val="en-US"/>
+            <w:lang w:val="hu-HU" w:eastAsia="hu-HU"/>
             <w14:ligatures w14:val="standardContextual"/>
           </w:rPr>
           <w:tab/>
@@ -2736,7 +2736,7 @@
             <w:noProof/>
             <w:webHidden/>
           </w:rPr>
-          <w:instrText xml:space="preserve"> PAGEREF _Toc229847733 \h </w:instrText>
+          <w:instrText xml:space="preserve"> PAGEREF _Toc229935739 \h </w:instrText>
         </w:r>
         <w:r>
           <w:rPr>
@@ -2756,7 +2756,7 @@
             <w:noProof/>
             <w:webHidden/>
           </w:rPr>
-          <w:t>20</w:t>
+          <w:t>19</w:t>
         </w:r>
         <w:r>
           <w:rPr>
@@ -2778,11 +2778,11 @@
           <w:rFonts w:asciiTheme="minorHAnsi" w:eastAsiaTheme="minorEastAsia" w:hAnsiTheme="minorHAnsi" w:cstheme="minorBidi"/>
           <w:noProof/>
           <w:kern w:val="2"/>
-          <w:lang w:val="en-US"/>
+          <w:lang w:val="hu-HU" w:eastAsia="hu-HU"/>
           <w14:ligatures w14:val="standardContextual"/>
         </w:rPr>
       </w:pPr>
-      <w:hyperlink w:anchor="_Toc229847734" w:history="1">
+      <w:hyperlink w:anchor="_Toc229935740" w:history="1">
         <w:r>
           <w:rPr>
             <w:rStyle w:val="Hyperlink"/>
@@ -2795,7 +2795,7 @@
             <w:rFonts w:asciiTheme="minorHAnsi" w:eastAsiaTheme="minorEastAsia" w:hAnsiTheme="minorHAnsi" w:cstheme="minorBidi"/>
             <w:noProof/>
             <w:kern w:val="2"/>
-            <w:lang w:val="en-US"/>
+            <w:lang w:val="hu-HU" w:eastAsia="hu-HU"/>
             <w14:ligatures w14:val="standardContextual"/>
           </w:rPr>
           <w:tab/>
@@ -2826,7 +2826,7 @@
             <w:noProof/>
             <w:webHidden/>
           </w:rPr>
-          <w:instrText xml:space="preserve"> PAGEREF _Toc229847734 \h </w:instrText>
+          <w:instrText xml:space="preserve"> PAGEREF _Toc229935740 \h </w:instrText>
         </w:r>
         <w:r>
           <w:rPr>
@@ -2846,7 +2846,7 @@
             <w:noProof/>
             <w:webHidden/>
           </w:rPr>
-          <w:t>24</w:t>
+          <w:t>23</w:t>
         </w:r>
         <w:r>
           <w:rPr>
@@ -2868,11 +2868,11 @@
           <w:rFonts w:asciiTheme="minorHAnsi" w:eastAsiaTheme="minorEastAsia" w:hAnsiTheme="minorHAnsi" w:cstheme="minorBidi"/>
           <w:noProof/>
           <w:kern w:val="2"/>
-          <w:lang w:val="en-US"/>
+          <w:lang w:val="hu-HU" w:eastAsia="hu-HU"/>
           <w14:ligatures w14:val="standardContextual"/>
         </w:rPr>
       </w:pPr>
-      <w:hyperlink w:anchor="_Toc229847735" w:history="1">
+      <w:hyperlink w:anchor="_Toc229935741" w:history="1">
         <w:r>
           <w:rPr>
             <w:rStyle w:val="Hyperlink"/>
@@ -2885,7 +2885,7 @@
             <w:rFonts w:asciiTheme="minorHAnsi" w:eastAsiaTheme="minorEastAsia" w:hAnsiTheme="minorHAnsi" w:cstheme="minorBidi"/>
             <w:noProof/>
             <w:kern w:val="2"/>
-            <w:lang w:val="en-US"/>
+            <w:lang w:val="hu-HU" w:eastAsia="hu-HU"/>
             <w14:ligatures w14:val="standardContextual"/>
           </w:rPr>
           <w:tab/>
@@ -2916,7 +2916,7 @@
             <w:noProof/>
             <w:webHidden/>
           </w:rPr>
-          <w:instrText xml:space="preserve"> PAGEREF _Toc229847735 \h </w:instrText>
+          <w:instrText xml:space="preserve"> PAGEREF _Toc229935741 \h </w:instrText>
         </w:r>
         <w:r>
           <w:rPr>
@@ -2936,7 +2936,7 @@
             <w:noProof/>
             <w:webHidden/>
           </w:rPr>
-          <w:t>25</w:t>
+          <w:t>24</w:t>
         </w:r>
         <w:r>
           <w:rPr>
@@ -2958,11 +2958,11 @@
           <w:rFonts w:asciiTheme="minorHAnsi" w:eastAsiaTheme="minorEastAsia" w:hAnsiTheme="minorHAnsi" w:cstheme="minorBidi"/>
           <w:noProof/>
           <w:kern w:val="2"/>
-          <w:lang w:val="en-US"/>
+          <w:lang w:val="hu-HU" w:eastAsia="hu-HU"/>
           <w14:ligatures w14:val="standardContextual"/>
         </w:rPr>
       </w:pPr>
-      <w:hyperlink w:anchor="_Toc229847736" w:history="1">
+      <w:hyperlink w:anchor="_Toc229935742" w:history="1">
         <w:r>
           <w:rPr>
             <w:rStyle w:val="Hyperlink"/>
@@ -2975,7 +2975,7 @@
             <w:rFonts w:asciiTheme="minorHAnsi" w:eastAsiaTheme="minorEastAsia" w:hAnsiTheme="minorHAnsi" w:cstheme="minorBidi"/>
             <w:noProof/>
             <w:kern w:val="2"/>
-            <w:lang w:val="en-US"/>
+            <w:lang w:val="hu-HU" w:eastAsia="hu-HU"/>
             <w14:ligatures w14:val="standardContextual"/>
           </w:rPr>
           <w:tab/>
@@ -3006,7 +3006,7 @@
             <w:noProof/>
             <w:webHidden/>
           </w:rPr>
-          <w:instrText xml:space="preserve"> PAGEREF _Toc229847736 \h </w:instrText>
+          <w:instrText xml:space="preserve"> PAGEREF _Toc229935742 \h </w:instrText>
         </w:r>
         <w:r>
           <w:rPr>
@@ -3026,7 +3026,7 @@
             <w:noProof/>
             <w:webHidden/>
           </w:rPr>
-          <w:t>26</w:t>
+          <w:t>25</w:t>
         </w:r>
         <w:r>
           <w:rPr>
@@ -3048,11 +3048,11 @@
           <w:rFonts w:asciiTheme="minorHAnsi" w:eastAsiaTheme="minorEastAsia" w:hAnsiTheme="minorHAnsi" w:cstheme="minorBidi"/>
           <w:noProof/>
           <w:kern w:val="2"/>
-          <w:lang w:val="en-US"/>
+          <w:lang w:val="hu-HU" w:eastAsia="hu-HU"/>
           <w14:ligatures w14:val="standardContextual"/>
         </w:rPr>
       </w:pPr>
-      <w:hyperlink w:anchor="_Toc229847737" w:history="1">
+      <w:hyperlink w:anchor="_Toc229935743" w:history="1">
         <w:r>
           <w:rPr>
             <w:rStyle w:val="Hyperlink"/>
@@ -3065,7 +3065,7 @@
             <w:rFonts w:asciiTheme="minorHAnsi" w:eastAsiaTheme="minorEastAsia" w:hAnsiTheme="minorHAnsi" w:cstheme="minorBidi"/>
             <w:noProof/>
             <w:kern w:val="2"/>
-            <w:lang w:val="en-US"/>
+            <w:lang w:val="hu-HU" w:eastAsia="hu-HU"/>
             <w14:ligatures w14:val="standardContextual"/>
           </w:rPr>
           <w:tab/>
@@ -3096,7 +3096,7 @@
             <w:noProof/>
             <w:webHidden/>
           </w:rPr>
-          <w:instrText xml:space="preserve"> PAGEREF _Toc229847737 \h </w:instrText>
+          <w:instrText xml:space="preserve"> PAGEREF _Toc229935743 \h </w:instrText>
         </w:r>
         <w:r>
           <w:rPr>
@@ -3116,7 +3116,7 @@
             <w:noProof/>
             <w:webHidden/>
           </w:rPr>
-          <w:t>28</w:t>
+          <w:t>27</w:t>
         </w:r>
         <w:r>
           <w:rPr>
@@ -3138,11 +3138,11 @@
           <w:rFonts w:asciiTheme="minorHAnsi" w:eastAsiaTheme="minorEastAsia" w:hAnsiTheme="minorHAnsi" w:cstheme="minorBidi"/>
           <w:noProof/>
           <w:kern w:val="2"/>
-          <w:lang w:val="en-US"/>
+          <w:lang w:val="hu-HU" w:eastAsia="hu-HU"/>
           <w14:ligatures w14:val="standardContextual"/>
         </w:rPr>
       </w:pPr>
-      <w:hyperlink w:anchor="_Toc229847738" w:history="1">
+      <w:hyperlink w:anchor="_Toc229935744" w:history="1">
         <w:r>
           <w:rPr>
             <w:rStyle w:val="Hyperlink"/>
@@ -3155,7 +3155,7 @@
             <w:rFonts w:asciiTheme="minorHAnsi" w:eastAsiaTheme="minorEastAsia" w:hAnsiTheme="minorHAnsi" w:cstheme="minorBidi"/>
             <w:noProof/>
             <w:kern w:val="2"/>
-            <w:lang w:val="en-US"/>
+            <w:lang w:val="hu-HU" w:eastAsia="hu-HU"/>
             <w14:ligatures w14:val="standardContextual"/>
           </w:rPr>
           <w:tab/>
@@ -3186,7 +3186,7 @@
             <w:noProof/>
             <w:webHidden/>
           </w:rPr>
-          <w:instrText xml:space="preserve"> PAGEREF _Toc229847738 \h </w:instrText>
+          <w:instrText xml:space="preserve"> PAGEREF _Toc229935744 \h </w:instrText>
         </w:r>
         <w:r>
           <w:rPr>
@@ -3206,7 +3206,7 @@
             <w:noProof/>
             <w:webHidden/>
           </w:rPr>
-          <w:t>28</w:t>
+          <w:t>27</w:t>
         </w:r>
         <w:r>
           <w:rPr>
@@ -3228,11 +3228,11 @@
           <w:rFonts w:asciiTheme="minorHAnsi" w:eastAsiaTheme="minorEastAsia" w:hAnsiTheme="minorHAnsi" w:cstheme="minorBidi"/>
           <w:noProof/>
           <w:kern w:val="2"/>
-          <w:lang w:val="en-US"/>
+          <w:lang w:val="hu-HU" w:eastAsia="hu-HU"/>
           <w14:ligatures w14:val="standardContextual"/>
         </w:rPr>
       </w:pPr>
-      <w:hyperlink w:anchor="_Toc229847739" w:history="1">
+      <w:hyperlink w:anchor="_Toc229935745" w:history="1">
         <w:r>
           <w:rPr>
             <w:rStyle w:val="Hyperlink"/>
@@ -3245,7 +3245,7 @@
             <w:rFonts w:asciiTheme="minorHAnsi" w:eastAsiaTheme="minorEastAsia" w:hAnsiTheme="minorHAnsi" w:cstheme="minorBidi"/>
             <w:noProof/>
             <w:kern w:val="2"/>
-            <w:lang w:val="en-US"/>
+            <w:lang w:val="hu-HU" w:eastAsia="hu-HU"/>
             <w14:ligatures w14:val="standardContextual"/>
           </w:rPr>
           <w:tab/>
@@ -3276,7 +3276,7 @@
             <w:noProof/>
             <w:webHidden/>
           </w:rPr>
-          <w:instrText xml:space="preserve"> PAGEREF _Toc229847739 \h </w:instrText>
+          <w:instrText xml:space="preserve"> PAGEREF _Toc229935745 \h </w:instrText>
         </w:r>
         <w:r>
           <w:rPr>
@@ -3296,7 +3296,7 @@
             <w:noProof/>
             <w:webHidden/>
           </w:rPr>
-          <w:t>29</w:t>
+          <w:t>28</w:t>
         </w:r>
         <w:r>
           <w:rPr>
@@ -3318,11 +3318,11 @@
           <w:rFonts w:asciiTheme="minorHAnsi" w:eastAsiaTheme="minorEastAsia" w:hAnsiTheme="minorHAnsi" w:cstheme="minorBidi"/>
           <w:noProof/>
           <w:kern w:val="2"/>
-          <w:lang w:val="en-US"/>
+          <w:lang w:val="hu-HU" w:eastAsia="hu-HU"/>
           <w14:ligatures w14:val="standardContextual"/>
         </w:rPr>
       </w:pPr>
-      <w:hyperlink w:anchor="_Toc229847740" w:history="1">
+      <w:hyperlink w:anchor="_Toc229935746" w:history="1">
         <w:r>
           <w:rPr>
             <w:rStyle w:val="Hyperlink"/>
@@ -3335,7 +3335,7 @@
             <w:rFonts w:asciiTheme="minorHAnsi" w:eastAsiaTheme="minorEastAsia" w:hAnsiTheme="minorHAnsi" w:cstheme="minorBidi"/>
             <w:noProof/>
             <w:kern w:val="2"/>
-            <w:lang w:val="en-US"/>
+            <w:lang w:val="hu-HU" w:eastAsia="hu-HU"/>
             <w14:ligatures w14:val="standardContextual"/>
           </w:rPr>
           <w:tab/>
@@ -3366,7 +3366,7 @@
             <w:noProof/>
             <w:webHidden/>
           </w:rPr>
-          <w:instrText xml:space="preserve"> PAGEREF _Toc229847740 \h </w:instrText>
+          <w:instrText xml:space="preserve"> PAGEREF _Toc229935746 \h </w:instrText>
         </w:r>
         <w:r>
           <w:rPr>
@@ -3386,7 +3386,7 @@
             <w:noProof/>
             <w:webHidden/>
           </w:rPr>
-          <w:t>31</w:t>
+          <w:t>30</w:t>
         </w:r>
         <w:r>
           <w:rPr>
@@ -3408,11 +3408,11 @@
           <w:b w:val="0"/>
           <w:noProof/>
           <w:kern w:val="2"/>
-          <w:lang w:val="en-US"/>
+          <w:lang w:val="hu-HU" w:eastAsia="hu-HU"/>
           <w14:ligatures w14:val="standardContextual"/>
         </w:rPr>
       </w:pPr>
-      <w:hyperlink w:anchor="_Toc229847741" w:history="1">
+      <w:hyperlink w:anchor="_Toc229935747" w:history="1">
         <w:r>
           <w:rPr>
             <w:rStyle w:val="Hyperlink"/>
@@ -3426,7 +3426,7 @@
             <w:b w:val="0"/>
             <w:noProof/>
             <w:kern w:val="2"/>
-            <w:lang w:val="en-US"/>
+            <w:lang w:val="hu-HU" w:eastAsia="hu-HU"/>
             <w14:ligatures w14:val="standardContextual"/>
           </w:rPr>
           <w:tab/>
@@ -3457,7 +3457,7 @@
             <w:noProof/>
             <w:webHidden/>
           </w:rPr>
-          <w:instrText xml:space="preserve"> PAGEREF _Toc229847741 \h </w:instrText>
+          <w:instrText xml:space="preserve"> PAGEREF _Toc229935747 \h </w:instrText>
         </w:r>
         <w:r>
           <w:rPr>
@@ -3477,7 +3477,7 @@
             <w:noProof/>
             <w:webHidden/>
           </w:rPr>
-          <w:t>32</w:t>
+          <w:t>31</w:t>
         </w:r>
         <w:r>
           <w:rPr>
@@ -3499,11 +3499,11 @@
           <w:rFonts w:asciiTheme="minorHAnsi" w:eastAsiaTheme="minorEastAsia" w:hAnsiTheme="minorHAnsi" w:cstheme="minorBidi"/>
           <w:noProof/>
           <w:kern w:val="2"/>
-          <w:lang w:val="en-US"/>
+          <w:lang w:val="hu-HU" w:eastAsia="hu-HU"/>
           <w14:ligatures w14:val="standardContextual"/>
         </w:rPr>
       </w:pPr>
-      <w:hyperlink w:anchor="_Toc229847742" w:history="1">
+      <w:hyperlink w:anchor="_Toc229935748" w:history="1">
         <w:r>
           <w:rPr>
             <w:rStyle w:val="Hyperlink"/>
@@ -3516,7 +3516,7 @@
             <w:rFonts w:asciiTheme="minorHAnsi" w:eastAsiaTheme="minorEastAsia" w:hAnsiTheme="minorHAnsi" w:cstheme="minorBidi"/>
             <w:noProof/>
             <w:kern w:val="2"/>
-            <w:lang w:val="en-US"/>
+            <w:lang w:val="hu-HU" w:eastAsia="hu-HU"/>
             <w14:ligatures w14:val="standardContextual"/>
           </w:rPr>
           <w:tab/>
@@ -3526,7 +3526,7 @@
             <w:rStyle w:val="Hyperlink"/>
             <w:noProof/>
           </w:rPr>
-          <w:t>Results on RTX 4050</w:t>
+          <w:t>Tests on RTX 4050 Laptop and RTX 3080</w:t>
         </w:r>
         <w:r>
           <w:rPr>
@@ -3547,7 +3547,7 @@
             <w:noProof/>
             <w:webHidden/>
           </w:rPr>
-          <w:instrText xml:space="preserve"> PAGEREF _Toc229847742 \h </w:instrText>
+          <w:instrText xml:space="preserve"> PAGEREF _Toc229935748 \h </w:instrText>
         </w:r>
         <w:r>
           <w:rPr>
@@ -3567,7 +3567,7 @@
             <w:noProof/>
             <w:webHidden/>
           </w:rPr>
-          <w:t>33</w:t>
+          <w:t>32</w:t>
         </w:r>
         <w:r>
           <w:rPr>
@@ -3589,11 +3589,11 @@
           <w:rFonts w:asciiTheme="minorHAnsi" w:eastAsiaTheme="minorEastAsia" w:hAnsiTheme="minorHAnsi" w:cstheme="minorBidi"/>
           <w:noProof/>
           <w:kern w:val="2"/>
-          <w:lang w:val="en-US"/>
+          <w:lang w:val="hu-HU" w:eastAsia="hu-HU"/>
           <w14:ligatures w14:val="standardContextual"/>
         </w:rPr>
       </w:pPr>
-      <w:hyperlink w:anchor="_Toc229847743" w:history="1">
+      <w:hyperlink w:anchor="_Toc229935749" w:history="1">
         <w:r>
           <w:rPr>
             <w:rStyle w:val="Hyperlink"/>
@@ -3606,7 +3606,7 @@
             <w:rFonts w:asciiTheme="minorHAnsi" w:eastAsiaTheme="minorEastAsia" w:hAnsiTheme="minorHAnsi" w:cstheme="minorBidi"/>
             <w:noProof/>
             <w:kern w:val="2"/>
-            <w:lang w:val="en-US"/>
+            <w:lang w:val="hu-HU" w:eastAsia="hu-HU"/>
             <w14:ligatures w14:val="standardContextual"/>
           </w:rPr>
           <w:tab/>
@@ -3616,7 +3616,7 @@
             <w:rStyle w:val="Hyperlink"/>
             <w:noProof/>
           </w:rPr>
-          <w:t>Results on RTX 3080</w:t>
+          <w:t>Attempts at further optimization</w:t>
         </w:r>
         <w:r>
           <w:rPr>
@@ -3637,7 +3637,7 @@
             <w:noProof/>
             <w:webHidden/>
           </w:rPr>
-          <w:instrText xml:space="preserve"> PAGEREF _Toc229847743 \h </w:instrText>
+          <w:instrText xml:space="preserve"> PAGEREF _Toc229935749 \h </w:instrText>
         </w:r>
         <w:r>
           <w:rPr>
@@ -3658,6 +3658,370 @@
             <w:webHidden/>
           </w:rPr>
           <w:t>34</w:t>
+        </w:r>
+        <w:r>
+          <w:rPr>
+            <w:noProof/>
+            <w:webHidden/>
+          </w:rPr>
+          <w:fldChar w:fldCharType="end"/>
+        </w:r>
+      </w:hyperlink>
+    </w:p>
+    <w:p>
+      <w:pPr>
+        <w:pStyle w:val="TOC3"/>
+        <w:tabs>
+          <w:tab w:val="left" w:pos="1440"/>
+          <w:tab w:val="right" w:leader="dot" w:pos="8494"/>
+        </w:tabs>
+        <w:rPr>
+          <w:rFonts w:asciiTheme="minorHAnsi" w:eastAsiaTheme="minorEastAsia" w:hAnsiTheme="minorHAnsi" w:cstheme="minorBidi"/>
+          <w:noProof/>
+          <w:kern w:val="2"/>
+          <w:lang w:val="hu-HU" w:eastAsia="hu-HU"/>
+          <w14:ligatures w14:val="standardContextual"/>
+        </w:rPr>
+      </w:pPr>
+      <w:hyperlink w:anchor="_Toc229935750" w:history="1">
+        <w:r>
+          <w:rPr>
+            <w:rStyle w:val="Hyperlink"/>
+            <w:noProof/>
+          </w:rPr>
+          <w:t>5.2.1</w:t>
+        </w:r>
+        <w:r>
+          <w:rPr>
+            <w:rFonts w:asciiTheme="minorHAnsi" w:eastAsiaTheme="minorEastAsia" w:hAnsiTheme="minorHAnsi" w:cstheme="minorBidi"/>
+            <w:noProof/>
+            <w:kern w:val="2"/>
+            <w:lang w:val="hu-HU" w:eastAsia="hu-HU"/>
+            <w14:ligatures w14:val="standardContextual"/>
+          </w:rPr>
+          <w:tab/>
+        </w:r>
+        <w:r>
+          <w:rPr>
+            <w:rStyle w:val="Hyperlink"/>
+            <w:noProof/>
+          </w:rPr>
+          <w:t>Group Shared Memory (GSM) utilization</w:t>
+        </w:r>
+        <w:r>
+          <w:rPr>
+            <w:noProof/>
+            <w:webHidden/>
+          </w:rPr>
+          <w:tab/>
+        </w:r>
+        <w:r>
+          <w:rPr>
+            <w:noProof/>
+            <w:webHidden/>
+          </w:rPr>
+          <w:fldChar w:fldCharType="begin"/>
+        </w:r>
+        <w:r>
+          <w:rPr>
+            <w:noProof/>
+            <w:webHidden/>
+          </w:rPr>
+          <w:instrText xml:space="preserve"> PAGEREF _Toc229935750 \h </w:instrText>
+        </w:r>
+        <w:r>
+          <w:rPr>
+            <w:noProof/>
+            <w:webHidden/>
+          </w:rPr>
+        </w:r>
+        <w:r>
+          <w:rPr>
+            <w:noProof/>
+            <w:webHidden/>
+          </w:rPr>
+          <w:fldChar w:fldCharType="separate"/>
+        </w:r>
+        <w:r>
+          <w:rPr>
+            <w:noProof/>
+            <w:webHidden/>
+          </w:rPr>
+          <w:t>34</w:t>
+        </w:r>
+        <w:r>
+          <w:rPr>
+            <w:noProof/>
+            <w:webHidden/>
+          </w:rPr>
+          <w:fldChar w:fldCharType="end"/>
+        </w:r>
+      </w:hyperlink>
+    </w:p>
+    <w:p>
+      <w:pPr>
+        <w:pStyle w:val="TOC3"/>
+        <w:tabs>
+          <w:tab w:val="left" w:pos="1440"/>
+          <w:tab w:val="right" w:leader="dot" w:pos="8494"/>
+        </w:tabs>
+        <w:rPr>
+          <w:rFonts w:asciiTheme="minorHAnsi" w:eastAsiaTheme="minorEastAsia" w:hAnsiTheme="minorHAnsi" w:cstheme="minorBidi"/>
+          <w:noProof/>
+          <w:kern w:val="2"/>
+          <w:lang w:val="hu-HU" w:eastAsia="hu-HU"/>
+          <w14:ligatures w14:val="standardContextual"/>
+        </w:rPr>
+      </w:pPr>
+      <w:hyperlink w:anchor="_Toc229935751" w:history="1">
+        <w:r>
+          <w:rPr>
+            <w:rStyle w:val="Hyperlink"/>
+            <w:noProof/>
+          </w:rPr>
+          <w:t>5.2.2</w:t>
+        </w:r>
+        <w:r>
+          <w:rPr>
+            <w:rFonts w:asciiTheme="minorHAnsi" w:eastAsiaTheme="minorEastAsia" w:hAnsiTheme="minorHAnsi" w:cstheme="minorBidi"/>
+            <w:noProof/>
+            <w:kern w:val="2"/>
+            <w:lang w:val="hu-HU" w:eastAsia="hu-HU"/>
+            <w14:ligatures w14:val="standardContextual"/>
+          </w:rPr>
+          <w:tab/>
+        </w:r>
+        <w:r>
+          <w:rPr>
+            <w:rStyle w:val="Hyperlink"/>
+            <w:noProof/>
+          </w:rPr>
+          <w:t>Sub-particle-spacing cell size</w:t>
+        </w:r>
+        <w:r>
+          <w:rPr>
+            <w:noProof/>
+            <w:webHidden/>
+          </w:rPr>
+          <w:tab/>
+        </w:r>
+        <w:r>
+          <w:rPr>
+            <w:noProof/>
+            <w:webHidden/>
+          </w:rPr>
+          <w:fldChar w:fldCharType="begin"/>
+        </w:r>
+        <w:r>
+          <w:rPr>
+            <w:noProof/>
+            <w:webHidden/>
+          </w:rPr>
+          <w:instrText xml:space="preserve"> PAGEREF _Toc229935751 \h </w:instrText>
+        </w:r>
+        <w:r>
+          <w:rPr>
+            <w:noProof/>
+            <w:webHidden/>
+          </w:rPr>
+        </w:r>
+        <w:r>
+          <w:rPr>
+            <w:noProof/>
+            <w:webHidden/>
+          </w:rPr>
+          <w:fldChar w:fldCharType="separate"/>
+        </w:r>
+        <w:r>
+          <w:rPr>
+            <w:noProof/>
+            <w:webHidden/>
+          </w:rPr>
+          <w:t>35</w:t>
+        </w:r>
+        <w:r>
+          <w:rPr>
+            <w:noProof/>
+            <w:webHidden/>
+          </w:rPr>
+          <w:fldChar w:fldCharType="end"/>
+        </w:r>
+      </w:hyperlink>
+    </w:p>
+    <w:p>
+      <w:pPr>
+        <w:pStyle w:val="TOC1"/>
+        <w:tabs>
+          <w:tab w:val="left" w:pos="482"/>
+        </w:tabs>
+        <w:rPr>
+          <w:rFonts w:asciiTheme="minorHAnsi" w:eastAsiaTheme="minorEastAsia" w:hAnsiTheme="minorHAnsi" w:cstheme="minorBidi"/>
+          <w:b w:val="0"/>
+          <w:noProof/>
+          <w:kern w:val="2"/>
+          <w:lang w:val="hu-HU" w:eastAsia="hu-HU"/>
+          <w14:ligatures w14:val="standardContextual"/>
+        </w:rPr>
+      </w:pPr>
+      <w:hyperlink w:anchor="_Toc229935752" w:history="1">
+        <w:r>
+          <w:rPr>
+            <w:rStyle w:val="Hyperlink"/>
+            <w:noProof/>
+          </w:rPr>
+          <w:t>6</w:t>
+        </w:r>
+        <w:r>
+          <w:rPr>
+            <w:rFonts w:asciiTheme="minorHAnsi" w:eastAsiaTheme="minorEastAsia" w:hAnsiTheme="minorHAnsi" w:cstheme="minorBidi"/>
+            <w:b w:val="0"/>
+            <w:noProof/>
+            <w:kern w:val="2"/>
+            <w:lang w:val="hu-HU" w:eastAsia="hu-HU"/>
+            <w14:ligatures w14:val="standardContextual"/>
+          </w:rPr>
+          <w:tab/>
+        </w:r>
+        <w:r>
+          <w:rPr>
+            <w:rStyle w:val="Hyperlink"/>
+            <w:noProof/>
+          </w:rPr>
+          <w:t>References</w:t>
+        </w:r>
+        <w:r>
+          <w:rPr>
+            <w:noProof/>
+            <w:webHidden/>
+          </w:rPr>
+          <w:tab/>
+        </w:r>
+        <w:r>
+          <w:rPr>
+            <w:noProof/>
+            <w:webHidden/>
+          </w:rPr>
+          <w:fldChar w:fldCharType="begin"/>
+        </w:r>
+        <w:r>
+          <w:rPr>
+            <w:noProof/>
+            <w:webHidden/>
+          </w:rPr>
+          <w:instrText xml:space="preserve"> PAGEREF _Toc229935752 \h </w:instrText>
+        </w:r>
+        <w:r>
+          <w:rPr>
+            <w:noProof/>
+            <w:webHidden/>
+          </w:rPr>
+        </w:r>
+        <w:r>
+          <w:rPr>
+            <w:noProof/>
+            <w:webHidden/>
+          </w:rPr>
+          <w:fldChar w:fldCharType="separate"/>
+        </w:r>
+        <w:r>
+          <w:rPr>
+            <w:noProof/>
+            <w:webHidden/>
+          </w:rPr>
+          <w:t>35</w:t>
+        </w:r>
+        <w:r>
+          <w:rPr>
+            <w:noProof/>
+            <w:webHidden/>
+          </w:rPr>
+          <w:fldChar w:fldCharType="end"/>
+        </w:r>
+      </w:hyperlink>
+    </w:p>
+    <w:p>
+      <w:pPr>
+        <w:pStyle w:val="TOC1"/>
+        <w:tabs>
+          <w:tab w:val="left" w:pos="482"/>
+        </w:tabs>
+        <w:rPr>
+          <w:rFonts w:asciiTheme="minorHAnsi" w:eastAsiaTheme="minorEastAsia" w:hAnsiTheme="minorHAnsi" w:cstheme="minorBidi"/>
+          <w:b w:val="0"/>
+          <w:noProof/>
+          <w:kern w:val="2"/>
+          <w:lang w:val="hu-HU" w:eastAsia="hu-HU"/>
+          <w14:ligatures w14:val="standardContextual"/>
+        </w:rPr>
+      </w:pPr>
+      <w:hyperlink w:anchor="_Toc229935753" w:history="1">
+        <w:r>
+          <w:rPr>
+            <w:rStyle w:val="Hyperlink"/>
+            <w:noProof/>
+            <w:lang w:val="hu-HU"/>
+          </w:rPr>
+          <w:t>7</w:t>
+        </w:r>
+        <w:r>
+          <w:rPr>
+            <w:rFonts w:asciiTheme="minorHAnsi" w:eastAsiaTheme="minorEastAsia" w:hAnsiTheme="minorHAnsi" w:cstheme="minorBidi"/>
+            <w:b w:val="0"/>
+            <w:noProof/>
+            <w:kern w:val="2"/>
+            <w:lang w:val="hu-HU" w:eastAsia="hu-HU"/>
+            <w14:ligatures w14:val="standardContextual"/>
+          </w:rPr>
+          <w:tab/>
+        </w:r>
+        <w:r>
+          <w:rPr>
+            <w:rStyle w:val="Hyperlink"/>
+            <w:noProof/>
+            <w:lang w:val="hu-HU"/>
+          </w:rPr>
+          <w:t>Függelék</w:t>
+        </w:r>
+        <w:r>
+          <w:rPr>
+            <w:noProof/>
+            <w:webHidden/>
+          </w:rPr>
+          <w:tab/>
+        </w:r>
+        <w:r>
+          <w:rPr>
+            <w:noProof/>
+            <w:webHidden/>
+          </w:rPr>
+          <w:fldChar w:fldCharType="begin"/>
+        </w:r>
+        <w:r>
+          <w:rPr>
+            <w:noProof/>
+            <w:webHidden/>
+          </w:rPr>
+          <w:instrText xml:space="preserve"> PAGEREF _Toc229935753 \h </w:instrText>
+        </w:r>
+        <w:r>
+          <w:rPr>
+            <w:noProof/>
+            <w:webHidden/>
+          </w:rPr>
+        </w:r>
+        <w:r>
+          <w:rPr>
+            <w:noProof/>
+            <w:webHidden/>
+          </w:rPr>
+          <w:fldChar w:fldCharType="separate"/>
+        </w:r>
+        <w:r>
+          <w:rPr>
+            <w:noProof/>
+            <w:webHidden/>
+          </w:rPr>
+          <w:t>37</w:t>
         </w:r>
         <w:r>
           <w:rPr>
@@ -3679,24 +4043,25 @@
           <w:rFonts w:asciiTheme="minorHAnsi" w:eastAsiaTheme="minorEastAsia" w:hAnsiTheme="minorHAnsi" w:cstheme="minorBidi"/>
           <w:noProof/>
           <w:kern w:val="2"/>
-          <w:lang w:val="en-US"/>
+          <w:lang w:val="hu-HU" w:eastAsia="hu-HU"/>
           <w14:ligatures w14:val="standardContextual"/>
         </w:rPr>
       </w:pPr>
-      <w:hyperlink w:anchor="_Toc229847744" w:history="1">
+      <w:hyperlink w:anchor="_Toc229935754" w:history="1">
         <w:r>
           <w:rPr>
             <w:rStyle w:val="Hyperlink"/>
             <w:noProof/>
-          </w:rPr>
-          <w:t>5.3</w:t>
+            <w:lang w:val="hu-HU"/>
+          </w:rPr>
+          <w:t>7.1</w:t>
         </w:r>
         <w:r>
           <w:rPr>
             <w:rFonts w:asciiTheme="minorHAnsi" w:eastAsiaTheme="minorEastAsia" w:hAnsiTheme="minorHAnsi" w:cstheme="minorBidi"/>
             <w:noProof/>
             <w:kern w:val="2"/>
-            <w:lang w:val="en-US"/>
+            <w:lang w:val="hu-HU" w:eastAsia="hu-HU"/>
             <w14:ligatures w14:val="standardContextual"/>
           </w:rPr>
           <w:tab/>
@@ -3705,8 +4070,9 @@
           <w:rPr>
             <w:rStyle w:val="Hyperlink"/>
             <w:noProof/>
-          </w:rPr>
-          <w:t>Attempts at further optimization</w:t>
+            <w:lang w:val="hu-HU"/>
+          </w:rPr>
+          <w:t>I. Függelék Nyilatkozat generatív mesterséges intelligencia alkalmazásáról</w:t>
         </w:r>
         <w:r>
           <w:rPr>
@@ -3727,7 +4093,7 @@
             <w:noProof/>
             <w:webHidden/>
           </w:rPr>
-          <w:instrText xml:space="preserve"> PAGEREF _Toc229847744 \h </w:instrText>
+          <w:instrText xml:space="preserve"> PAGEREF _Toc229935754 \h </w:instrText>
         </w:r>
         <w:r>
           <w:rPr>
@@ -3747,7 +4113,7 @@
             <w:noProof/>
             <w:webHidden/>
           </w:rPr>
-          <w:t>34</w:t>
+          <w:t>37</w:t>
         </w:r>
         <w:r>
           <w:rPr>
@@ -3759,458 +4125,6 @@
       </w:hyperlink>
     </w:p>
     <w:p>
-      <w:pPr>
-        <w:pStyle w:val="TOC3"/>
-        <w:tabs>
-          <w:tab w:val="left" w:pos="1440"/>
-          <w:tab w:val="right" w:leader="dot" w:pos="8494"/>
-        </w:tabs>
-        <w:rPr>
-          <w:rFonts w:asciiTheme="minorHAnsi" w:eastAsiaTheme="minorEastAsia" w:hAnsiTheme="minorHAnsi" w:cstheme="minorBidi"/>
-          <w:noProof/>
-          <w:kern w:val="2"/>
-          <w:lang w:val="en-US"/>
-          <w14:ligatures w14:val="standardContextual"/>
-        </w:rPr>
-      </w:pPr>
-      <w:hyperlink w:anchor="_Toc229847745" w:history="1">
-        <w:r>
-          <w:rPr>
-            <w:rStyle w:val="Hyperlink"/>
-            <w:noProof/>
-          </w:rPr>
-          <w:t>5.3.1</w:t>
-        </w:r>
-        <w:r>
-          <w:rPr>
-            <w:rFonts w:asciiTheme="minorHAnsi" w:eastAsiaTheme="minorEastAsia" w:hAnsiTheme="minorHAnsi" w:cstheme="minorBidi"/>
-            <w:noProof/>
-            <w:kern w:val="2"/>
-            <w:lang w:val="en-US"/>
-            <w14:ligatures w14:val="standardContextual"/>
-          </w:rPr>
-          <w:tab/>
-        </w:r>
-        <w:r>
-          <w:rPr>
-            <w:rStyle w:val="Hyperlink"/>
-            <w:noProof/>
-          </w:rPr>
-          <w:t>Group Shared Memory (GSM) utilization</w:t>
-        </w:r>
-        <w:r>
-          <w:rPr>
-            <w:noProof/>
-            <w:webHidden/>
-          </w:rPr>
-          <w:tab/>
-        </w:r>
-        <w:r>
-          <w:rPr>
-            <w:noProof/>
-            <w:webHidden/>
-          </w:rPr>
-          <w:fldChar w:fldCharType="begin"/>
-        </w:r>
-        <w:r>
-          <w:rPr>
-            <w:noProof/>
-            <w:webHidden/>
-          </w:rPr>
-          <w:instrText xml:space="preserve"> PAGEREF _Toc229847745 \h </w:instrText>
-        </w:r>
-        <w:r>
-          <w:rPr>
-            <w:noProof/>
-            <w:webHidden/>
-          </w:rPr>
-        </w:r>
-        <w:r>
-          <w:rPr>
-            <w:noProof/>
-            <w:webHidden/>
-          </w:rPr>
-          <w:fldChar w:fldCharType="separate"/>
-        </w:r>
-        <w:r>
-          <w:rPr>
-            <w:noProof/>
-            <w:webHidden/>
-          </w:rPr>
-          <w:t>34</w:t>
-        </w:r>
-        <w:r>
-          <w:rPr>
-            <w:noProof/>
-            <w:webHidden/>
-          </w:rPr>
-          <w:fldChar w:fldCharType="end"/>
-        </w:r>
-      </w:hyperlink>
-    </w:p>
-    <w:p>
-      <w:pPr>
-        <w:pStyle w:val="TOC3"/>
-        <w:tabs>
-          <w:tab w:val="left" w:pos="1440"/>
-          <w:tab w:val="right" w:leader="dot" w:pos="8494"/>
-        </w:tabs>
-        <w:rPr>
-          <w:rFonts w:asciiTheme="minorHAnsi" w:eastAsiaTheme="minorEastAsia" w:hAnsiTheme="minorHAnsi" w:cstheme="minorBidi"/>
-          <w:noProof/>
-          <w:kern w:val="2"/>
-          <w:lang w:val="en-US"/>
-          <w14:ligatures w14:val="standardContextual"/>
-        </w:rPr>
-      </w:pPr>
-      <w:hyperlink w:anchor="_Toc229847746" w:history="1">
-        <w:r>
-          <w:rPr>
-            <w:rStyle w:val="Hyperlink"/>
-            <w:noProof/>
-          </w:rPr>
-          <w:t>5.3.2</w:t>
-        </w:r>
-        <w:r>
-          <w:rPr>
-            <w:rFonts w:asciiTheme="minorHAnsi" w:eastAsiaTheme="minorEastAsia" w:hAnsiTheme="minorHAnsi" w:cstheme="minorBidi"/>
-            <w:noProof/>
-            <w:kern w:val="2"/>
-            <w:lang w:val="en-US"/>
-            <w14:ligatures w14:val="standardContextual"/>
-          </w:rPr>
-          <w:tab/>
-        </w:r>
-        <w:r>
-          <w:rPr>
-            <w:rStyle w:val="Hyperlink"/>
-            <w:noProof/>
-          </w:rPr>
-          <w:t>Sub-particle-spacing cell size</w:t>
-        </w:r>
-        <w:r>
-          <w:rPr>
-            <w:noProof/>
-            <w:webHidden/>
-          </w:rPr>
-          <w:tab/>
-        </w:r>
-        <w:r>
-          <w:rPr>
-            <w:noProof/>
-            <w:webHidden/>
-          </w:rPr>
-          <w:fldChar w:fldCharType="begin"/>
-        </w:r>
-        <w:r>
-          <w:rPr>
-            <w:noProof/>
-            <w:webHidden/>
-          </w:rPr>
-          <w:instrText xml:space="preserve"> PAGEREF _Toc229847746 \h </w:instrText>
-        </w:r>
-        <w:r>
-          <w:rPr>
-            <w:noProof/>
-            <w:webHidden/>
-          </w:rPr>
-        </w:r>
-        <w:r>
-          <w:rPr>
-            <w:noProof/>
-            <w:webHidden/>
-          </w:rPr>
-          <w:fldChar w:fldCharType="separate"/>
-        </w:r>
-        <w:r>
-          <w:rPr>
-            <w:noProof/>
-            <w:webHidden/>
-          </w:rPr>
-          <w:t>35</w:t>
-        </w:r>
-        <w:r>
-          <w:rPr>
-            <w:noProof/>
-            <w:webHidden/>
-          </w:rPr>
-          <w:fldChar w:fldCharType="end"/>
-        </w:r>
-      </w:hyperlink>
-    </w:p>
-    <w:p>
-      <w:pPr>
-        <w:pStyle w:val="TOC1"/>
-        <w:tabs>
-          <w:tab w:val="left" w:pos="482"/>
-        </w:tabs>
-        <w:rPr>
-          <w:rFonts w:asciiTheme="minorHAnsi" w:eastAsiaTheme="minorEastAsia" w:hAnsiTheme="minorHAnsi" w:cstheme="minorBidi"/>
-          <w:b w:val="0"/>
-          <w:noProof/>
-          <w:kern w:val="2"/>
-          <w:lang w:val="en-US"/>
-          <w14:ligatures w14:val="standardContextual"/>
-        </w:rPr>
-      </w:pPr>
-      <w:hyperlink w:anchor="_Toc229847747" w:history="1">
-        <w:r>
-          <w:rPr>
-            <w:rStyle w:val="Hyperlink"/>
-            <w:noProof/>
-          </w:rPr>
-          <w:t>6</w:t>
-        </w:r>
-        <w:r>
-          <w:rPr>
-            <w:rFonts w:asciiTheme="minorHAnsi" w:eastAsiaTheme="minorEastAsia" w:hAnsiTheme="minorHAnsi" w:cstheme="minorBidi"/>
-            <w:b w:val="0"/>
-            <w:noProof/>
-            <w:kern w:val="2"/>
-            <w:lang w:val="en-US"/>
-            <w14:ligatures w14:val="standardContextual"/>
-          </w:rPr>
-          <w:tab/>
-        </w:r>
-        <w:r>
-          <w:rPr>
-            <w:rStyle w:val="Hyperlink"/>
-            <w:noProof/>
-          </w:rPr>
-          <w:t>References</w:t>
-        </w:r>
-        <w:r>
-          <w:rPr>
-            <w:noProof/>
-            <w:webHidden/>
-          </w:rPr>
-          <w:tab/>
-        </w:r>
-        <w:r>
-          <w:rPr>
-            <w:noProof/>
-            <w:webHidden/>
-          </w:rPr>
-          <w:fldChar w:fldCharType="begin"/>
-        </w:r>
-        <w:r>
-          <w:rPr>
-            <w:noProof/>
-            <w:webHidden/>
-          </w:rPr>
-          <w:instrText xml:space="preserve"> PAGEREF _Toc229847747 \h </w:instrText>
-        </w:r>
-        <w:r>
-          <w:rPr>
-            <w:noProof/>
-            <w:webHidden/>
-          </w:rPr>
-        </w:r>
-        <w:r>
-          <w:rPr>
-            <w:noProof/>
-            <w:webHidden/>
-          </w:rPr>
-          <w:fldChar w:fldCharType="separate"/>
-        </w:r>
-        <w:r>
-          <w:rPr>
-            <w:noProof/>
-            <w:webHidden/>
-          </w:rPr>
-          <w:t>36</w:t>
-        </w:r>
-        <w:r>
-          <w:rPr>
-            <w:noProof/>
-            <w:webHidden/>
-          </w:rPr>
-          <w:fldChar w:fldCharType="end"/>
-        </w:r>
-      </w:hyperlink>
-    </w:p>
-    <w:p>
-      <w:pPr>
-        <w:pStyle w:val="TOC1"/>
-        <w:tabs>
-          <w:tab w:val="left" w:pos="482"/>
-        </w:tabs>
-        <w:rPr>
-          <w:rFonts w:asciiTheme="minorHAnsi" w:eastAsiaTheme="minorEastAsia" w:hAnsiTheme="minorHAnsi" w:cstheme="minorBidi"/>
-          <w:b w:val="0"/>
-          <w:noProof/>
-          <w:kern w:val="2"/>
-          <w:lang w:val="en-US"/>
-          <w14:ligatures w14:val="standardContextual"/>
-        </w:rPr>
-      </w:pPr>
-      <w:hyperlink w:anchor="_Toc229847748" w:history="1">
-        <w:r>
-          <w:rPr>
-            <w:rStyle w:val="Hyperlink"/>
-            <w:noProof/>
-          </w:rPr>
-          <w:t>7</w:t>
-        </w:r>
-        <w:r>
-          <w:rPr>
-            <w:rFonts w:asciiTheme="minorHAnsi" w:eastAsiaTheme="minorEastAsia" w:hAnsiTheme="minorHAnsi" w:cstheme="minorBidi"/>
-            <w:b w:val="0"/>
-            <w:noProof/>
-            <w:kern w:val="2"/>
-            <w:lang w:val="en-US"/>
-            <w14:ligatures w14:val="standardContextual"/>
-          </w:rPr>
-          <w:tab/>
-        </w:r>
-        <w:r>
-          <w:rPr>
-            <w:rStyle w:val="Hyperlink"/>
-            <w:noProof/>
-          </w:rPr>
-          <w:t>Függelék</w:t>
-        </w:r>
-        <w:r>
-          <w:rPr>
-            <w:noProof/>
-            <w:webHidden/>
-          </w:rPr>
-          <w:tab/>
-        </w:r>
-        <w:r>
-          <w:rPr>
-            <w:noProof/>
-            <w:webHidden/>
-          </w:rPr>
-          <w:fldChar w:fldCharType="begin"/>
-        </w:r>
-        <w:r>
-          <w:rPr>
-            <w:noProof/>
-            <w:webHidden/>
-          </w:rPr>
-          <w:instrText xml:space="preserve"> PAGEREF _Toc229847748 \h </w:instrText>
-        </w:r>
-        <w:r>
-          <w:rPr>
-            <w:noProof/>
-            <w:webHidden/>
-          </w:rPr>
-        </w:r>
-        <w:r>
-          <w:rPr>
-            <w:noProof/>
-            <w:webHidden/>
-          </w:rPr>
-          <w:fldChar w:fldCharType="separate"/>
-        </w:r>
-        <w:r>
-          <w:rPr>
-            <w:noProof/>
-            <w:webHidden/>
-          </w:rPr>
-          <w:t>37</w:t>
-        </w:r>
-        <w:r>
-          <w:rPr>
-            <w:noProof/>
-            <w:webHidden/>
-          </w:rPr>
-          <w:fldChar w:fldCharType="end"/>
-        </w:r>
-      </w:hyperlink>
-    </w:p>
-    <w:p>
-      <w:pPr>
-        <w:pStyle w:val="TOC2"/>
-        <w:tabs>
-          <w:tab w:val="left" w:pos="958"/>
-          <w:tab w:val="right" w:leader="dot" w:pos="8494"/>
-        </w:tabs>
-        <w:rPr>
-          <w:rFonts w:asciiTheme="minorHAnsi" w:eastAsiaTheme="minorEastAsia" w:hAnsiTheme="minorHAnsi" w:cstheme="minorBidi"/>
-          <w:noProof/>
-          <w:kern w:val="2"/>
-          <w:lang w:val="en-US"/>
-          <w14:ligatures w14:val="standardContextual"/>
-        </w:rPr>
-      </w:pPr>
-      <w:hyperlink w:anchor="_Toc229847749" w:history="1">
-        <w:r>
-          <w:rPr>
-            <w:rStyle w:val="Hyperlink"/>
-            <w:noProof/>
-          </w:rPr>
-          <w:t>7.1</w:t>
-        </w:r>
-        <w:r>
-          <w:rPr>
-            <w:rFonts w:asciiTheme="minorHAnsi" w:eastAsiaTheme="minorEastAsia" w:hAnsiTheme="minorHAnsi" w:cstheme="minorBidi"/>
-            <w:noProof/>
-            <w:kern w:val="2"/>
-            <w:lang w:val="en-US"/>
-            <w14:ligatures w14:val="standardContextual"/>
-          </w:rPr>
-          <w:tab/>
-        </w:r>
-        <w:r>
-          <w:rPr>
-            <w:rStyle w:val="Hyperlink"/>
-            <w:noProof/>
-          </w:rPr>
-          <w:t>I. Függelék Nyilatkozat generatív mesterséges intelligencia alkalmazásáról</w:t>
-        </w:r>
-        <w:r>
-          <w:rPr>
-            <w:noProof/>
-            <w:webHidden/>
-          </w:rPr>
-          <w:tab/>
-        </w:r>
-        <w:r>
-          <w:rPr>
-            <w:noProof/>
-            <w:webHidden/>
-          </w:rPr>
-          <w:fldChar w:fldCharType="begin"/>
-        </w:r>
-        <w:r>
-          <w:rPr>
-            <w:noProof/>
-            <w:webHidden/>
-          </w:rPr>
-          <w:instrText xml:space="preserve"> PAGEREF _Toc229847749 \h </w:instrText>
-        </w:r>
-        <w:r>
-          <w:rPr>
-            <w:noProof/>
-            <w:webHidden/>
-          </w:rPr>
-        </w:r>
-        <w:r>
-          <w:rPr>
-            <w:noProof/>
-            <w:webHidden/>
-          </w:rPr>
-          <w:fldChar w:fldCharType="separate"/>
-        </w:r>
-        <w:r>
-          <w:rPr>
-            <w:noProof/>
-            <w:webHidden/>
-          </w:rPr>
-          <w:t>37</w:t>
-        </w:r>
-        <w:r>
-          <w:rPr>
-            <w:noProof/>
-            <w:webHidden/>
-          </w:rPr>
-          <w:fldChar w:fldCharType="end"/>
-        </w:r>
-      </w:hyperlink>
-    </w:p>
-    <w:p>
       <w:r>
         <w:rPr>
           <w:b/>
@@ -4379,7 +4293,7 @@
           <w:noProof/>
           <w:lang w:val="hu-HU"/>
         </w:rPr>
-        <w:t>2026. 05. 16.</w:t>
+        <w:t>2026. 05. 17.</w:t>
       </w:r>
       <w:r>
         <w:rPr>
@@ -4917,61 +4831,21 @@
         <w:rPr>
           <w:lang w:val="hu-HU"/>
         </w:rPr>
-        <w:t xml:space="preserve">A tesztelés </w:t>
-      </w:r>
+        <w:t xml:space="preserve">A tesztelés alapján ~40 </w:t>
+      </w:r>
+      <w:proofErr w:type="spellStart"/>
       <w:r>
         <w:rPr>
           <w:lang w:val="hu-HU"/>
         </w:rPr>
-        <w:t>alapján</w:t>
-      </w:r>
+        <w:t>fps</w:t>
+      </w:r>
+      <w:proofErr w:type="spellEnd"/>
       <w:r>
         <w:rPr>
           <w:lang w:val="hu-HU"/>
         </w:rPr>
-        <w:t xml:space="preserve"> NVIDIA RTX 4050 és RTX 3080 hardveren rendre </w:t>
-      </w:r>
-      <w:r>
-        <w:rPr>
-          <w:lang w:val="hu-HU"/>
-        </w:rPr>
-        <w:t xml:space="preserve">~40 </w:t>
-      </w:r>
-      <w:proofErr w:type="spellStart"/>
-      <w:r>
-        <w:rPr>
-          <w:lang w:val="hu-HU"/>
-        </w:rPr>
-        <w:t>fps</w:t>
-      </w:r>
-      <w:proofErr w:type="spellEnd"/>
-      <w:r>
-        <w:rPr>
-          <w:lang w:val="hu-HU"/>
-        </w:rPr>
-        <w:t xml:space="preserve"> érhető el 400,000 részecskével és ~</w:t>
-      </w:r>
-      <w:r>
-        <w:rPr>
-          <w:highlight w:val="red"/>
-          <w:lang w:val="hu-HU"/>
-        </w:rPr>
-        <w:t xml:space="preserve">50 </w:t>
-      </w:r>
-      <w:proofErr w:type="spellStart"/>
-      <w:r>
-        <w:rPr>
-          <w:highlight w:val="red"/>
-          <w:lang w:val="hu-HU"/>
-        </w:rPr>
-        <w:t>fps</w:t>
-      </w:r>
-      <w:proofErr w:type="spellEnd"/>
-      <w:r>
-        <w:rPr>
-          <w:lang w:val="hu-HU"/>
-        </w:rPr>
-        <w:t xml:space="preserve"> 750,000 részecskével, </w:t>
+        <w:t xml:space="preserve"> érhető el NVIDIA RTX 4050 Laptop és 3080 hardveren rendre 400,000 és 800,000 részecskével, </w:t>
       </w:r>
       <w:r>
         <w:rPr>
@@ -5040,37 +4914,7 @@
     </w:p>
     <w:p>
       <w:r>
-        <w:t xml:space="preserve">Testing on NVIDIA RTX </w:t>
-      </w:r>
-      <w:r>
-        <w:t>4050</w:t>
-      </w:r>
-      <w:r>
-        <w:t xml:space="preserve"> and RTX </w:t>
-      </w:r>
-      <w:r>
-        <w:t>3080</w:t>
-      </w:r>
-      <w:r>
-        <w:t xml:space="preserve"> hardware demonstrated stable simulation of 400,000 particles at approximately </w:t>
-      </w:r>
-      <w:r>
-        <w:t>40</w:t>
-      </w:r>
-      <w:r>
-        <w:t xml:space="preserve"> fps, </w:t>
-      </w:r>
-      <w:r>
-        <w:t xml:space="preserve">and 750,000 particles at approximately </w:t>
-      </w:r>
-      <w:r>
-        <w:rPr>
-          <w:highlight w:val="red"/>
-        </w:rPr>
-        <w:t>50 fps</w:t>
-      </w:r>
-      <w:r>
-        <w:t xml:space="preserve"> respectively, </w:t>
+        <w:t xml:space="preserve">Testing on NVIDIA RTX 4050 Laptop and RTX 3080 hardware demonstrated stable simulation of 400,000 and 800,000 particles at 40 fps respectively, </w:t>
       </w:r>
       <w:r>
         <w:t>even</w:t>
@@ -5086,7 +4930,7 @@
       <w:pPr>
         <w:pStyle w:val="Heading1"/>
       </w:pPr>
-      <w:bookmarkStart w:id="0" w:name="_Toc229847720"/>
+      <w:bookmarkStart w:id="0" w:name="_Toc229935726"/>
       <w:r>
         <w:lastRenderedPageBreak/>
         <w:t>Introduction</w:t>
@@ -5215,7 +5059,7 @@
       <w:pPr>
         <w:pStyle w:val="Heading1"/>
       </w:pPr>
-      <w:bookmarkStart w:id="1" w:name="_Toc229847721"/>
+      <w:bookmarkStart w:id="1" w:name="_Toc229935727"/>
       <w:r>
         <w:t>Literature o</w:t>
       </w:r>
@@ -5419,7 +5263,7 @@
       <w:pPr>
         <w:pStyle w:val="Heading1"/>
       </w:pPr>
-      <w:bookmarkStart w:id="2" w:name="_Toc229847722"/>
+      <w:bookmarkStart w:id="2" w:name="_Toc229935728"/>
       <w:r>
         <w:t>Position Based Fluids</w:t>
       </w:r>
@@ -5453,7 +5297,7 @@
         <w:pStyle w:val="Heading2"/>
       </w:pPr>
       <w:bookmarkStart w:id="3" w:name="_Ref229482462"/>
-      <w:bookmarkStart w:id="4" w:name="_Toc229847723"/>
+      <w:bookmarkStart w:id="4" w:name="_Toc229935729"/>
       <w:r>
         <w:lastRenderedPageBreak/>
         <w:t xml:space="preserve">External </w:t>
@@ -5965,7 +5809,7 @@
       </w:pPr>
       <w:bookmarkStart w:id="5" w:name="_Ref229657261"/>
       <w:bookmarkStart w:id="6" w:name="_Ref229664119"/>
-      <w:bookmarkStart w:id="7" w:name="_Toc229847724"/>
+      <w:bookmarkStart w:id="7" w:name="_Toc229935730"/>
       <w:r>
         <w:t>Internal forces: constraint projection</w:t>
       </w:r>
@@ -10617,7 +10461,7 @@
       <w:pPr>
         <w:pStyle w:val="Heading2"/>
       </w:pPr>
-      <w:bookmarkStart w:id="8" w:name="_Toc229847725"/>
+      <w:bookmarkStart w:id="8" w:name="_Toc229935731"/>
       <w:r>
         <w:t>Tensile instability</w:t>
       </w:r>
@@ -11267,7 +11111,7 @@
         <w:pStyle w:val="Heading2"/>
       </w:pPr>
       <w:bookmarkStart w:id="9" w:name="_Ref229665384"/>
-      <w:bookmarkStart w:id="10" w:name="_Toc229847726"/>
+      <w:bookmarkStart w:id="10" w:name="_Toc229935732"/>
       <w:r>
         <w:t>Vorticity confinement</w:t>
       </w:r>
@@ -11920,7 +11764,7 @@
         <w:pStyle w:val="Heading2"/>
       </w:pPr>
       <w:bookmarkStart w:id="11" w:name="_Ref229665387"/>
-      <w:bookmarkStart w:id="12" w:name="_Toc229847727"/>
+      <w:bookmarkStart w:id="12" w:name="_Toc229935733"/>
       <w:r>
         <w:t>Viscosity</w:t>
       </w:r>
@@ -12218,7 +12062,7 @@
       <w:pPr>
         <w:pStyle w:val="Heading1"/>
       </w:pPr>
-      <w:bookmarkStart w:id="13" w:name="_Toc229847728"/>
+      <w:bookmarkStart w:id="13" w:name="_Toc229935734"/>
       <w:r>
         <w:t>Algorithm</w:t>
       </w:r>
@@ -12249,7 +12093,7 @@
         <w:pStyle w:val="Heading2"/>
       </w:pPr>
       <w:bookmarkStart w:id="14" w:name="_Ref229661965"/>
-      <w:bookmarkStart w:id="15" w:name="_Toc229847729"/>
+      <w:bookmarkStart w:id="15" w:name="_Toc229935735"/>
       <w:r>
         <w:t>Double buffered command queues</w:t>
       </w:r>
@@ -12532,7 +12376,7 @@
       <w:pPr>
         <w:pStyle w:val="Heading2"/>
       </w:pPr>
-      <w:bookmarkStart w:id="16" w:name="_Toc229847730"/>
+      <w:bookmarkStart w:id="16" w:name="_Toc229935736"/>
       <w:r>
         <w:t>Double buffer implementation</w:t>
       </w:r>
@@ -12738,7 +12582,7 @@
       <w:pPr>
         <w:pStyle w:val="Heading2"/>
       </w:pPr>
-      <w:bookmarkStart w:id="17" w:name="_Toc229847731"/>
+      <w:bookmarkStart w:id="17" w:name="_Toc229935737"/>
       <w:r>
         <w:t>Physics step</w:t>
       </w:r>
@@ -13673,7 +13517,7 @@
       <w:pPr>
         <w:pStyle w:val="Heading3"/>
       </w:pPr>
-      <w:bookmarkStart w:id="20" w:name="_Toc229847732"/>
+      <w:bookmarkStart w:id="20" w:name="_Toc229935738"/>
       <w:r>
         <w:t>Prediction</w:t>
       </w:r>
@@ -14133,7 +13977,7 @@
       <w:pPr>
         <w:pStyle w:val="Heading3"/>
       </w:pPr>
-      <w:bookmarkStart w:id="21" w:name="_Toc229847733"/>
+      <w:bookmarkStart w:id="21" w:name="_Toc229935739"/>
       <w:r>
         <w:t>Grid and Counting sort</w:t>
       </w:r>
@@ -16069,7 +15913,7 @@
         <w:pStyle w:val="Heading3"/>
       </w:pPr>
       <w:bookmarkStart w:id="22" w:name="_Ref229664431"/>
-      <w:bookmarkStart w:id="23" w:name="_Toc229847734"/>
+      <w:bookmarkStart w:id="23" w:name="_Toc229935740"/>
       <w:r>
         <w:t>Collision detection and response</w:t>
       </w:r>
@@ -16199,7 +16043,7 @@
         <w:pStyle w:val="Heading3"/>
       </w:pPr>
       <w:bookmarkStart w:id="24" w:name="_Ref229779971"/>
-      <w:bookmarkStart w:id="25" w:name="_Toc229847735"/>
+      <w:bookmarkStart w:id="25" w:name="_Toc229935741"/>
       <w:r>
         <w:t>Levels of Detail – Adaptive P</w:t>
       </w:r>
@@ -16425,7 +16269,7 @@
           <w:noProof/>
         </w:rPr>
         <w:drawing>
-          <wp:anchor distT="0" distB="0" distL="114300" distR="114300" simplePos="0" relativeHeight="251658752" behindDoc="0" locked="0" layoutInCell="1" allowOverlap="1" wp14:anchorId="04C88E74" wp14:editId="303C904C">
+          <wp:anchor distT="0" distB="0" distL="114300" distR="114300" simplePos="0" relativeHeight="251658752" behindDoc="0" locked="0" layoutInCell="1" allowOverlap="1" wp14:anchorId="04C88E74" wp14:editId="540A6068">
             <wp:simplePos x="0" y="0"/>
             <wp:positionH relativeFrom="margin">
               <wp:align>center</wp:align>
@@ -16650,7 +16494,7 @@
       <w:pPr>
         <w:pStyle w:val="Heading3"/>
       </w:pPr>
-      <w:bookmarkStart w:id="26" w:name="_Toc229847736"/>
+      <w:bookmarkStart w:id="26" w:name="_Toc229935742"/>
       <w:r>
         <w:t>Constraint solver loop</w:t>
       </w:r>
@@ -17336,7 +17180,7 @@
       <w:pPr>
         <w:pStyle w:val="Heading3"/>
       </w:pPr>
-      <w:bookmarkStart w:id="27" w:name="_Toc229847737"/>
+      <w:bookmarkStart w:id="27" w:name="_Toc229935743"/>
       <w:r>
         <w:t>Velocity update and position commit</w:t>
       </w:r>
@@ -17765,7 +17609,7 @@
       <w:pPr>
         <w:pStyle w:val="Heading2"/>
       </w:pPr>
-      <w:bookmarkStart w:id="28" w:name="_Toc229847738"/>
+      <w:bookmarkStart w:id="28" w:name="_Toc229935744"/>
       <w:r>
         <w:t>Graphics queue</w:t>
       </w:r>
@@ -17980,9 +17824,6 @@
         <w:pStyle w:val="Caption"/>
       </w:pPr>
       <w:r>
-        <w:t xml:space="preserve">Figure </w:t>
-      </w:r>
-      <w:r>
         <w:fldChar w:fldCharType="begin"/>
       </w:r>
       <w:r>
@@ -18001,7 +17842,10 @@
         <w:fldChar w:fldCharType="end"/>
       </w:r>
       <w:r>
-        <w:t xml:space="preserve">: Dear </w:t>
+        <w:t xml:space="preserve">. Figure: </w:t>
+      </w:r>
+      <w:r>
+        <w:t xml:space="preserve">Dear </w:t>
       </w:r>
       <w:proofErr w:type="spellStart"/>
       <w:r>
@@ -18032,7 +17876,7 @@
       <w:pPr>
         <w:pStyle w:val="Heading3"/>
       </w:pPr>
-      <w:bookmarkStart w:id="29" w:name="_Toc229847739"/>
+      <w:bookmarkStart w:id="29" w:name="_Toc229935745"/>
       <w:r>
         <w:t>Particle display</w:t>
       </w:r>
@@ -18528,7 +18372,7 @@
       <w:pPr>
         <w:pStyle w:val="Heading3"/>
       </w:pPr>
-      <w:bookmarkStart w:id="30" w:name="_Toc229847740"/>
+      <w:bookmarkStart w:id="30" w:name="_Toc229935746"/>
       <w:r>
         <w:t>Liquid shading</w:t>
       </w:r>
@@ -18939,7 +18783,7 @@
       <w:pPr>
         <w:pStyle w:val="Heading1"/>
       </w:pPr>
-      <w:bookmarkStart w:id="31" w:name="_Toc229847741"/>
+      <w:bookmarkStart w:id="31" w:name="_Toc229935747"/>
       <w:r>
         <w:t>Results</w:t>
       </w:r>
@@ -19382,9 +19226,18 @@
       <w:pPr>
         <w:pStyle w:val="Heading2"/>
       </w:pPr>
-      <w:bookmarkStart w:id="32" w:name="_Toc229847742"/>
-      <w:r>
-        <w:t>Results on RTX 4050</w:t>
+      <w:bookmarkStart w:id="32" w:name="_Toc229935748"/>
+      <w:r>
+        <w:t>Tests</w:t>
+      </w:r>
+      <w:r>
+        <w:t xml:space="preserve"> on RTX 4050</w:t>
+      </w:r>
+      <w:r>
+        <w:t xml:space="preserve"> Laptop</w:t>
+      </w:r>
+      <w:r>
+        <w:t xml:space="preserve"> and RTX 3080</w:t>
       </w:r>
       <w:bookmarkEnd w:id="32"/>
     </w:p>
@@ -19396,7 +19249,16 @@
         <w:t>NVIDIA GeForce RTX 4050 Laptop GPU</w:t>
       </w:r>
       <w:r>
-        <w:t xml:space="preserve">, a particle count of 400k was simulated at 39 fps. </w:t>
+        <w:t xml:space="preserve">, a particle count of 400k was simulated at </w:t>
+      </w:r>
+      <w:r>
+        <w:t>~40</w:t>
+      </w:r>
+      <w:r>
+        <w:t xml:space="preserve"> fps. </w:t>
+      </w:r>
+      <w:r>
+        <w:t>On the NVIDIA GeForce RTX 3080 GPU, a particle count of 800k was simulated at the same frame rate.</w:t>
       </w:r>
     </w:p>
     <w:p>
@@ -19407,37 +19269,22 @@
         <w:rPr>
           <w:noProof/>
         </w:rPr>
+        <w:lastRenderedPageBreak/>
         <w:drawing>
-          <wp:inline distT="0" distB="0" distL="0" distR="0" wp14:anchorId="0D588C78" wp14:editId="191187ED">
-            <wp:extent cx="4541914" cy="2682472"/>
-            <wp:effectExtent l="0" t="0" r="0" b="3810"/>
-            <wp:docPr id="1769725306" name="Picture 1"/>
-            <wp:cNvGraphicFramePr>
-              <a:graphicFrameLocks xmlns:a="http://schemas.openxmlformats.org/drawingml/2006/main" noChangeAspect="1"/>
-            </wp:cNvGraphicFramePr>
+          <wp:inline distT="0" distB="0" distL="0" distR="0" wp14:anchorId="3E1628D9" wp14:editId="2C12DF74">
+            <wp:extent cx="4698497" cy="3232298"/>
+            <wp:effectExtent l="0" t="0" r="6985" b="6350"/>
+            <wp:docPr id="674256919" name="Chart 1">
+              <a:extLst xmlns:a="http://schemas.openxmlformats.org/drawingml/2006/main">
+                <a:ext uri="{FF2B5EF4-FFF2-40B4-BE49-F238E27FC236}">
+                  <a16:creationId xmlns:a16="http://schemas.microsoft.com/office/drawing/2014/main" id="{57CA687A-2C48-5F29-3D92-ED259A2090EE}"/>
+                </a:ext>
+              </a:extLst>
+            </wp:docPr>
+            <wp:cNvGraphicFramePr/>
             <a:graphic xmlns:a="http://schemas.openxmlformats.org/drawingml/2006/main">
-              <a:graphicData uri="http://schemas.openxmlformats.org/drawingml/2006/picture">
-                <pic:pic xmlns:pic="http://schemas.openxmlformats.org/drawingml/2006/picture">
-                  <pic:nvPicPr>
-                    <pic:cNvPr id="1769725306" name=""/>
-                    <pic:cNvPicPr/>
-                  </pic:nvPicPr>
-                  <pic:blipFill>
-                    <a:blip r:embed="rId13"/>
-                    <a:stretch>
-                      <a:fillRect/>
-                    </a:stretch>
-                  </pic:blipFill>
-                  <pic:spPr>
-                    <a:xfrm>
-                      <a:off x="0" y="0"/>
-                      <a:ext cx="4541914" cy="2682472"/>
-                    </a:xfrm>
-                    <a:prstGeom prst="rect">
-                      <a:avLst/>
-                    </a:prstGeom>
-                  </pic:spPr>
-                </pic:pic>
+              <a:graphicData uri="http://schemas.openxmlformats.org/drawingml/2006/chart">
+                <c:chart xmlns:c="http://schemas.openxmlformats.org/drawingml/2006/chart" xmlns:r="http://schemas.openxmlformats.org/officeDocument/2006/relationships" r:id="rId13"/>
               </a:graphicData>
             </a:graphic>
           </wp:inline>
@@ -19447,44 +19294,36 @@
     <w:p>
       <w:pPr>
         <w:pStyle w:val="Caption"/>
+      </w:pPr>
+      <w:r>
+        <w:fldChar w:fldCharType="begin"/>
+      </w:r>
+      <w:r>
+        <w:instrText xml:space="preserve"> SEQ Figure \* ARABIC </w:instrText>
+      </w:r>
+      <w:r>
+        <w:fldChar w:fldCharType="separate"/>
+      </w:r>
+      <w:r>
         <w:rPr>
           <w:noProof/>
         </w:rPr>
-      </w:pPr>
-      <w:r>
-        <w:t xml:space="preserve">Figure </w:t>
-      </w:r>
-      <w:r>
-        <w:fldChar w:fldCharType="begin"/>
-      </w:r>
-      <w:r>
-        <w:instrText xml:space="preserve"> SEQ Figure \* ARABIC </w:instrText>
-      </w:r>
-      <w:r>
-        <w:fldChar w:fldCharType="separate"/>
-      </w:r>
-      <w:r>
-        <w:rPr>
-          <w:noProof/>
-        </w:rPr>
         <w:t>4</w:t>
       </w:r>
       <w:r>
         <w:fldChar w:fldCharType="end"/>
       </w:r>
       <w:r>
-        <w:t>: FPS as a function of particle count</w:t>
-      </w:r>
-      <w:r>
-        <w:rPr>
-          <w:noProof/>
-        </w:rPr>
-        <w:t xml:space="preserve"> on the RTX 4050</w:t>
-      </w:r>
-    </w:p>
-    <w:p>
-      <w:r>
-        <w:lastRenderedPageBreak/>
+        <w:t>. Figure: FPS as a function of particle count</w:t>
+      </w:r>
+    </w:p>
+    <w:p>
+      <w:pPr>
+        <w:ind w:firstLine="0"/>
+      </w:pPr>
+    </w:p>
+    <w:p>
+      <w:r>
         <w:t>As measured using Nvidia Nsight Graphics, o</w:t>
       </w:r>
       <w:r>
@@ -19595,6 +19434,7 @@
         </w:numPr>
       </w:pPr>
       <w:r>
+        <w:lastRenderedPageBreak/>
         <w:t>Drawing the liquid surface ~1.5ms, of which a majority is the SPH density gradient evaluation, rather than the ray marching steps.</w:t>
       </w:r>
     </w:p>
@@ -19602,63 +19442,53 @@
       <w:pPr>
         <w:pStyle w:val="Heading2"/>
       </w:pPr>
-      <w:bookmarkStart w:id="33" w:name="_Toc229847743"/>
-      <w:r>
-        <w:t>Results on RTX 3080</w:t>
+      <w:bookmarkStart w:id="33" w:name="_Toc229935749"/>
+      <w:r>
+        <w:t>Attempts at further optimization</w:t>
       </w:r>
       <w:bookmarkEnd w:id="33"/>
     </w:p>
     <w:p>
       <w:pPr>
-        <w:pStyle w:val="Heading2"/>
-      </w:pPr>
-      <w:bookmarkStart w:id="34" w:name="_Toc229847744"/>
-      <w:r>
-        <w:t>Attempts at further optimization</w:t>
+        <w:ind w:firstLine="0"/>
+      </w:pPr>
+      <w:r>
+        <w:t>Beyond the optimizations already presented</w:t>
+      </w:r>
+      <w:r>
+        <w:t xml:space="preserve"> - </w:t>
+      </w:r>
+      <w:r>
+        <w:t>parallel prefix sum, Morton codes, and adaptive PBF</w:t>
+      </w:r>
+      <w:r>
+        <w:t xml:space="preserve"> - </w:t>
+      </w:r>
+      <w:r>
+        <w:t>two additional optimization attempts were explored that ultimately yielded no measurable FPS improvement</w:t>
+      </w:r>
+      <w:r>
+        <w:t>, or even lead to FPS degradation</w:t>
+      </w:r>
+      <w:r>
+        <w:t>:</w:t>
+      </w:r>
+      <w:r>
+        <w:t xml:space="preserve"> </w:t>
+      </w:r>
+      <w:r>
+        <w:t>The additional computational overhead offered by these changes outweighed any possible gain.</w:t>
+      </w:r>
+    </w:p>
+    <w:p>
+      <w:pPr>
+        <w:pStyle w:val="Heading3"/>
+      </w:pPr>
+      <w:bookmarkStart w:id="34" w:name="_Toc229935750"/>
+      <w:r>
+        <w:t>Group Shared Memory (GSM) utilization</w:t>
       </w:r>
       <w:bookmarkEnd w:id="34"/>
-    </w:p>
-    <w:p>
-      <w:pPr>
-        <w:ind w:firstLine="0"/>
-      </w:pPr>
-      <w:r>
-        <w:t>Beyond the optimizations already presented</w:t>
-      </w:r>
-      <w:r>
-        <w:t xml:space="preserve"> - </w:t>
-      </w:r>
-      <w:r>
-        <w:t>parallel prefix sum, Morton codes, and adaptive PBF</w:t>
-      </w:r>
-      <w:r>
-        <w:t xml:space="preserve"> - </w:t>
-      </w:r>
-      <w:r>
-        <w:t>two additional optimization attempts were explored that ultimately yielded no measurable FPS improvement</w:t>
-      </w:r>
-      <w:r>
-        <w:t>, or even lead to FPS degradation</w:t>
-      </w:r>
-      <w:r>
-        <w:t>:</w:t>
-      </w:r>
-      <w:r>
-        <w:t xml:space="preserve"> </w:t>
-      </w:r>
-      <w:r>
-        <w:t>The additional computational overhead offered by these changes outweighed any possible gain.</w:t>
-      </w:r>
-    </w:p>
-    <w:p>
-      <w:pPr>
-        <w:pStyle w:val="Heading3"/>
-      </w:pPr>
-      <w:bookmarkStart w:id="35" w:name="_Toc229847745"/>
-      <w:r>
-        <w:t>Group Shared Memory (GSM) utilization</w:t>
-      </w:r>
-      <w:bookmarkEnd w:id="35"/>
     </w:p>
     <w:p>
       <w:r>
@@ -19683,7 +19513,6 @@
         </w:numPr>
       </w:pPr>
       <w:r>
-        <w:lastRenderedPageBreak/>
         <w:t xml:space="preserve">Before running computations, each thread in the thread group pre-loads its data into group shared memory (GSM). </w:t>
       </w:r>
     </w:p>
@@ -19759,15 +19588,22 @@
       <w:pPr>
         <w:pStyle w:val="Heading3"/>
       </w:pPr>
-      <w:bookmarkStart w:id="36" w:name="_Toc229847746"/>
-      <w:r>
+      <w:bookmarkStart w:id="35" w:name="_Toc229935751"/>
+      <w:r>
+        <w:lastRenderedPageBreak/>
         <w:t>Sub-particle-spacing cell size</w:t>
       </w:r>
-      <w:bookmarkEnd w:id="36"/>
-    </w:p>
-    <w:p>
-      <w:r>
-        <w:t>During neighbour lookups in SPH sums, the SPH kernel functions are evaluated for all potential neighbour particles. These particles are considered to be potential neighbours if they are in an adjacent grid cell. Grid cells have side length equal to the SPH kernel radius</w:t>
+      <w:bookmarkEnd w:id="35"/>
+    </w:p>
+    <w:p>
+      <w:r>
+        <w:t>During neighbour lookups in SPH sums, the SPH kernel functions are evaluated for all potential neighbour particles. These particles are considered to be potential neighbours if they are</w:t>
+      </w:r>
+      <w:r>
+        <w:t xml:space="preserve"> located</w:t>
+      </w:r>
+      <w:r>
+        <w:t xml:space="preserve"> in an adjacent grid cell. Grid cells have side length equal to the SPH kernel radius</w:t>
       </w:r>
       <w:r>
         <w:t xml:space="preserve"> </w:t>
@@ -19819,7 +19655,6 @@
         </w:numPr>
       </w:pPr>
       <w:r>
-        <w:lastRenderedPageBreak/>
         <w:t xml:space="preserve">With the current scheme, the volume of the area, where potential neighbours are sought is </w:t>
       </w:r>
       <m:oMath>
@@ -20157,11 +19992,11 @@
       <w:pPr>
         <w:pStyle w:val="Heading1"/>
       </w:pPr>
-      <w:bookmarkStart w:id="37" w:name="_Toc229847747"/>
+      <w:bookmarkStart w:id="36" w:name="_Toc229935752"/>
       <w:r>
         <w:t>References</w:t>
       </w:r>
-      <w:bookmarkEnd w:id="37"/>
+      <w:bookmarkEnd w:id="36"/>
     </w:p>
     <w:p>
       <w:pPr>
@@ -20170,14 +20005,26 @@
           <w:noProof w:val="0"/>
         </w:rPr>
       </w:pPr>
-      <w:bookmarkStart w:id="38" w:name="_Ref229315444"/>
       <w:r>
         <w:rPr>
           <w:noProof w:val="0"/>
         </w:rPr>
-        <w:t>Position Based Fluids</w:t>
-      </w:r>
-      <w:bookmarkEnd w:id="38"/>
+        <w:t xml:space="preserve">Macklin, M., Müller, M.: </w:t>
+      </w:r>
+      <w:r>
+        <w:rPr>
+          <w:i/>
+          <w:iCs/>
+          <w:noProof w:val="0"/>
+        </w:rPr>
+        <w:t>Position Based Fluid</w:t>
+      </w:r>
+      <w:r>
+        <w:rPr>
+          <w:noProof w:val="0"/>
+        </w:rPr>
+        <w:t>s, ACM Transactions on Graphics (TOG), Vol. 32, No. 4, 2013, pp. 1-12</w:t>
+      </w:r>
     </w:p>
     <w:p>
       <w:pPr>
@@ -20186,14 +20033,26 @@
           <w:noProof w:val="0"/>
         </w:rPr>
       </w:pPr>
-      <w:bookmarkStart w:id="39" w:name="_Ref229314859"/>
       <w:r>
         <w:rPr>
           <w:noProof w:val="0"/>
         </w:rPr>
+        <w:t xml:space="preserve">Monaghan, J. J.: </w:t>
+      </w:r>
+      <w:r>
+        <w:rPr>
+          <w:i/>
+          <w:iCs/>
+          <w:noProof w:val="0"/>
+        </w:rPr>
         <w:t>Smoothed Particle Hydrodynamics</w:t>
       </w:r>
-      <w:bookmarkEnd w:id="39"/>
+      <w:r>
+        <w:rPr>
+          <w:noProof w:val="0"/>
+        </w:rPr>
+        <w:t>, Annual Review of Astronomy and Astrophysics, Vol. 30, 1992, pp. 543-574</w:t>
+      </w:r>
     </w:p>
     <w:p>
       <w:pPr>
@@ -20202,14 +20061,54 @@
           <w:noProof w:val="0"/>
         </w:rPr>
       </w:pPr>
-      <w:bookmarkStart w:id="40" w:name="_Ref229317569"/>
       <w:r>
         <w:rPr>
           <w:noProof w:val="0"/>
         </w:rPr>
+        <w:t xml:space="preserve">Müller, M., </w:t>
+      </w:r>
+      <w:proofErr w:type="spellStart"/>
+      <w:r>
+        <w:rPr>
+          <w:noProof w:val="0"/>
+        </w:rPr>
+        <w:t>Charypar</w:t>
+      </w:r>
+      <w:proofErr w:type="spellEnd"/>
+      <w:r>
+        <w:rPr>
+          <w:noProof w:val="0"/>
+        </w:rPr>
+        <w:t xml:space="preserve">, D., Gross, M.: </w:t>
+      </w:r>
+      <w:r>
+        <w:rPr>
+          <w:i/>
+          <w:iCs/>
+          <w:noProof w:val="0"/>
+        </w:rPr>
         <w:t>Particle-Based Fluid Simulation for Interactive Applications</w:t>
       </w:r>
-      <w:bookmarkEnd w:id="40"/>
+      <w:r>
+        <w:rPr>
+          <w:noProof w:val="0"/>
+        </w:rPr>
+        <w:t>, Proceedings of the 2003 ACM SIGGRAPH/</w:t>
+      </w:r>
+      <w:proofErr w:type="spellStart"/>
+      <w:r>
+        <w:rPr>
+          <w:noProof w:val="0"/>
+        </w:rPr>
+        <w:t>Eurographics</w:t>
+      </w:r>
+      <w:proofErr w:type="spellEnd"/>
+      <w:r>
+        <w:rPr>
+          <w:noProof w:val="0"/>
+        </w:rPr>
+        <w:t xml:space="preserve"> Symposium on Computer Animation, 2003</w:t>
+      </w:r>
     </w:p>
     <w:p>
       <w:pPr>
@@ -20218,14 +20117,41 @@
           <w:noProof w:val="0"/>
         </w:rPr>
       </w:pPr>
-      <w:bookmarkStart w:id="41" w:name="_Ref229325178"/>
       <w:r>
         <w:rPr>
           <w:noProof w:val="0"/>
         </w:rPr>
-        <w:t>Adaptive Position-Based Fluids</w:t>
-      </w:r>
-      <w:bookmarkEnd w:id="41"/>
+        <w:lastRenderedPageBreak/>
+        <w:t xml:space="preserve">Köster, M., Krüger, A.: </w:t>
+      </w:r>
+      <w:r>
+        <w:rPr>
+          <w:i/>
+          <w:iCs/>
+          <w:noProof w:val="0"/>
+        </w:rPr>
+        <w:t>Adaptive Position-Based Fluids: Improving Performance of Fluid Simulations for Real-Time Applications</w:t>
+      </w:r>
+      <w:r>
+        <w:rPr>
+          <w:noProof w:val="0"/>
+        </w:rPr>
+        <w:t xml:space="preserve">, </w:t>
+      </w:r>
+      <w:proofErr w:type="spellStart"/>
+      <w:r>
+        <w:rPr>
+          <w:noProof w:val="0"/>
+        </w:rPr>
+        <w:t>arXiv</w:t>
+      </w:r>
+      <w:proofErr w:type="spellEnd"/>
+      <w:r>
+        <w:rPr>
+          <w:noProof w:val="0"/>
+        </w:rPr>
+        <w:t xml:space="preserve"> preprint arXiv:1608.04721, 2016</w:t>
+      </w:r>
     </w:p>
     <w:p>
       <w:pPr>
@@ -20234,14 +20160,48 @@
           <w:noProof w:val="0"/>
         </w:rPr>
       </w:pPr>
-      <w:bookmarkStart w:id="42" w:name="_Ref229316089"/>
+      <w:proofErr w:type="spellStart"/>
       <w:r>
         <w:rPr>
           <w:noProof w:val="0"/>
         </w:rPr>
-        <w:t>Predictive-Corrective Incompressible SPH</w:t>
-      </w:r>
-      <w:bookmarkEnd w:id="42"/>
+        <w:t>Solenthaler</w:t>
+      </w:r>
+      <w:proofErr w:type="spellEnd"/>
+      <w:r>
+        <w:rPr>
+          <w:noProof w:val="0"/>
+        </w:rPr>
+        <w:t xml:space="preserve">, B., </w:t>
+      </w:r>
+      <w:proofErr w:type="spellStart"/>
+      <w:r>
+        <w:rPr>
+          <w:noProof w:val="0"/>
+        </w:rPr>
+        <w:t>Pajarola</w:t>
+      </w:r>
+      <w:proofErr w:type="spellEnd"/>
+      <w:r>
+        <w:rPr>
+          <w:noProof w:val="0"/>
+        </w:rPr>
+        <w:t>, R</w:t>
+      </w:r>
+      <w:r>
+        <w:rPr>
+          <w:i/>
+          <w:iCs/>
+          <w:noProof w:val="0"/>
+        </w:rPr>
+        <w:t>.: Predictive-Corrective Incompressible SPH</w:t>
+      </w:r>
+      <w:r>
+        <w:rPr>
+          <w:noProof w:val="0"/>
+        </w:rPr>
+        <w:t>, ACM SIGGRAPH 2009 Papers, 2009, pp. 1-6</w:t>
+      </w:r>
     </w:p>
     <w:p>
       <w:pPr>
@@ -20250,14 +20210,26 @@
           <w:noProof w:val="0"/>
         </w:rPr>
       </w:pPr>
-      <w:bookmarkStart w:id="43" w:name="_Ref229323825"/>
       <w:r>
         <w:rPr>
           <w:noProof w:val="0"/>
         </w:rPr>
+        <w:t xml:space="preserve">Müller, M., et al.: </w:t>
+      </w:r>
+      <w:r>
+        <w:rPr>
+          <w:i/>
+          <w:iCs/>
+          <w:noProof w:val="0"/>
+        </w:rPr>
         <w:t>Position Based Dynamics</w:t>
       </w:r>
-      <w:bookmarkEnd w:id="43"/>
+      <w:r>
+        <w:rPr>
+          <w:noProof w:val="0"/>
+        </w:rPr>
+        <w:t>, Journal of Visual Communication and Image Representation, Vol. 18, No. 2, 2007, pp. 109-118</w:t>
+      </w:r>
     </w:p>
     <w:p>
       <w:pPr>
@@ -20266,137 +20238,276 @@
           <w:noProof w:val="0"/>
         </w:rPr>
       </w:pPr>
-      <w:bookmarkStart w:id="44" w:name="_Ref229326263"/>
+      <w:proofErr w:type="spellStart"/>
       <w:r>
         <w:rPr>
           <w:noProof w:val="0"/>
         </w:rPr>
-        <w:t>fluidsv3</w:t>
-      </w:r>
-      <w:bookmarkEnd w:id="44"/>
-    </w:p>
-    <w:p>
-      <w:pPr>
-        <w:pStyle w:val="Irodalomjegyzksor"/>
+        <w:t>Hoetzlein</w:t>
+      </w:r>
+      <w:proofErr w:type="spellEnd"/>
+      <w:r>
         <w:rPr>
           <w:noProof w:val="0"/>
         </w:rPr>
-      </w:pPr>
-      <w:bookmarkStart w:id="45" w:name="_Ref229326135"/>
-      <w:r>
-        <w:rPr>
+        <w:t xml:space="preserve">, R.: FLUIDS V.3: </w:t>
+      </w:r>
+      <w:r>
+        <w:rPr>
+          <w:i/>
+          <w:iCs/>
           <w:noProof w:val="0"/>
         </w:rPr>
-        <w:t xml:space="preserve">Fast Fixed-Radius Nearest </w:t>
-      </w:r>
-      <w:proofErr w:type="spellStart"/>
+        <w:t>Interactive Million Particle Fluids</w:t>
+      </w:r>
       <w:r>
         <w:rPr>
           <w:noProof w:val="0"/>
         </w:rPr>
-        <w:t>Neighbors</w:t>
-      </w:r>
-      <w:bookmarkEnd w:id="45"/>
-      <w:proofErr w:type="spellEnd"/>
-    </w:p>
-    <w:bookmarkStart w:id="46" w:name="_Ref229340167"/>
-    <w:p>
-      <w:pPr>
-        <w:pStyle w:val="Irodalomjegyzksor"/>
-        <w:rPr>
-          <w:noProof w:val="0"/>
-        </w:rPr>
-      </w:pPr>
-      <w:r>
-        <w:rPr>
-          <w:noProof w:val="0"/>
-        </w:rPr>
-        <w:fldChar w:fldCharType="begin"/>
-      </w:r>
-      <w:r>
-        <w:rPr>
-          <w:noProof w:val="0"/>
-        </w:rPr>
-        <w:instrText>HYPERLINK "https://courses.grainger.illinois.edu/CS418/sp2023/text/sph.html"</w:instrText>
-      </w:r>
-      <w:r>
-        <w:rPr>
-          <w:noProof w:val="0"/>
-        </w:rPr>
-      </w:r>
-      <w:r>
-        <w:rPr>
-          <w:noProof w:val="0"/>
-        </w:rPr>
-        <w:fldChar w:fldCharType="separate"/>
-      </w:r>
-      <w:r>
-        <w:rPr>
-          <w:rStyle w:val="Hyperlink"/>
-          <w:noProof w:val="0"/>
-        </w:rPr>
-        <w:t>https://courses.grainger.illinois.edu/CS418/sp2023/text/sph.html</w:t>
-      </w:r>
-      <w:bookmarkEnd w:id="46"/>
-      <w:r>
-        <w:rPr>
-          <w:noProof w:val="0"/>
-        </w:rPr>
-        <w:fldChar w:fldCharType="end"/>
-      </w:r>
-    </w:p>
-    <w:p>
-      <w:pPr>
-        <w:pStyle w:val="Irodalomjegyzksor"/>
-        <w:rPr>
-          <w:noProof w:val="0"/>
-        </w:rPr>
-      </w:pPr>
-      <w:bookmarkStart w:id="47" w:name="_Ref229394825"/>
-      <w:r>
-        <w:rPr>
-          <w:noProof w:val="0"/>
-        </w:rPr>
-        <w:t>SPH without a Tensile Instability</w:t>
-      </w:r>
-      <w:bookmarkEnd w:id="47"/>
-    </w:p>
-    <w:p>
-      <w:pPr>
-        <w:pStyle w:val="Irodalomjegyzksor"/>
-        <w:rPr>
-          <w:noProof w:val="0"/>
-        </w:rPr>
-      </w:pPr>
-      <w:bookmarkStart w:id="48" w:name="_Ref229403239"/>
-      <w:r>
-        <w:rPr>
-          <w:noProof w:val="0"/>
-        </w:rPr>
-        <w:t>Visual Simulation of Smoke</w:t>
-      </w:r>
-      <w:bookmarkEnd w:id="48"/>
-    </w:p>
-    <w:p>
-      <w:pPr>
-        <w:pStyle w:val="Irodalomjegyzksor"/>
-        <w:rPr>
-          <w:noProof w:val="0"/>
-        </w:rPr>
-      </w:pPr>
+        <w:t xml:space="preserve">, </w:t>
+      </w:r>
       <w:hyperlink r:id="rId14" w:history="1">
-        <w:bookmarkStart w:id="49" w:name="_Ref229608093"/>
         <w:r>
           <w:rPr>
             <w:rStyle w:val="Hyperlink"/>
             <w:noProof w:val="0"/>
           </w:rPr>
+          <w:t>https://ram</w:t>
+        </w:r>
+        <w:r>
+          <w:rPr>
+            <w:rStyle w:val="Hyperlink"/>
+            <w:noProof w:val="0"/>
+          </w:rPr>
+          <w:t>a</w:t>
+        </w:r>
+        <w:r>
+          <w:rPr>
+            <w:rStyle w:val="Hyperlink"/>
+            <w:noProof w:val="0"/>
+          </w:rPr>
+          <w:t>karl.com/fluids3/</w:t>
+        </w:r>
+      </w:hyperlink>
+      <w:r>
+        <w:rPr>
+          <w:noProof w:val="0"/>
+        </w:rPr>
+        <w:t xml:space="preserve"> (2026. May. 17.)</w:t>
+      </w:r>
+    </w:p>
+    <w:p>
+      <w:pPr>
+        <w:pStyle w:val="Irodalomjegyzksor"/>
+        <w:rPr>
+          <w:noProof w:val="0"/>
+        </w:rPr>
+      </w:pPr>
+      <w:proofErr w:type="spellStart"/>
+      <w:r>
+        <w:rPr>
+          <w:noProof w:val="0"/>
+        </w:rPr>
+        <w:t>Hoetzlein</w:t>
+      </w:r>
+      <w:proofErr w:type="spellEnd"/>
+      <w:r>
+        <w:rPr>
+          <w:noProof w:val="0"/>
+        </w:rPr>
+        <w:t xml:space="preserve">, R. C.: </w:t>
+      </w:r>
+      <w:r>
+        <w:rPr>
+          <w:i/>
+          <w:iCs/>
+          <w:noProof w:val="0"/>
+        </w:rPr>
+        <w:t xml:space="preserve">Fast Fixed-Radius Nearest </w:t>
+      </w:r>
+      <w:proofErr w:type="spellStart"/>
+      <w:r>
+        <w:rPr>
+          <w:i/>
+          <w:iCs/>
+          <w:noProof w:val="0"/>
+        </w:rPr>
+        <w:t>Neighbors</w:t>
+      </w:r>
+      <w:proofErr w:type="spellEnd"/>
+      <w:r>
+        <w:rPr>
+          <w:i/>
+          <w:iCs/>
+          <w:noProof w:val="0"/>
+        </w:rPr>
+        <w:t>: Interactive Million-Particle Fluids</w:t>
+      </w:r>
+      <w:r>
+        <w:rPr>
+          <w:noProof w:val="0"/>
+        </w:rPr>
+        <w:t>, GPU Technology Conference, Vol. 18, 2014</w:t>
+      </w:r>
+    </w:p>
+    <w:p>
+      <w:pPr>
+        <w:pStyle w:val="Irodalomjegyzksor"/>
+        <w:rPr>
+          <w:noProof w:val="0"/>
+        </w:rPr>
+      </w:pPr>
+      <w:proofErr w:type="spellStart"/>
+      <w:r>
+        <w:rPr>
+          <w:noProof w:val="0"/>
+        </w:rPr>
+        <w:t>Tychonievich</w:t>
+      </w:r>
+      <w:proofErr w:type="spellEnd"/>
+      <w:r>
+        <w:rPr>
+          <w:noProof w:val="0"/>
+        </w:rPr>
+        <w:t xml:space="preserve">, L.: </w:t>
+      </w:r>
+      <w:r>
+        <w:rPr>
+          <w:i/>
+          <w:iCs/>
+          <w:noProof w:val="0"/>
+        </w:rPr>
+        <w:t>Smoothed Particle Hydrodynamics</w:t>
+      </w:r>
+      <w:r>
+        <w:rPr>
+          <w:noProof w:val="0"/>
+        </w:rPr>
+        <w:t xml:space="preserve">, University of Illinois CS 418 Course Notes, </w:t>
+      </w:r>
+      <w:hyperlink r:id="rId15" w:history="1">
+        <w:r>
+          <w:rPr>
+            <w:rStyle w:val="Hyperlink"/>
+            <w:noProof w:val="0"/>
+          </w:rPr>
+          <w:t>https://courses.grainger.illinois.edu/CS418/sp2023/text/sph.html</w:t>
+        </w:r>
+      </w:hyperlink>
+      <w:r>
+        <w:rPr>
+          <w:noProof w:val="0"/>
+        </w:rPr>
+        <w:t xml:space="preserve"> (2026. May. 17.)</w:t>
+      </w:r>
+    </w:p>
+    <w:p>
+      <w:pPr>
+        <w:pStyle w:val="Irodalomjegyzksor"/>
+        <w:rPr>
+          <w:noProof w:val="0"/>
+        </w:rPr>
+      </w:pPr>
+      <w:r>
+        <w:rPr>
+          <w:noProof w:val="0"/>
+        </w:rPr>
+        <w:t xml:space="preserve">Monaghan, J. J.: </w:t>
+      </w:r>
+      <w:r>
+        <w:rPr>
+          <w:i/>
+          <w:iCs/>
+          <w:noProof w:val="0"/>
+        </w:rPr>
+        <w:t>SPH Without a Tensile Instability</w:t>
+      </w:r>
+      <w:r>
+        <w:rPr>
+          <w:noProof w:val="0"/>
+        </w:rPr>
+        <w:t>, Journal of Computational Physics, Vol. 159, No. 2, 2000, pp. 290-311</w:t>
+      </w:r>
+    </w:p>
+    <w:p>
+      <w:pPr>
+        <w:pStyle w:val="Irodalomjegyzksor"/>
+        <w:rPr>
+          <w:noProof w:val="0"/>
+        </w:rPr>
+      </w:pPr>
+      <w:proofErr w:type="spellStart"/>
+      <w:r>
+        <w:rPr>
+          <w:noProof w:val="0"/>
+        </w:rPr>
+        <w:t>Fedkiw</w:t>
+      </w:r>
+      <w:proofErr w:type="spellEnd"/>
+      <w:r>
+        <w:rPr>
+          <w:noProof w:val="0"/>
+        </w:rPr>
+        <w:t xml:space="preserve">, R., Stam, J., Jensen, H. W.: </w:t>
+      </w:r>
+      <w:r>
+        <w:rPr>
+          <w:i/>
+          <w:iCs/>
+          <w:noProof w:val="0"/>
+        </w:rPr>
+        <w:t>Visual Simulation of Smoke</w:t>
+      </w:r>
+      <w:r>
+        <w:rPr>
+          <w:noProof w:val="0"/>
+        </w:rPr>
+        <w:t>, Proceedings of the 28th Annual Conference on Computer Graphics and Interactive Techniques, 2001</w:t>
+      </w:r>
+    </w:p>
+    <w:p>
+      <w:pPr>
+        <w:pStyle w:val="Irodalomjegyzksor"/>
+        <w:rPr>
+          <w:noProof w:val="0"/>
+        </w:rPr>
+      </w:pPr>
+      <w:r>
+        <w:rPr>
+          <w:noProof w:val="0"/>
+        </w:rPr>
+        <w:t xml:space="preserve">Microsoft: </w:t>
+      </w:r>
+      <w:r>
+        <w:rPr>
+          <w:i/>
+          <w:iCs/>
+          <w:noProof w:val="0"/>
+        </w:rPr>
+        <w:t>Mesh Shader</w:t>
+      </w:r>
+      <w:r>
+        <w:rPr>
+          <w:noProof w:val="0"/>
+        </w:rPr>
+        <w:t xml:space="preserve">, DirectX Specs, </w:t>
+      </w:r>
+      <w:hyperlink r:id="rId16" w:history="1">
+        <w:r>
+          <w:rPr>
+            <w:rStyle w:val="Hyperlink"/>
+            <w:noProof w:val="0"/>
+          </w:rPr>
           <w:t>https://microsoft.github.io/DirectX-Specs/d3d/MeshShader.html</w:t>
         </w:r>
-        <w:bookmarkEnd w:id="49"/>
       </w:hyperlink>
-    </w:p>
-    <w:bookmarkStart w:id="50" w:name="_Ref229608080"/>
+      <w:r>
+        <w:rPr>
+          <w:noProof w:val="0"/>
+        </w:rPr>
+        <w:t xml:space="preserve"> (2026. May. 17.)</w:t>
+      </w:r>
+    </w:p>
     <w:p>
       <w:pPr>
         <w:pStyle w:val="Irodalomjegyzksor"/>
@@ -20408,41 +20519,81 @@
         <w:rPr>
           <w:noProof w:val="0"/>
         </w:rPr>
-        <w:fldChar w:fldCharType="begin"/>
-      </w:r>
-      <w:r>
-        <w:rPr>
+        <w:t xml:space="preserve">Harris, M., Sengupta, S., Owens, J. D.: </w:t>
+      </w:r>
+      <w:r>
+        <w:rPr>
+          <w:i/>
+          <w:iCs/>
           <w:noProof w:val="0"/>
         </w:rPr>
-        <w:instrText>HYPERLINK "https://developer.nvidia.com/gpugems/gpugems3/part-vi-gpu-computing/chapter-39-parallel-prefix-sum-scan-cuda"</w:instrText>
+        <w:t>Parallel Prefix Sum (Scan) with CUDA</w:t>
       </w:r>
       <w:r>
         <w:rPr>
           <w:noProof w:val="0"/>
         </w:rPr>
-      </w:r>
+        <w:t xml:space="preserve">, In: GPU Gems 3, NVIDIA Corporation, </w:t>
+      </w:r>
+      <w:hyperlink r:id="rId17" w:history="1">
+        <w:r>
+          <w:rPr>
+            <w:rStyle w:val="Hyperlink"/>
+            <w:noProof w:val="0"/>
+          </w:rPr>
+          <w:t>https://developer.nvidia.com/gpugems/gpugems3/part-vi-gpu-computing/chapter-39-parallel-prefix-sum-scan-cuda</w:t>
+        </w:r>
+      </w:hyperlink>
       <w:r>
         <w:rPr>
           <w:noProof w:val="0"/>
         </w:rPr>
-        <w:fldChar w:fldCharType="separate"/>
-      </w:r>
-      <w:r>
-        <w:rPr>
-          <w:rStyle w:val="Hyperlink"/>
+        <w:t xml:space="preserve"> (2026. May. 17.)</w:t>
+      </w:r>
+    </w:p>
+    <w:p>
+      <w:pPr>
+        <w:pStyle w:val="Irodalomjegyzksor"/>
+        <w:rPr>
           <w:noProof w:val="0"/>
         </w:rPr>
-        <w:t>https://developer.nvidia.com/gpugems/gpugems3/part-vi-gpu-computing/chapter-39-parallel-prefix-sum-scan-cuda</w:t>
-      </w:r>
-      <w:bookmarkEnd w:id="50"/>
+      </w:pPr>
       <w:r>
         <w:rPr>
           <w:noProof w:val="0"/>
         </w:rPr>
-        <w:fldChar w:fldCharType="end"/>
-      </w:r>
-    </w:p>
-    <w:bookmarkStart w:id="51" w:name="_Ref229608434"/>
+        <w:t xml:space="preserve">Microsoft: </w:t>
+      </w:r>
+      <w:r>
+        <w:rPr>
+          <w:i/>
+          <w:iCs/>
+          <w:noProof w:val="0"/>
+        </w:rPr>
+        <w:t>D3D12 Work Graphs</w:t>
+      </w:r>
+      <w:r>
+        <w:rPr>
+          <w:noProof w:val="0"/>
+        </w:rPr>
+        <w:t xml:space="preserve">, DirectX Specs, </w:t>
+      </w:r>
+      <w:hyperlink r:id="rId18" w:history="1">
+        <w:r>
+          <w:rPr>
+            <w:rStyle w:val="Hyperlink"/>
+            <w:noProof w:val="0"/>
+          </w:rPr>
+          <w:t>https://microsoft.github.io/DirectX-Specs/d3d/WorkGraphs.html</w:t>
+        </w:r>
+      </w:hyperlink>
+      <w:r>
+        <w:rPr>
+          <w:noProof w:val="0"/>
+        </w:rPr>
+        <w:t xml:space="preserve"> (2026. May. 17.)</w:t>
+      </w:r>
+    </w:p>
     <w:p>
       <w:pPr>
         <w:pStyle w:val="Irodalomjegyzksor"/>
@@ -20454,41 +20605,120 @@
         <w:rPr>
           <w:noProof w:val="0"/>
         </w:rPr>
-        <w:fldChar w:fldCharType="begin"/>
-      </w:r>
-      <w:r>
-        <w:rPr>
+        <w:t xml:space="preserve">Erleben, K., Dohlmann, H.: </w:t>
+      </w:r>
+      <w:r>
+        <w:rPr>
+          <w:i/>
+          <w:iCs/>
           <w:noProof w:val="0"/>
         </w:rPr>
-        <w:instrText>HYPERLINK "https://microsoft.github.io/DirectX-Specs/d3d/WorkGraphs.html"</w:instrText>
+        <w:t>Signed Distance Fields Using Single-Pass GPU Scan Conversion of Tetrahedra</w:t>
       </w:r>
       <w:r>
         <w:rPr>
           <w:noProof w:val="0"/>
         </w:rPr>
-      </w:r>
+        <w:t xml:space="preserve">, In: GPU Gems 3, NVIDIA Corporation, </w:t>
+      </w:r>
+      <w:hyperlink r:id="rId19" w:history="1">
+        <w:r>
+          <w:rPr>
+            <w:rStyle w:val="Hyperlink"/>
+            <w:noProof w:val="0"/>
+          </w:rPr>
+          <w:t>https://developer.nvidia.com/gpugems/gpugems3/part-v-physics-simulation/chapter-34-signed-distance-fields-using-single-pass-gpu</w:t>
+        </w:r>
+      </w:hyperlink>
       <w:r>
         <w:rPr>
           <w:noProof w:val="0"/>
         </w:rPr>
-        <w:fldChar w:fldCharType="separate"/>
-      </w:r>
-      <w:r>
-        <w:rPr>
-          <w:rStyle w:val="Hyperlink"/>
+        <w:t xml:space="preserve"> (2026. May. 17.)</w:t>
+      </w:r>
+    </w:p>
+    <w:p>
+      <w:pPr>
+        <w:pStyle w:val="Irodalomjegyzksor"/>
+        <w:rPr>
+          <w:lang w:val="hu-HU" w:eastAsia="hu-HU"/>
+        </w:rPr>
+      </w:pPr>
+      <w:r>
+        <w:t xml:space="preserve">Chazan, D., Miranker, W.: </w:t>
+      </w:r>
+      <w:r>
+        <w:rPr>
+          <w:i/>
+          <w:iCs/>
+        </w:rPr>
+        <w:t>Chaotic Relaxation</w:t>
+      </w:r>
+      <w:r>
+        <w:t>, Linear Algebra and Its Applications, Vol. 2, No. 2, 1969, pp. 199-222</w:t>
+      </w:r>
+    </w:p>
+    <w:p>
+      <w:pPr>
+        <w:pStyle w:val="Irodalomjegyzksor"/>
+        <w:rPr>
           <w:noProof w:val="0"/>
         </w:rPr>
-        <w:t>https://microsoft.github.io/DirectX-Specs/d3d/WorkGraphs.html</w:t>
-      </w:r>
-      <w:bookmarkEnd w:id="51"/>
+      </w:pPr>
       <w:r>
         <w:rPr>
           <w:noProof w:val="0"/>
         </w:rPr>
-        <w:fldChar w:fldCharType="end"/>
-      </w:r>
-    </w:p>
-    <w:bookmarkStart w:id="52" w:name="_Ref229650137"/>
+        <w:t xml:space="preserve">Cornut, O.: </w:t>
+      </w:r>
+      <w:r>
+        <w:rPr>
+          <w:i/>
+          <w:iCs/>
+          <w:noProof w:val="0"/>
+        </w:rPr>
+        <w:t xml:space="preserve">Dear </w:t>
+      </w:r>
+      <w:proofErr w:type="spellStart"/>
+      <w:r>
+        <w:rPr>
+          <w:i/>
+          <w:iCs/>
+          <w:noProof w:val="0"/>
+        </w:rPr>
+        <w:t>ImGui</w:t>
+      </w:r>
+      <w:proofErr w:type="spellEnd"/>
+      <w:r>
+        <w:rPr>
+          <w:i/>
+          <w:iCs/>
+          <w:noProof w:val="0"/>
+        </w:rPr>
+        <w:t>: Bloat-free Graphical User Interface for C++ with Minimal Dependencies</w:t>
+      </w:r>
+      <w:r>
+        <w:rPr>
+          <w:noProof w:val="0"/>
+        </w:rPr>
+        <w:t xml:space="preserve">, GitHub repository, </w:t>
+      </w:r>
+      <w:hyperlink r:id="rId20" w:history="1">
+        <w:r>
+          <w:rPr>
+            <w:rStyle w:val="Hyperlink"/>
+            <w:noProof w:val="0"/>
+          </w:rPr>
+          <w:t>https://github.com/ocornut/imgui</w:t>
+        </w:r>
+      </w:hyperlink>
+      <w:r>
+        <w:rPr>
+          <w:noProof w:val="0"/>
+        </w:rPr>
+        <w:t xml:space="preserve"> (2026. May. 17.)</w:t>
+      </w:r>
+    </w:p>
     <w:p>
       <w:pPr>
         <w:pStyle w:val="Irodalomjegyzksor"/>
@@ -20496,189 +20726,94 @@
           <w:noProof w:val="0"/>
         </w:rPr>
       </w:pPr>
+      <w:proofErr w:type="spellStart"/>
       <w:r>
         <w:rPr>
           <w:noProof w:val="0"/>
         </w:rPr>
-        <w:fldChar w:fldCharType="begin"/>
-      </w:r>
+        <w:lastRenderedPageBreak/>
+        <w:t>Paroj</w:t>
+      </w:r>
+      <w:proofErr w:type="spellEnd"/>
       <w:r>
         <w:rPr>
           <w:noProof w:val="0"/>
         </w:rPr>
-        <w:instrText>HYPERLINK "https://developer.nvidia.com/gpugems/gpugems3/part-v-physics-simulation/chapter-34-signed-distance-fields-using-single-pass-gpu"</w:instrText>
-      </w:r>
-      <w:r>
-        <w:rPr>
+        <w:t xml:space="preserve">: Chapter 13. </w:t>
+      </w:r>
+      <w:r>
+        <w:rPr>
+          <w:i/>
+          <w:iCs/>
           <w:noProof w:val="0"/>
         </w:rPr>
+        <w:t>Lies and Impostors, Learning Modern 3D Graphics Programming</w:t>
       </w:r>
       <w:r>
         <w:rPr>
           <w:noProof w:val="0"/>
         </w:rPr>
-        <w:fldChar w:fldCharType="separate"/>
-      </w:r>
-      <w:r>
-        <w:rPr>
-          <w:rStyle w:val="Hyperlink"/>
+        <w:t xml:space="preserve">, </w:t>
+      </w:r>
+      <w:hyperlink r:id="rId21" w:history="1">
+        <w:r>
+          <w:rPr>
+            <w:rStyle w:val="Hyperlink"/>
+            <w:noProof w:val="0"/>
+          </w:rPr>
+          <w:t>https://paroj.github.io/gltut/Illumination/Tutorial%2013.html</w:t>
+        </w:r>
+      </w:hyperlink>
+      <w:r>
+        <w:rPr>
           <w:noProof w:val="0"/>
         </w:rPr>
-        <w:t>https://developer.nvidia.com/gpugems/gpugems3/part-v-physics-simulation/chapter-34-signed-distance-fields-using-single-pass-gpu</w:t>
-      </w:r>
-      <w:bookmarkEnd w:id="52"/>
-      <w:r>
-        <w:rPr>
-          <w:noProof w:val="0"/>
-        </w:rPr>
-        <w:fldChar w:fldCharType="end"/>
-      </w:r>
-    </w:p>
-    <w:p>
-      <w:pPr>
-        <w:pStyle w:val="Irodalomjegyzksor"/>
-        <w:rPr>
-          <w:noProof w:val="0"/>
-        </w:rPr>
-      </w:pPr>
-      <w:bookmarkStart w:id="53" w:name="_Ref229659364"/>
-      <w:r>
-        <w:rPr>
-          <w:noProof w:val="0"/>
-        </w:rPr>
-        <w:t>chaotic relaxation</w:t>
-      </w:r>
-      <w:bookmarkEnd w:id="53"/>
-    </w:p>
-    <w:bookmarkStart w:id="54" w:name="_Ref229767273"/>
-    <w:p>
-      <w:pPr>
-        <w:pStyle w:val="Irodalomjegyzksor"/>
-        <w:rPr>
-          <w:noProof w:val="0"/>
-        </w:rPr>
-      </w:pPr>
-      <w:r>
-        <w:rPr>
-          <w:noProof w:val="0"/>
-        </w:rPr>
-        <w:lastRenderedPageBreak/>
-        <w:fldChar w:fldCharType="begin"/>
-      </w:r>
-      <w:r>
-        <w:rPr>
-          <w:noProof w:val="0"/>
-        </w:rPr>
-        <w:instrText>HYPERLINK "https://github.com/ocornut/imgui"</w:instrText>
-      </w:r>
-      <w:r>
-        <w:rPr>
-          <w:noProof w:val="0"/>
-        </w:rPr>
-      </w:r>
-      <w:r>
-        <w:rPr>
-          <w:noProof w:val="0"/>
-        </w:rPr>
-        <w:fldChar w:fldCharType="separate"/>
-      </w:r>
-      <w:r>
-        <w:rPr>
-          <w:rStyle w:val="Hyperlink"/>
-          <w:noProof w:val="0"/>
-        </w:rPr>
-        <w:t>https://github.com/ocornut/imgui</w:t>
-      </w:r>
-      <w:bookmarkEnd w:id="54"/>
-      <w:r>
-        <w:rPr>
-          <w:noProof w:val="0"/>
-        </w:rPr>
-        <w:fldChar w:fldCharType="end"/>
-      </w:r>
-    </w:p>
-    <w:p>
-      <w:pPr>
-        <w:pStyle w:val="Irodalomjegyzksor"/>
-        <w:rPr>
-          <w:noProof w:val="0"/>
-        </w:rPr>
-      </w:pPr>
-      <w:bookmarkStart w:id="55" w:name="_Ref229768260"/>
-      <w:r>
-        <w:rPr>
-          <w:noProof w:val="0"/>
-        </w:rPr>
-        <w:t>https://paroj.github.io/gltut/Illumination/Tutorial%2013.html</w:t>
-      </w:r>
-      <w:bookmarkEnd w:id="55"/>
+        <w:t xml:space="preserve"> (2026. May. 17.)</w:t>
+      </w:r>
     </w:p>
     <w:p>
       <w:pPr>
         <w:pStyle w:val="Heading1"/>
-      </w:pPr>
-      <w:bookmarkStart w:id="56" w:name="_Toc229847748"/>
-      <w:proofErr w:type="spellStart"/>
-      <w:r>
+        <w:rPr>
+          <w:lang w:val="hu-HU"/>
+        </w:rPr>
+      </w:pPr>
+      <w:bookmarkStart w:id="37" w:name="_Toc229935753"/>
+      <w:r>
+        <w:rPr>
+          <w:lang w:val="hu-HU"/>
+        </w:rPr>
         <w:t>Függelék</w:t>
       </w:r>
-      <w:bookmarkEnd w:id="56"/>
-      <w:proofErr w:type="spellEnd"/>
+      <w:bookmarkEnd w:id="37"/>
     </w:p>
     <w:p>
       <w:pPr>
         <w:pStyle w:val="Heading2"/>
-      </w:pPr>
-      <w:bookmarkStart w:id="57" w:name="_Toc229847749"/>
-      <w:r>
-        <w:t xml:space="preserve">I. </w:t>
-      </w:r>
-      <w:proofErr w:type="spellStart"/>
-      <w:r>
-        <w:t>Függelék</w:t>
-      </w:r>
-      <w:proofErr w:type="spellEnd"/>
-      <w:r>
+        <w:rPr>
+          <w:lang w:val="hu-HU"/>
+        </w:rPr>
+      </w:pPr>
+      <w:bookmarkStart w:id="38" w:name="_Toc229935754"/>
+      <w:r>
+        <w:rPr>
+          <w:lang w:val="hu-HU"/>
+        </w:rPr>
+        <w:t>I. Függelék</w:t>
+      </w:r>
+      <w:r>
+        <w:rPr>
+          <w:lang w:val="hu-HU"/>
+        </w:rPr>
         <w:tab/>
       </w:r>
-      <w:proofErr w:type="spellStart"/>
-      <w:r>
-        <w:t>Nyilatkozat</w:t>
-      </w:r>
-      <w:proofErr w:type="spellEnd"/>
-      <w:r>
-        <w:t xml:space="preserve"> </w:t>
-      </w:r>
-      <w:proofErr w:type="spellStart"/>
-      <w:r>
-        <w:t>generatív</w:t>
-      </w:r>
-      <w:proofErr w:type="spellEnd"/>
-      <w:r>
-        <w:t xml:space="preserve"> </w:t>
-      </w:r>
-      <w:proofErr w:type="spellStart"/>
-      <w:r>
-        <w:t>mesterséges</w:t>
-      </w:r>
-      <w:proofErr w:type="spellEnd"/>
-      <w:r>
-        <w:t xml:space="preserve"> </w:t>
-      </w:r>
-      <w:proofErr w:type="spellStart"/>
-      <w:r>
-        <w:t>intelligencia</w:t>
-      </w:r>
-      <w:proofErr w:type="spellEnd"/>
-      <w:r>
-        <w:t xml:space="preserve"> </w:t>
-      </w:r>
-      <w:proofErr w:type="spellStart"/>
-      <w:r>
-        <w:t>alkalmazásáról</w:t>
-      </w:r>
-      <w:bookmarkEnd w:id="57"/>
-      <w:proofErr w:type="spellEnd"/>
+      <w:r>
+        <w:rPr>
+          <w:lang w:val="hu-HU"/>
+        </w:rPr>
+        <w:t>Nyilatkozat generatív mesterséges intelligencia alkalmazásáról</w:t>
+      </w:r>
+      <w:bookmarkEnd w:id="38"/>
     </w:p>
     <w:p>
       <w:pPr>
@@ -20690,20 +20825,20 @@
         <w:spacing w:before="100" w:after="100" w:line="240" w:lineRule="auto"/>
         <w:ind w:firstLine="0"/>
         <w:rPr>
-          <w:lang w:eastAsia="nl-BE"/>
+          <w:lang w:val="hu-HU" w:eastAsia="nl-BE"/>
         </w:rPr>
       </w:pPr>
       <w:r>
         <w:rPr>
           <w:rFonts w:ascii="Wingdings" w:eastAsia="Wingdings" w:hAnsi="Wingdings" w:cs="Wingdings"/>
-          <w:lang w:eastAsia="nl-BE"/>
+          <w:lang w:val="hu-HU" w:eastAsia="nl-BE"/>
         </w:rPr>
         <w:t></w:t>
       </w:r>
       <w:r>
         <w:rPr>
           <w:rFonts w:ascii="Wingdings" w:eastAsia="Wingdings" w:hAnsi="Wingdings" w:cs="Wingdings"/>
-          <w:lang w:eastAsia="nl-BE"/>
+          <w:lang w:val="hu-HU" w:eastAsia="nl-BE"/>
         </w:rPr>
         <w:tab/>
       </w:r>
@@ -20711,67 +20846,15 @@
         <w:rPr>
           <w:b/>
           <w:bCs/>
-          <w:lang w:eastAsia="nl-BE"/>
-        </w:rPr>
-        <w:t xml:space="preserve">Nem </w:t>
-      </w:r>
-      <w:proofErr w:type="spellStart"/>
-      <w:r>
-        <w:rPr>
-          <w:b/>
-          <w:bCs/>
-          <w:lang w:eastAsia="nl-BE"/>
-        </w:rPr>
-        <w:t>használtam</w:t>
-      </w:r>
-      <w:proofErr w:type="spellEnd"/>
-      <w:r>
-        <w:rPr>
-          <w:lang w:eastAsia="nl-BE"/>
-        </w:rPr>
-        <w:t xml:space="preserve"> </w:t>
-      </w:r>
-      <w:proofErr w:type="spellStart"/>
-      <w:r>
-        <w:rPr>
-          <w:lang w:eastAsia="nl-BE"/>
-        </w:rPr>
-        <w:t>semmilyen</w:t>
-      </w:r>
-      <w:proofErr w:type="spellEnd"/>
-      <w:r>
-        <w:rPr>
-          <w:lang w:eastAsia="nl-BE"/>
-        </w:rPr>
-        <w:t xml:space="preserve"> </w:t>
-      </w:r>
-      <w:proofErr w:type="spellStart"/>
-      <w:r>
-        <w:rPr>
-          <w:lang w:eastAsia="nl-BE"/>
-        </w:rPr>
-        <w:t>generatív</w:t>
-      </w:r>
-      <w:proofErr w:type="spellEnd"/>
-      <w:r>
-        <w:rPr>
-          <w:lang w:eastAsia="nl-BE"/>
-        </w:rPr>
-        <w:t xml:space="preserve"> MI </w:t>
-      </w:r>
-      <w:proofErr w:type="spellStart"/>
-      <w:r>
-        <w:rPr>
-          <w:lang w:eastAsia="nl-BE"/>
-        </w:rPr>
-        <w:t>segédeszközt</w:t>
-      </w:r>
-      <w:proofErr w:type="spellEnd"/>
-      <w:r>
-        <w:rPr>
-          <w:lang w:eastAsia="nl-BE"/>
-        </w:rPr>
-        <w:t>.</w:t>
+          <w:lang w:val="hu-HU" w:eastAsia="nl-BE"/>
+        </w:rPr>
+        <w:t>Nem használtam</w:t>
+      </w:r>
+      <w:r>
+        <w:rPr>
+          <w:lang w:val="hu-HU" w:eastAsia="nl-BE"/>
+        </w:rPr>
+        <w:t xml:space="preserve"> semmilyen generatív MI segédeszközt.</w:t>
       </w:r>
     </w:p>
     <w:p>
@@ -20785,315 +20868,43 @@
         <w:ind w:left="425" w:hanging="425"/>
         <w:rPr>
           <w:rFonts w:eastAsiaTheme="minorEastAsia"/>
-          <w:lang w:eastAsia="nl-BE"/>
+          <w:lang w:val="hu-HU" w:eastAsia="nl-BE"/>
         </w:rPr>
       </w:pPr>
       <w:r>
         <w:rPr>
           <w:rFonts w:ascii="Wingdings" w:eastAsia="Wingdings" w:hAnsi="Wingdings" w:cs="Wingdings"/>
-          <w:lang w:eastAsia="nl-BE"/>
-        </w:rPr>
-        <w:t></w:t>
+          <w:lang w:val="hu-HU" w:eastAsia="nl-BE"/>
+        </w:rPr>
+        <w:sym w:font="Wingdings" w:char="F0FE"/>
       </w:r>
       <w:r>
         <w:rPr>
           <w:rFonts w:ascii="Wingdings" w:eastAsia="Wingdings" w:hAnsi="Wingdings" w:cs="Wingdings"/>
-          <w:lang w:eastAsia="nl-BE"/>
+          <w:lang w:val="hu-HU" w:eastAsia="nl-BE"/>
         </w:rPr>
         <w:tab/>
       </w:r>
-      <w:proofErr w:type="spellStart"/>
       <w:r>
         <w:rPr>
           <w:b/>
           <w:bCs/>
-          <w:lang w:eastAsia="nl-BE"/>
-        </w:rPr>
-        <w:t>Használtam</w:t>
-      </w:r>
-      <w:proofErr w:type="spellEnd"/>
-      <w:r>
-        <w:rPr>
-          <w:b/>
-          <w:bCs/>
-          <w:lang w:eastAsia="nl-BE"/>
-        </w:rPr>
-        <w:t xml:space="preserve"> </w:t>
-      </w:r>
-      <w:proofErr w:type="spellStart"/>
-      <w:r>
-        <w:rPr>
-          <w:lang w:eastAsia="nl-BE"/>
-        </w:rPr>
-        <w:t>generatív</w:t>
-      </w:r>
-      <w:proofErr w:type="spellEnd"/>
-      <w:r>
-        <w:rPr>
-          <w:lang w:eastAsia="nl-BE"/>
-        </w:rPr>
-        <w:t xml:space="preserve"> MI </w:t>
-      </w:r>
-      <w:proofErr w:type="spellStart"/>
-      <w:r>
-        <w:rPr>
-          <w:lang w:eastAsia="nl-BE"/>
-        </w:rPr>
-        <w:t>segédeszközt</w:t>
-      </w:r>
-      <w:proofErr w:type="spellEnd"/>
-      <w:r>
-        <w:rPr>
-          <w:lang w:eastAsia="nl-BE"/>
-        </w:rPr>
-        <w:t xml:space="preserve">. </w:t>
+          <w:lang w:val="hu-HU" w:eastAsia="nl-BE"/>
+        </w:rPr>
+        <w:t xml:space="preserve">Használtam </w:t>
+      </w:r>
+      <w:r>
+        <w:rPr>
+          <w:lang w:val="hu-HU" w:eastAsia="nl-BE"/>
+        </w:rPr>
+        <w:t xml:space="preserve">generatív MI segédeszközt. </w:t>
       </w:r>
       <w:r>
         <w:rPr>
           <w:rFonts w:eastAsiaTheme="minorEastAsia"/>
-          <w:lang w:eastAsia="nl-BE"/>
-        </w:rPr>
-        <w:t>Az MI-</w:t>
-      </w:r>
-      <w:proofErr w:type="spellStart"/>
-      <w:r>
-        <w:rPr>
-          <w:rFonts w:eastAsiaTheme="minorEastAsia"/>
-          <w:lang w:eastAsia="nl-BE"/>
-        </w:rPr>
-        <w:t>vel</w:t>
-      </w:r>
-      <w:proofErr w:type="spellEnd"/>
-      <w:r>
-        <w:rPr>
-          <w:rFonts w:eastAsiaTheme="minorEastAsia"/>
-          <w:lang w:eastAsia="nl-BE"/>
-        </w:rPr>
-        <w:t xml:space="preserve"> </w:t>
-      </w:r>
-      <w:proofErr w:type="spellStart"/>
-      <w:r>
-        <w:rPr>
-          <w:rFonts w:eastAsiaTheme="minorEastAsia"/>
-          <w:lang w:eastAsia="nl-BE"/>
-        </w:rPr>
-        <w:t>generált</w:t>
-      </w:r>
-      <w:proofErr w:type="spellEnd"/>
-      <w:r>
-        <w:rPr>
-          <w:rFonts w:eastAsiaTheme="minorEastAsia"/>
-          <w:lang w:eastAsia="nl-BE"/>
-        </w:rPr>
-        <w:t xml:space="preserve"> </w:t>
-      </w:r>
-      <w:proofErr w:type="spellStart"/>
-      <w:r>
-        <w:rPr>
-          <w:rFonts w:eastAsiaTheme="minorEastAsia"/>
-          <w:lang w:eastAsia="nl-BE"/>
-        </w:rPr>
-        <w:t>tartalmakat</w:t>
-      </w:r>
-      <w:proofErr w:type="spellEnd"/>
-      <w:r>
-        <w:rPr>
-          <w:rFonts w:eastAsiaTheme="minorEastAsia"/>
-          <w:lang w:eastAsia="nl-BE"/>
-        </w:rPr>
-        <w:t xml:space="preserve"> </w:t>
-      </w:r>
-      <w:proofErr w:type="spellStart"/>
-      <w:r>
-        <w:rPr>
-          <w:rFonts w:eastAsiaTheme="minorEastAsia"/>
-          <w:lang w:eastAsia="nl-BE"/>
-        </w:rPr>
-        <w:t>ellenőriztem</w:t>
-      </w:r>
-      <w:proofErr w:type="spellEnd"/>
-      <w:r>
-        <w:rPr>
-          <w:rFonts w:eastAsiaTheme="minorEastAsia"/>
-          <w:lang w:eastAsia="nl-BE"/>
-        </w:rPr>
-        <w:t xml:space="preserve">, a </w:t>
-      </w:r>
-      <w:proofErr w:type="spellStart"/>
-      <w:r>
-        <w:rPr>
-          <w:rFonts w:eastAsiaTheme="minorEastAsia"/>
-          <w:lang w:eastAsia="nl-BE"/>
-        </w:rPr>
-        <w:t>generált</w:t>
-      </w:r>
-      <w:proofErr w:type="spellEnd"/>
-      <w:r>
-        <w:rPr>
-          <w:rFonts w:eastAsiaTheme="minorEastAsia"/>
-          <w:lang w:eastAsia="nl-BE"/>
-        </w:rPr>
-        <w:t xml:space="preserve"> </w:t>
-      </w:r>
-      <w:proofErr w:type="spellStart"/>
-      <w:r>
-        <w:rPr>
-          <w:rFonts w:eastAsiaTheme="minorEastAsia"/>
-          <w:lang w:eastAsia="nl-BE"/>
-        </w:rPr>
-        <w:t>kimenetek</w:t>
-      </w:r>
-      <w:proofErr w:type="spellEnd"/>
-      <w:r>
-        <w:rPr>
-          <w:rFonts w:eastAsiaTheme="minorEastAsia"/>
-          <w:lang w:eastAsia="nl-BE"/>
-        </w:rPr>
-        <w:t xml:space="preserve"> </w:t>
-      </w:r>
-      <w:proofErr w:type="spellStart"/>
-      <w:r>
-        <w:rPr>
-          <w:rFonts w:eastAsiaTheme="minorEastAsia"/>
-          <w:lang w:eastAsia="nl-BE"/>
-        </w:rPr>
-        <w:t>valóságtartalmáról</w:t>
-      </w:r>
-      <w:proofErr w:type="spellEnd"/>
-      <w:r>
-        <w:rPr>
-          <w:rFonts w:eastAsiaTheme="minorEastAsia"/>
-          <w:lang w:eastAsia="nl-BE"/>
-        </w:rPr>
-        <w:t xml:space="preserve"> </w:t>
-      </w:r>
-      <w:proofErr w:type="spellStart"/>
-      <w:r>
-        <w:rPr>
-          <w:rFonts w:eastAsiaTheme="minorEastAsia"/>
-          <w:lang w:eastAsia="nl-BE"/>
-        </w:rPr>
-        <w:t>meggyőződtem</w:t>
-      </w:r>
-      <w:proofErr w:type="spellEnd"/>
-      <w:r>
-        <w:rPr>
-          <w:rFonts w:eastAsiaTheme="minorEastAsia"/>
-          <w:lang w:eastAsia="nl-BE"/>
-        </w:rPr>
-        <w:t xml:space="preserve">, </w:t>
-      </w:r>
-      <w:proofErr w:type="spellStart"/>
-      <w:r>
-        <w:rPr>
-          <w:rFonts w:eastAsiaTheme="minorEastAsia"/>
-          <w:lang w:eastAsia="nl-BE"/>
-        </w:rPr>
-        <w:t>az</w:t>
-      </w:r>
-      <w:proofErr w:type="spellEnd"/>
-      <w:r>
-        <w:rPr>
-          <w:rFonts w:eastAsiaTheme="minorEastAsia"/>
-          <w:lang w:eastAsia="nl-BE"/>
-        </w:rPr>
-        <w:t xml:space="preserve"> </w:t>
-      </w:r>
-      <w:proofErr w:type="spellStart"/>
-      <w:r>
-        <w:rPr>
-          <w:rFonts w:eastAsiaTheme="minorEastAsia"/>
-          <w:lang w:eastAsia="nl-BE"/>
-        </w:rPr>
-        <w:t>alábbi</w:t>
-      </w:r>
-      <w:proofErr w:type="spellEnd"/>
-      <w:r>
-        <w:rPr>
-          <w:rFonts w:eastAsiaTheme="minorEastAsia"/>
-          <w:lang w:eastAsia="nl-BE"/>
-        </w:rPr>
-        <w:t xml:space="preserve"> </w:t>
-      </w:r>
-      <w:proofErr w:type="spellStart"/>
-      <w:r>
-        <w:rPr>
-          <w:rFonts w:eastAsiaTheme="minorEastAsia"/>
-          <w:lang w:eastAsia="nl-BE"/>
-        </w:rPr>
-        <w:t>táblázatban</w:t>
-      </w:r>
-      <w:proofErr w:type="spellEnd"/>
-      <w:r>
-        <w:rPr>
-          <w:rFonts w:eastAsiaTheme="minorEastAsia"/>
-          <w:lang w:eastAsia="nl-BE"/>
-        </w:rPr>
-        <w:t xml:space="preserve"> </w:t>
-      </w:r>
-      <w:proofErr w:type="spellStart"/>
-      <w:r>
-        <w:rPr>
-          <w:rFonts w:eastAsiaTheme="minorEastAsia"/>
-          <w:lang w:eastAsia="nl-BE"/>
-        </w:rPr>
-        <w:t>megfelelően</w:t>
-      </w:r>
-      <w:proofErr w:type="spellEnd"/>
-      <w:r>
-        <w:rPr>
-          <w:rFonts w:eastAsiaTheme="minorEastAsia"/>
-          <w:lang w:eastAsia="nl-BE"/>
-        </w:rPr>
-        <w:t xml:space="preserve"> </w:t>
-      </w:r>
-      <w:proofErr w:type="spellStart"/>
-      <w:r>
-        <w:rPr>
-          <w:rFonts w:eastAsiaTheme="minorEastAsia"/>
-          <w:lang w:eastAsia="nl-BE"/>
-        </w:rPr>
-        <w:t>jelöltem</w:t>
-      </w:r>
-      <w:proofErr w:type="spellEnd"/>
-      <w:r>
-        <w:rPr>
-          <w:rFonts w:eastAsiaTheme="minorEastAsia"/>
-          <w:lang w:eastAsia="nl-BE"/>
-        </w:rPr>
-        <w:t xml:space="preserve"> </w:t>
-      </w:r>
-      <w:proofErr w:type="spellStart"/>
-      <w:r>
-        <w:rPr>
-          <w:rFonts w:eastAsiaTheme="minorEastAsia"/>
-          <w:lang w:eastAsia="nl-BE"/>
-        </w:rPr>
-        <w:t>minden</w:t>
-      </w:r>
-      <w:proofErr w:type="spellEnd"/>
-      <w:r>
-        <w:rPr>
-          <w:rFonts w:eastAsiaTheme="minorEastAsia"/>
-          <w:lang w:eastAsia="nl-BE"/>
-        </w:rPr>
-        <w:t xml:space="preserve"> </w:t>
-      </w:r>
-      <w:proofErr w:type="spellStart"/>
-      <w:r>
-        <w:rPr>
-          <w:rFonts w:eastAsiaTheme="minorEastAsia"/>
-          <w:lang w:eastAsia="nl-BE"/>
-        </w:rPr>
-        <w:t>használatot</w:t>
-      </w:r>
-      <w:proofErr w:type="spellEnd"/>
-      <w:r>
-        <w:rPr>
-          <w:rFonts w:eastAsiaTheme="minorEastAsia"/>
-          <w:lang w:eastAsia="nl-BE"/>
-        </w:rPr>
-        <w:t>.</w:t>
+          <w:lang w:val="hu-HU" w:eastAsia="nl-BE"/>
+        </w:rPr>
+        <w:t>Az MI-vel generált tartalmakat ellenőriztem, a generált kimenetek valóságtartalmáról meggyőződtem, az alábbi táblázatban megfelelően jelöltem minden használatot.</w:t>
       </w:r>
     </w:p>
     <w:tbl>
@@ -21139,10 +20950,9 @@
                 <w:bCs/>
                 <w:sz w:val="20"/>
                 <w:szCs w:val="20"/>
-                <w:lang w:eastAsia="nl-BE"/>
+                <w:lang w:val="hu-HU" w:eastAsia="nl-BE"/>
               </w:rPr>
             </w:pPr>
-            <w:proofErr w:type="spellStart"/>
             <w:r>
               <w:rPr>
                 <w:rFonts w:ascii="Times New Roman" w:eastAsia="Times New Roman" w:hAnsi="Times New Roman" w:cs="Times New Roman"/>
@@ -21150,35 +20960,10 @@
                 <w:bCs/>
                 <w:sz w:val="20"/>
                 <w:szCs w:val="20"/>
-                <w:lang w:eastAsia="nl-BE"/>
-              </w:rPr>
-              <w:t>Felhasználási</w:t>
+                <w:lang w:val="hu-HU" w:eastAsia="nl-BE"/>
+              </w:rPr>
+              <w:t>Felhasználási módok</w:t>
             </w:r>
-            <w:proofErr w:type="spellEnd"/>
-            <w:r>
-              <w:rPr>
-                <w:rFonts w:ascii="Times New Roman" w:eastAsia="Times New Roman" w:hAnsi="Times New Roman" w:cs="Times New Roman"/>
-                <w:b/>
-                <w:bCs/>
-                <w:sz w:val="20"/>
-                <w:szCs w:val="20"/>
-                <w:lang w:eastAsia="nl-BE"/>
-              </w:rPr>
-              <w:t xml:space="preserve"> </w:t>
-            </w:r>
-            <w:proofErr w:type="spellStart"/>
-            <w:r>
-              <w:rPr>
-                <w:rFonts w:ascii="Times New Roman" w:eastAsia="Times New Roman" w:hAnsi="Times New Roman" w:cs="Times New Roman"/>
-                <w:b/>
-                <w:bCs/>
-                <w:sz w:val="20"/>
-                <w:szCs w:val="20"/>
-                <w:lang w:eastAsia="nl-BE"/>
-              </w:rPr>
-              <w:t>módok</w:t>
-            </w:r>
-            <w:proofErr w:type="spellEnd"/>
           </w:p>
         </w:tc>
         <w:tc>
@@ -21201,10 +20986,9 @@
                 <w:bCs/>
                 <w:sz w:val="20"/>
                 <w:szCs w:val="20"/>
-                <w:lang w:eastAsia="nl-BE"/>
+                <w:lang w:val="hu-HU" w:eastAsia="nl-BE"/>
               </w:rPr>
             </w:pPr>
-            <w:proofErr w:type="spellStart"/>
             <w:r>
               <w:rPr>
                 <w:rFonts w:ascii="Times New Roman" w:eastAsia="Times New Roman" w:hAnsi="Times New Roman" w:cs="Times New Roman"/>
@@ -21212,11 +20996,11 @@
                 <w:bCs/>
                 <w:sz w:val="20"/>
                 <w:szCs w:val="20"/>
-                <w:lang w:eastAsia="nl-BE"/>
-              </w:rPr>
-              <w:t>Generatív</w:t>
+                <w:lang w:val="hu-HU" w:eastAsia="nl-BE"/>
+              </w:rPr>
+              <w:t>Generatív MI eszköz(</w:t>
             </w:r>
-            <w:proofErr w:type="spellEnd"/>
+            <w:proofErr w:type="spellStart"/>
             <w:r>
               <w:rPr>
                 <w:rFonts w:ascii="Times New Roman" w:eastAsia="Times New Roman" w:hAnsi="Times New Roman" w:cs="Times New Roman"/>
@@ -21224,11 +21008,11 @@
                 <w:bCs/>
                 <w:sz w:val="20"/>
                 <w:szCs w:val="20"/>
-                <w:lang w:eastAsia="nl-BE"/>
-              </w:rPr>
-              <w:t xml:space="preserve"> MI </w:t>
+                <w:lang w:val="hu-HU" w:eastAsia="nl-BE"/>
+              </w:rPr>
+              <w:t>ök</w:t>
             </w:r>
-            <w:proofErr w:type="spellStart"/>
+            <w:proofErr w:type="spellEnd"/>
             <w:r>
               <w:rPr>
                 <w:rFonts w:ascii="Times New Roman" w:eastAsia="Times New Roman" w:hAnsi="Times New Roman" w:cs="Times New Roman"/>
@@ -21236,43 +21020,7 @@
                 <w:bCs/>
                 <w:sz w:val="20"/>
                 <w:szCs w:val="20"/>
-                <w:lang w:eastAsia="nl-BE"/>
-              </w:rPr>
-              <w:t>eszköz</w:t>
-            </w:r>
-            <w:proofErr w:type="spellEnd"/>
-            <w:r>
-              <w:rPr>
-                <w:rFonts w:ascii="Times New Roman" w:eastAsia="Times New Roman" w:hAnsi="Times New Roman" w:cs="Times New Roman"/>
-                <w:b/>
-                <w:bCs/>
-                <w:sz w:val="20"/>
-                <w:szCs w:val="20"/>
-                <w:lang w:eastAsia="nl-BE"/>
-              </w:rPr>
-              <w:t>(</w:t>
-            </w:r>
-            <w:proofErr w:type="spellStart"/>
-            <w:r>
-              <w:rPr>
-                <w:rFonts w:ascii="Times New Roman" w:eastAsia="Times New Roman" w:hAnsi="Times New Roman" w:cs="Times New Roman"/>
-                <w:b/>
-                <w:bCs/>
-                <w:sz w:val="20"/>
-                <w:szCs w:val="20"/>
-                <w:lang w:eastAsia="nl-BE"/>
-              </w:rPr>
-              <w:t>ök</w:t>
-            </w:r>
-            <w:proofErr w:type="spellEnd"/>
-            <w:r>
-              <w:rPr>
-                <w:rFonts w:ascii="Times New Roman" w:eastAsia="Times New Roman" w:hAnsi="Times New Roman" w:cs="Times New Roman"/>
-                <w:b/>
-                <w:bCs/>
-                <w:sz w:val="20"/>
-                <w:szCs w:val="20"/>
-                <w:lang w:eastAsia="nl-BE"/>
+                <w:lang w:val="hu-HU" w:eastAsia="nl-BE"/>
               </w:rPr>
               <w:t>) neve</w:t>
             </w:r>
@@ -21296,10 +21044,9 @@
                 <w:rFonts w:ascii="Times New Roman" w:eastAsia="Times New Roman" w:hAnsi="Times New Roman" w:cs="Times New Roman"/>
                 <w:sz w:val="20"/>
                 <w:szCs w:val="20"/>
-                <w:lang w:eastAsia="nl-BE"/>
+                <w:lang w:val="hu-HU" w:eastAsia="nl-BE"/>
               </w:rPr>
             </w:pPr>
-            <w:proofErr w:type="spellStart"/>
             <w:r>
               <w:rPr>
                 <w:rFonts w:ascii="Times New Roman" w:eastAsia="Times New Roman" w:hAnsi="Times New Roman" w:cs="Times New Roman"/>
@@ -21307,103 +21054,18 @@
                 <w:bCs/>
                 <w:sz w:val="20"/>
                 <w:szCs w:val="20"/>
-                <w:lang w:eastAsia="nl-BE"/>
-              </w:rPr>
-              <w:t>Érintett</w:t>
+                <w:lang w:val="hu-HU" w:eastAsia="nl-BE"/>
+              </w:rPr>
+              <w:t>Érintett részek</w:t>
             </w:r>
-            <w:proofErr w:type="spellEnd"/>
-            <w:r>
-              <w:rPr>
-                <w:rFonts w:ascii="Times New Roman" w:eastAsia="Times New Roman" w:hAnsi="Times New Roman" w:cs="Times New Roman"/>
-                <w:b/>
-                <w:bCs/>
-                <w:sz w:val="20"/>
-                <w:szCs w:val="20"/>
-                <w:lang w:eastAsia="nl-BE"/>
-              </w:rPr>
-              <w:t xml:space="preserve"> </w:t>
-            </w:r>
-            <w:proofErr w:type="spellStart"/>
-            <w:r>
-              <w:rPr>
-                <w:rFonts w:ascii="Times New Roman" w:eastAsia="Times New Roman" w:hAnsi="Times New Roman" w:cs="Times New Roman"/>
-                <w:b/>
-                <w:bCs/>
-                <w:sz w:val="20"/>
-                <w:szCs w:val="20"/>
-                <w:lang w:eastAsia="nl-BE"/>
-              </w:rPr>
-              <w:t>részek</w:t>
-            </w:r>
-            <w:proofErr w:type="spellEnd"/>
             <w:r>
               <w:rPr>
                 <w:rFonts w:ascii="Times New Roman" w:eastAsia="Times New Roman" w:hAnsi="Times New Roman" w:cs="Times New Roman"/>
                 <w:sz w:val="20"/>
                 <w:szCs w:val="20"/>
-                <w:lang w:eastAsia="nl-BE"/>
-              </w:rPr>
-              <w:t xml:space="preserve"> (</w:t>
-            </w:r>
-            <w:proofErr w:type="spellStart"/>
-            <w:r>
-              <w:rPr>
-                <w:rFonts w:ascii="Times New Roman" w:eastAsia="Times New Roman" w:hAnsi="Times New Roman" w:cs="Times New Roman"/>
-                <w:sz w:val="20"/>
-                <w:szCs w:val="20"/>
-                <w:lang w:eastAsia="nl-BE"/>
-              </w:rPr>
-              <w:t>fejezet</w:t>
-            </w:r>
-            <w:proofErr w:type="spellEnd"/>
-            <w:r>
-              <w:rPr>
-                <w:rFonts w:ascii="Times New Roman" w:eastAsia="Times New Roman" w:hAnsi="Times New Roman" w:cs="Times New Roman"/>
-                <w:sz w:val="20"/>
-                <w:szCs w:val="20"/>
-                <w:lang w:eastAsia="nl-BE"/>
-              </w:rPr>
-              <w:t xml:space="preserve">, </w:t>
-            </w:r>
-            <w:proofErr w:type="spellStart"/>
-            <w:r>
-              <w:rPr>
-                <w:rFonts w:ascii="Times New Roman" w:eastAsia="Times New Roman" w:hAnsi="Times New Roman" w:cs="Times New Roman"/>
-                <w:sz w:val="20"/>
-                <w:szCs w:val="20"/>
-                <w:lang w:eastAsia="nl-BE"/>
-              </w:rPr>
-              <w:t>oldalszám</w:t>
-            </w:r>
-            <w:proofErr w:type="spellEnd"/>
-            <w:r>
-              <w:rPr>
-                <w:rFonts w:ascii="Times New Roman" w:eastAsia="Times New Roman" w:hAnsi="Times New Roman" w:cs="Times New Roman"/>
-                <w:sz w:val="20"/>
-                <w:szCs w:val="20"/>
-                <w:lang w:eastAsia="nl-BE"/>
-              </w:rPr>
-              <w:t xml:space="preserve">, </w:t>
-            </w:r>
-            <w:proofErr w:type="spellStart"/>
-            <w:r>
-              <w:rPr>
-                <w:rFonts w:ascii="Times New Roman" w:eastAsia="Times New Roman" w:hAnsi="Times New Roman" w:cs="Times New Roman"/>
-                <w:sz w:val="20"/>
-                <w:szCs w:val="20"/>
-                <w:lang w:eastAsia="nl-BE"/>
-              </w:rPr>
-              <w:t>hivatkozás</w:t>
-            </w:r>
-            <w:proofErr w:type="spellEnd"/>
-            <w:r>
-              <w:rPr>
-                <w:rFonts w:ascii="Times New Roman" w:eastAsia="Times New Roman" w:hAnsi="Times New Roman" w:cs="Times New Roman"/>
-                <w:sz w:val="20"/>
-                <w:szCs w:val="20"/>
-                <w:lang w:eastAsia="nl-BE"/>
-              </w:rPr>
-              <w:t>)</w:t>
+                <w:lang w:val="hu-HU" w:eastAsia="nl-BE"/>
+              </w:rPr>
+              <w:t xml:space="preserve"> (fejezet, oldalszám, hivatkozás)</w:t>
             </w:r>
           </w:p>
         </w:tc>
@@ -21425,10 +21087,9 @@
                 <w:rFonts w:ascii="Times New Roman" w:eastAsia="Times New Roman" w:hAnsi="Times New Roman" w:cs="Times New Roman"/>
                 <w:sz w:val="20"/>
                 <w:szCs w:val="20"/>
-                <w:lang w:eastAsia="nl-BE"/>
+                <w:lang w:val="hu-HU" w:eastAsia="nl-BE"/>
               </w:rPr>
             </w:pPr>
-            <w:proofErr w:type="spellStart"/>
             <w:r>
               <w:rPr>
                 <w:rFonts w:ascii="Times New Roman" w:eastAsia="Times New Roman" w:hAnsi="Times New Roman" w:cs="Times New Roman"/>
@@ -21436,65 +21097,16 @@
                 <w:bCs/>
                 <w:sz w:val="20"/>
                 <w:szCs w:val="20"/>
-                <w:lang w:eastAsia="nl-BE"/>
-              </w:rPr>
-              <w:t>Használat</w:t>
+                <w:lang w:val="hu-HU" w:eastAsia="nl-BE"/>
+              </w:rPr>
+              <w:t>Használat becsült aránya</w:t>
             </w:r>
-            <w:proofErr w:type="spellEnd"/>
-            <w:r>
-              <w:rPr>
-                <w:rFonts w:ascii="Times New Roman" w:eastAsia="Times New Roman" w:hAnsi="Times New Roman" w:cs="Times New Roman"/>
-                <w:b/>
-                <w:bCs/>
-                <w:sz w:val="20"/>
-                <w:szCs w:val="20"/>
-                <w:lang w:eastAsia="nl-BE"/>
-              </w:rPr>
-              <w:t xml:space="preserve"> </w:t>
-            </w:r>
-            <w:proofErr w:type="spellStart"/>
-            <w:r>
-              <w:rPr>
-                <w:rFonts w:ascii="Times New Roman" w:eastAsia="Times New Roman" w:hAnsi="Times New Roman" w:cs="Times New Roman"/>
-                <w:b/>
-                <w:bCs/>
-                <w:sz w:val="20"/>
-                <w:szCs w:val="20"/>
-                <w:lang w:eastAsia="nl-BE"/>
-              </w:rPr>
-              <w:t>becsült</w:t>
-            </w:r>
-            <w:proofErr w:type="spellEnd"/>
-            <w:r>
-              <w:rPr>
-                <w:rFonts w:ascii="Times New Roman" w:eastAsia="Times New Roman" w:hAnsi="Times New Roman" w:cs="Times New Roman"/>
-                <w:b/>
-                <w:bCs/>
-                <w:sz w:val="20"/>
-                <w:szCs w:val="20"/>
-                <w:lang w:eastAsia="nl-BE"/>
-              </w:rPr>
-              <w:t xml:space="preserve"> </w:t>
-            </w:r>
-            <w:proofErr w:type="spellStart"/>
-            <w:r>
-              <w:rPr>
-                <w:rFonts w:ascii="Times New Roman" w:eastAsia="Times New Roman" w:hAnsi="Times New Roman" w:cs="Times New Roman"/>
-                <w:b/>
-                <w:bCs/>
-                <w:sz w:val="20"/>
-                <w:szCs w:val="20"/>
-                <w:lang w:eastAsia="nl-BE"/>
-              </w:rPr>
-              <w:t>aránya</w:t>
-            </w:r>
-            <w:proofErr w:type="spellEnd"/>
             <w:r>
               <w:rPr>
                 <w:rFonts w:ascii="Times New Roman" w:eastAsia="Times New Roman" w:hAnsi="Times New Roman" w:cs="Times New Roman"/>
                 <w:sz w:val="20"/>
                 <w:szCs w:val="20"/>
-                <w:lang w:eastAsia="nl-BE"/>
+                <w:lang w:val="hu-HU" w:eastAsia="nl-BE"/>
               </w:rPr>
               <w:t xml:space="preserve"> </w:t>
             </w:r>
@@ -21503,6 +21115,7 @@
                 <w:rFonts w:ascii="Times New Roman" w:hAnsi="Times New Roman" w:cs="Times New Roman"/>
                 <w:sz w:val="20"/>
                 <w:szCs w:val="20"/>
+                <w:lang w:val="hu-HU"/>
               </w:rPr>
               <w:br/>
             </w:r>
@@ -21511,49 +21124,9 @@
                 <w:rFonts w:ascii="Times New Roman" w:eastAsia="Times New Roman" w:hAnsi="Times New Roman" w:cs="Times New Roman"/>
                 <w:sz w:val="20"/>
                 <w:szCs w:val="20"/>
-                <w:lang w:eastAsia="nl-BE"/>
-              </w:rPr>
-              <w:t>(</w:t>
-            </w:r>
-            <w:proofErr w:type="spellStart"/>
-            <w:r>
-              <w:rPr>
-                <w:rFonts w:ascii="Times New Roman" w:eastAsia="Times New Roman" w:hAnsi="Times New Roman" w:cs="Times New Roman"/>
-                <w:sz w:val="20"/>
-                <w:szCs w:val="20"/>
-                <w:lang w:eastAsia="nl-BE"/>
-              </w:rPr>
-              <w:t>felhasználási</w:t>
-            </w:r>
-            <w:proofErr w:type="spellEnd"/>
-            <w:r>
-              <w:rPr>
-                <w:rFonts w:ascii="Times New Roman" w:eastAsia="Times New Roman" w:hAnsi="Times New Roman" w:cs="Times New Roman"/>
-                <w:sz w:val="20"/>
-                <w:szCs w:val="20"/>
-                <w:lang w:eastAsia="nl-BE"/>
-              </w:rPr>
-              <w:t xml:space="preserve"> </w:t>
-            </w:r>
-            <w:proofErr w:type="spellStart"/>
-            <w:r>
-              <w:rPr>
-                <w:rFonts w:ascii="Times New Roman" w:eastAsia="Times New Roman" w:hAnsi="Times New Roman" w:cs="Times New Roman"/>
-                <w:sz w:val="20"/>
-                <w:szCs w:val="20"/>
-                <w:lang w:eastAsia="nl-BE"/>
-              </w:rPr>
-              <w:t>módonként</w:t>
-            </w:r>
-            <w:proofErr w:type="spellEnd"/>
-            <w:r>
-              <w:rPr>
-                <w:rFonts w:ascii="Times New Roman" w:eastAsia="Times New Roman" w:hAnsi="Times New Roman" w:cs="Times New Roman"/>
-                <w:sz w:val="20"/>
-                <w:szCs w:val="20"/>
-                <w:lang w:eastAsia="nl-BE"/>
-              </w:rPr>
-              <w:t>)</w:t>
+                <w:lang w:val="hu-HU" w:eastAsia="nl-BE"/>
+              </w:rPr>
+              <w:t>(felhasználási módonként)</w:t>
             </w:r>
           </w:p>
         </w:tc>
@@ -21585,20 +21158,18 @@
                 <w:rFonts w:ascii="Times New Roman" w:eastAsia="Times New Roman" w:hAnsi="Times New Roman" w:cs="Times New Roman"/>
                 <w:sz w:val="20"/>
                 <w:szCs w:val="20"/>
-                <w:lang w:eastAsia="nl-BE"/>
+                <w:lang w:val="hu-HU" w:eastAsia="nl-BE"/>
               </w:rPr>
             </w:pPr>
-            <w:proofErr w:type="spellStart"/>
             <w:r>
               <w:rPr>
                 <w:rFonts w:ascii="Times New Roman" w:eastAsia="Times New Roman" w:hAnsi="Times New Roman" w:cs="Times New Roman"/>
                 <w:sz w:val="20"/>
                 <w:szCs w:val="20"/>
-                <w:lang w:eastAsia="nl-BE"/>
+                <w:lang w:val="hu-HU" w:eastAsia="nl-BE"/>
               </w:rPr>
               <w:t>Irodalomkutatás</w:t>
             </w:r>
-            <w:proofErr w:type="spellEnd"/>
           </w:p>
         </w:tc>
         <w:tc>
@@ -21615,14 +21186,23 @@
               <w:suppressAutoHyphens/>
               <w:autoSpaceDN w:val="0"/>
               <w:spacing w:before="100" w:after="100" w:line="480" w:lineRule="auto"/>
-              <w:jc w:val="center"/>
+              <w:jc w:val="left"/>
               <w:rPr>
                 <w:rFonts w:ascii="Times New Roman" w:eastAsia="Times New Roman" w:hAnsi="Times New Roman" w:cs="Times New Roman"/>
                 <w:sz w:val="20"/>
                 <w:szCs w:val="20"/>
-                <w:lang w:eastAsia="nl-BE"/>
+                <w:lang w:val="hu-HU" w:eastAsia="nl-BE"/>
               </w:rPr>
             </w:pPr>
+            <w:r>
+              <w:rPr>
+                <w:rFonts w:ascii="Times New Roman" w:eastAsia="Times New Roman" w:hAnsi="Times New Roman" w:cs="Times New Roman"/>
+                <w:sz w:val="20"/>
+                <w:szCs w:val="20"/>
+                <w:lang w:val="hu-HU" w:eastAsia="nl-BE"/>
+              </w:rPr>
+              <w:t>Claude</w:t>
+            </w:r>
           </w:p>
         </w:tc>
         <w:tc>
@@ -21639,14 +21219,46 @@
               <w:suppressAutoHyphens/>
               <w:autoSpaceDN w:val="0"/>
               <w:spacing w:before="100" w:after="100" w:line="480" w:lineRule="auto"/>
-              <w:jc w:val="center"/>
+              <w:ind w:firstLine="0"/>
+              <w:jc w:val="left"/>
               <w:rPr>
                 <w:rFonts w:ascii="Times New Roman" w:eastAsia="Times New Roman" w:hAnsi="Times New Roman" w:cs="Times New Roman"/>
                 <w:sz w:val="20"/>
                 <w:szCs w:val="20"/>
-                <w:lang w:eastAsia="nl-BE"/>
+                <w:lang w:val="hu-HU" w:eastAsia="nl-BE"/>
               </w:rPr>
             </w:pPr>
+            <w:proofErr w:type="spellStart"/>
+            <w:r>
+              <w:rPr>
+                <w:rFonts w:ascii="Times New Roman" w:eastAsia="Times New Roman" w:hAnsi="Times New Roman" w:cs="Times New Roman"/>
+                <w:sz w:val="20"/>
+                <w:szCs w:val="20"/>
+                <w:lang w:val="hu-HU" w:eastAsia="nl-BE"/>
+              </w:rPr>
+              <w:t>Literature</w:t>
+            </w:r>
+            <w:proofErr w:type="spellEnd"/>
+            <w:r>
+              <w:rPr>
+                <w:rFonts w:ascii="Times New Roman" w:eastAsia="Times New Roman" w:hAnsi="Times New Roman" w:cs="Times New Roman"/>
+                <w:sz w:val="20"/>
+                <w:szCs w:val="20"/>
+                <w:lang w:val="hu-HU" w:eastAsia="nl-BE"/>
+              </w:rPr>
+              <w:t xml:space="preserve"> </w:t>
+            </w:r>
+            <w:proofErr w:type="spellStart"/>
+            <w:r>
+              <w:rPr>
+                <w:rFonts w:ascii="Times New Roman" w:eastAsia="Times New Roman" w:hAnsi="Times New Roman" w:cs="Times New Roman"/>
+                <w:sz w:val="20"/>
+                <w:szCs w:val="20"/>
+                <w:lang w:val="hu-HU" w:eastAsia="nl-BE"/>
+              </w:rPr>
+              <w:t>overview</w:t>
+            </w:r>
+            <w:proofErr w:type="spellEnd"/>
           </w:p>
         </w:tc>
         <w:tc>
@@ -21664,14 +21276,24 @@
               <w:suppressAutoHyphens/>
               <w:autoSpaceDN w:val="0"/>
               <w:spacing w:before="100" w:after="100" w:line="480" w:lineRule="auto"/>
-              <w:jc w:val="center"/>
+              <w:jc w:val="left"/>
               <w:rPr>
                 <w:rFonts w:ascii="Times New Roman" w:eastAsia="Times New Roman" w:hAnsi="Times New Roman" w:cs="Times New Roman"/>
                 <w:sz w:val="20"/>
                 <w:szCs w:val="20"/>
-                <w:lang w:eastAsia="nl-BE"/>
+                <w:lang w:val="hu-HU" w:eastAsia="nl-BE"/>
               </w:rPr>
             </w:pPr>
+            <w:r>
+              <w:rPr>
+                <w:rFonts w:ascii="Times New Roman" w:eastAsia="Times New Roman" w:hAnsi="Times New Roman" w:cs="Times New Roman"/>
+                <w:sz w:val="20"/>
+                <w:szCs w:val="20"/>
+                <w:highlight w:val="yellow"/>
+                <w:lang w:val="hu-HU" w:eastAsia="nl-BE"/>
+              </w:rPr>
+              <w:t>&lt;1%</w:t>
+            </w:r>
           </w:p>
         </w:tc>
       </w:tr>
@@ -21700,7 +21322,7 @@
                 <w:bCs/>
                 <w:sz w:val="20"/>
                 <w:szCs w:val="20"/>
-                <w:lang w:eastAsia="nl-BE"/>
+                <w:lang w:val="hu-HU" w:eastAsia="nl-BE"/>
               </w:rPr>
             </w:pPr>
             <w:r>
@@ -21710,47 +21332,10 @@
                 <w:bCs/>
                 <w:sz w:val="20"/>
                 <w:szCs w:val="20"/>
-                <w:lang w:eastAsia="nl-BE"/>
-              </w:rPr>
-              <w:t xml:space="preserve">Prompt </w:t>
+                <w:lang w:val="hu-HU" w:eastAsia="nl-BE"/>
+              </w:rPr>
+              <w:t>Prompt lényegi része</w:t>
             </w:r>
-            <w:proofErr w:type="spellStart"/>
-            <w:r>
-              <w:rPr>
-                <w:rFonts w:ascii="Times New Roman" w:eastAsia="Times New Roman" w:hAnsi="Times New Roman" w:cs="Times New Roman"/>
-                <w:b/>
-                <w:bCs/>
-                <w:sz w:val="20"/>
-                <w:szCs w:val="20"/>
-                <w:lang w:eastAsia="nl-BE"/>
-              </w:rPr>
-              <w:t>lényegi</w:t>
-            </w:r>
-            <w:proofErr w:type="spellEnd"/>
-            <w:r>
-              <w:rPr>
-                <w:rFonts w:ascii="Times New Roman" w:eastAsia="Times New Roman" w:hAnsi="Times New Roman" w:cs="Times New Roman"/>
-                <w:b/>
-                <w:bCs/>
-                <w:sz w:val="20"/>
-                <w:szCs w:val="20"/>
-                <w:lang w:eastAsia="nl-BE"/>
-              </w:rPr>
-              <w:t xml:space="preserve"> </w:t>
-            </w:r>
-            <w:proofErr w:type="spellStart"/>
-            <w:r>
-              <w:rPr>
-                <w:rFonts w:ascii="Times New Roman" w:eastAsia="Times New Roman" w:hAnsi="Times New Roman" w:cs="Times New Roman"/>
-                <w:b/>
-                <w:bCs/>
-                <w:sz w:val="20"/>
-                <w:szCs w:val="20"/>
-                <w:lang w:eastAsia="nl-BE"/>
-              </w:rPr>
-              <w:t>része</w:t>
-            </w:r>
-            <w:proofErr w:type="spellEnd"/>
           </w:p>
         </w:tc>
         <w:tc>
@@ -21765,12 +21350,539 @@
           <w:p>
             <w:pPr>
               <w:spacing w:line="480" w:lineRule="auto"/>
-              <w:jc w:val="center"/>
+              <w:ind w:firstLine="0"/>
+              <w:jc w:val="left"/>
               <w:rPr>
                 <w:rFonts w:ascii="Times New Roman" w:eastAsia="Times New Roman" w:hAnsi="Times New Roman" w:cs="Times New Roman"/>
                 <w:sz w:val="20"/>
                 <w:szCs w:val="20"/>
-                <w:lang w:eastAsia="nl-BE"/>
+                <w:lang w:val="hu-HU" w:eastAsia="nl-BE"/>
+              </w:rPr>
+            </w:pPr>
+            <w:proofErr w:type="spellStart"/>
+            <w:r>
+              <w:rPr>
+                <w:rFonts w:ascii="Times New Roman" w:eastAsia="Times New Roman" w:hAnsi="Times New Roman" w:cs="Times New Roman"/>
+                <w:sz w:val="20"/>
+                <w:szCs w:val="20"/>
+                <w:lang w:val="hu-HU" w:eastAsia="nl-BE"/>
+              </w:rPr>
+              <w:t>I’m</w:t>
+            </w:r>
+            <w:proofErr w:type="spellEnd"/>
+            <w:r>
+              <w:rPr>
+                <w:rFonts w:ascii="Times New Roman" w:eastAsia="Times New Roman" w:hAnsi="Times New Roman" w:cs="Times New Roman"/>
+                <w:sz w:val="20"/>
+                <w:szCs w:val="20"/>
+                <w:lang w:val="hu-HU" w:eastAsia="nl-BE"/>
+              </w:rPr>
+              <w:t xml:space="preserve"> </w:t>
+            </w:r>
+            <w:proofErr w:type="spellStart"/>
+            <w:r>
+              <w:rPr>
+                <w:rFonts w:ascii="Times New Roman" w:eastAsia="Times New Roman" w:hAnsi="Times New Roman" w:cs="Times New Roman"/>
+                <w:sz w:val="20"/>
+                <w:szCs w:val="20"/>
+                <w:lang w:val="hu-HU" w:eastAsia="nl-BE"/>
+              </w:rPr>
+              <w:t>working</w:t>
+            </w:r>
+            <w:proofErr w:type="spellEnd"/>
+            <w:r>
+              <w:rPr>
+                <w:rFonts w:ascii="Times New Roman" w:eastAsia="Times New Roman" w:hAnsi="Times New Roman" w:cs="Times New Roman"/>
+                <w:sz w:val="20"/>
+                <w:szCs w:val="20"/>
+                <w:lang w:val="hu-HU" w:eastAsia="nl-BE"/>
+              </w:rPr>
+              <w:t xml:space="preserve"> </w:t>
+            </w:r>
+            <w:proofErr w:type="spellStart"/>
+            <w:r>
+              <w:rPr>
+                <w:rFonts w:ascii="Times New Roman" w:eastAsia="Times New Roman" w:hAnsi="Times New Roman" w:cs="Times New Roman"/>
+                <w:sz w:val="20"/>
+                <w:szCs w:val="20"/>
+                <w:lang w:val="hu-HU" w:eastAsia="nl-BE"/>
+              </w:rPr>
+              <w:t>on</w:t>
+            </w:r>
+            <w:proofErr w:type="spellEnd"/>
+            <w:r>
+              <w:rPr>
+                <w:rFonts w:ascii="Times New Roman" w:eastAsia="Times New Roman" w:hAnsi="Times New Roman" w:cs="Times New Roman"/>
+                <w:sz w:val="20"/>
+                <w:szCs w:val="20"/>
+                <w:lang w:val="hu-HU" w:eastAsia="nl-BE"/>
+              </w:rPr>
+              <w:t xml:space="preserve"> a </w:t>
+            </w:r>
+            <w:proofErr w:type="spellStart"/>
+            <w:r>
+              <w:rPr>
+                <w:rFonts w:ascii="Times New Roman" w:eastAsia="Times New Roman" w:hAnsi="Times New Roman" w:cs="Times New Roman"/>
+                <w:sz w:val="20"/>
+                <w:szCs w:val="20"/>
+                <w:lang w:val="hu-HU" w:eastAsia="nl-BE"/>
+              </w:rPr>
+              <w:t>thesis</w:t>
+            </w:r>
+            <w:proofErr w:type="spellEnd"/>
+            <w:r>
+              <w:rPr>
+                <w:rFonts w:ascii="Times New Roman" w:eastAsia="Times New Roman" w:hAnsi="Times New Roman" w:cs="Times New Roman"/>
+                <w:sz w:val="20"/>
+                <w:szCs w:val="20"/>
+                <w:lang w:val="hu-HU" w:eastAsia="nl-BE"/>
+              </w:rPr>
+              <w:t xml:space="preserve"> </w:t>
+            </w:r>
+            <w:proofErr w:type="spellStart"/>
+            <w:r>
+              <w:rPr>
+                <w:rFonts w:ascii="Times New Roman" w:eastAsia="Times New Roman" w:hAnsi="Times New Roman" w:cs="Times New Roman"/>
+                <w:sz w:val="20"/>
+                <w:szCs w:val="20"/>
+                <w:lang w:val="hu-HU" w:eastAsia="nl-BE"/>
+              </w:rPr>
+              <w:t>relating</w:t>
+            </w:r>
+            <w:proofErr w:type="spellEnd"/>
+            <w:r>
+              <w:rPr>
+                <w:rFonts w:ascii="Times New Roman" w:eastAsia="Times New Roman" w:hAnsi="Times New Roman" w:cs="Times New Roman"/>
+                <w:sz w:val="20"/>
+                <w:szCs w:val="20"/>
+                <w:lang w:val="hu-HU" w:eastAsia="nl-BE"/>
+              </w:rPr>
+              <w:t xml:space="preserve"> </w:t>
+            </w:r>
+            <w:proofErr w:type="spellStart"/>
+            <w:r>
+              <w:rPr>
+                <w:rFonts w:ascii="Times New Roman" w:eastAsia="Times New Roman" w:hAnsi="Times New Roman" w:cs="Times New Roman"/>
+                <w:sz w:val="20"/>
+                <w:szCs w:val="20"/>
+                <w:lang w:val="hu-HU" w:eastAsia="nl-BE"/>
+              </w:rPr>
+              <w:t>to</w:t>
+            </w:r>
+            <w:proofErr w:type="spellEnd"/>
+            <w:r>
+              <w:rPr>
+                <w:rFonts w:ascii="Times New Roman" w:eastAsia="Times New Roman" w:hAnsi="Times New Roman" w:cs="Times New Roman"/>
+                <w:sz w:val="20"/>
+                <w:szCs w:val="20"/>
+                <w:lang w:val="hu-HU" w:eastAsia="nl-BE"/>
+              </w:rPr>
+              <w:t xml:space="preserve"> </w:t>
+            </w:r>
+            <w:proofErr w:type="spellStart"/>
+            <w:r>
+              <w:rPr>
+                <w:rFonts w:ascii="Times New Roman" w:eastAsia="Times New Roman" w:hAnsi="Times New Roman" w:cs="Times New Roman"/>
+                <w:sz w:val="20"/>
+                <w:szCs w:val="20"/>
+                <w:lang w:val="hu-HU" w:eastAsia="nl-BE"/>
+              </w:rPr>
+              <w:t>particle</w:t>
+            </w:r>
+            <w:proofErr w:type="spellEnd"/>
+            <w:r>
+              <w:rPr>
+                <w:rFonts w:ascii="Times New Roman" w:eastAsia="Times New Roman" w:hAnsi="Times New Roman" w:cs="Times New Roman"/>
+                <w:sz w:val="20"/>
+                <w:szCs w:val="20"/>
+                <w:lang w:val="hu-HU" w:eastAsia="nl-BE"/>
+              </w:rPr>
+              <w:t xml:space="preserve"> </w:t>
+            </w:r>
+            <w:proofErr w:type="spellStart"/>
+            <w:r>
+              <w:rPr>
+                <w:rFonts w:ascii="Times New Roman" w:eastAsia="Times New Roman" w:hAnsi="Times New Roman" w:cs="Times New Roman"/>
+                <w:sz w:val="20"/>
+                <w:szCs w:val="20"/>
+                <w:lang w:val="hu-HU" w:eastAsia="nl-BE"/>
+              </w:rPr>
+              <w:t>based</w:t>
+            </w:r>
+            <w:proofErr w:type="spellEnd"/>
+            <w:r>
+              <w:rPr>
+                <w:rFonts w:ascii="Times New Roman" w:eastAsia="Times New Roman" w:hAnsi="Times New Roman" w:cs="Times New Roman"/>
+                <w:sz w:val="20"/>
+                <w:szCs w:val="20"/>
+                <w:lang w:val="hu-HU" w:eastAsia="nl-BE"/>
+              </w:rPr>
+              <w:t xml:space="preserve"> fluid </w:t>
+            </w:r>
+            <w:proofErr w:type="spellStart"/>
+            <w:r>
+              <w:rPr>
+                <w:rFonts w:ascii="Times New Roman" w:eastAsia="Times New Roman" w:hAnsi="Times New Roman" w:cs="Times New Roman"/>
+                <w:sz w:val="20"/>
+                <w:szCs w:val="20"/>
+                <w:lang w:val="hu-HU" w:eastAsia="nl-BE"/>
+              </w:rPr>
+              <w:t>simulation</w:t>
+            </w:r>
+            <w:proofErr w:type="spellEnd"/>
+            <w:r>
+              <w:rPr>
+                <w:rFonts w:ascii="Times New Roman" w:eastAsia="Times New Roman" w:hAnsi="Times New Roman" w:cs="Times New Roman"/>
+                <w:sz w:val="20"/>
+                <w:szCs w:val="20"/>
+                <w:lang w:val="hu-HU" w:eastAsia="nl-BE"/>
+              </w:rPr>
+              <w:t xml:space="preserve">. </w:t>
+            </w:r>
+            <w:proofErr w:type="spellStart"/>
+            <w:r>
+              <w:rPr>
+                <w:rFonts w:ascii="Times New Roman" w:eastAsia="Times New Roman" w:hAnsi="Times New Roman" w:cs="Times New Roman"/>
+                <w:sz w:val="20"/>
+                <w:szCs w:val="20"/>
+                <w:lang w:val="hu-HU" w:eastAsia="nl-BE"/>
+              </w:rPr>
+              <w:t>Recommend</w:t>
+            </w:r>
+            <w:proofErr w:type="spellEnd"/>
+            <w:r>
+              <w:rPr>
+                <w:rFonts w:ascii="Times New Roman" w:eastAsia="Times New Roman" w:hAnsi="Times New Roman" w:cs="Times New Roman"/>
+                <w:sz w:val="20"/>
+                <w:szCs w:val="20"/>
+                <w:lang w:val="hu-HU" w:eastAsia="nl-BE"/>
+              </w:rPr>
+              <w:t xml:space="preserve"> </w:t>
+            </w:r>
+            <w:proofErr w:type="spellStart"/>
+            <w:r>
+              <w:rPr>
+                <w:rFonts w:ascii="Times New Roman" w:eastAsia="Times New Roman" w:hAnsi="Times New Roman" w:cs="Times New Roman"/>
+                <w:sz w:val="20"/>
+                <w:szCs w:val="20"/>
+                <w:lang w:val="hu-HU" w:eastAsia="nl-BE"/>
+              </w:rPr>
+              <w:t>research</w:t>
+            </w:r>
+            <w:proofErr w:type="spellEnd"/>
+            <w:r>
+              <w:rPr>
+                <w:rFonts w:ascii="Times New Roman" w:eastAsia="Times New Roman" w:hAnsi="Times New Roman" w:cs="Times New Roman"/>
+                <w:sz w:val="20"/>
+                <w:szCs w:val="20"/>
+                <w:lang w:val="hu-HU" w:eastAsia="nl-BE"/>
+              </w:rPr>
+              <w:t xml:space="preserve"> </w:t>
+            </w:r>
+            <w:proofErr w:type="spellStart"/>
+            <w:r>
+              <w:rPr>
+                <w:rFonts w:ascii="Times New Roman" w:eastAsia="Times New Roman" w:hAnsi="Times New Roman" w:cs="Times New Roman"/>
+                <w:sz w:val="20"/>
+                <w:szCs w:val="20"/>
+                <w:lang w:val="hu-HU" w:eastAsia="nl-BE"/>
+              </w:rPr>
+              <w:t>articles</w:t>
+            </w:r>
+            <w:proofErr w:type="spellEnd"/>
+            <w:r>
+              <w:rPr>
+                <w:rFonts w:ascii="Times New Roman" w:eastAsia="Times New Roman" w:hAnsi="Times New Roman" w:cs="Times New Roman"/>
+                <w:sz w:val="20"/>
+                <w:szCs w:val="20"/>
+                <w:lang w:val="hu-HU" w:eastAsia="nl-BE"/>
+              </w:rPr>
+              <w:t xml:space="preserve"> </w:t>
+            </w:r>
+            <w:proofErr w:type="spellStart"/>
+            <w:r>
+              <w:rPr>
+                <w:rFonts w:ascii="Times New Roman" w:eastAsia="Times New Roman" w:hAnsi="Times New Roman" w:cs="Times New Roman"/>
+                <w:sz w:val="20"/>
+                <w:szCs w:val="20"/>
+                <w:lang w:val="hu-HU" w:eastAsia="nl-BE"/>
+              </w:rPr>
+              <w:t>that</w:t>
+            </w:r>
+            <w:proofErr w:type="spellEnd"/>
+            <w:r>
+              <w:rPr>
+                <w:rFonts w:ascii="Times New Roman" w:eastAsia="Times New Roman" w:hAnsi="Times New Roman" w:cs="Times New Roman"/>
+                <w:sz w:val="20"/>
+                <w:szCs w:val="20"/>
+                <w:lang w:val="hu-HU" w:eastAsia="nl-BE"/>
+              </w:rPr>
+              <w:t xml:space="preserve"> </w:t>
+            </w:r>
+            <w:proofErr w:type="spellStart"/>
+            <w:r>
+              <w:rPr>
+                <w:rFonts w:ascii="Times New Roman" w:eastAsia="Times New Roman" w:hAnsi="Times New Roman" w:cs="Times New Roman"/>
+                <w:sz w:val="20"/>
+                <w:szCs w:val="20"/>
+                <w:lang w:val="hu-HU" w:eastAsia="nl-BE"/>
+              </w:rPr>
+              <w:t>might</w:t>
+            </w:r>
+            <w:proofErr w:type="spellEnd"/>
+            <w:r>
+              <w:rPr>
+                <w:rFonts w:ascii="Times New Roman" w:eastAsia="Times New Roman" w:hAnsi="Times New Roman" w:cs="Times New Roman"/>
+                <w:sz w:val="20"/>
+                <w:szCs w:val="20"/>
+                <w:lang w:val="hu-HU" w:eastAsia="nl-BE"/>
+              </w:rPr>
+              <w:t xml:space="preserve"> be of interest.</w:t>
+            </w:r>
+          </w:p>
+        </w:tc>
+      </w:tr>
+      <w:tr>
+        <w:trPr>
+          <w:gridAfter w:val="1"/>
+          <w:wAfter w:w="8" w:type="dxa"/>
+          <w:trHeight w:val="300"/>
+          <w:jc w:val="center"/>
+        </w:trPr>
+        <w:tc>
+          <w:tcPr>
+            <w:tcW w:w="2259" w:type="dxa"/>
+            <w:tcBorders>
+              <w:top w:val="double" w:sz="4" w:space="0" w:color="auto"/>
+            </w:tcBorders>
+            <w:vAlign w:val="center"/>
+          </w:tcPr>
+          <w:p>
+            <w:pPr>
+              <w:suppressAutoHyphens/>
+              <w:autoSpaceDN w:val="0"/>
+              <w:spacing w:before="120"/>
+              <w:ind w:firstLine="0"/>
+              <w:jc w:val="left"/>
+              <w:rPr>
+                <w:rFonts w:ascii="Times New Roman" w:eastAsia="Times New Roman" w:hAnsi="Times New Roman" w:cs="Times New Roman"/>
+                <w:sz w:val="20"/>
+                <w:szCs w:val="20"/>
+                <w:lang w:val="hu-HU" w:eastAsia="nl-BE"/>
+              </w:rPr>
+            </w:pPr>
+            <w:r>
+              <w:rPr>
+                <w:rFonts w:ascii="Times New Roman" w:eastAsia="Times New Roman" w:hAnsi="Times New Roman" w:cs="Times New Roman"/>
+                <w:sz w:val="20"/>
+                <w:szCs w:val="20"/>
+                <w:lang w:val="hu-HU" w:eastAsia="nl-BE"/>
+              </w:rPr>
+              <w:t>Programkód generálása</w:t>
+            </w:r>
+          </w:p>
+        </w:tc>
+        <w:tc>
+          <w:tcPr>
+            <w:tcW w:w="2438" w:type="dxa"/>
+            <w:tcBorders>
+              <w:top w:val="double" w:sz="4" w:space="0" w:color="auto"/>
+            </w:tcBorders>
+            <w:vAlign w:val="bottom"/>
+          </w:tcPr>
+          <w:p>
+            <w:pPr>
+              <w:suppressAutoHyphens/>
+              <w:autoSpaceDN w:val="0"/>
+              <w:spacing w:before="100" w:after="100" w:line="480" w:lineRule="auto"/>
+              <w:jc w:val="left"/>
+              <w:rPr>
+                <w:rFonts w:ascii="Times New Roman" w:eastAsia="Times New Roman" w:hAnsi="Times New Roman" w:cs="Times New Roman"/>
+                <w:sz w:val="20"/>
+                <w:szCs w:val="20"/>
+                <w:lang w:val="hu-HU" w:eastAsia="nl-BE"/>
+              </w:rPr>
+            </w:pPr>
+            <w:r>
+              <w:rPr>
+                <w:rFonts w:ascii="Times New Roman" w:eastAsia="Times New Roman" w:hAnsi="Times New Roman" w:cs="Times New Roman"/>
+                <w:sz w:val="20"/>
+                <w:szCs w:val="20"/>
+                <w:lang w:val="hu-HU" w:eastAsia="nl-BE"/>
+              </w:rPr>
+              <w:t xml:space="preserve">Claude </w:t>
+            </w:r>
+            <w:proofErr w:type="spellStart"/>
+            <w:r>
+              <w:rPr>
+                <w:rFonts w:ascii="Times New Roman" w:eastAsia="Times New Roman" w:hAnsi="Times New Roman" w:cs="Times New Roman"/>
+                <w:sz w:val="20"/>
+                <w:szCs w:val="20"/>
+                <w:lang w:val="hu-HU" w:eastAsia="nl-BE"/>
+              </w:rPr>
+              <w:t>Code</w:t>
+            </w:r>
+            <w:proofErr w:type="spellEnd"/>
+          </w:p>
+        </w:tc>
+        <w:tc>
+          <w:tcPr>
+            <w:tcW w:w="2438" w:type="dxa"/>
+            <w:tcBorders>
+              <w:top w:val="double" w:sz="4" w:space="0" w:color="auto"/>
+            </w:tcBorders>
+            <w:vAlign w:val="bottom"/>
+          </w:tcPr>
+          <w:p>
+            <w:pPr>
+              <w:suppressAutoHyphens/>
+              <w:autoSpaceDN w:val="0"/>
+              <w:spacing w:before="100" w:after="100" w:line="480" w:lineRule="auto"/>
+              <w:ind w:firstLine="0"/>
+              <w:jc w:val="left"/>
+              <w:rPr>
+                <w:rFonts w:ascii="Times New Roman" w:eastAsia="Times New Roman" w:hAnsi="Times New Roman" w:cs="Times New Roman"/>
+                <w:sz w:val="20"/>
+                <w:szCs w:val="20"/>
+                <w:lang w:val="hu-HU" w:eastAsia="nl-BE"/>
+              </w:rPr>
+            </w:pPr>
+            <w:proofErr w:type="spellStart"/>
+            <w:r>
+              <w:rPr>
+                <w:rFonts w:ascii="Times New Roman" w:eastAsia="Times New Roman" w:hAnsi="Times New Roman" w:cs="Times New Roman"/>
+                <w:sz w:val="20"/>
+                <w:szCs w:val="20"/>
+                <w:lang w:val="hu-HU" w:eastAsia="nl-BE"/>
+              </w:rPr>
+              <w:t>Algorithm</w:t>
+            </w:r>
+            <w:proofErr w:type="spellEnd"/>
+            <w:r>
+              <w:rPr>
+                <w:rFonts w:ascii="Times New Roman" w:eastAsia="Times New Roman" w:hAnsi="Times New Roman" w:cs="Times New Roman"/>
+                <w:sz w:val="20"/>
+                <w:szCs w:val="20"/>
+                <w:lang w:val="hu-HU" w:eastAsia="nl-BE"/>
+              </w:rPr>
+              <w:t xml:space="preserve"> &amp;</w:t>
+            </w:r>
+            <w:r>
+              <w:rPr>
+                <w:rFonts w:ascii="Times New Roman" w:eastAsia="Times New Roman" w:hAnsi="Times New Roman" w:cs="Times New Roman"/>
+                <w:sz w:val="20"/>
+                <w:szCs w:val="20"/>
+                <w:lang w:val="hu-HU" w:eastAsia="nl-BE"/>
+              </w:rPr>
+              <w:t xml:space="preserve"> </w:t>
+            </w:r>
+            <w:proofErr w:type="spellStart"/>
+            <w:r>
+              <w:rPr>
+                <w:rFonts w:ascii="Times New Roman" w:eastAsia="Times New Roman" w:hAnsi="Times New Roman" w:cs="Times New Roman"/>
+                <w:sz w:val="20"/>
+                <w:szCs w:val="20"/>
+                <w:lang w:val="hu-HU" w:eastAsia="nl-BE"/>
+              </w:rPr>
+              <w:t>Implementation</w:t>
+            </w:r>
+            <w:proofErr w:type="spellEnd"/>
+          </w:p>
+        </w:tc>
+        <w:tc>
+          <w:tcPr>
+            <w:tcW w:w="2438" w:type="dxa"/>
+            <w:gridSpan w:val="2"/>
+            <w:tcBorders>
+              <w:top w:val="double" w:sz="4" w:space="0" w:color="auto"/>
+            </w:tcBorders>
+            <w:vAlign w:val="bottom"/>
+          </w:tcPr>
+          <w:p>
+            <w:pPr>
+              <w:suppressAutoHyphens/>
+              <w:autoSpaceDN w:val="0"/>
+              <w:spacing w:before="100" w:after="100" w:line="480" w:lineRule="auto"/>
+              <w:jc w:val="left"/>
+              <w:rPr>
+                <w:rFonts w:ascii="Times New Roman" w:eastAsia="Times New Roman" w:hAnsi="Times New Roman" w:cs="Times New Roman"/>
+                <w:sz w:val="20"/>
+                <w:szCs w:val="20"/>
+                <w:lang w:val="hu-HU" w:eastAsia="nl-BE"/>
+              </w:rPr>
+            </w:pPr>
+            <w:r>
+              <w:rPr>
+                <w:rFonts w:ascii="Times New Roman" w:eastAsia="Times New Roman" w:hAnsi="Times New Roman" w:cs="Times New Roman"/>
+                <w:sz w:val="20"/>
+                <w:szCs w:val="20"/>
+                <w:lang w:val="hu-HU" w:eastAsia="nl-BE"/>
+              </w:rPr>
+              <w:t>&lt;5%</w:t>
+            </w:r>
+          </w:p>
+        </w:tc>
+      </w:tr>
+      <w:tr>
+        <w:trPr>
+          <w:gridAfter w:val="1"/>
+          <w:wAfter w:w="8" w:type="dxa"/>
+          <w:trHeight w:val="300"/>
+          <w:jc w:val="center"/>
+        </w:trPr>
+        <w:tc>
+          <w:tcPr>
+            <w:tcW w:w="2259" w:type="dxa"/>
+            <w:tcBorders>
+              <w:bottom w:val="double" w:sz="4" w:space="0" w:color="auto"/>
+            </w:tcBorders>
+            <w:vAlign w:val="center"/>
+          </w:tcPr>
+          <w:p>
+            <w:pPr>
+              <w:ind w:firstLine="0"/>
+              <w:jc w:val="left"/>
+              <w:rPr>
+                <w:rFonts w:ascii="Times New Roman" w:eastAsia="Times New Roman" w:hAnsi="Times New Roman" w:cs="Times New Roman"/>
+                <w:b/>
+                <w:bCs/>
+                <w:sz w:val="20"/>
+                <w:szCs w:val="20"/>
+                <w:lang w:val="hu-HU" w:eastAsia="nl-BE"/>
+              </w:rPr>
+            </w:pPr>
+            <w:r>
+              <w:rPr>
+                <w:rFonts w:ascii="Times New Roman" w:eastAsia="Times New Roman" w:hAnsi="Times New Roman" w:cs="Times New Roman"/>
+                <w:b/>
+                <w:bCs/>
+                <w:sz w:val="20"/>
+                <w:szCs w:val="20"/>
+                <w:lang w:val="hu-HU" w:eastAsia="nl-BE"/>
+              </w:rPr>
+              <w:t>Prompt lényegi része</w:t>
+            </w:r>
+          </w:p>
+        </w:tc>
+        <w:tc>
+          <w:tcPr>
+            <w:tcW w:w="7314" w:type="dxa"/>
+            <w:gridSpan w:val="4"/>
+            <w:tcBorders>
+              <w:bottom w:val="double" w:sz="4" w:space="0" w:color="auto"/>
+            </w:tcBorders>
+            <w:vAlign w:val="bottom"/>
+          </w:tcPr>
+          <w:p>
+            <w:pPr>
+              <w:spacing w:line="480" w:lineRule="auto"/>
+              <w:ind w:firstLine="0"/>
+              <w:jc w:val="left"/>
+              <w:rPr>
+                <w:rFonts w:ascii="Times New Roman" w:eastAsia="Times New Roman" w:hAnsi="Times New Roman" w:cs="Times New Roman"/>
+                <w:sz w:val="20"/>
+                <w:szCs w:val="20"/>
+                <w:lang w:val="hu-HU" w:eastAsia="nl-BE"/>
               </w:rPr>
             </w:pPr>
           </w:p>
@@ -21802,40 +21914,18 @@
                 <w:rFonts w:ascii="Times New Roman" w:eastAsia="Times New Roman" w:hAnsi="Times New Roman" w:cs="Times New Roman"/>
                 <w:sz w:val="20"/>
                 <w:szCs w:val="20"/>
-                <w:lang w:eastAsia="nl-BE"/>
+                <w:lang w:val="hu-HU" w:eastAsia="nl-BE"/>
               </w:rPr>
             </w:pPr>
-            <w:proofErr w:type="spellStart"/>
             <w:r>
               <w:rPr>
                 <w:rFonts w:ascii="Times New Roman" w:eastAsia="Times New Roman" w:hAnsi="Times New Roman" w:cs="Times New Roman"/>
                 <w:sz w:val="20"/>
                 <w:szCs w:val="20"/>
-                <w:lang w:eastAsia="nl-BE"/>
-              </w:rPr>
-              <w:t>Programkód</w:t>
+                <w:lang w:val="hu-HU" w:eastAsia="nl-BE"/>
+              </w:rPr>
+              <w:t>Új ötletek, megoldási javaslatok generálása</w:t>
             </w:r>
-            <w:proofErr w:type="spellEnd"/>
-            <w:r>
-              <w:rPr>
-                <w:rFonts w:ascii="Times New Roman" w:eastAsia="Times New Roman" w:hAnsi="Times New Roman" w:cs="Times New Roman"/>
-                <w:sz w:val="20"/>
-                <w:szCs w:val="20"/>
-                <w:lang w:eastAsia="nl-BE"/>
-              </w:rPr>
-              <w:t xml:space="preserve"> </w:t>
-            </w:r>
-            <w:proofErr w:type="spellStart"/>
-            <w:r>
-              <w:rPr>
-                <w:rFonts w:ascii="Times New Roman" w:eastAsia="Times New Roman" w:hAnsi="Times New Roman" w:cs="Times New Roman"/>
-                <w:sz w:val="20"/>
-                <w:szCs w:val="20"/>
-                <w:lang w:eastAsia="nl-BE"/>
-              </w:rPr>
-              <w:t>generálása</w:t>
-            </w:r>
-            <w:proofErr w:type="spellEnd"/>
           </w:p>
         </w:tc>
         <w:tc>
@@ -21851,12 +21941,12 @@
               <w:suppressAutoHyphens/>
               <w:autoSpaceDN w:val="0"/>
               <w:spacing w:before="100" w:after="100" w:line="480" w:lineRule="auto"/>
-              <w:jc w:val="center"/>
+              <w:jc w:val="left"/>
               <w:rPr>
                 <w:rFonts w:ascii="Times New Roman" w:eastAsia="Times New Roman" w:hAnsi="Times New Roman" w:cs="Times New Roman"/>
                 <w:sz w:val="20"/>
                 <w:szCs w:val="20"/>
-                <w:lang w:eastAsia="nl-BE"/>
+                <w:lang w:val="hu-HU" w:eastAsia="nl-BE"/>
               </w:rPr>
             </w:pPr>
           </w:p>
@@ -21874,12 +21964,12 @@
               <w:suppressAutoHyphens/>
               <w:autoSpaceDN w:val="0"/>
               <w:spacing w:before="100" w:after="100" w:line="480" w:lineRule="auto"/>
-              <w:jc w:val="center"/>
+              <w:jc w:val="left"/>
               <w:rPr>
                 <w:rFonts w:ascii="Times New Roman" w:eastAsia="Times New Roman" w:hAnsi="Times New Roman" w:cs="Times New Roman"/>
                 <w:sz w:val="20"/>
                 <w:szCs w:val="20"/>
-                <w:lang w:eastAsia="nl-BE"/>
+                <w:lang w:val="hu-HU" w:eastAsia="nl-BE"/>
               </w:rPr>
             </w:pPr>
           </w:p>
@@ -21898,12 +21988,12 @@
               <w:suppressAutoHyphens/>
               <w:autoSpaceDN w:val="0"/>
               <w:spacing w:before="100" w:after="100" w:line="480" w:lineRule="auto"/>
-              <w:jc w:val="center"/>
+              <w:jc w:val="left"/>
               <w:rPr>
                 <w:rFonts w:ascii="Times New Roman" w:eastAsia="Times New Roman" w:hAnsi="Times New Roman" w:cs="Times New Roman"/>
                 <w:sz w:val="20"/>
                 <w:szCs w:val="20"/>
-                <w:lang w:eastAsia="nl-BE"/>
+                <w:lang w:val="hu-HU" w:eastAsia="nl-BE"/>
               </w:rPr>
             </w:pPr>
           </w:p>
@@ -21934,7 +22024,7 @@
                 <w:bCs/>
                 <w:sz w:val="20"/>
                 <w:szCs w:val="20"/>
-                <w:lang w:eastAsia="nl-BE"/>
+                <w:lang w:val="hu-HU" w:eastAsia="nl-BE"/>
               </w:rPr>
             </w:pPr>
             <w:r>
@@ -21944,47 +22034,10 @@
                 <w:bCs/>
                 <w:sz w:val="20"/>
                 <w:szCs w:val="20"/>
-                <w:lang w:eastAsia="nl-BE"/>
-              </w:rPr>
-              <w:t xml:space="preserve">Prompt </w:t>
+                <w:lang w:val="hu-HU" w:eastAsia="nl-BE"/>
+              </w:rPr>
+              <w:t>Prompt lényegi része</w:t>
             </w:r>
-            <w:proofErr w:type="spellStart"/>
-            <w:r>
-              <w:rPr>
-                <w:rFonts w:ascii="Times New Roman" w:eastAsia="Times New Roman" w:hAnsi="Times New Roman" w:cs="Times New Roman"/>
-                <w:b/>
-                <w:bCs/>
-                <w:sz w:val="20"/>
-                <w:szCs w:val="20"/>
-                <w:lang w:eastAsia="nl-BE"/>
-              </w:rPr>
-              <w:t>lényegi</w:t>
-            </w:r>
-            <w:proofErr w:type="spellEnd"/>
-            <w:r>
-              <w:rPr>
-                <w:rFonts w:ascii="Times New Roman" w:eastAsia="Times New Roman" w:hAnsi="Times New Roman" w:cs="Times New Roman"/>
-                <w:b/>
-                <w:bCs/>
-                <w:sz w:val="20"/>
-                <w:szCs w:val="20"/>
-                <w:lang w:eastAsia="nl-BE"/>
-              </w:rPr>
-              <w:t xml:space="preserve"> </w:t>
-            </w:r>
-            <w:proofErr w:type="spellStart"/>
-            <w:r>
-              <w:rPr>
-                <w:rFonts w:ascii="Times New Roman" w:eastAsia="Times New Roman" w:hAnsi="Times New Roman" w:cs="Times New Roman"/>
-                <w:b/>
-                <w:bCs/>
-                <w:sz w:val="20"/>
-                <w:szCs w:val="20"/>
-                <w:lang w:eastAsia="nl-BE"/>
-              </w:rPr>
-              <w:t>része</w:t>
-            </w:r>
-            <w:proofErr w:type="spellEnd"/>
           </w:p>
         </w:tc>
         <w:tc>
@@ -21999,12 +22052,12 @@
           <w:p>
             <w:pPr>
               <w:spacing w:line="480" w:lineRule="auto"/>
-              <w:jc w:val="center"/>
+              <w:jc w:val="left"/>
               <w:rPr>
                 <w:rFonts w:ascii="Times New Roman" w:eastAsia="Times New Roman" w:hAnsi="Times New Roman" w:cs="Times New Roman"/>
                 <w:sz w:val="20"/>
                 <w:szCs w:val="20"/>
-                <w:lang w:eastAsia="nl-BE"/>
+                <w:lang w:val="hu-HU" w:eastAsia="nl-BE"/>
               </w:rPr>
             </w:pPr>
           </w:p>
@@ -22036,100 +22089,18 @@
                 <w:rFonts w:ascii="Times New Roman" w:eastAsia="Times New Roman" w:hAnsi="Times New Roman" w:cs="Times New Roman"/>
                 <w:sz w:val="20"/>
                 <w:szCs w:val="20"/>
-                <w:lang w:eastAsia="nl-BE"/>
+                <w:lang w:val="hu-HU" w:eastAsia="nl-BE"/>
               </w:rPr>
             </w:pPr>
-            <w:proofErr w:type="spellStart"/>
             <w:r>
               <w:rPr>
                 <w:rFonts w:ascii="Times New Roman" w:eastAsia="Times New Roman" w:hAnsi="Times New Roman" w:cs="Times New Roman"/>
                 <w:sz w:val="20"/>
                 <w:szCs w:val="20"/>
-                <w:lang w:eastAsia="nl-BE"/>
-              </w:rPr>
-              <w:t>Új</w:t>
+                <w:lang w:val="hu-HU" w:eastAsia="nl-BE"/>
+              </w:rPr>
+              <w:t>Vázlat létrehozása (szövegstruktúra, vázlatpontok)</w:t>
             </w:r>
-            <w:proofErr w:type="spellEnd"/>
-            <w:r>
-              <w:rPr>
-                <w:rFonts w:ascii="Times New Roman" w:eastAsia="Times New Roman" w:hAnsi="Times New Roman" w:cs="Times New Roman"/>
-                <w:sz w:val="20"/>
-                <w:szCs w:val="20"/>
-                <w:lang w:eastAsia="nl-BE"/>
-              </w:rPr>
-              <w:t xml:space="preserve"> </w:t>
-            </w:r>
-            <w:proofErr w:type="spellStart"/>
-            <w:r>
-              <w:rPr>
-                <w:rFonts w:ascii="Times New Roman" w:eastAsia="Times New Roman" w:hAnsi="Times New Roman" w:cs="Times New Roman"/>
-                <w:sz w:val="20"/>
-                <w:szCs w:val="20"/>
-                <w:lang w:eastAsia="nl-BE"/>
-              </w:rPr>
-              <w:t>ötletek</w:t>
-            </w:r>
-            <w:proofErr w:type="spellEnd"/>
-            <w:r>
-              <w:rPr>
-                <w:rFonts w:ascii="Times New Roman" w:eastAsia="Times New Roman" w:hAnsi="Times New Roman" w:cs="Times New Roman"/>
-                <w:sz w:val="20"/>
-                <w:szCs w:val="20"/>
-                <w:lang w:eastAsia="nl-BE"/>
-              </w:rPr>
-              <w:t xml:space="preserve">, </w:t>
-            </w:r>
-            <w:proofErr w:type="spellStart"/>
-            <w:r>
-              <w:rPr>
-                <w:rFonts w:ascii="Times New Roman" w:eastAsia="Times New Roman" w:hAnsi="Times New Roman" w:cs="Times New Roman"/>
-                <w:sz w:val="20"/>
-                <w:szCs w:val="20"/>
-                <w:lang w:eastAsia="nl-BE"/>
-              </w:rPr>
-              <w:t>megoldási</w:t>
-            </w:r>
-            <w:proofErr w:type="spellEnd"/>
-            <w:r>
-              <w:rPr>
-                <w:rFonts w:ascii="Times New Roman" w:eastAsia="Times New Roman" w:hAnsi="Times New Roman" w:cs="Times New Roman"/>
-                <w:sz w:val="20"/>
-                <w:szCs w:val="20"/>
-                <w:lang w:eastAsia="nl-BE"/>
-              </w:rPr>
-              <w:t xml:space="preserve"> </w:t>
-            </w:r>
-            <w:proofErr w:type="spellStart"/>
-            <w:r>
-              <w:rPr>
-                <w:rFonts w:ascii="Times New Roman" w:eastAsia="Times New Roman" w:hAnsi="Times New Roman" w:cs="Times New Roman"/>
-                <w:sz w:val="20"/>
-                <w:szCs w:val="20"/>
-                <w:lang w:eastAsia="nl-BE"/>
-              </w:rPr>
-              <w:t>javaslatok</w:t>
-            </w:r>
-            <w:proofErr w:type="spellEnd"/>
-            <w:r>
-              <w:rPr>
-                <w:rFonts w:ascii="Times New Roman" w:eastAsia="Times New Roman" w:hAnsi="Times New Roman" w:cs="Times New Roman"/>
-                <w:sz w:val="20"/>
-                <w:szCs w:val="20"/>
-                <w:lang w:eastAsia="nl-BE"/>
-              </w:rPr>
-              <w:t xml:space="preserve"> </w:t>
-            </w:r>
-            <w:proofErr w:type="spellStart"/>
-            <w:r>
-              <w:rPr>
-                <w:rFonts w:ascii="Times New Roman" w:eastAsia="Times New Roman" w:hAnsi="Times New Roman" w:cs="Times New Roman"/>
-                <w:sz w:val="20"/>
-                <w:szCs w:val="20"/>
-                <w:lang w:eastAsia="nl-BE"/>
-              </w:rPr>
-              <w:t>generálása</w:t>
-            </w:r>
-            <w:proofErr w:type="spellEnd"/>
           </w:p>
         </w:tc>
         <w:tc>
@@ -22145,12 +22116,12 @@
               <w:suppressAutoHyphens/>
               <w:autoSpaceDN w:val="0"/>
               <w:spacing w:before="100" w:after="100" w:line="480" w:lineRule="auto"/>
-              <w:jc w:val="center"/>
+              <w:jc w:val="left"/>
               <w:rPr>
                 <w:rFonts w:ascii="Times New Roman" w:eastAsia="Times New Roman" w:hAnsi="Times New Roman" w:cs="Times New Roman"/>
                 <w:sz w:val="20"/>
                 <w:szCs w:val="20"/>
-                <w:lang w:eastAsia="nl-BE"/>
+                <w:lang w:val="hu-HU" w:eastAsia="nl-BE"/>
               </w:rPr>
             </w:pPr>
           </w:p>
@@ -22168,12 +22139,12 @@
               <w:suppressAutoHyphens/>
               <w:autoSpaceDN w:val="0"/>
               <w:spacing w:before="100" w:after="100" w:line="480" w:lineRule="auto"/>
-              <w:jc w:val="center"/>
+              <w:jc w:val="left"/>
               <w:rPr>
                 <w:rFonts w:ascii="Times New Roman" w:eastAsia="Times New Roman" w:hAnsi="Times New Roman" w:cs="Times New Roman"/>
                 <w:sz w:val="20"/>
                 <w:szCs w:val="20"/>
-                <w:lang w:eastAsia="nl-BE"/>
+                <w:lang w:val="hu-HU" w:eastAsia="nl-BE"/>
               </w:rPr>
             </w:pPr>
           </w:p>
@@ -22192,12 +22163,12 @@
               <w:suppressAutoHyphens/>
               <w:autoSpaceDN w:val="0"/>
               <w:spacing w:before="100" w:after="100" w:line="480" w:lineRule="auto"/>
-              <w:jc w:val="center"/>
+              <w:jc w:val="left"/>
               <w:rPr>
                 <w:rFonts w:ascii="Times New Roman" w:eastAsia="Times New Roman" w:hAnsi="Times New Roman" w:cs="Times New Roman"/>
                 <w:sz w:val="20"/>
                 <w:szCs w:val="20"/>
-                <w:lang w:eastAsia="nl-BE"/>
+                <w:lang w:val="hu-HU" w:eastAsia="nl-BE"/>
               </w:rPr>
             </w:pPr>
           </w:p>
@@ -22228,7 +22199,7 @@
                 <w:bCs/>
                 <w:sz w:val="20"/>
                 <w:szCs w:val="20"/>
-                <w:lang w:eastAsia="nl-BE"/>
+                <w:lang w:val="hu-HU" w:eastAsia="nl-BE"/>
               </w:rPr>
             </w:pPr>
             <w:r>
@@ -22238,47 +22209,10 @@
                 <w:bCs/>
                 <w:sz w:val="20"/>
                 <w:szCs w:val="20"/>
-                <w:lang w:eastAsia="nl-BE"/>
-              </w:rPr>
-              <w:t xml:space="preserve">Prompt </w:t>
+                <w:lang w:val="hu-HU" w:eastAsia="nl-BE"/>
+              </w:rPr>
+              <w:t>Prompt lényegi része</w:t>
             </w:r>
-            <w:proofErr w:type="spellStart"/>
-            <w:r>
-              <w:rPr>
-                <w:rFonts w:ascii="Times New Roman" w:eastAsia="Times New Roman" w:hAnsi="Times New Roman" w:cs="Times New Roman"/>
-                <w:b/>
-                <w:bCs/>
-                <w:sz w:val="20"/>
-                <w:szCs w:val="20"/>
-                <w:lang w:eastAsia="nl-BE"/>
-              </w:rPr>
-              <w:t>lényegi</w:t>
-            </w:r>
-            <w:proofErr w:type="spellEnd"/>
-            <w:r>
-              <w:rPr>
-                <w:rFonts w:ascii="Times New Roman" w:eastAsia="Times New Roman" w:hAnsi="Times New Roman" w:cs="Times New Roman"/>
-                <w:b/>
-                <w:bCs/>
-                <w:sz w:val="20"/>
-                <w:szCs w:val="20"/>
-                <w:lang w:eastAsia="nl-BE"/>
-              </w:rPr>
-              <w:t xml:space="preserve"> </w:t>
-            </w:r>
-            <w:proofErr w:type="spellStart"/>
-            <w:r>
-              <w:rPr>
-                <w:rFonts w:ascii="Times New Roman" w:eastAsia="Times New Roman" w:hAnsi="Times New Roman" w:cs="Times New Roman"/>
-                <w:b/>
-                <w:bCs/>
-                <w:sz w:val="20"/>
-                <w:szCs w:val="20"/>
-                <w:lang w:eastAsia="nl-BE"/>
-              </w:rPr>
-              <w:t>része</w:t>
-            </w:r>
-            <w:proofErr w:type="spellEnd"/>
           </w:p>
         </w:tc>
         <w:tc>
@@ -22293,12 +22227,12 @@
           <w:p>
             <w:pPr>
               <w:spacing w:line="480" w:lineRule="auto"/>
-              <w:jc w:val="center"/>
+              <w:jc w:val="left"/>
               <w:rPr>
                 <w:rFonts w:ascii="Times New Roman" w:eastAsia="Times New Roman" w:hAnsi="Times New Roman" w:cs="Times New Roman"/>
                 <w:sz w:val="20"/>
                 <w:szCs w:val="20"/>
-                <w:lang w:eastAsia="nl-BE"/>
+                <w:lang w:val="hu-HU" w:eastAsia="nl-BE"/>
               </w:rPr>
             </w:pPr>
           </w:p>
@@ -22330,88 +22264,17 @@
                 <w:rFonts w:ascii="Times New Roman" w:eastAsia="Times New Roman" w:hAnsi="Times New Roman" w:cs="Times New Roman"/>
                 <w:sz w:val="20"/>
                 <w:szCs w:val="20"/>
-                <w:lang w:eastAsia="nl-BE"/>
+                <w:lang w:val="hu-HU" w:eastAsia="nl-BE"/>
               </w:rPr>
             </w:pPr>
-            <w:proofErr w:type="spellStart"/>
             <w:r>
               <w:rPr>
                 <w:rFonts w:ascii="Times New Roman" w:eastAsia="Times New Roman" w:hAnsi="Times New Roman" w:cs="Times New Roman"/>
                 <w:sz w:val="20"/>
                 <w:szCs w:val="20"/>
-                <w:lang w:eastAsia="nl-BE"/>
-              </w:rPr>
-              <w:t>Vázlat</w:t>
-            </w:r>
-            <w:proofErr w:type="spellEnd"/>
-            <w:r>
-              <w:rPr>
-                <w:rFonts w:ascii="Times New Roman" w:eastAsia="Times New Roman" w:hAnsi="Times New Roman" w:cs="Times New Roman"/>
-                <w:sz w:val="20"/>
-                <w:szCs w:val="20"/>
-                <w:lang w:eastAsia="nl-BE"/>
-              </w:rPr>
-              <w:t xml:space="preserve"> </w:t>
-            </w:r>
-            <w:proofErr w:type="spellStart"/>
-            <w:r>
-              <w:rPr>
-                <w:rFonts w:ascii="Times New Roman" w:eastAsia="Times New Roman" w:hAnsi="Times New Roman" w:cs="Times New Roman"/>
-                <w:sz w:val="20"/>
-                <w:szCs w:val="20"/>
-                <w:lang w:eastAsia="nl-BE"/>
-              </w:rPr>
-              <w:t>létrehozása</w:t>
-            </w:r>
-            <w:proofErr w:type="spellEnd"/>
-            <w:r>
-              <w:rPr>
-                <w:rFonts w:ascii="Times New Roman" w:eastAsia="Times New Roman" w:hAnsi="Times New Roman" w:cs="Times New Roman"/>
-                <w:sz w:val="20"/>
-                <w:szCs w:val="20"/>
-                <w:lang w:eastAsia="nl-BE"/>
-              </w:rPr>
-              <w:t xml:space="preserve"> (</w:t>
-            </w:r>
-            <w:proofErr w:type="spellStart"/>
-            <w:r>
-              <w:rPr>
-                <w:rFonts w:ascii="Times New Roman" w:eastAsia="Times New Roman" w:hAnsi="Times New Roman" w:cs="Times New Roman"/>
-                <w:sz w:val="20"/>
-                <w:szCs w:val="20"/>
-                <w:lang w:eastAsia="nl-BE"/>
-              </w:rPr>
-              <w:t>szövegstruktúra</w:t>
-            </w:r>
-            <w:proofErr w:type="spellEnd"/>
-            <w:r>
-              <w:rPr>
-                <w:rFonts w:ascii="Times New Roman" w:eastAsia="Times New Roman" w:hAnsi="Times New Roman" w:cs="Times New Roman"/>
-                <w:sz w:val="20"/>
-                <w:szCs w:val="20"/>
-                <w:lang w:eastAsia="nl-BE"/>
-              </w:rPr>
-              <w:t xml:space="preserve">, </w:t>
-            </w:r>
-            <w:proofErr w:type="spellStart"/>
-            <w:r>
-              <w:rPr>
-                <w:rFonts w:ascii="Times New Roman" w:eastAsia="Times New Roman" w:hAnsi="Times New Roman" w:cs="Times New Roman"/>
-                <w:sz w:val="20"/>
-                <w:szCs w:val="20"/>
-                <w:lang w:eastAsia="nl-BE"/>
-              </w:rPr>
-              <w:t>vázlatpontok</w:t>
-            </w:r>
-            <w:proofErr w:type="spellEnd"/>
-            <w:r>
-              <w:rPr>
-                <w:rFonts w:ascii="Times New Roman" w:eastAsia="Times New Roman" w:hAnsi="Times New Roman" w:cs="Times New Roman"/>
-                <w:sz w:val="20"/>
-                <w:szCs w:val="20"/>
-                <w:lang w:eastAsia="nl-BE"/>
-              </w:rPr>
-              <w:t>)</w:t>
+                <w:lang w:val="hu-HU" w:eastAsia="nl-BE"/>
+              </w:rPr>
+              <w:t>Szövegblokkok létrehozása</w:t>
             </w:r>
           </w:p>
         </w:tc>
@@ -22428,12 +22291,12 @@
               <w:suppressAutoHyphens/>
               <w:autoSpaceDN w:val="0"/>
               <w:spacing w:before="100" w:after="100" w:line="480" w:lineRule="auto"/>
-              <w:jc w:val="center"/>
+              <w:jc w:val="left"/>
               <w:rPr>
                 <w:rFonts w:ascii="Times New Roman" w:eastAsia="Times New Roman" w:hAnsi="Times New Roman" w:cs="Times New Roman"/>
                 <w:sz w:val="20"/>
                 <w:szCs w:val="20"/>
-                <w:lang w:eastAsia="nl-BE"/>
+                <w:lang w:val="hu-HU" w:eastAsia="nl-BE"/>
               </w:rPr>
             </w:pPr>
           </w:p>
@@ -22451,12 +22314,12 @@
               <w:suppressAutoHyphens/>
               <w:autoSpaceDN w:val="0"/>
               <w:spacing w:before="100" w:after="100" w:line="480" w:lineRule="auto"/>
-              <w:jc w:val="center"/>
+              <w:jc w:val="left"/>
               <w:rPr>
                 <w:rFonts w:ascii="Times New Roman" w:eastAsia="Times New Roman" w:hAnsi="Times New Roman" w:cs="Times New Roman"/>
                 <w:sz w:val="20"/>
                 <w:szCs w:val="20"/>
-                <w:lang w:eastAsia="nl-BE"/>
+                <w:lang w:val="hu-HU" w:eastAsia="nl-BE"/>
               </w:rPr>
             </w:pPr>
           </w:p>
@@ -22475,12 +22338,12 @@
               <w:suppressAutoHyphens/>
               <w:autoSpaceDN w:val="0"/>
               <w:spacing w:before="100" w:after="100" w:line="480" w:lineRule="auto"/>
-              <w:jc w:val="center"/>
+              <w:jc w:val="left"/>
               <w:rPr>
                 <w:rFonts w:ascii="Times New Roman" w:eastAsia="Times New Roman" w:hAnsi="Times New Roman" w:cs="Times New Roman"/>
                 <w:sz w:val="20"/>
                 <w:szCs w:val="20"/>
-                <w:lang w:eastAsia="nl-BE"/>
+                <w:lang w:val="hu-HU" w:eastAsia="nl-BE"/>
               </w:rPr>
             </w:pPr>
           </w:p>
@@ -22511,7 +22374,7 @@
                 <w:bCs/>
                 <w:sz w:val="20"/>
                 <w:szCs w:val="20"/>
-                <w:lang w:eastAsia="nl-BE"/>
+                <w:lang w:val="hu-HU" w:eastAsia="nl-BE"/>
               </w:rPr>
             </w:pPr>
             <w:r>
@@ -22521,47 +22384,11 @@
                 <w:bCs/>
                 <w:sz w:val="20"/>
                 <w:szCs w:val="20"/>
-                <w:lang w:eastAsia="nl-BE"/>
-              </w:rPr>
-              <w:t xml:space="preserve">Prompt </w:t>
+                <w:lang w:val="hu-HU" w:eastAsia="nl-BE"/>
+              </w:rPr>
+              <w:lastRenderedPageBreak/>
+              <w:t>Prompt lényegi része</w:t>
             </w:r>
-            <w:proofErr w:type="spellStart"/>
-            <w:r>
-              <w:rPr>
-                <w:rFonts w:ascii="Times New Roman" w:eastAsia="Times New Roman" w:hAnsi="Times New Roman" w:cs="Times New Roman"/>
-                <w:b/>
-                <w:bCs/>
-                <w:sz w:val="20"/>
-                <w:szCs w:val="20"/>
-                <w:lang w:eastAsia="nl-BE"/>
-              </w:rPr>
-              <w:t>lényegi</w:t>
-            </w:r>
-            <w:proofErr w:type="spellEnd"/>
-            <w:r>
-              <w:rPr>
-                <w:rFonts w:ascii="Times New Roman" w:eastAsia="Times New Roman" w:hAnsi="Times New Roman" w:cs="Times New Roman"/>
-                <w:b/>
-                <w:bCs/>
-                <w:sz w:val="20"/>
-                <w:szCs w:val="20"/>
-                <w:lang w:eastAsia="nl-BE"/>
-              </w:rPr>
-              <w:t xml:space="preserve"> </w:t>
-            </w:r>
-            <w:proofErr w:type="spellStart"/>
-            <w:r>
-              <w:rPr>
-                <w:rFonts w:ascii="Times New Roman" w:eastAsia="Times New Roman" w:hAnsi="Times New Roman" w:cs="Times New Roman"/>
-                <w:b/>
-                <w:bCs/>
-                <w:sz w:val="20"/>
-                <w:szCs w:val="20"/>
-                <w:lang w:eastAsia="nl-BE"/>
-              </w:rPr>
-              <w:t>része</w:t>
-            </w:r>
-            <w:proofErr w:type="spellEnd"/>
           </w:p>
         </w:tc>
         <w:tc>
@@ -22576,12 +22403,179 @@
           <w:p>
             <w:pPr>
               <w:spacing w:line="480" w:lineRule="auto"/>
-              <w:jc w:val="center"/>
+              <w:jc w:val="left"/>
               <w:rPr>
                 <w:rFonts w:ascii="Times New Roman" w:eastAsia="Times New Roman" w:hAnsi="Times New Roman" w:cs="Times New Roman"/>
                 <w:sz w:val="20"/>
                 <w:szCs w:val="20"/>
-                <w:lang w:eastAsia="nl-BE"/>
+                <w:lang w:val="hu-HU" w:eastAsia="nl-BE"/>
+              </w:rPr>
+            </w:pPr>
+          </w:p>
+        </w:tc>
+      </w:tr>
+      <w:tr>
+        <w:trPr>
+          <w:gridAfter w:val="1"/>
+          <w:wAfter w:w="8" w:type="dxa"/>
+          <w:trHeight w:val="300"/>
+          <w:jc w:val="center"/>
+        </w:trPr>
+        <w:tc>
+          <w:tcPr>
+            <w:tcW w:w="2259" w:type="dxa"/>
+            <w:tcBorders>
+              <w:top w:val="double" w:sz="4" w:space="0" w:color="auto"/>
+            </w:tcBorders>
+            <w:vAlign w:val="center"/>
+          </w:tcPr>
+          <w:p>
+            <w:pPr>
+              <w:spacing w:before="120"/>
+              <w:ind w:firstLine="0"/>
+              <w:jc w:val="left"/>
+              <w:rPr>
+                <w:rFonts w:ascii="Times New Roman" w:eastAsia="Times New Roman" w:hAnsi="Times New Roman" w:cs="Times New Roman"/>
+                <w:sz w:val="20"/>
+                <w:szCs w:val="20"/>
+                <w:lang w:val="hu-HU" w:eastAsia="nl-BE"/>
+              </w:rPr>
+            </w:pPr>
+            <w:r>
+              <w:rPr>
+                <w:rFonts w:ascii="Times New Roman" w:eastAsia="Times New Roman" w:hAnsi="Times New Roman" w:cs="Times New Roman"/>
+                <w:sz w:val="20"/>
+                <w:szCs w:val="20"/>
+                <w:lang w:val="hu-HU" w:eastAsia="nl-BE"/>
+              </w:rPr>
+              <w:t>Képek generálása illusztrációs célból</w:t>
+            </w:r>
+          </w:p>
+        </w:tc>
+        <w:tc>
+          <w:tcPr>
+            <w:tcW w:w="2438" w:type="dxa"/>
+            <w:tcBorders>
+              <w:top w:val="double" w:sz="4" w:space="0" w:color="auto"/>
+            </w:tcBorders>
+            <w:vAlign w:val="bottom"/>
+          </w:tcPr>
+          <w:p>
+            <w:pPr>
+              <w:spacing w:line="480" w:lineRule="auto"/>
+              <w:jc w:val="left"/>
+              <w:rPr>
+                <w:rFonts w:ascii="Times New Roman" w:eastAsia="Times New Roman" w:hAnsi="Times New Roman" w:cs="Times New Roman"/>
+                <w:sz w:val="20"/>
+                <w:szCs w:val="20"/>
+                <w:lang w:val="hu-HU" w:eastAsia="nl-BE"/>
+              </w:rPr>
+            </w:pPr>
+          </w:p>
+        </w:tc>
+        <w:tc>
+          <w:tcPr>
+            <w:tcW w:w="2438" w:type="dxa"/>
+            <w:tcBorders>
+              <w:top w:val="double" w:sz="4" w:space="0" w:color="auto"/>
+            </w:tcBorders>
+            <w:vAlign w:val="bottom"/>
+          </w:tcPr>
+          <w:p>
+            <w:pPr>
+              <w:spacing w:line="480" w:lineRule="auto"/>
+              <w:jc w:val="left"/>
+              <w:rPr>
+                <w:rFonts w:ascii="Times New Roman" w:eastAsia="Times New Roman" w:hAnsi="Times New Roman" w:cs="Times New Roman"/>
+                <w:sz w:val="20"/>
+                <w:szCs w:val="20"/>
+                <w:lang w:val="hu-HU" w:eastAsia="nl-BE"/>
+              </w:rPr>
+            </w:pPr>
+          </w:p>
+        </w:tc>
+        <w:tc>
+          <w:tcPr>
+            <w:tcW w:w="2438" w:type="dxa"/>
+            <w:gridSpan w:val="2"/>
+            <w:tcBorders>
+              <w:top w:val="double" w:sz="4" w:space="0" w:color="auto"/>
+            </w:tcBorders>
+            <w:vAlign w:val="bottom"/>
+          </w:tcPr>
+          <w:p>
+            <w:pPr>
+              <w:spacing w:line="480" w:lineRule="auto"/>
+              <w:jc w:val="left"/>
+              <w:rPr>
+                <w:rFonts w:ascii="Times New Roman" w:eastAsia="Times New Roman" w:hAnsi="Times New Roman" w:cs="Times New Roman"/>
+                <w:sz w:val="20"/>
+                <w:szCs w:val="20"/>
+                <w:lang w:val="hu-HU" w:eastAsia="nl-BE"/>
+              </w:rPr>
+            </w:pPr>
+          </w:p>
+        </w:tc>
+      </w:tr>
+      <w:tr>
+        <w:trPr>
+          <w:gridAfter w:val="1"/>
+          <w:wAfter w:w="8" w:type="dxa"/>
+          <w:trHeight w:val="300"/>
+          <w:jc w:val="center"/>
+        </w:trPr>
+        <w:tc>
+          <w:tcPr>
+            <w:tcW w:w="2259" w:type="dxa"/>
+            <w:tcBorders>
+              <w:bottom w:val="double" w:sz="4" w:space="0" w:color="auto"/>
+            </w:tcBorders>
+            <w:vAlign w:val="center"/>
+          </w:tcPr>
+          <w:p>
+            <w:pPr>
+              <w:ind w:firstLine="0"/>
+              <w:jc w:val="left"/>
+              <w:rPr>
+                <w:rFonts w:ascii="Times New Roman" w:eastAsia="Times New Roman" w:hAnsi="Times New Roman" w:cs="Times New Roman"/>
+                <w:b/>
+                <w:bCs/>
+                <w:sz w:val="20"/>
+                <w:szCs w:val="20"/>
+                <w:lang w:val="hu-HU" w:eastAsia="nl-BE"/>
+              </w:rPr>
+            </w:pPr>
+            <w:r>
+              <w:rPr>
+                <w:rFonts w:ascii="Times New Roman" w:eastAsia="Times New Roman" w:hAnsi="Times New Roman" w:cs="Times New Roman"/>
+                <w:b/>
+                <w:bCs/>
+                <w:sz w:val="20"/>
+                <w:szCs w:val="20"/>
+                <w:lang w:val="hu-HU" w:eastAsia="nl-BE"/>
+              </w:rPr>
+              <w:t>Prompt lényegi része</w:t>
+            </w:r>
+          </w:p>
+        </w:tc>
+        <w:tc>
+          <w:tcPr>
+            <w:tcW w:w="7314" w:type="dxa"/>
+            <w:gridSpan w:val="4"/>
+            <w:tcBorders>
+              <w:bottom w:val="double" w:sz="4" w:space="0" w:color="auto"/>
+            </w:tcBorders>
+            <w:vAlign w:val="bottom"/>
+          </w:tcPr>
+          <w:p>
+            <w:pPr>
+              <w:spacing w:line="480" w:lineRule="auto"/>
+              <w:jc w:val="left"/>
+              <w:rPr>
+                <w:rFonts w:ascii="Times New Roman" w:eastAsia="Times New Roman" w:hAnsi="Times New Roman" w:cs="Times New Roman"/>
+                <w:sz w:val="20"/>
+                <w:szCs w:val="20"/>
+                <w:lang w:val="hu-HU" w:eastAsia="nl-BE"/>
               </w:rPr>
             </w:pPr>
           </w:p>
@@ -22613,40 +22607,18 @@
                 <w:rFonts w:ascii="Times New Roman" w:eastAsia="Times New Roman" w:hAnsi="Times New Roman" w:cs="Times New Roman"/>
                 <w:sz w:val="20"/>
                 <w:szCs w:val="20"/>
-                <w:lang w:eastAsia="nl-BE"/>
+                <w:lang w:val="hu-HU" w:eastAsia="nl-BE"/>
               </w:rPr>
             </w:pPr>
-            <w:proofErr w:type="spellStart"/>
             <w:r>
               <w:rPr>
                 <w:rFonts w:ascii="Times New Roman" w:eastAsia="Times New Roman" w:hAnsi="Times New Roman" w:cs="Times New Roman"/>
                 <w:sz w:val="20"/>
                 <w:szCs w:val="20"/>
-                <w:lang w:eastAsia="nl-BE"/>
-              </w:rPr>
-              <w:t>Szövegblokkok</w:t>
+                <w:lang w:val="hu-HU" w:eastAsia="nl-BE"/>
+              </w:rPr>
+              <w:t>Adatvizualizáció, grafikonok generálása adatpontok alapján</w:t>
             </w:r>
-            <w:proofErr w:type="spellEnd"/>
-            <w:r>
-              <w:rPr>
-                <w:rFonts w:ascii="Times New Roman" w:eastAsia="Times New Roman" w:hAnsi="Times New Roman" w:cs="Times New Roman"/>
-                <w:sz w:val="20"/>
-                <w:szCs w:val="20"/>
-                <w:lang w:eastAsia="nl-BE"/>
-              </w:rPr>
-              <w:t xml:space="preserve"> </w:t>
-            </w:r>
-            <w:proofErr w:type="spellStart"/>
-            <w:r>
-              <w:rPr>
-                <w:rFonts w:ascii="Times New Roman" w:eastAsia="Times New Roman" w:hAnsi="Times New Roman" w:cs="Times New Roman"/>
-                <w:sz w:val="20"/>
-                <w:szCs w:val="20"/>
-                <w:lang w:eastAsia="nl-BE"/>
-              </w:rPr>
-              <w:t>létrehozása</w:t>
-            </w:r>
-            <w:proofErr w:type="spellEnd"/>
           </w:p>
         </w:tc>
         <w:tc>
@@ -22659,15 +22631,13 @@
           </w:tcPr>
           <w:p>
             <w:pPr>
-              <w:suppressAutoHyphens/>
-              <w:autoSpaceDN w:val="0"/>
-              <w:spacing w:before="100" w:after="100" w:line="480" w:lineRule="auto"/>
-              <w:jc w:val="center"/>
+              <w:spacing w:line="480" w:lineRule="auto"/>
+              <w:jc w:val="left"/>
               <w:rPr>
                 <w:rFonts w:ascii="Times New Roman" w:eastAsia="Times New Roman" w:hAnsi="Times New Roman" w:cs="Times New Roman"/>
                 <w:sz w:val="20"/>
                 <w:szCs w:val="20"/>
-                <w:lang w:eastAsia="nl-BE"/>
+                <w:lang w:val="hu-HU" w:eastAsia="nl-BE"/>
               </w:rPr>
             </w:pPr>
           </w:p>
@@ -22682,15 +22652,13 @@
           </w:tcPr>
           <w:p>
             <w:pPr>
-              <w:suppressAutoHyphens/>
-              <w:autoSpaceDN w:val="0"/>
-              <w:spacing w:before="100" w:after="100" w:line="480" w:lineRule="auto"/>
-              <w:jc w:val="center"/>
+              <w:spacing w:line="480" w:lineRule="auto"/>
+              <w:jc w:val="left"/>
               <w:rPr>
                 <w:rFonts w:ascii="Times New Roman" w:eastAsia="Times New Roman" w:hAnsi="Times New Roman" w:cs="Times New Roman"/>
                 <w:sz w:val="20"/>
                 <w:szCs w:val="20"/>
-                <w:lang w:eastAsia="nl-BE"/>
+                <w:lang w:val="hu-HU" w:eastAsia="nl-BE"/>
               </w:rPr>
             </w:pPr>
           </w:p>
@@ -22706,15 +22674,13 @@
           </w:tcPr>
           <w:p>
             <w:pPr>
-              <w:suppressAutoHyphens/>
-              <w:autoSpaceDN w:val="0"/>
-              <w:spacing w:before="100" w:after="100" w:line="480" w:lineRule="auto"/>
-              <w:jc w:val="center"/>
+              <w:spacing w:line="480" w:lineRule="auto"/>
+              <w:jc w:val="left"/>
               <w:rPr>
                 <w:rFonts w:ascii="Times New Roman" w:eastAsia="Times New Roman" w:hAnsi="Times New Roman" w:cs="Times New Roman"/>
                 <w:sz w:val="20"/>
                 <w:szCs w:val="20"/>
-                <w:lang w:eastAsia="nl-BE"/>
+                <w:lang w:val="hu-HU" w:eastAsia="nl-BE"/>
               </w:rPr>
             </w:pPr>
           </w:p>
@@ -22745,7 +22711,7 @@
                 <w:bCs/>
                 <w:sz w:val="20"/>
                 <w:szCs w:val="20"/>
-                <w:lang w:eastAsia="nl-BE"/>
+                <w:lang w:val="hu-HU" w:eastAsia="nl-BE"/>
               </w:rPr>
             </w:pPr>
             <w:r>
@@ -22755,47 +22721,10 @@
                 <w:bCs/>
                 <w:sz w:val="20"/>
                 <w:szCs w:val="20"/>
-                <w:lang w:eastAsia="nl-BE"/>
-              </w:rPr>
-              <w:t xml:space="preserve">Prompt </w:t>
+                <w:lang w:val="hu-HU" w:eastAsia="nl-BE"/>
+              </w:rPr>
+              <w:t>Prompt lényegi része</w:t>
             </w:r>
-            <w:proofErr w:type="spellStart"/>
-            <w:r>
-              <w:rPr>
-                <w:rFonts w:ascii="Times New Roman" w:eastAsia="Times New Roman" w:hAnsi="Times New Roman" w:cs="Times New Roman"/>
-                <w:b/>
-                <w:bCs/>
-                <w:sz w:val="20"/>
-                <w:szCs w:val="20"/>
-                <w:lang w:eastAsia="nl-BE"/>
-              </w:rPr>
-              <w:t>lényegi</w:t>
-            </w:r>
-            <w:proofErr w:type="spellEnd"/>
-            <w:r>
-              <w:rPr>
-                <w:rFonts w:ascii="Times New Roman" w:eastAsia="Times New Roman" w:hAnsi="Times New Roman" w:cs="Times New Roman"/>
-                <w:b/>
-                <w:bCs/>
-                <w:sz w:val="20"/>
-                <w:szCs w:val="20"/>
-                <w:lang w:eastAsia="nl-BE"/>
-              </w:rPr>
-              <w:t xml:space="preserve"> </w:t>
-            </w:r>
-            <w:proofErr w:type="spellStart"/>
-            <w:r>
-              <w:rPr>
-                <w:rFonts w:ascii="Times New Roman" w:eastAsia="Times New Roman" w:hAnsi="Times New Roman" w:cs="Times New Roman"/>
-                <w:b/>
-                <w:bCs/>
-                <w:sz w:val="20"/>
-                <w:szCs w:val="20"/>
-                <w:lang w:eastAsia="nl-BE"/>
-              </w:rPr>
-              <w:t>része</w:t>
-            </w:r>
-            <w:proofErr w:type="spellEnd"/>
           </w:p>
         </w:tc>
         <w:tc>
@@ -22810,12 +22739,12 @@
           <w:p>
             <w:pPr>
               <w:spacing w:line="480" w:lineRule="auto"/>
-              <w:jc w:val="center"/>
+              <w:jc w:val="left"/>
               <w:rPr>
                 <w:rFonts w:ascii="Times New Roman" w:eastAsia="Times New Roman" w:hAnsi="Times New Roman" w:cs="Times New Roman"/>
                 <w:sz w:val="20"/>
                 <w:szCs w:val="20"/>
-                <w:lang w:eastAsia="nl-BE"/>
+                <w:lang w:val="hu-HU" w:eastAsia="nl-BE"/>
               </w:rPr>
             </w:pPr>
           </w:p>
@@ -22845,81 +22774,18 @@
                 <w:rFonts w:ascii="Times New Roman" w:eastAsia="Times New Roman" w:hAnsi="Times New Roman" w:cs="Times New Roman"/>
                 <w:sz w:val="20"/>
                 <w:szCs w:val="20"/>
-                <w:lang w:eastAsia="nl-BE"/>
+                <w:lang w:val="hu-HU" w:eastAsia="nl-BE"/>
               </w:rPr>
             </w:pPr>
-            <w:proofErr w:type="spellStart"/>
             <w:r>
               <w:rPr>
                 <w:rFonts w:ascii="Times New Roman" w:eastAsia="Times New Roman" w:hAnsi="Times New Roman" w:cs="Times New Roman"/>
                 <w:sz w:val="20"/>
                 <w:szCs w:val="20"/>
-                <w:lang w:eastAsia="nl-BE"/>
-              </w:rPr>
-              <w:lastRenderedPageBreak/>
-              <w:t>Képek</w:t>
+                <w:lang w:val="hu-HU" w:eastAsia="nl-BE"/>
+              </w:rPr>
+              <w:t>Prezentáció készítése</w:t>
             </w:r>
-            <w:proofErr w:type="spellEnd"/>
-            <w:r>
-              <w:rPr>
-                <w:rFonts w:ascii="Times New Roman" w:eastAsia="Times New Roman" w:hAnsi="Times New Roman" w:cs="Times New Roman"/>
-                <w:sz w:val="20"/>
-                <w:szCs w:val="20"/>
-                <w:lang w:eastAsia="nl-BE"/>
-              </w:rPr>
-              <w:t xml:space="preserve"> </w:t>
-            </w:r>
-            <w:proofErr w:type="spellStart"/>
-            <w:r>
-              <w:rPr>
-                <w:rFonts w:ascii="Times New Roman" w:eastAsia="Times New Roman" w:hAnsi="Times New Roman" w:cs="Times New Roman"/>
-                <w:sz w:val="20"/>
-                <w:szCs w:val="20"/>
-                <w:lang w:eastAsia="nl-BE"/>
-              </w:rPr>
-              <w:t>generálása</w:t>
-            </w:r>
-            <w:proofErr w:type="spellEnd"/>
-            <w:r>
-              <w:rPr>
-                <w:rFonts w:ascii="Times New Roman" w:eastAsia="Times New Roman" w:hAnsi="Times New Roman" w:cs="Times New Roman"/>
-                <w:sz w:val="20"/>
-                <w:szCs w:val="20"/>
-                <w:lang w:eastAsia="nl-BE"/>
-              </w:rPr>
-              <w:t xml:space="preserve"> </w:t>
-            </w:r>
-            <w:proofErr w:type="spellStart"/>
-            <w:r>
-              <w:rPr>
-                <w:rFonts w:ascii="Times New Roman" w:eastAsia="Times New Roman" w:hAnsi="Times New Roman" w:cs="Times New Roman"/>
-                <w:sz w:val="20"/>
-                <w:szCs w:val="20"/>
-                <w:lang w:eastAsia="nl-BE"/>
-              </w:rPr>
-              <w:t>illusztrációs</w:t>
-            </w:r>
-            <w:proofErr w:type="spellEnd"/>
-            <w:r>
-              <w:rPr>
-                <w:rFonts w:ascii="Times New Roman" w:eastAsia="Times New Roman" w:hAnsi="Times New Roman" w:cs="Times New Roman"/>
-                <w:sz w:val="20"/>
-                <w:szCs w:val="20"/>
-                <w:lang w:eastAsia="nl-BE"/>
-              </w:rPr>
-              <w:t xml:space="preserve"> </w:t>
-            </w:r>
-            <w:proofErr w:type="spellStart"/>
-            <w:r>
-              <w:rPr>
-                <w:rFonts w:ascii="Times New Roman" w:eastAsia="Times New Roman" w:hAnsi="Times New Roman" w:cs="Times New Roman"/>
-                <w:sz w:val="20"/>
-                <w:szCs w:val="20"/>
-                <w:lang w:eastAsia="nl-BE"/>
-              </w:rPr>
-              <w:t>célból</w:t>
-            </w:r>
-            <w:proofErr w:type="spellEnd"/>
           </w:p>
         </w:tc>
         <w:tc>
@@ -22933,12 +22799,12 @@
           <w:p>
             <w:pPr>
               <w:spacing w:line="480" w:lineRule="auto"/>
-              <w:jc w:val="center"/>
+              <w:jc w:val="left"/>
               <w:rPr>
                 <w:rFonts w:ascii="Times New Roman" w:eastAsia="Times New Roman" w:hAnsi="Times New Roman" w:cs="Times New Roman"/>
                 <w:sz w:val="20"/>
                 <w:szCs w:val="20"/>
-                <w:lang w:eastAsia="nl-BE"/>
+                <w:lang w:val="hu-HU" w:eastAsia="nl-BE"/>
               </w:rPr>
             </w:pPr>
           </w:p>
@@ -22954,12 +22820,12 @@
           <w:p>
             <w:pPr>
               <w:spacing w:line="480" w:lineRule="auto"/>
-              <w:jc w:val="center"/>
+              <w:jc w:val="left"/>
               <w:rPr>
                 <w:rFonts w:ascii="Times New Roman" w:eastAsia="Times New Roman" w:hAnsi="Times New Roman" w:cs="Times New Roman"/>
                 <w:sz w:val="20"/>
                 <w:szCs w:val="20"/>
-                <w:lang w:eastAsia="nl-BE"/>
+                <w:lang w:val="hu-HU" w:eastAsia="nl-BE"/>
               </w:rPr>
             </w:pPr>
           </w:p>
@@ -22976,12 +22842,12 @@
           <w:p>
             <w:pPr>
               <w:spacing w:line="480" w:lineRule="auto"/>
-              <w:jc w:val="center"/>
+              <w:jc w:val="left"/>
               <w:rPr>
                 <w:rFonts w:ascii="Times New Roman" w:eastAsia="Times New Roman" w:hAnsi="Times New Roman" w:cs="Times New Roman"/>
                 <w:sz w:val="20"/>
                 <w:szCs w:val="20"/>
-                <w:lang w:eastAsia="nl-BE"/>
+                <w:lang w:val="hu-HU" w:eastAsia="nl-BE"/>
               </w:rPr>
             </w:pPr>
           </w:p>
@@ -23012,7 +22878,7 @@
                 <w:bCs/>
                 <w:sz w:val="20"/>
                 <w:szCs w:val="20"/>
-                <w:lang w:eastAsia="nl-BE"/>
+                <w:lang w:val="hu-HU" w:eastAsia="nl-BE"/>
               </w:rPr>
             </w:pPr>
             <w:r>
@@ -23022,47 +22888,10 @@
                 <w:bCs/>
                 <w:sz w:val="20"/>
                 <w:szCs w:val="20"/>
-                <w:lang w:eastAsia="nl-BE"/>
-              </w:rPr>
-              <w:t xml:space="preserve">Prompt </w:t>
+                <w:lang w:val="hu-HU" w:eastAsia="nl-BE"/>
+              </w:rPr>
+              <w:t>Prompt lényegi része</w:t>
             </w:r>
-            <w:proofErr w:type="spellStart"/>
-            <w:r>
-              <w:rPr>
-                <w:rFonts w:ascii="Times New Roman" w:eastAsia="Times New Roman" w:hAnsi="Times New Roman" w:cs="Times New Roman"/>
-                <w:b/>
-                <w:bCs/>
-                <w:sz w:val="20"/>
-                <w:szCs w:val="20"/>
-                <w:lang w:eastAsia="nl-BE"/>
-              </w:rPr>
-              <w:t>lényegi</w:t>
-            </w:r>
-            <w:proofErr w:type="spellEnd"/>
-            <w:r>
-              <w:rPr>
-                <w:rFonts w:ascii="Times New Roman" w:eastAsia="Times New Roman" w:hAnsi="Times New Roman" w:cs="Times New Roman"/>
-                <w:b/>
-                <w:bCs/>
-                <w:sz w:val="20"/>
-                <w:szCs w:val="20"/>
-                <w:lang w:eastAsia="nl-BE"/>
-              </w:rPr>
-              <w:t xml:space="preserve"> </w:t>
-            </w:r>
-            <w:proofErr w:type="spellStart"/>
-            <w:r>
-              <w:rPr>
-                <w:rFonts w:ascii="Times New Roman" w:eastAsia="Times New Roman" w:hAnsi="Times New Roman" w:cs="Times New Roman"/>
-                <w:b/>
-                <w:bCs/>
-                <w:sz w:val="20"/>
-                <w:szCs w:val="20"/>
-                <w:lang w:eastAsia="nl-BE"/>
-              </w:rPr>
-              <w:t>része</w:t>
-            </w:r>
-            <w:proofErr w:type="spellEnd"/>
           </w:p>
         </w:tc>
         <w:tc>
@@ -23077,300 +22906,12 @@
           <w:p>
             <w:pPr>
               <w:spacing w:line="480" w:lineRule="auto"/>
-              <w:jc w:val="center"/>
+              <w:jc w:val="left"/>
               <w:rPr>
                 <w:rFonts w:ascii="Times New Roman" w:eastAsia="Times New Roman" w:hAnsi="Times New Roman" w:cs="Times New Roman"/>
                 <w:sz w:val="20"/>
                 <w:szCs w:val="20"/>
-                <w:lang w:eastAsia="nl-BE"/>
-              </w:rPr>
-            </w:pPr>
-          </w:p>
-        </w:tc>
-      </w:tr>
-      <w:tr>
-        <w:trPr>
-          <w:gridAfter w:val="1"/>
-          <w:wAfter w:w="8" w:type="dxa"/>
-          <w:trHeight w:val="300"/>
-          <w:jc w:val="center"/>
-        </w:trPr>
-        <w:tc>
-          <w:tcPr>
-            <w:tcW w:w="2259" w:type="dxa"/>
-            <w:tcBorders>
-              <w:top w:val="double" w:sz="4" w:space="0" w:color="auto"/>
-            </w:tcBorders>
-            <w:vAlign w:val="center"/>
-          </w:tcPr>
-          <w:p>
-            <w:pPr>
-              <w:suppressAutoHyphens/>
-              <w:autoSpaceDN w:val="0"/>
-              <w:spacing w:before="120"/>
-              <w:ind w:firstLine="0"/>
-              <w:jc w:val="left"/>
-              <w:rPr>
-                <w:rFonts w:ascii="Times New Roman" w:eastAsia="Times New Roman" w:hAnsi="Times New Roman" w:cs="Times New Roman"/>
-                <w:sz w:val="20"/>
-                <w:szCs w:val="20"/>
-                <w:lang w:eastAsia="nl-BE"/>
-              </w:rPr>
-            </w:pPr>
-            <w:proofErr w:type="spellStart"/>
-            <w:r>
-              <w:rPr>
-                <w:rFonts w:ascii="Times New Roman" w:eastAsia="Times New Roman" w:hAnsi="Times New Roman" w:cs="Times New Roman"/>
-                <w:sz w:val="20"/>
-                <w:szCs w:val="20"/>
-                <w:lang w:eastAsia="nl-BE"/>
-              </w:rPr>
-              <w:t>Adatvizualizáció</w:t>
-            </w:r>
-            <w:proofErr w:type="spellEnd"/>
-            <w:r>
-              <w:rPr>
-                <w:rFonts w:ascii="Times New Roman" w:eastAsia="Times New Roman" w:hAnsi="Times New Roman" w:cs="Times New Roman"/>
-                <w:sz w:val="20"/>
-                <w:szCs w:val="20"/>
-                <w:lang w:eastAsia="nl-BE"/>
-              </w:rPr>
-              <w:t xml:space="preserve">, </w:t>
-            </w:r>
-            <w:proofErr w:type="spellStart"/>
-            <w:r>
-              <w:rPr>
-                <w:rFonts w:ascii="Times New Roman" w:eastAsia="Times New Roman" w:hAnsi="Times New Roman" w:cs="Times New Roman"/>
-                <w:sz w:val="20"/>
-                <w:szCs w:val="20"/>
-                <w:lang w:eastAsia="nl-BE"/>
-              </w:rPr>
-              <w:t>grafikonok</w:t>
-            </w:r>
-            <w:proofErr w:type="spellEnd"/>
-            <w:r>
-              <w:rPr>
-                <w:rFonts w:ascii="Times New Roman" w:eastAsia="Times New Roman" w:hAnsi="Times New Roman" w:cs="Times New Roman"/>
-                <w:sz w:val="20"/>
-                <w:szCs w:val="20"/>
-                <w:lang w:eastAsia="nl-BE"/>
-              </w:rPr>
-              <w:t xml:space="preserve"> </w:t>
-            </w:r>
-            <w:proofErr w:type="spellStart"/>
-            <w:r>
-              <w:rPr>
-                <w:rFonts w:ascii="Times New Roman" w:eastAsia="Times New Roman" w:hAnsi="Times New Roman" w:cs="Times New Roman"/>
-                <w:sz w:val="20"/>
-                <w:szCs w:val="20"/>
-                <w:lang w:eastAsia="nl-BE"/>
-              </w:rPr>
-              <w:t>generálása</w:t>
-            </w:r>
-            <w:proofErr w:type="spellEnd"/>
-            <w:r>
-              <w:rPr>
-                <w:rFonts w:ascii="Times New Roman" w:eastAsia="Times New Roman" w:hAnsi="Times New Roman" w:cs="Times New Roman"/>
-                <w:sz w:val="20"/>
-                <w:szCs w:val="20"/>
-                <w:lang w:eastAsia="nl-BE"/>
-              </w:rPr>
-              <w:t xml:space="preserve"> </w:t>
-            </w:r>
-            <w:proofErr w:type="spellStart"/>
-            <w:r>
-              <w:rPr>
-                <w:rFonts w:ascii="Times New Roman" w:eastAsia="Times New Roman" w:hAnsi="Times New Roman" w:cs="Times New Roman"/>
-                <w:sz w:val="20"/>
-                <w:szCs w:val="20"/>
-                <w:lang w:eastAsia="nl-BE"/>
-              </w:rPr>
-              <w:t>adatpontok</w:t>
-            </w:r>
-            <w:proofErr w:type="spellEnd"/>
-            <w:r>
-              <w:rPr>
-                <w:rFonts w:ascii="Times New Roman" w:eastAsia="Times New Roman" w:hAnsi="Times New Roman" w:cs="Times New Roman"/>
-                <w:sz w:val="20"/>
-                <w:szCs w:val="20"/>
-                <w:lang w:eastAsia="nl-BE"/>
-              </w:rPr>
-              <w:t xml:space="preserve"> </w:t>
-            </w:r>
-            <w:proofErr w:type="spellStart"/>
-            <w:r>
-              <w:rPr>
-                <w:rFonts w:ascii="Times New Roman" w:eastAsia="Times New Roman" w:hAnsi="Times New Roman" w:cs="Times New Roman"/>
-                <w:sz w:val="20"/>
-                <w:szCs w:val="20"/>
-                <w:lang w:eastAsia="nl-BE"/>
-              </w:rPr>
-              <w:t>alapján</w:t>
-            </w:r>
-            <w:proofErr w:type="spellEnd"/>
-          </w:p>
-        </w:tc>
-        <w:tc>
-          <w:tcPr>
-            <w:tcW w:w="2438" w:type="dxa"/>
-            <w:tcBorders>
-              <w:top w:val="double" w:sz="4" w:space="0" w:color="auto"/>
-            </w:tcBorders>
-            <w:vAlign w:val="bottom"/>
-          </w:tcPr>
-          <w:p>
-            <w:pPr>
-              <w:spacing w:line="480" w:lineRule="auto"/>
-              <w:jc w:val="center"/>
-              <w:rPr>
-                <w:rFonts w:ascii="Times New Roman" w:eastAsia="Times New Roman" w:hAnsi="Times New Roman" w:cs="Times New Roman"/>
-                <w:sz w:val="20"/>
-                <w:szCs w:val="20"/>
-                <w:lang w:eastAsia="nl-BE"/>
-              </w:rPr>
-            </w:pPr>
-          </w:p>
-        </w:tc>
-        <w:tc>
-          <w:tcPr>
-            <w:tcW w:w="2438" w:type="dxa"/>
-            <w:tcBorders>
-              <w:top w:val="double" w:sz="4" w:space="0" w:color="auto"/>
-            </w:tcBorders>
-            <w:vAlign w:val="bottom"/>
-          </w:tcPr>
-          <w:p>
-            <w:pPr>
-              <w:spacing w:line="480" w:lineRule="auto"/>
-              <w:jc w:val="center"/>
-              <w:rPr>
-                <w:rFonts w:ascii="Times New Roman" w:eastAsia="Times New Roman" w:hAnsi="Times New Roman" w:cs="Times New Roman"/>
-                <w:sz w:val="20"/>
-                <w:szCs w:val="20"/>
-                <w:lang w:eastAsia="nl-BE"/>
-              </w:rPr>
-            </w:pPr>
-          </w:p>
-        </w:tc>
-        <w:tc>
-          <w:tcPr>
-            <w:tcW w:w="2438" w:type="dxa"/>
-            <w:gridSpan w:val="2"/>
-            <w:tcBorders>
-              <w:top w:val="double" w:sz="4" w:space="0" w:color="auto"/>
-            </w:tcBorders>
-            <w:vAlign w:val="bottom"/>
-          </w:tcPr>
-          <w:p>
-            <w:pPr>
-              <w:spacing w:line="480" w:lineRule="auto"/>
-              <w:jc w:val="center"/>
-              <w:rPr>
-                <w:rFonts w:ascii="Times New Roman" w:eastAsia="Times New Roman" w:hAnsi="Times New Roman" w:cs="Times New Roman"/>
-                <w:sz w:val="20"/>
-                <w:szCs w:val="20"/>
-                <w:lang w:eastAsia="nl-BE"/>
-              </w:rPr>
-            </w:pPr>
-          </w:p>
-        </w:tc>
-      </w:tr>
-      <w:tr>
-        <w:trPr>
-          <w:gridAfter w:val="1"/>
-          <w:wAfter w:w="8" w:type="dxa"/>
-          <w:trHeight w:val="300"/>
-          <w:jc w:val="center"/>
-        </w:trPr>
-        <w:tc>
-          <w:tcPr>
-            <w:tcW w:w="2259" w:type="dxa"/>
-            <w:tcBorders>
-              <w:bottom w:val="double" w:sz="4" w:space="0" w:color="auto"/>
-            </w:tcBorders>
-            <w:vAlign w:val="center"/>
-          </w:tcPr>
-          <w:p>
-            <w:pPr>
-              <w:ind w:firstLine="0"/>
-              <w:jc w:val="left"/>
-              <w:rPr>
-                <w:rFonts w:ascii="Times New Roman" w:eastAsia="Times New Roman" w:hAnsi="Times New Roman" w:cs="Times New Roman"/>
-                <w:b/>
-                <w:bCs/>
-                <w:sz w:val="20"/>
-                <w:szCs w:val="20"/>
-                <w:lang w:eastAsia="nl-BE"/>
-              </w:rPr>
-            </w:pPr>
-            <w:r>
-              <w:rPr>
-                <w:rFonts w:ascii="Times New Roman" w:eastAsia="Times New Roman" w:hAnsi="Times New Roman" w:cs="Times New Roman"/>
-                <w:b/>
-                <w:bCs/>
-                <w:sz w:val="20"/>
-                <w:szCs w:val="20"/>
-                <w:lang w:eastAsia="nl-BE"/>
-              </w:rPr>
-              <w:t xml:space="preserve">Prompt </w:t>
-            </w:r>
-            <w:proofErr w:type="spellStart"/>
-            <w:r>
-              <w:rPr>
-                <w:rFonts w:ascii="Times New Roman" w:eastAsia="Times New Roman" w:hAnsi="Times New Roman" w:cs="Times New Roman"/>
-                <w:b/>
-                <w:bCs/>
-                <w:sz w:val="20"/>
-                <w:szCs w:val="20"/>
-                <w:lang w:eastAsia="nl-BE"/>
-              </w:rPr>
-              <w:t>lényegi</w:t>
-            </w:r>
-            <w:proofErr w:type="spellEnd"/>
-            <w:r>
-              <w:rPr>
-                <w:rFonts w:ascii="Times New Roman" w:eastAsia="Times New Roman" w:hAnsi="Times New Roman" w:cs="Times New Roman"/>
-                <w:b/>
-                <w:bCs/>
-                <w:sz w:val="20"/>
-                <w:szCs w:val="20"/>
-                <w:lang w:eastAsia="nl-BE"/>
-              </w:rPr>
-              <w:t xml:space="preserve"> </w:t>
-            </w:r>
-            <w:proofErr w:type="spellStart"/>
-            <w:r>
-              <w:rPr>
-                <w:rFonts w:ascii="Times New Roman" w:eastAsia="Times New Roman" w:hAnsi="Times New Roman" w:cs="Times New Roman"/>
-                <w:b/>
-                <w:bCs/>
-                <w:sz w:val="20"/>
-                <w:szCs w:val="20"/>
-                <w:lang w:eastAsia="nl-BE"/>
-              </w:rPr>
-              <w:t>része</w:t>
-            </w:r>
-            <w:proofErr w:type="spellEnd"/>
-          </w:p>
-        </w:tc>
-        <w:tc>
-          <w:tcPr>
-            <w:tcW w:w="7314" w:type="dxa"/>
-            <w:gridSpan w:val="4"/>
-            <w:tcBorders>
-              <w:bottom w:val="double" w:sz="4" w:space="0" w:color="auto"/>
-            </w:tcBorders>
-            <w:vAlign w:val="bottom"/>
-          </w:tcPr>
-          <w:p>
-            <w:pPr>
-              <w:spacing w:line="480" w:lineRule="auto"/>
-              <w:jc w:val="center"/>
-              <w:rPr>
-                <w:rFonts w:ascii="Times New Roman" w:eastAsia="Times New Roman" w:hAnsi="Times New Roman" w:cs="Times New Roman"/>
-                <w:sz w:val="20"/>
-                <w:szCs w:val="20"/>
-                <w:lang w:eastAsia="nl-BE"/>
+                <w:lang w:val="hu-HU" w:eastAsia="nl-BE"/>
               </w:rPr>
             </w:pPr>
           </w:p>
@@ -23400,40 +22941,18 @@
                 <w:rFonts w:ascii="Times New Roman" w:eastAsia="Times New Roman" w:hAnsi="Times New Roman" w:cs="Times New Roman"/>
                 <w:sz w:val="20"/>
                 <w:szCs w:val="20"/>
-                <w:lang w:eastAsia="nl-BE"/>
+                <w:lang w:val="hu-HU" w:eastAsia="nl-BE"/>
               </w:rPr>
             </w:pPr>
-            <w:proofErr w:type="spellStart"/>
             <w:r>
               <w:rPr>
                 <w:rFonts w:ascii="Times New Roman" w:eastAsia="Times New Roman" w:hAnsi="Times New Roman" w:cs="Times New Roman"/>
                 <w:sz w:val="20"/>
                 <w:szCs w:val="20"/>
-                <w:lang w:eastAsia="nl-BE"/>
-              </w:rPr>
-              <w:t>Prezentáció</w:t>
+                <w:lang w:val="hu-HU" w:eastAsia="nl-BE"/>
+              </w:rPr>
+              <w:t>Egyéb (nevezze meg)</w:t>
             </w:r>
-            <w:proofErr w:type="spellEnd"/>
-            <w:r>
-              <w:rPr>
-                <w:rFonts w:ascii="Times New Roman" w:eastAsia="Times New Roman" w:hAnsi="Times New Roman" w:cs="Times New Roman"/>
-                <w:sz w:val="20"/>
-                <w:szCs w:val="20"/>
-                <w:lang w:eastAsia="nl-BE"/>
-              </w:rPr>
-              <w:t xml:space="preserve"> </w:t>
-            </w:r>
-            <w:proofErr w:type="spellStart"/>
-            <w:r>
-              <w:rPr>
-                <w:rFonts w:ascii="Times New Roman" w:eastAsia="Times New Roman" w:hAnsi="Times New Roman" w:cs="Times New Roman"/>
-                <w:sz w:val="20"/>
-                <w:szCs w:val="20"/>
-                <w:lang w:eastAsia="nl-BE"/>
-              </w:rPr>
-              <w:t>készítése</w:t>
-            </w:r>
-            <w:proofErr w:type="spellEnd"/>
           </w:p>
         </w:tc>
         <w:tc>
@@ -23447,12 +22966,12 @@
           <w:p>
             <w:pPr>
               <w:spacing w:line="480" w:lineRule="auto"/>
-              <w:jc w:val="center"/>
+              <w:jc w:val="left"/>
               <w:rPr>
                 <w:rFonts w:ascii="Times New Roman" w:eastAsia="Times New Roman" w:hAnsi="Times New Roman" w:cs="Times New Roman"/>
                 <w:sz w:val="20"/>
                 <w:szCs w:val="20"/>
-                <w:lang w:eastAsia="nl-BE"/>
+                <w:lang w:val="hu-HU" w:eastAsia="nl-BE"/>
               </w:rPr>
             </w:pPr>
           </w:p>
@@ -23468,12 +22987,12 @@
           <w:p>
             <w:pPr>
               <w:spacing w:line="480" w:lineRule="auto"/>
-              <w:jc w:val="center"/>
+              <w:jc w:val="left"/>
               <w:rPr>
                 <w:rFonts w:ascii="Times New Roman" w:eastAsia="Times New Roman" w:hAnsi="Times New Roman" w:cs="Times New Roman"/>
                 <w:sz w:val="20"/>
                 <w:szCs w:val="20"/>
-                <w:lang w:eastAsia="nl-BE"/>
+                <w:lang w:val="hu-HU" w:eastAsia="nl-BE"/>
               </w:rPr>
             </w:pPr>
           </w:p>
@@ -23490,12 +23009,12 @@
           <w:p>
             <w:pPr>
               <w:spacing w:line="480" w:lineRule="auto"/>
-              <w:jc w:val="center"/>
+              <w:jc w:val="left"/>
               <w:rPr>
                 <w:rFonts w:ascii="Times New Roman" w:eastAsia="Times New Roman" w:hAnsi="Times New Roman" w:cs="Times New Roman"/>
                 <w:sz w:val="20"/>
                 <w:szCs w:val="20"/>
-                <w:lang w:eastAsia="nl-BE"/>
+                <w:lang w:val="hu-HU" w:eastAsia="nl-BE"/>
               </w:rPr>
             </w:pPr>
           </w:p>
@@ -23526,7 +23045,7 @@
                 <w:bCs/>
                 <w:sz w:val="20"/>
                 <w:szCs w:val="20"/>
-                <w:lang w:eastAsia="nl-BE"/>
+                <w:lang w:val="hu-HU" w:eastAsia="nl-BE"/>
               </w:rPr>
             </w:pPr>
             <w:r>
@@ -23536,47 +23055,10 @@
                 <w:bCs/>
                 <w:sz w:val="20"/>
                 <w:szCs w:val="20"/>
-                <w:lang w:eastAsia="nl-BE"/>
-              </w:rPr>
-              <w:t xml:space="preserve">Prompt </w:t>
+                <w:lang w:val="hu-HU" w:eastAsia="nl-BE"/>
+              </w:rPr>
+              <w:t>Prompt lényegi része</w:t>
             </w:r>
-            <w:proofErr w:type="spellStart"/>
-            <w:r>
-              <w:rPr>
-                <w:rFonts w:ascii="Times New Roman" w:eastAsia="Times New Roman" w:hAnsi="Times New Roman" w:cs="Times New Roman"/>
-                <w:b/>
-                <w:bCs/>
-                <w:sz w:val="20"/>
-                <w:szCs w:val="20"/>
-                <w:lang w:eastAsia="nl-BE"/>
-              </w:rPr>
-              <w:t>lényegi</w:t>
-            </w:r>
-            <w:proofErr w:type="spellEnd"/>
-            <w:r>
-              <w:rPr>
-                <w:rFonts w:ascii="Times New Roman" w:eastAsia="Times New Roman" w:hAnsi="Times New Roman" w:cs="Times New Roman"/>
-                <w:b/>
-                <w:bCs/>
-                <w:sz w:val="20"/>
-                <w:szCs w:val="20"/>
-                <w:lang w:eastAsia="nl-BE"/>
-              </w:rPr>
-              <w:t xml:space="preserve"> </w:t>
-            </w:r>
-            <w:proofErr w:type="spellStart"/>
-            <w:r>
-              <w:rPr>
-                <w:rFonts w:ascii="Times New Roman" w:eastAsia="Times New Roman" w:hAnsi="Times New Roman" w:cs="Times New Roman"/>
-                <w:b/>
-                <w:bCs/>
-                <w:sz w:val="20"/>
-                <w:szCs w:val="20"/>
-                <w:lang w:eastAsia="nl-BE"/>
-              </w:rPr>
-              <w:t>része</w:t>
-            </w:r>
-            <w:proofErr w:type="spellEnd"/>
           </w:p>
         </w:tc>
         <w:tc>
@@ -23591,247 +23073,12 @@
           <w:p>
             <w:pPr>
               <w:spacing w:line="480" w:lineRule="auto"/>
-              <w:jc w:val="center"/>
+              <w:jc w:val="left"/>
               <w:rPr>
                 <w:rFonts w:ascii="Times New Roman" w:eastAsia="Times New Roman" w:hAnsi="Times New Roman" w:cs="Times New Roman"/>
                 <w:sz w:val="20"/>
                 <w:szCs w:val="20"/>
-                <w:lang w:eastAsia="nl-BE"/>
-              </w:rPr>
-            </w:pPr>
-          </w:p>
-        </w:tc>
-      </w:tr>
-      <w:tr>
-        <w:trPr>
-          <w:gridAfter w:val="1"/>
-          <w:wAfter w:w="8" w:type="dxa"/>
-          <w:trHeight w:val="300"/>
-          <w:jc w:val="center"/>
-        </w:trPr>
-        <w:tc>
-          <w:tcPr>
-            <w:tcW w:w="2259" w:type="dxa"/>
-            <w:tcBorders>
-              <w:top w:val="double" w:sz="4" w:space="0" w:color="auto"/>
-            </w:tcBorders>
-            <w:vAlign w:val="center"/>
-          </w:tcPr>
-          <w:p>
-            <w:pPr>
-              <w:spacing w:before="120"/>
-              <w:ind w:firstLine="0"/>
-              <w:jc w:val="left"/>
-              <w:rPr>
-                <w:rFonts w:ascii="Times New Roman" w:eastAsia="Times New Roman" w:hAnsi="Times New Roman" w:cs="Times New Roman"/>
-                <w:sz w:val="20"/>
-                <w:szCs w:val="20"/>
-                <w:lang w:eastAsia="nl-BE"/>
-              </w:rPr>
-            </w:pPr>
-            <w:proofErr w:type="spellStart"/>
-            <w:r>
-              <w:rPr>
-                <w:rFonts w:ascii="Times New Roman" w:eastAsia="Times New Roman" w:hAnsi="Times New Roman" w:cs="Times New Roman"/>
-                <w:sz w:val="20"/>
-                <w:szCs w:val="20"/>
-                <w:lang w:eastAsia="nl-BE"/>
-              </w:rPr>
-              <w:t>Egyéb</w:t>
-            </w:r>
-            <w:proofErr w:type="spellEnd"/>
-            <w:r>
-              <w:rPr>
-                <w:rFonts w:ascii="Times New Roman" w:eastAsia="Times New Roman" w:hAnsi="Times New Roman" w:cs="Times New Roman"/>
-                <w:sz w:val="20"/>
-                <w:szCs w:val="20"/>
-                <w:lang w:eastAsia="nl-BE"/>
-              </w:rPr>
-              <w:t xml:space="preserve"> (</w:t>
-            </w:r>
-            <w:proofErr w:type="spellStart"/>
-            <w:r>
-              <w:rPr>
-                <w:rFonts w:ascii="Times New Roman" w:eastAsia="Times New Roman" w:hAnsi="Times New Roman" w:cs="Times New Roman"/>
-                <w:sz w:val="20"/>
-                <w:szCs w:val="20"/>
-                <w:lang w:eastAsia="nl-BE"/>
-              </w:rPr>
-              <w:t>nevezze</w:t>
-            </w:r>
-            <w:proofErr w:type="spellEnd"/>
-            <w:r>
-              <w:rPr>
-                <w:rFonts w:ascii="Times New Roman" w:eastAsia="Times New Roman" w:hAnsi="Times New Roman" w:cs="Times New Roman"/>
-                <w:sz w:val="20"/>
-                <w:szCs w:val="20"/>
-                <w:lang w:eastAsia="nl-BE"/>
-              </w:rPr>
-              <w:t xml:space="preserve"> meg)</w:t>
-            </w:r>
-          </w:p>
-        </w:tc>
-        <w:tc>
-          <w:tcPr>
-            <w:tcW w:w="2438" w:type="dxa"/>
-            <w:tcBorders>
-              <w:top w:val="double" w:sz="4" w:space="0" w:color="auto"/>
-            </w:tcBorders>
-            <w:vAlign w:val="bottom"/>
-          </w:tcPr>
-          <w:p>
-            <w:pPr>
-              <w:spacing w:line="480" w:lineRule="auto"/>
-              <w:jc w:val="center"/>
-              <w:rPr>
-                <w:rFonts w:ascii="Times New Roman" w:eastAsia="Times New Roman" w:hAnsi="Times New Roman" w:cs="Times New Roman"/>
-                <w:sz w:val="20"/>
-                <w:szCs w:val="20"/>
-                <w:lang w:eastAsia="nl-BE"/>
-              </w:rPr>
-            </w:pPr>
-          </w:p>
-        </w:tc>
-        <w:tc>
-          <w:tcPr>
-            <w:tcW w:w="2438" w:type="dxa"/>
-            <w:tcBorders>
-              <w:top w:val="double" w:sz="4" w:space="0" w:color="auto"/>
-            </w:tcBorders>
-            <w:vAlign w:val="bottom"/>
-          </w:tcPr>
-          <w:p>
-            <w:pPr>
-              <w:spacing w:line="480" w:lineRule="auto"/>
-              <w:jc w:val="center"/>
-              <w:rPr>
-                <w:rFonts w:ascii="Times New Roman" w:eastAsia="Times New Roman" w:hAnsi="Times New Roman" w:cs="Times New Roman"/>
-                <w:sz w:val="20"/>
-                <w:szCs w:val="20"/>
-                <w:lang w:eastAsia="nl-BE"/>
-              </w:rPr>
-            </w:pPr>
-          </w:p>
-        </w:tc>
-        <w:tc>
-          <w:tcPr>
-            <w:tcW w:w="2438" w:type="dxa"/>
-            <w:gridSpan w:val="2"/>
-            <w:tcBorders>
-              <w:top w:val="double" w:sz="4" w:space="0" w:color="auto"/>
-            </w:tcBorders>
-            <w:vAlign w:val="bottom"/>
-          </w:tcPr>
-          <w:p>
-            <w:pPr>
-              <w:spacing w:line="480" w:lineRule="auto"/>
-              <w:jc w:val="center"/>
-              <w:rPr>
-                <w:rFonts w:ascii="Times New Roman" w:eastAsia="Times New Roman" w:hAnsi="Times New Roman" w:cs="Times New Roman"/>
-                <w:sz w:val="20"/>
-                <w:szCs w:val="20"/>
-                <w:lang w:eastAsia="nl-BE"/>
-              </w:rPr>
-            </w:pPr>
-          </w:p>
-        </w:tc>
-      </w:tr>
-      <w:tr>
-        <w:trPr>
-          <w:gridAfter w:val="1"/>
-          <w:wAfter w:w="8" w:type="dxa"/>
-          <w:trHeight w:val="300"/>
-          <w:jc w:val="center"/>
-        </w:trPr>
-        <w:tc>
-          <w:tcPr>
-            <w:tcW w:w="2259" w:type="dxa"/>
-            <w:tcBorders>
-              <w:bottom w:val="double" w:sz="4" w:space="0" w:color="auto"/>
-            </w:tcBorders>
-            <w:vAlign w:val="center"/>
-          </w:tcPr>
-          <w:p>
-            <w:pPr>
-              <w:ind w:firstLine="0"/>
-              <w:jc w:val="left"/>
-              <w:rPr>
-                <w:rFonts w:ascii="Times New Roman" w:eastAsia="Times New Roman" w:hAnsi="Times New Roman" w:cs="Times New Roman"/>
-                <w:b/>
-                <w:bCs/>
-                <w:sz w:val="20"/>
-                <w:szCs w:val="20"/>
-                <w:lang w:eastAsia="nl-BE"/>
-              </w:rPr>
-            </w:pPr>
-            <w:r>
-              <w:rPr>
-                <w:rFonts w:ascii="Times New Roman" w:eastAsia="Times New Roman" w:hAnsi="Times New Roman" w:cs="Times New Roman"/>
-                <w:b/>
-                <w:bCs/>
-                <w:sz w:val="20"/>
-                <w:szCs w:val="20"/>
-                <w:lang w:eastAsia="nl-BE"/>
-              </w:rPr>
-              <w:t xml:space="preserve">Prompt </w:t>
-            </w:r>
-            <w:proofErr w:type="spellStart"/>
-            <w:r>
-              <w:rPr>
-                <w:rFonts w:ascii="Times New Roman" w:eastAsia="Times New Roman" w:hAnsi="Times New Roman" w:cs="Times New Roman"/>
-                <w:b/>
-                <w:bCs/>
-                <w:sz w:val="20"/>
-                <w:szCs w:val="20"/>
-                <w:lang w:eastAsia="nl-BE"/>
-              </w:rPr>
-              <w:t>lényegi</w:t>
-            </w:r>
-            <w:proofErr w:type="spellEnd"/>
-            <w:r>
-              <w:rPr>
-                <w:rFonts w:ascii="Times New Roman" w:eastAsia="Times New Roman" w:hAnsi="Times New Roman" w:cs="Times New Roman"/>
-                <w:b/>
-                <w:bCs/>
-                <w:sz w:val="20"/>
-                <w:szCs w:val="20"/>
-                <w:lang w:eastAsia="nl-BE"/>
-              </w:rPr>
-              <w:t xml:space="preserve"> </w:t>
-            </w:r>
-            <w:proofErr w:type="spellStart"/>
-            <w:r>
-              <w:rPr>
-                <w:rFonts w:ascii="Times New Roman" w:eastAsia="Times New Roman" w:hAnsi="Times New Roman" w:cs="Times New Roman"/>
-                <w:b/>
-                <w:bCs/>
-                <w:sz w:val="20"/>
-                <w:szCs w:val="20"/>
-                <w:lang w:eastAsia="nl-BE"/>
-              </w:rPr>
-              <w:t>része</w:t>
-            </w:r>
-            <w:proofErr w:type="spellEnd"/>
-          </w:p>
-        </w:tc>
-        <w:tc>
-          <w:tcPr>
-            <w:tcW w:w="7314" w:type="dxa"/>
-            <w:gridSpan w:val="4"/>
-            <w:tcBorders>
-              <w:bottom w:val="double" w:sz="4" w:space="0" w:color="auto"/>
-            </w:tcBorders>
-            <w:vAlign w:val="bottom"/>
-          </w:tcPr>
-          <w:p>
-            <w:pPr>
-              <w:spacing w:line="480" w:lineRule="auto"/>
-              <w:jc w:val="center"/>
-              <w:rPr>
-                <w:rFonts w:ascii="Times New Roman" w:eastAsia="Times New Roman" w:hAnsi="Times New Roman" w:cs="Times New Roman"/>
-                <w:sz w:val="20"/>
-                <w:szCs w:val="20"/>
-                <w:lang w:eastAsia="nl-BE"/>
+                <w:lang w:val="hu-HU" w:eastAsia="nl-BE"/>
               </w:rPr>
             </w:pPr>
           </w:p>
@@ -23864,10 +23111,9 @@
                 <w:bCs/>
                 <w:sz w:val="20"/>
                 <w:szCs w:val="20"/>
-                <w:lang w:eastAsia="nl-BE"/>
+                <w:lang w:val="hu-HU" w:eastAsia="nl-BE"/>
               </w:rPr>
             </w:pPr>
-            <w:proofErr w:type="spellStart"/>
             <w:r>
               <w:rPr>
                 <w:rFonts w:ascii="Times New Roman" w:eastAsia="Times New Roman" w:hAnsi="Times New Roman" w:cs="Times New Roman"/>
@@ -23875,165 +23121,9 @@
                 <w:bCs/>
                 <w:sz w:val="20"/>
                 <w:szCs w:val="20"/>
-                <w:lang w:eastAsia="nl-BE"/>
-              </w:rPr>
-              <w:t>Összesített</w:t>
-            </w:r>
-            <w:proofErr w:type="spellEnd"/>
-            <w:r>
-              <w:rPr>
-                <w:rFonts w:ascii="Times New Roman" w:eastAsia="Times New Roman" w:hAnsi="Times New Roman" w:cs="Times New Roman"/>
-                <w:b/>
-                <w:bCs/>
-                <w:sz w:val="20"/>
-                <w:szCs w:val="20"/>
-                <w:lang w:eastAsia="nl-BE"/>
-              </w:rPr>
-              <w:t xml:space="preserve"> </w:t>
-            </w:r>
-            <w:proofErr w:type="spellStart"/>
-            <w:r>
-              <w:rPr>
-                <w:rFonts w:ascii="Times New Roman" w:eastAsia="Times New Roman" w:hAnsi="Times New Roman" w:cs="Times New Roman"/>
-                <w:b/>
-                <w:bCs/>
-                <w:sz w:val="20"/>
-                <w:szCs w:val="20"/>
-                <w:lang w:eastAsia="nl-BE"/>
-              </w:rPr>
-              <w:t>százalékos</w:t>
-            </w:r>
-            <w:proofErr w:type="spellEnd"/>
-            <w:r>
-              <w:rPr>
-                <w:rFonts w:ascii="Times New Roman" w:eastAsia="Times New Roman" w:hAnsi="Times New Roman" w:cs="Times New Roman"/>
-                <w:b/>
-                <w:bCs/>
-                <w:sz w:val="20"/>
-                <w:szCs w:val="20"/>
-                <w:lang w:eastAsia="nl-BE"/>
-              </w:rPr>
-              <w:t xml:space="preserve"> </w:t>
-            </w:r>
-            <w:proofErr w:type="spellStart"/>
-            <w:r>
-              <w:rPr>
-                <w:rFonts w:ascii="Times New Roman" w:eastAsia="Times New Roman" w:hAnsi="Times New Roman" w:cs="Times New Roman"/>
-                <w:b/>
-                <w:bCs/>
-                <w:sz w:val="20"/>
-                <w:szCs w:val="20"/>
-                <w:lang w:eastAsia="nl-BE"/>
-              </w:rPr>
-              <w:t>érték</w:t>
-            </w:r>
-            <w:proofErr w:type="spellEnd"/>
-            <w:r>
-              <w:rPr>
-                <w:rFonts w:ascii="Times New Roman" w:eastAsia="Times New Roman" w:hAnsi="Times New Roman" w:cs="Times New Roman"/>
-                <w:b/>
-                <w:bCs/>
-                <w:sz w:val="20"/>
-                <w:szCs w:val="20"/>
-                <w:lang w:eastAsia="nl-BE"/>
-              </w:rPr>
-              <w:t xml:space="preserve"> (a </w:t>
-            </w:r>
-            <w:proofErr w:type="spellStart"/>
-            <w:r>
-              <w:rPr>
-                <w:rFonts w:ascii="Times New Roman" w:eastAsia="Times New Roman" w:hAnsi="Times New Roman" w:cs="Times New Roman"/>
-                <w:b/>
-                <w:bCs/>
-                <w:sz w:val="20"/>
-                <w:szCs w:val="20"/>
-                <w:lang w:eastAsia="nl-BE"/>
-              </w:rPr>
-              <w:t>feladat</w:t>
-            </w:r>
-            <w:proofErr w:type="spellEnd"/>
-            <w:r>
-              <w:rPr>
-                <w:rFonts w:ascii="Times New Roman" w:eastAsia="Times New Roman" w:hAnsi="Times New Roman" w:cs="Times New Roman"/>
-                <w:b/>
-                <w:bCs/>
-                <w:sz w:val="20"/>
-                <w:szCs w:val="20"/>
-                <w:lang w:eastAsia="nl-BE"/>
-              </w:rPr>
-              <w:t xml:space="preserve"> </w:t>
-            </w:r>
-            <w:proofErr w:type="spellStart"/>
-            <w:r>
-              <w:rPr>
-                <w:rFonts w:ascii="Times New Roman" w:eastAsia="Times New Roman" w:hAnsi="Times New Roman" w:cs="Times New Roman"/>
-                <w:b/>
-                <w:bCs/>
-                <w:sz w:val="20"/>
-                <w:szCs w:val="20"/>
-                <w:lang w:eastAsia="nl-BE"/>
-              </w:rPr>
-              <w:t>érdemi</w:t>
-            </w:r>
-            <w:proofErr w:type="spellEnd"/>
-            <w:r>
-              <w:rPr>
-                <w:rFonts w:ascii="Times New Roman" w:eastAsia="Times New Roman" w:hAnsi="Times New Roman" w:cs="Times New Roman"/>
-                <w:b/>
-                <w:bCs/>
-                <w:sz w:val="20"/>
-                <w:szCs w:val="20"/>
-                <w:lang w:eastAsia="nl-BE"/>
-              </w:rPr>
-              <w:t xml:space="preserve"> </w:t>
-            </w:r>
-            <w:proofErr w:type="spellStart"/>
-            <w:r>
-              <w:rPr>
-                <w:rFonts w:ascii="Times New Roman" w:eastAsia="Times New Roman" w:hAnsi="Times New Roman" w:cs="Times New Roman"/>
-                <w:b/>
-                <w:bCs/>
-                <w:sz w:val="20"/>
-                <w:szCs w:val="20"/>
-                <w:lang w:eastAsia="nl-BE"/>
-              </w:rPr>
-              <w:t>részére</w:t>
-            </w:r>
-            <w:proofErr w:type="spellEnd"/>
-            <w:r>
-              <w:rPr>
-                <w:rFonts w:ascii="Times New Roman" w:eastAsia="Times New Roman" w:hAnsi="Times New Roman" w:cs="Times New Roman"/>
-                <w:b/>
-                <w:bCs/>
-                <w:sz w:val="20"/>
-                <w:szCs w:val="20"/>
-                <w:lang w:eastAsia="nl-BE"/>
-              </w:rPr>
-              <w:t xml:space="preserve"> </w:t>
-            </w:r>
-            <w:proofErr w:type="spellStart"/>
-            <w:r>
-              <w:rPr>
-                <w:rFonts w:ascii="Times New Roman" w:eastAsia="Times New Roman" w:hAnsi="Times New Roman" w:cs="Times New Roman"/>
-                <w:b/>
-                <w:bCs/>
-                <w:sz w:val="20"/>
-                <w:szCs w:val="20"/>
-                <w:lang w:eastAsia="nl-BE"/>
-              </w:rPr>
-              <w:t>nézve</w:t>
-            </w:r>
-            <w:proofErr w:type="spellEnd"/>
-            <w:r>
-              <w:rPr>
-                <w:rFonts w:ascii="Times New Roman" w:eastAsia="Times New Roman" w:hAnsi="Times New Roman" w:cs="Times New Roman"/>
-                <w:b/>
-                <w:bCs/>
-                <w:sz w:val="20"/>
-                <w:szCs w:val="20"/>
-                <w:lang w:eastAsia="nl-BE"/>
-              </w:rPr>
-              <w:t>)</w:t>
+                <w:lang w:val="hu-HU" w:eastAsia="nl-BE"/>
+              </w:rPr>
+              <w:t>Összesített százalékos érték (a feladat érdemi részére nézve)</w:t>
             </w:r>
           </w:p>
         </w:tc>
@@ -24060,7 +23150,7 @@
                 <w:bCs/>
                 <w:sz w:val="20"/>
                 <w:szCs w:val="20"/>
-                <w:lang w:eastAsia="nl-BE"/>
+                <w:lang w:val="hu-HU" w:eastAsia="nl-BE"/>
               </w:rPr>
             </w:pPr>
           </w:p>
@@ -24088,10 +23178,9 @@
                 <w:bCs/>
                 <w:sz w:val="20"/>
                 <w:szCs w:val="20"/>
-                <w:lang w:eastAsia="nl-BE"/>
+                <w:lang w:val="hu-HU" w:eastAsia="nl-BE"/>
               </w:rPr>
             </w:pPr>
-            <w:proofErr w:type="spellStart"/>
             <w:r>
               <w:rPr>
                 <w:rFonts w:ascii="Times New Roman" w:eastAsia="Times New Roman" w:hAnsi="Times New Roman" w:cs="Times New Roman"/>
@@ -24099,130 +23188,21 @@
                 <w:bCs/>
                 <w:sz w:val="20"/>
                 <w:szCs w:val="20"/>
-                <w:lang w:eastAsia="nl-BE"/>
-              </w:rPr>
-              <w:t>Összesített</w:t>
+                <w:lang w:val="hu-HU" w:eastAsia="nl-BE"/>
+              </w:rPr>
+              <w:t>Összesített érték rövid, szöveges indoklása:</w:t>
             </w:r>
-            <w:proofErr w:type="spellEnd"/>
-            <w:r>
+          </w:p>
+          <w:p>
+            <w:pPr>
+              <w:spacing w:line="480" w:lineRule="auto"/>
               <w:rPr>
                 <w:rFonts w:ascii="Times New Roman" w:eastAsia="Times New Roman" w:hAnsi="Times New Roman" w:cs="Times New Roman"/>
                 <w:b/>
                 <w:bCs/>
                 <w:sz w:val="20"/>
                 <w:szCs w:val="20"/>
-                <w:lang w:eastAsia="nl-BE"/>
-              </w:rPr>
-              <w:t xml:space="preserve"> </w:t>
-            </w:r>
-            <w:proofErr w:type="spellStart"/>
-            <w:r>
-              <w:rPr>
-                <w:rFonts w:ascii="Times New Roman" w:eastAsia="Times New Roman" w:hAnsi="Times New Roman" w:cs="Times New Roman"/>
-                <w:b/>
-                <w:bCs/>
-                <w:sz w:val="20"/>
-                <w:szCs w:val="20"/>
-                <w:lang w:eastAsia="nl-BE"/>
-              </w:rPr>
-              <w:t>érték</w:t>
-            </w:r>
-            <w:proofErr w:type="spellEnd"/>
-            <w:r>
-              <w:rPr>
-                <w:rFonts w:ascii="Times New Roman" w:eastAsia="Times New Roman" w:hAnsi="Times New Roman" w:cs="Times New Roman"/>
-                <w:b/>
-                <w:bCs/>
-                <w:sz w:val="20"/>
-                <w:szCs w:val="20"/>
-                <w:lang w:eastAsia="nl-BE"/>
-              </w:rPr>
-              <w:t xml:space="preserve"> </w:t>
-            </w:r>
-            <w:proofErr w:type="spellStart"/>
-            <w:r>
-              <w:rPr>
-                <w:rFonts w:ascii="Times New Roman" w:eastAsia="Times New Roman" w:hAnsi="Times New Roman" w:cs="Times New Roman"/>
-                <w:b/>
-                <w:bCs/>
-                <w:sz w:val="20"/>
-                <w:szCs w:val="20"/>
-                <w:lang w:eastAsia="nl-BE"/>
-              </w:rPr>
-              <w:t>rövid</w:t>
-            </w:r>
-            <w:proofErr w:type="spellEnd"/>
-            <w:r>
-              <w:rPr>
-                <w:rFonts w:ascii="Times New Roman" w:eastAsia="Times New Roman" w:hAnsi="Times New Roman" w:cs="Times New Roman"/>
-                <w:b/>
-                <w:bCs/>
-                <w:sz w:val="20"/>
-                <w:szCs w:val="20"/>
-                <w:lang w:eastAsia="nl-BE"/>
-              </w:rPr>
-              <w:t xml:space="preserve">, </w:t>
-            </w:r>
-            <w:proofErr w:type="spellStart"/>
-            <w:r>
-              <w:rPr>
-                <w:rFonts w:ascii="Times New Roman" w:eastAsia="Times New Roman" w:hAnsi="Times New Roman" w:cs="Times New Roman"/>
-                <w:b/>
-                <w:bCs/>
-                <w:sz w:val="20"/>
-                <w:szCs w:val="20"/>
-                <w:lang w:eastAsia="nl-BE"/>
-              </w:rPr>
-              <w:t>szöveges</w:t>
-            </w:r>
-            <w:proofErr w:type="spellEnd"/>
-            <w:r>
-              <w:rPr>
-                <w:rFonts w:ascii="Times New Roman" w:eastAsia="Times New Roman" w:hAnsi="Times New Roman" w:cs="Times New Roman"/>
-                <w:b/>
-                <w:bCs/>
-                <w:sz w:val="20"/>
-                <w:szCs w:val="20"/>
-                <w:lang w:eastAsia="nl-BE"/>
-              </w:rPr>
-              <w:t xml:space="preserve"> </w:t>
-            </w:r>
-            <w:proofErr w:type="spellStart"/>
-            <w:r>
-              <w:rPr>
-                <w:rFonts w:ascii="Times New Roman" w:eastAsia="Times New Roman" w:hAnsi="Times New Roman" w:cs="Times New Roman"/>
-                <w:b/>
-                <w:bCs/>
-                <w:sz w:val="20"/>
-                <w:szCs w:val="20"/>
-                <w:lang w:eastAsia="nl-BE"/>
-              </w:rPr>
-              <w:t>indoklása</w:t>
-            </w:r>
-            <w:proofErr w:type="spellEnd"/>
-            <w:r>
-              <w:rPr>
-                <w:rFonts w:ascii="Times New Roman" w:eastAsia="Times New Roman" w:hAnsi="Times New Roman" w:cs="Times New Roman"/>
-                <w:b/>
-                <w:bCs/>
-                <w:sz w:val="20"/>
-                <w:szCs w:val="20"/>
-                <w:lang w:eastAsia="nl-BE"/>
-              </w:rPr>
-              <w:t>:</w:t>
-            </w:r>
-          </w:p>
-          <w:p>
-            <w:pPr>
-              <w:spacing w:line="480" w:lineRule="auto"/>
-              <w:jc w:val="left"/>
-              <w:rPr>
-                <w:rFonts w:ascii="Times New Roman" w:eastAsia="Times New Roman" w:hAnsi="Times New Roman" w:cs="Times New Roman"/>
-                <w:b/>
-                <w:bCs/>
-                <w:sz w:val="20"/>
-                <w:szCs w:val="20"/>
-                <w:lang w:eastAsia="nl-BE"/>
+                <w:lang w:val="hu-HU" w:eastAsia="nl-BE"/>
               </w:rPr>
             </w:pPr>
           </w:p>
@@ -24241,8 +23221,8 @@
       </w:pPr>
     </w:p>
     <w:sectPr>
-      <w:headerReference w:type="even" r:id="rId15"/>
-      <w:footerReference w:type="default" r:id="rId16"/>
+      <w:headerReference w:type="even" r:id="rId22"/>
+      <w:footerReference w:type="default" r:id="rId23"/>
       <w:type w:val="continuous"/>
       <w:pgSz w:w="11907" w:h="16840" w:code="9"/>
       <w:pgMar w:top="1418" w:right="1418" w:bottom="1418" w:left="1418" w:header="709" w:footer="709" w:gutter="567"/>
@@ -29133,7 +28113,7 @@
     <w:next w:val="Normal"/>
     <w:autoRedefine/>
     <w:qFormat/>
-    <w:rsid w:val="00B7159D"/>
+    <w:rsid w:val="008A6309"/>
     <w:pPr>
       <w:spacing w:before="120" w:after="240"/>
       <w:ind w:firstLine="0"/>
@@ -29704,7 +28684,1142 @@
       <w:shd w:val="clear" w:color="auto" w:fill="E1DFDD"/>
     </w:rPr>
   </w:style>
+  <w:style w:type="character" w:styleId="FollowedHyperlink">
+    <w:name w:val="FollowedHyperlink"/>
+    <w:basedOn w:val="DefaultParagraphFont"/>
+    <w:rsid w:val="002C6E3F"/>
+    <w:rPr>
+      <w:color w:val="954F72" w:themeColor="followedHyperlink"/>
+      <w:u w:val="single"/>
+    </w:rPr>
+  </w:style>
+  <w:style w:type="paragraph" w:customStyle="1" w:styleId="font-claude-response-body">
+    <w:name w:val="font-claude-response-body"/>
+    <w:basedOn w:val="Normal"/>
+    <w:rsid w:val="00E70867"/>
+    <w:pPr>
+      <w:spacing w:before="100" w:beforeAutospacing="1" w:after="100" w:afterAutospacing="1" w:line="240" w:lineRule="auto"/>
+      <w:ind w:firstLine="0"/>
+      <w:jc w:val="left"/>
+    </w:pPr>
+    <w:rPr>
+      <w:lang w:val="hu-HU" w:eastAsia="hu-HU"/>
+    </w:rPr>
+  </w:style>
 </w:styles>
+</file>
+
+<file path=word/charts/chart1.xml><?xml version="1.0" encoding="utf-8"?>
+<c:chartSpace xmlns:c="http://schemas.openxmlformats.org/drawingml/2006/chart" xmlns:a="http://schemas.openxmlformats.org/drawingml/2006/main" xmlns:r="http://schemas.openxmlformats.org/officeDocument/2006/relationships" xmlns:c16r2="http://schemas.microsoft.com/office/drawing/2015/06/chart">
+  <c:date1904 val="0"/>
+  <c:lang val="en-GB"/>
+  <c:roundedCorners val="0"/>
+  <mc:AlternateContent xmlns:mc="http://schemas.openxmlformats.org/markup-compatibility/2006">
+    <mc:Choice xmlns:c14="http://schemas.microsoft.com/office/drawing/2007/8/2/chart" Requires="c14">
+      <c14:style val="102"/>
+    </mc:Choice>
+    <mc:Fallback>
+      <c:style val="2"/>
+    </mc:Fallback>
+  </mc:AlternateContent>
+  <c:chart>
+    <c:autoTitleDeleted val="1"/>
+    <c:plotArea>
+      <c:layout/>
+      <c:scatterChart>
+        <c:scatterStyle val="lineMarker"/>
+        <c:varyColors val="0"/>
+        <c:ser>
+          <c:idx val="0"/>
+          <c:order val="0"/>
+          <c:tx>
+            <c:v>RTX 4050 Laptop</c:v>
+          </c:tx>
+          <c:spPr>
+            <a:ln w="19050" cap="rnd">
+              <a:solidFill>
+                <a:schemeClr val="accent1"/>
+              </a:solidFill>
+              <a:round/>
+            </a:ln>
+            <a:effectLst/>
+          </c:spPr>
+          <c:marker>
+            <c:symbol val="circle"/>
+            <c:size val="5"/>
+            <c:spPr>
+              <a:solidFill>
+                <a:schemeClr val="accent1"/>
+              </a:solidFill>
+              <a:ln w="9525">
+                <a:solidFill>
+                  <a:schemeClr val="accent1"/>
+                </a:solidFill>
+              </a:ln>
+              <a:effectLst/>
+            </c:spPr>
+          </c:marker>
+          <c:xVal>
+            <c:numRef>
+              <c:f>Sheet1!$A$2:$A$9</c:f>
+              <c:numCache>
+                <c:formatCode>General</c:formatCode>
+                <c:ptCount val="8"/>
+                <c:pt idx="0">
+                  <c:v>100</c:v>
+                </c:pt>
+                <c:pt idx="1">
+                  <c:v>200</c:v>
+                </c:pt>
+                <c:pt idx="2">
+                  <c:v>300</c:v>
+                </c:pt>
+                <c:pt idx="3">
+                  <c:v>400</c:v>
+                </c:pt>
+                <c:pt idx="4">
+                  <c:v>500</c:v>
+                </c:pt>
+                <c:pt idx="5">
+                  <c:v>600</c:v>
+                </c:pt>
+                <c:pt idx="6">
+                  <c:v>700</c:v>
+                </c:pt>
+                <c:pt idx="7">
+                  <c:v>800</c:v>
+                </c:pt>
+              </c:numCache>
+            </c:numRef>
+          </c:xVal>
+          <c:yVal>
+            <c:numRef>
+              <c:f>Sheet1!$B$2:$B$9</c:f>
+              <c:numCache>
+                <c:formatCode>General</c:formatCode>
+                <c:ptCount val="8"/>
+                <c:pt idx="0">
+                  <c:v>115</c:v>
+                </c:pt>
+                <c:pt idx="1">
+                  <c:v>73</c:v>
+                </c:pt>
+                <c:pt idx="2">
+                  <c:v>48</c:v>
+                </c:pt>
+                <c:pt idx="3">
+                  <c:v>39</c:v>
+                </c:pt>
+                <c:pt idx="4">
+                  <c:v>32</c:v>
+                </c:pt>
+                <c:pt idx="5">
+                  <c:v>26</c:v>
+                </c:pt>
+                <c:pt idx="6">
+                  <c:v>20</c:v>
+                </c:pt>
+                <c:pt idx="7">
+                  <c:v>17</c:v>
+                </c:pt>
+              </c:numCache>
+            </c:numRef>
+          </c:yVal>
+          <c:smooth val="0"/>
+          <c:extLst>
+            <c:ext xmlns:c16="http://schemas.microsoft.com/office/drawing/2014/chart" uri="{C3380CC4-5D6E-409C-BE32-E72D297353CC}">
+              <c16:uniqueId val="{00000000-76A6-40AB-84EE-4EFAA330B17C}"/>
+            </c:ext>
+          </c:extLst>
+        </c:ser>
+        <c:ser>
+          <c:idx val="1"/>
+          <c:order val="1"/>
+          <c:tx>
+            <c:v>RTX 3080</c:v>
+          </c:tx>
+          <c:spPr>
+            <a:ln w="19050" cap="rnd">
+              <a:solidFill>
+                <a:schemeClr val="accent2"/>
+              </a:solidFill>
+              <a:round/>
+            </a:ln>
+            <a:effectLst/>
+          </c:spPr>
+          <c:marker>
+            <c:symbol val="circle"/>
+            <c:size val="5"/>
+            <c:spPr>
+              <a:solidFill>
+                <a:schemeClr val="accent2"/>
+              </a:solidFill>
+              <a:ln w="9525">
+                <a:solidFill>
+                  <a:schemeClr val="accent2"/>
+                </a:solidFill>
+              </a:ln>
+              <a:effectLst/>
+            </c:spPr>
+          </c:marker>
+          <c:xVal>
+            <c:numRef>
+              <c:f>Sheet1!$A$2:$A$9</c:f>
+              <c:numCache>
+                <c:formatCode>General</c:formatCode>
+                <c:ptCount val="8"/>
+                <c:pt idx="0">
+                  <c:v>100</c:v>
+                </c:pt>
+                <c:pt idx="1">
+                  <c:v>200</c:v>
+                </c:pt>
+                <c:pt idx="2">
+                  <c:v>300</c:v>
+                </c:pt>
+                <c:pt idx="3">
+                  <c:v>400</c:v>
+                </c:pt>
+                <c:pt idx="4">
+                  <c:v>500</c:v>
+                </c:pt>
+                <c:pt idx="5">
+                  <c:v>600</c:v>
+                </c:pt>
+                <c:pt idx="6">
+                  <c:v>700</c:v>
+                </c:pt>
+                <c:pt idx="7">
+                  <c:v>800</c:v>
+                </c:pt>
+              </c:numCache>
+            </c:numRef>
+          </c:xVal>
+          <c:yVal>
+            <c:numRef>
+              <c:f>Sheet1!$C$2:$C$9</c:f>
+              <c:numCache>
+                <c:formatCode>General</c:formatCode>
+                <c:ptCount val="8"/>
+                <c:pt idx="0">
+                  <c:v>144</c:v>
+                </c:pt>
+                <c:pt idx="1">
+                  <c:v>140</c:v>
+                </c:pt>
+                <c:pt idx="2">
+                  <c:v>105</c:v>
+                </c:pt>
+                <c:pt idx="3">
+                  <c:v>80</c:v>
+                </c:pt>
+                <c:pt idx="4">
+                  <c:v>65</c:v>
+                </c:pt>
+                <c:pt idx="5">
+                  <c:v>55</c:v>
+                </c:pt>
+                <c:pt idx="6">
+                  <c:v>48</c:v>
+                </c:pt>
+                <c:pt idx="7">
+                  <c:v>41</c:v>
+                </c:pt>
+              </c:numCache>
+            </c:numRef>
+          </c:yVal>
+          <c:smooth val="0"/>
+          <c:extLst>
+            <c:ext xmlns:c16="http://schemas.microsoft.com/office/drawing/2014/chart" uri="{C3380CC4-5D6E-409C-BE32-E72D297353CC}">
+              <c16:uniqueId val="{00000001-76A6-40AB-84EE-4EFAA330B17C}"/>
+            </c:ext>
+          </c:extLst>
+        </c:ser>
+        <c:dLbls>
+          <c:showLegendKey val="0"/>
+          <c:showVal val="0"/>
+          <c:showCatName val="0"/>
+          <c:showSerName val="0"/>
+          <c:showPercent val="0"/>
+          <c:showBubbleSize val="0"/>
+        </c:dLbls>
+        <c:axId val="932422704"/>
+        <c:axId val="970766936"/>
+      </c:scatterChart>
+      <c:valAx>
+        <c:axId val="932422704"/>
+        <c:scaling>
+          <c:orientation val="minMax"/>
+        </c:scaling>
+        <c:delete val="0"/>
+        <c:axPos val="b"/>
+        <c:majorGridlines>
+          <c:spPr>
+            <a:ln w="9525" cap="flat" cmpd="sng" algn="ctr">
+              <a:solidFill>
+                <a:schemeClr val="tx1">
+                  <a:lumMod val="15000"/>
+                  <a:lumOff val="85000"/>
+                </a:schemeClr>
+              </a:solidFill>
+              <a:round/>
+            </a:ln>
+            <a:effectLst/>
+          </c:spPr>
+        </c:majorGridlines>
+        <c:title>
+          <c:tx>
+            <c:rich>
+              <a:bodyPr rot="0" spcFirstLastPara="1" vertOverflow="ellipsis" vert="horz" wrap="square" anchor="ctr" anchorCtr="1"/>
+              <a:lstStyle/>
+              <a:p>
+                <a:pPr>
+                  <a:defRPr sz="1000" b="0" i="0" u="none" strike="noStrike" kern="1200" baseline="0">
+                    <a:solidFill>
+                      <a:schemeClr val="tx1">
+                        <a:lumMod val="65000"/>
+                        <a:lumOff val="35000"/>
+                      </a:schemeClr>
+                    </a:solidFill>
+                    <a:latin typeface="+mn-lt"/>
+                    <a:ea typeface="+mn-ea"/>
+                    <a:cs typeface="+mn-cs"/>
+                  </a:defRPr>
+                </a:pPr>
+                <a:r>
+                  <a:rPr lang="hu-HU"/>
+                  <a:t>particle count</a:t>
+                </a:r>
+                <a:r>
+                  <a:rPr lang="hu-HU" baseline="0"/>
+                  <a:t> (thousand)</a:t>
+                </a:r>
+                <a:endParaRPr lang="hu-HU"/>
+              </a:p>
+            </c:rich>
+          </c:tx>
+          <c:overlay val="0"/>
+          <c:spPr>
+            <a:noFill/>
+            <a:ln>
+              <a:noFill/>
+            </a:ln>
+            <a:effectLst/>
+          </c:spPr>
+          <c:txPr>
+            <a:bodyPr rot="0" spcFirstLastPara="1" vertOverflow="ellipsis" vert="horz" wrap="square" anchor="ctr" anchorCtr="1"/>
+            <a:lstStyle/>
+            <a:p>
+              <a:pPr>
+                <a:defRPr sz="1000" b="0" i="0" u="none" strike="noStrike" kern="1200" baseline="0">
+                  <a:solidFill>
+                    <a:schemeClr val="tx1">
+                      <a:lumMod val="65000"/>
+                      <a:lumOff val="35000"/>
+                    </a:schemeClr>
+                  </a:solidFill>
+                  <a:latin typeface="+mn-lt"/>
+                  <a:ea typeface="+mn-ea"/>
+                  <a:cs typeface="+mn-cs"/>
+                </a:defRPr>
+              </a:pPr>
+              <a:endParaRPr lang="hu-HU"/>
+            </a:p>
+          </c:txPr>
+        </c:title>
+        <c:numFmt formatCode="General" sourceLinked="1"/>
+        <c:majorTickMark val="none"/>
+        <c:minorTickMark val="none"/>
+        <c:tickLblPos val="nextTo"/>
+        <c:spPr>
+          <a:noFill/>
+          <a:ln w="9525" cap="flat" cmpd="sng" algn="ctr">
+            <a:solidFill>
+              <a:schemeClr val="tx1">
+                <a:lumMod val="25000"/>
+                <a:lumOff val="75000"/>
+              </a:schemeClr>
+            </a:solidFill>
+            <a:round/>
+          </a:ln>
+          <a:effectLst/>
+        </c:spPr>
+        <c:txPr>
+          <a:bodyPr rot="-60000000" spcFirstLastPara="1" vertOverflow="ellipsis" vert="horz" wrap="square" anchor="ctr" anchorCtr="1"/>
+          <a:lstStyle/>
+          <a:p>
+            <a:pPr>
+              <a:defRPr sz="900" b="0" i="0" u="none" strike="noStrike" kern="1200" baseline="0">
+                <a:solidFill>
+                  <a:schemeClr val="tx1">
+                    <a:lumMod val="65000"/>
+                    <a:lumOff val="35000"/>
+                  </a:schemeClr>
+                </a:solidFill>
+                <a:latin typeface="+mn-lt"/>
+                <a:ea typeface="+mn-ea"/>
+                <a:cs typeface="+mn-cs"/>
+              </a:defRPr>
+            </a:pPr>
+            <a:endParaRPr lang="hu-HU"/>
+          </a:p>
+        </c:txPr>
+        <c:crossAx val="970766936"/>
+        <c:crosses val="autoZero"/>
+        <c:crossBetween val="midCat"/>
+      </c:valAx>
+      <c:valAx>
+        <c:axId val="970766936"/>
+        <c:scaling>
+          <c:orientation val="minMax"/>
+        </c:scaling>
+        <c:delete val="0"/>
+        <c:axPos val="l"/>
+        <c:majorGridlines>
+          <c:spPr>
+            <a:ln w="9525" cap="flat" cmpd="sng" algn="ctr">
+              <a:solidFill>
+                <a:schemeClr val="tx1">
+                  <a:lumMod val="15000"/>
+                  <a:lumOff val="85000"/>
+                </a:schemeClr>
+              </a:solidFill>
+              <a:round/>
+            </a:ln>
+            <a:effectLst/>
+          </c:spPr>
+        </c:majorGridlines>
+        <c:title>
+          <c:tx>
+            <c:rich>
+              <a:bodyPr rot="-5400000" spcFirstLastPara="1" vertOverflow="ellipsis" vert="horz" wrap="square" anchor="ctr" anchorCtr="1"/>
+              <a:lstStyle/>
+              <a:p>
+                <a:pPr>
+                  <a:defRPr sz="1000" b="0" i="0" u="none" strike="noStrike" kern="1200" baseline="0">
+                    <a:solidFill>
+                      <a:schemeClr val="tx1">
+                        <a:lumMod val="65000"/>
+                        <a:lumOff val="35000"/>
+                      </a:schemeClr>
+                    </a:solidFill>
+                    <a:latin typeface="+mn-lt"/>
+                    <a:ea typeface="+mn-ea"/>
+                    <a:cs typeface="+mn-cs"/>
+                  </a:defRPr>
+                </a:pPr>
+                <a:r>
+                  <a:rPr lang="hu-HU"/>
+                  <a:t>FPS</a:t>
+                </a:r>
+              </a:p>
+            </c:rich>
+          </c:tx>
+          <c:overlay val="0"/>
+          <c:spPr>
+            <a:noFill/>
+            <a:ln>
+              <a:noFill/>
+            </a:ln>
+            <a:effectLst/>
+          </c:spPr>
+          <c:txPr>
+            <a:bodyPr rot="-5400000" spcFirstLastPara="1" vertOverflow="ellipsis" vert="horz" wrap="square" anchor="ctr" anchorCtr="1"/>
+            <a:lstStyle/>
+            <a:p>
+              <a:pPr>
+                <a:defRPr sz="1000" b="0" i="0" u="none" strike="noStrike" kern="1200" baseline="0">
+                  <a:solidFill>
+                    <a:schemeClr val="tx1">
+                      <a:lumMod val="65000"/>
+                      <a:lumOff val="35000"/>
+                    </a:schemeClr>
+                  </a:solidFill>
+                  <a:latin typeface="+mn-lt"/>
+                  <a:ea typeface="+mn-ea"/>
+                  <a:cs typeface="+mn-cs"/>
+                </a:defRPr>
+              </a:pPr>
+              <a:endParaRPr lang="hu-HU"/>
+            </a:p>
+          </c:txPr>
+        </c:title>
+        <c:numFmt formatCode="General" sourceLinked="1"/>
+        <c:majorTickMark val="none"/>
+        <c:minorTickMark val="none"/>
+        <c:tickLblPos val="nextTo"/>
+        <c:spPr>
+          <a:noFill/>
+          <a:ln w="9525" cap="flat" cmpd="sng" algn="ctr">
+            <a:solidFill>
+              <a:schemeClr val="tx1">
+                <a:lumMod val="25000"/>
+                <a:lumOff val="75000"/>
+              </a:schemeClr>
+            </a:solidFill>
+            <a:round/>
+          </a:ln>
+          <a:effectLst/>
+        </c:spPr>
+        <c:txPr>
+          <a:bodyPr rot="-60000000" spcFirstLastPara="1" vertOverflow="ellipsis" vert="horz" wrap="square" anchor="ctr" anchorCtr="1"/>
+          <a:lstStyle/>
+          <a:p>
+            <a:pPr>
+              <a:defRPr sz="900" b="0" i="0" u="none" strike="noStrike" kern="1200" baseline="0">
+                <a:solidFill>
+                  <a:schemeClr val="tx1">
+                    <a:lumMod val="65000"/>
+                    <a:lumOff val="35000"/>
+                  </a:schemeClr>
+                </a:solidFill>
+                <a:latin typeface="+mn-lt"/>
+                <a:ea typeface="+mn-ea"/>
+                <a:cs typeface="+mn-cs"/>
+              </a:defRPr>
+            </a:pPr>
+            <a:endParaRPr lang="hu-HU"/>
+          </a:p>
+        </c:txPr>
+        <c:crossAx val="932422704"/>
+        <c:crosses val="autoZero"/>
+        <c:crossBetween val="midCat"/>
+      </c:valAx>
+      <c:spPr>
+        <a:noFill/>
+        <a:ln>
+          <a:noFill/>
+        </a:ln>
+        <a:effectLst/>
+      </c:spPr>
+    </c:plotArea>
+    <c:legend>
+      <c:legendPos val="b"/>
+      <c:overlay val="0"/>
+      <c:spPr>
+        <a:noFill/>
+        <a:ln>
+          <a:noFill/>
+        </a:ln>
+        <a:effectLst/>
+      </c:spPr>
+      <c:txPr>
+        <a:bodyPr rot="0" spcFirstLastPara="1" vertOverflow="ellipsis" vert="horz" wrap="square" anchor="ctr" anchorCtr="1"/>
+        <a:lstStyle/>
+        <a:p>
+          <a:pPr>
+            <a:defRPr sz="900" b="0" i="0" u="none" strike="noStrike" kern="1200" baseline="0">
+              <a:solidFill>
+                <a:schemeClr val="tx1">
+                  <a:lumMod val="65000"/>
+                  <a:lumOff val="35000"/>
+                </a:schemeClr>
+              </a:solidFill>
+              <a:latin typeface="+mn-lt"/>
+              <a:ea typeface="+mn-ea"/>
+              <a:cs typeface="+mn-cs"/>
+            </a:defRPr>
+          </a:pPr>
+          <a:endParaRPr lang="hu-HU"/>
+        </a:p>
+      </c:txPr>
+    </c:legend>
+    <c:plotVisOnly val="1"/>
+    <c:dispBlanksAs val="gap"/>
+    <c:showDLblsOverMax val="0"/>
+    <c:extLst>
+      <c:ext xmlns:c16r3="http://schemas.microsoft.com/office/drawing/2017/03/chart" uri="{56B9EC1D-385E-4148-901F-78D8002777C0}">
+        <c16r3:dataDisplayOptions16>
+          <c16r3:dispNaAsBlank val="1"/>
+        </c16r3:dataDisplayOptions16>
+      </c:ext>
+    </c:extLst>
+  </c:chart>
+  <c:spPr>
+    <a:solidFill>
+      <a:schemeClr val="bg1"/>
+    </a:solidFill>
+    <a:ln w="9525" cap="flat" cmpd="sng" algn="ctr">
+      <a:solidFill>
+        <a:schemeClr val="tx1">
+          <a:lumMod val="15000"/>
+          <a:lumOff val="85000"/>
+        </a:schemeClr>
+      </a:solidFill>
+      <a:round/>
+    </a:ln>
+    <a:effectLst/>
+  </c:spPr>
+  <c:txPr>
+    <a:bodyPr/>
+    <a:lstStyle/>
+    <a:p>
+      <a:pPr>
+        <a:defRPr/>
+      </a:pPr>
+      <a:endParaRPr lang="hu-HU"/>
+    </a:p>
+  </c:txPr>
+  <c:externalData r:id="rId3">
+    <c:autoUpdate val="0"/>
+  </c:externalData>
+</c:chartSpace>
+</file>
+
+<file path=word/charts/colors1.xml><?xml version="1.0" encoding="utf-8"?>
+<cs:colorStyle xmlns:cs="http://schemas.microsoft.com/office/drawing/2012/chartStyle" xmlns:a="http://schemas.openxmlformats.org/drawingml/2006/main" meth="cycle" id="10">
+  <a:schemeClr val="accent1"/>
+  <a:schemeClr val="accent2"/>
+  <a:schemeClr val="accent3"/>
+  <a:schemeClr val="accent4"/>
+  <a:schemeClr val="accent5"/>
+  <a:schemeClr val="accent6"/>
+  <cs:variation/>
+  <cs:variation>
+    <a:lumMod val="60000"/>
+  </cs:variation>
+  <cs:variation>
+    <a:lumMod val="80000"/>
+    <a:lumOff val="20000"/>
+  </cs:variation>
+  <cs:variation>
+    <a:lumMod val="80000"/>
+  </cs:variation>
+  <cs:variation>
+    <a:lumMod val="60000"/>
+    <a:lumOff val="40000"/>
+  </cs:variation>
+  <cs:variation>
+    <a:lumMod val="50000"/>
+  </cs:variation>
+  <cs:variation>
+    <a:lumMod val="70000"/>
+    <a:lumOff val="30000"/>
+  </cs:variation>
+  <cs:variation>
+    <a:lumMod val="70000"/>
+  </cs:variation>
+  <cs:variation>
+    <a:lumMod val="50000"/>
+    <a:lumOff val="50000"/>
+  </cs:variation>
+</cs:colorStyle>
+</file>
+
+<file path=word/charts/style1.xml><?xml version="1.0" encoding="utf-8"?>
+<cs:chartStyle xmlns:cs="http://schemas.microsoft.com/office/drawing/2012/chartStyle" xmlns:a="http://schemas.openxmlformats.org/drawingml/2006/main" id="240">
+  <cs:axisTitle>
+    <cs:lnRef idx="0"/>
+    <cs:fillRef idx="0"/>
+    <cs:effectRef idx="0"/>
+    <cs:fontRef idx="minor">
+      <a:schemeClr val="tx1">
+        <a:lumMod val="65000"/>
+        <a:lumOff val="35000"/>
+      </a:schemeClr>
+    </cs:fontRef>
+    <cs:defRPr sz="1000" kern="1200"/>
+  </cs:axisTitle>
+  <cs:categoryAxis>
+    <cs:lnRef idx="0"/>
+    <cs:fillRef idx="0"/>
+    <cs:effectRef idx="0"/>
+    <cs:fontRef idx="minor">
+      <a:schemeClr val="tx1">
+        <a:lumMod val="65000"/>
+        <a:lumOff val="35000"/>
+      </a:schemeClr>
+    </cs:fontRef>
+    <cs:spPr>
+      <a:ln w="9525" cap="flat" cmpd="sng" algn="ctr">
+        <a:solidFill>
+          <a:schemeClr val="tx1">
+            <a:lumMod val="25000"/>
+            <a:lumOff val="75000"/>
+          </a:schemeClr>
+        </a:solidFill>
+        <a:round/>
+      </a:ln>
+    </cs:spPr>
+    <cs:defRPr sz="900" kern="1200"/>
+  </cs:categoryAxis>
+  <cs:chartArea mods="allowNoFillOverride allowNoLineOverride">
+    <cs:lnRef idx="0"/>
+    <cs:fillRef idx="0"/>
+    <cs:effectRef idx="0"/>
+    <cs:fontRef idx="minor">
+      <a:schemeClr val="tx1"/>
+    </cs:fontRef>
+    <cs:spPr>
+      <a:solidFill>
+        <a:schemeClr val="bg1"/>
+      </a:solidFill>
+      <a:ln w="9525" cap="flat" cmpd="sng" algn="ctr">
+        <a:solidFill>
+          <a:schemeClr val="tx1">
+            <a:lumMod val="15000"/>
+            <a:lumOff val="85000"/>
+          </a:schemeClr>
+        </a:solidFill>
+        <a:round/>
+      </a:ln>
+    </cs:spPr>
+    <cs:defRPr sz="1000" kern="1200"/>
+  </cs:chartArea>
+  <cs:dataLabel>
+    <cs:lnRef idx="0"/>
+    <cs:fillRef idx="0"/>
+    <cs:effectRef idx="0"/>
+    <cs:fontRef idx="minor">
+      <a:schemeClr val="tx1">
+        <a:lumMod val="75000"/>
+        <a:lumOff val="25000"/>
+      </a:schemeClr>
+    </cs:fontRef>
+    <cs:defRPr sz="900" kern="1200"/>
+  </cs:dataLabel>
+  <cs:dataLabelCallout>
+    <cs:lnRef idx="0"/>
+    <cs:fillRef idx="0"/>
+    <cs:effectRef idx="0"/>
+    <cs:fontRef idx="minor">
+      <a:schemeClr val="dk1">
+        <a:lumMod val="65000"/>
+        <a:lumOff val="35000"/>
+      </a:schemeClr>
+    </cs:fontRef>
+    <cs:spPr>
+      <a:solidFill>
+        <a:schemeClr val="lt1"/>
+      </a:solidFill>
+      <a:ln>
+        <a:solidFill>
+          <a:schemeClr val="dk1">
+            <a:lumMod val="25000"/>
+            <a:lumOff val="75000"/>
+          </a:schemeClr>
+        </a:solidFill>
+      </a:ln>
+    </cs:spPr>
+    <cs:defRPr sz="900" kern="1200"/>
+    <cs:bodyPr rot="0" spcFirstLastPara="1" vertOverflow="clip" horzOverflow="clip" vert="horz" wrap="square" lIns="36576" tIns="18288" rIns="36576" bIns="18288" anchor="ctr" anchorCtr="1">
+      <a:spAutoFit/>
+    </cs:bodyPr>
+  </cs:dataLabelCallout>
+  <cs:dataPoint>
+    <cs:lnRef idx="0"/>
+    <cs:fillRef idx="1">
+      <cs:styleClr val="auto"/>
+    </cs:fillRef>
+    <cs:effectRef idx="0"/>
+    <cs:fontRef idx="minor">
+      <a:schemeClr val="tx1"/>
+    </cs:fontRef>
+  </cs:dataPoint>
+  <cs:dataPoint3D>
+    <cs:lnRef idx="0"/>
+    <cs:fillRef idx="1">
+      <cs:styleClr val="auto"/>
+    </cs:fillRef>
+    <cs:effectRef idx="0"/>
+    <cs:fontRef idx="minor">
+      <a:schemeClr val="tx1"/>
+    </cs:fontRef>
+  </cs:dataPoint3D>
+  <cs:dataPointLine>
+    <cs:lnRef idx="0">
+      <cs:styleClr val="auto"/>
+    </cs:lnRef>
+    <cs:fillRef idx="1"/>
+    <cs:effectRef idx="0"/>
+    <cs:fontRef idx="minor">
+      <a:schemeClr val="tx1"/>
+    </cs:fontRef>
+    <cs:spPr>
+      <a:ln w="19050" cap="rnd">
+        <a:solidFill>
+          <a:schemeClr val="phClr"/>
+        </a:solidFill>
+        <a:round/>
+      </a:ln>
+    </cs:spPr>
+  </cs:dataPointLine>
+  <cs:dataPointMarker>
+    <cs:lnRef idx="0">
+      <cs:styleClr val="auto"/>
+    </cs:lnRef>
+    <cs:fillRef idx="1">
+      <cs:styleClr val="auto"/>
+    </cs:fillRef>
+    <cs:effectRef idx="0"/>
+    <cs:fontRef idx="minor">
+      <a:schemeClr val="tx1"/>
+    </cs:fontRef>
+    <cs:spPr>
+      <a:ln w="9525">
+        <a:solidFill>
+          <a:schemeClr val="phClr"/>
+        </a:solidFill>
+      </a:ln>
+    </cs:spPr>
+  </cs:dataPointMarker>
+  <cs:dataPointMarkerLayout symbol="circle" size="5"/>
+  <cs:dataPointWireframe>
+    <cs:lnRef idx="0">
+      <cs:styleClr val="auto"/>
+    </cs:lnRef>
+    <cs:fillRef idx="0"/>
+    <cs:effectRef idx="0"/>
+    <cs:fontRef idx="minor">
+      <a:schemeClr val="dk1"/>
+    </cs:fontRef>
+    <cs:spPr>
+      <a:ln w="9525" cap="rnd">
+        <a:solidFill>
+          <a:schemeClr val="phClr"/>
+        </a:solidFill>
+        <a:round/>
+      </a:ln>
+    </cs:spPr>
+  </cs:dataPointWireframe>
+  <cs:dataTable>
+    <cs:lnRef idx="0"/>
+    <cs:fillRef idx="0"/>
+    <cs:effectRef idx="0"/>
+    <cs:fontRef idx="minor">
+      <a:schemeClr val="tx1">
+        <a:lumMod val="65000"/>
+        <a:lumOff val="35000"/>
+      </a:schemeClr>
+    </cs:fontRef>
+    <cs:spPr>
+      <a:noFill/>
+      <a:ln w="9525" cap="flat" cmpd="sng" algn="ctr">
+        <a:solidFill>
+          <a:schemeClr val="tx1">
+            <a:lumMod val="15000"/>
+            <a:lumOff val="85000"/>
+          </a:schemeClr>
+        </a:solidFill>
+        <a:round/>
+      </a:ln>
+    </cs:spPr>
+    <cs:defRPr sz="900" kern="1200"/>
+  </cs:dataTable>
+  <cs:downBar>
+    <cs:lnRef idx="0"/>
+    <cs:fillRef idx="0"/>
+    <cs:effectRef idx="0"/>
+    <cs:fontRef idx="minor">
+      <a:schemeClr val="tx1"/>
+    </cs:fontRef>
+    <cs:spPr>
+      <a:solidFill>
+        <a:schemeClr val="dk1">
+          <a:lumMod val="75000"/>
+          <a:lumOff val="25000"/>
+        </a:schemeClr>
+      </a:solidFill>
+      <a:ln w="9525" cap="flat" cmpd="sng" algn="ctr">
+        <a:solidFill>
+          <a:schemeClr val="tx1">
+            <a:lumMod val="65000"/>
+            <a:lumOff val="35000"/>
+          </a:schemeClr>
+        </a:solidFill>
+        <a:round/>
+      </a:ln>
+    </cs:spPr>
+  </cs:downBar>
+  <cs:dropLine>
+    <cs:lnRef idx="0"/>
+    <cs:fillRef idx="0"/>
+    <cs:effectRef idx="0"/>
+    <cs:fontRef idx="minor">
+      <a:schemeClr val="tx1"/>
+    </cs:fontRef>
+    <cs:spPr>
+      <a:ln w="9525" cap="flat" cmpd="sng" algn="ctr">
+        <a:solidFill>
+          <a:schemeClr val="tx1">
+            <a:lumMod val="35000"/>
+            <a:lumOff val="65000"/>
+          </a:schemeClr>
+        </a:solidFill>
+        <a:round/>
+      </a:ln>
+    </cs:spPr>
+  </cs:dropLine>
+  <cs:errorBar>
+    <cs:lnRef idx="0"/>
+    <cs:fillRef idx="0"/>
+    <cs:effectRef idx="0"/>
+    <cs:fontRef idx="minor">
+      <a:schemeClr val="tx1"/>
+    </cs:fontRef>
+    <cs:spPr>
+      <a:ln w="9525" cap="flat" cmpd="sng" algn="ctr">
+        <a:solidFill>
+          <a:schemeClr val="tx1">
+            <a:lumMod val="65000"/>
+            <a:lumOff val="35000"/>
+          </a:schemeClr>
+        </a:solidFill>
+        <a:round/>
+      </a:ln>
+    </cs:spPr>
+  </cs:errorBar>
+  <cs:floor>
+    <cs:lnRef idx="0"/>
+    <cs:fillRef idx="0"/>
+    <cs:effectRef idx="0"/>
+    <cs:fontRef idx="minor">
+      <a:schemeClr val="tx1"/>
+    </cs:fontRef>
+    <cs:spPr>
+      <a:noFill/>
+      <a:ln>
+        <a:noFill/>
+      </a:ln>
+    </cs:spPr>
+  </cs:floor>
+  <cs:gridlineMajor>
+    <cs:lnRef idx="0"/>
+    <cs:fillRef idx="0"/>
+    <cs:effectRef idx="0"/>
+    <cs:fontRef idx="minor">
+      <a:schemeClr val="tx1"/>
+    </cs:fontRef>
+    <cs:spPr>
+      <a:ln w="9525" cap="flat" cmpd="sng" algn="ctr">
+        <a:solidFill>
+          <a:schemeClr val="tx1">
+            <a:lumMod val="15000"/>
+            <a:lumOff val="85000"/>
+          </a:schemeClr>
+        </a:solidFill>
+        <a:round/>
+      </a:ln>
+    </cs:spPr>
+  </cs:gridlineMajor>
+  <cs:gridlineMinor>
+    <cs:lnRef idx="0"/>
+    <cs:fillRef idx="0"/>
+    <cs:effectRef idx="0"/>
+    <cs:fontRef idx="minor">
+      <a:schemeClr val="tx1"/>
+    </cs:fontRef>
+    <cs:spPr>
+      <a:ln w="9525" cap="flat" cmpd="sng" algn="ctr">
+        <a:solidFill>
+          <a:schemeClr val="tx1">
+            <a:lumMod val="5000"/>
+            <a:lumOff val="95000"/>
+          </a:schemeClr>
+        </a:solidFill>
+        <a:round/>
+      </a:ln>
+    </cs:spPr>
+  </cs:gridlineMinor>
+  <cs:hiLoLine>
+    <cs:lnRef idx="0"/>
+    <cs:fillRef idx="0"/>
+    <cs:effectRef idx="0"/>
+    <cs:fontRef idx="minor">
+      <a:schemeClr val="tx1"/>
+    </cs:fontRef>
+    <cs:spPr>
+      <a:ln w="9525" cap="flat" cmpd="sng" algn="ctr">
+        <a:solidFill>
+          <a:schemeClr val="tx1">
+            <a:lumMod val="50000"/>
+            <a:lumOff val="50000"/>
+          </a:schemeClr>
+        </a:solidFill>
+        <a:round/>
+      </a:ln>
+    </cs:spPr>
+  </cs:hiLoLine>
+  <cs:leaderLine>
+    <cs:lnRef idx="0"/>
+    <cs:fillRef idx="0"/>
+    <cs:effectRef idx="0"/>
+    <cs:fontRef idx="minor">
+      <a:schemeClr val="tx1"/>
+    </cs:fontRef>
+    <cs:spPr>
+      <a:ln w="9525" cap="flat" cmpd="sng" algn="ctr">
+        <a:solidFill>
+          <a:schemeClr val="tx1">
+            <a:lumMod val="35000"/>
+            <a:lumOff val="65000"/>
+          </a:schemeClr>
+        </a:solidFill>
+        <a:round/>
+      </a:ln>
+    </cs:spPr>
+  </cs:leaderLine>
+  <cs:legend>
+    <cs:lnRef idx="0"/>
+    <cs:fillRef idx="0"/>
+    <cs:effectRef idx="0"/>
+    <cs:fontRef idx="minor">
+      <a:schemeClr val="tx1">
+        <a:lumMod val="65000"/>
+        <a:lumOff val="35000"/>
+      </a:schemeClr>
+    </cs:fontRef>
+    <cs:defRPr sz="900" kern="1200"/>
+  </cs:legend>
+  <cs:plotArea mods="allowNoFillOverride allowNoLineOverride">
+    <cs:lnRef idx="0"/>
+    <cs:fillRef idx="0"/>
+    <cs:effectRef idx="0"/>
+    <cs:fontRef idx="minor">
+      <a:schemeClr val="tx1"/>
+    </cs:fontRef>
+  </cs:plotArea>
+  <cs:plotArea3D mods="allowNoFillOverride allowNoLineOverride">
+    <cs:lnRef idx="0"/>
+    <cs:fillRef idx="0"/>
+    <cs:effectRef idx="0"/>
+    <cs:fontRef idx="minor">
+      <a:schemeClr val="tx1"/>
+    </cs:fontRef>
+  </cs:plotArea3D>
+  <cs:seriesAxis>
+    <cs:lnRef idx="0"/>
+    <cs:fillRef idx="0"/>
+    <cs:effectRef idx="0"/>
+    <cs:fontRef idx="minor">
+      <a:schemeClr val="tx1">
+        <a:lumMod val="65000"/>
+        <a:lumOff val="35000"/>
+      </a:schemeClr>
+    </cs:fontRef>
+    <cs:defRPr sz="900" kern="1200"/>
+  </cs:seriesAxis>
+  <cs:seriesLine>
+    <cs:lnRef idx="0"/>
+    <cs:fillRef idx="0"/>
+    <cs:effectRef idx="0"/>
+    <cs:fontRef idx="minor">
+      <a:schemeClr val="tx1"/>
+    </cs:fontRef>
+    <cs:spPr>
+      <a:ln w="9525" cap="flat" cmpd="sng" algn="ctr">
+        <a:solidFill>
+          <a:schemeClr val="tx1">
+            <a:lumMod val="35000"/>
+            <a:lumOff val="65000"/>
+          </a:schemeClr>
+        </a:solidFill>
+        <a:round/>
+      </a:ln>
+    </cs:spPr>
+  </cs:seriesLine>
+  <cs:title>
+    <cs:lnRef idx="0"/>
+    <cs:fillRef idx="0"/>
+    <cs:effectRef idx="0"/>
+    <cs:fontRef idx="minor">
+      <a:schemeClr val="tx1">
+        <a:lumMod val="65000"/>
+        <a:lumOff val="35000"/>
+      </a:schemeClr>
+    </cs:fontRef>
+    <cs:defRPr sz="1400" b="0" kern="1200" spc="0" baseline="0"/>
+  </cs:title>
+  <cs:trendline>
+    <cs:lnRef idx="0">
+      <cs:styleClr val="auto"/>
+    </cs:lnRef>
+    <cs:fillRef idx="0"/>
+    <cs:effectRef idx="0"/>
+    <cs:fontRef idx="minor">
+      <a:schemeClr val="tx1"/>
+    </cs:fontRef>
+    <cs:spPr>
+      <a:ln w="19050" cap="rnd">
+        <a:solidFill>
+          <a:schemeClr val="phClr"/>
+        </a:solidFill>
+        <a:prstDash val="sysDot"/>
+      </a:ln>
+    </cs:spPr>
+  </cs:trendline>
+  <cs:trendlineLabel>
+    <cs:lnRef idx="0"/>
+    <cs:fillRef idx="0"/>
+    <cs:effectRef idx="0"/>
+    <cs:fontRef idx="minor">
+      <a:schemeClr val="tx1">
+        <a:lumMod val="65000"/>
+        <a:lumOff val="35000"/>
+      </a:schemeClr>
+    </cs:fontRef>
+    <cs:defRPr sz="900" kern="1200"/>
+  </cs:trendlineLabel>
+  <cs:upBar>
+    <cs:lnRef idx="0"/>
+    <cs:fillRef idx="0"/>
+    <cs:effectRef idx="0"/>
+    <cs:fontRef idx="minor">
+      <a:schemeClr val="tx1"/>
+    </cs:fontRef>
+    <cs:spPr>
+      <a:solidFill>
+        <a:schemeClr val="lt1"/>
+      </a:solidFill>
+      <a:ln w="9525" cap="flat" cmpd="sng" algn="ctr">
+        <a:solidFill>
+          <a:schemeClr val="tx1">
+            <a:lumMod val="65000"/>
+            <a:lumOff val="35000"/>
+          </a:schemeClr>
+        </a:solidFill>
+        <a:round/>
+      </a:ln>
+    </cs:spPr>
+  </cs:upBar>
+  <cs:valueAxis>
+    <cs:lnRef idx="0"/>
+    <cs:fillRef idx="0"/>
+    <cs:effectRef idx="0"/>
+    <cs:fontRef idx="minor">
+      <a:schemeClr val="tx1">
+        <a:lumMod val="65000"/>
+        <a:lumOff val="35000"/>
+      </a:schemeClr>
+    </cs:fontRef>
+    <cs:spPr>
+      <a:ln w="9525" cap="flat" cmpd="sng" algn="ctr">
+        <a:solidFill>
+          <a:schemeClr val="tx1">
+            <a:lumMod val="25000"/>
+            <a:lumOff val="75000"/>
+          </a:schemeClr>
+        </a:solidFill>
+        <a:round/>
+      </a:ln>
+    </cs:spPr>
+    <cs:defRPr sz="900" kern="1200"/>
+  </cs:valueAxis>
+  <cs:wall>
+    <cs:lnRef idx="0"/>
+    <cs:fillRef idx="0"/>
+    <cs:effectRef idx="0"/>
+    <cs:fontRef idx="minor">
+      <a:schemeClr val="tx1"/>
+    </cs:fontRef>
+    <cs:spPr>
+      <a:noFill/>
+      <a:ln>
+        <a:noFill/>
+      </a:ln>
+    </cs:spPr>
+  </cs:wall>
+</cs:chartStyle>
 </file>
 
 <file path=word/theme/theme1.xml><?xml version="1.0" encoding="utf-8"?>
